--- a/Qgenie Docs.docx
+++ b/Qgenie Docs.docx
@@ -284,7 +284,6 @@
                                       <w:lang w:val="en-US"/>
                                     </w:rPr>
                                   </w:pPr>
-                                  <w:proofErr w:type="spellStart"/>
                                   <w:r>
                                     <w:rPr>
                                       <w:sz w:val="24"/>
@@ -301,7 +300,6 @@
                                     </w:rPr>
                                     <w:t>.jsx</w:t>
                                   </w:r>
-                                  <w:proofErr w:type="spellEnd"/>
                                 </w:p>
                               </w:tc>
                               <w:tc>
@@ -373,18 +371,8 @@
                                       <w:szCs w:val="24"/>
                                       <w:lang w:val="en-US"/>
                                     </w:rPr>
-                                    <w:t>/</w:t>
-                                  </w:r>
-                                  <w:proofErr w:type="spellStart"/>
-                                  <w:r>
-                                    <w:rPr>
-                                      <w:sz w:val="24"/>
-                                      <w:szCs w:val="24"/>
-                                      <w:lang w:val="en-US"/>
-                                    </w:rPr>
-                                    <w:t>editProfile</w:t>
-                                  </w:r>
-                                  <w:proofErr w:type="spellEnd"/>
+                                    <w:t>/editProfile</w:t>
+                                  </w:r>
                                 </w:p>
                               </w:tc>
                               <w:tc>
@@ -484,18 +472,8 @@
                                       <w:szCs w:val="24"/>
                                       <w:lang w:val="en-US"/>
                                     </w:rPr>
-                                    <w:t>/</w:t>
-                                  </w:r>
-                                  <w:proofErr w:type="spellStart"/>
-                                  <w:r>
-                                    <w:rPr>
-                                      <w:sz w:val="24"/>
-                                      <w:szCs w:val="24"/>
-                                      <w:lang w:val="en-US"/>
-                                    </w:rPr>
-                                    <w:t>confirmAccess</w:t>
-                                  </w:r>
-                                  <w:proofErr w:type="spellEnd"/>
+                                    <w:t>/confirmAccess</w:t>
+                                  </w:r>
                                 </w:p>
                               </w:tc>
                               <w:tc>
@@ -611,18 +589,8 @@
                                       <w:szCs w:val="24"/>
                                       <w:lang w:val="en-US"/>
                                     </w:rPr>
-                                    <w:t>/</w:t>
-                                  </w:r>
-                                  <w:proofErr w:type="spellStart"/>
-                                  <w:r>
-                                    <w:rPr>
-                                      <w:sz w:val="24"/>
-                                      <w:szCs w:val="24"/>
-                                      <w:lang w:val="en-US"/>
-                                    </w:rPr>
-                                    <w:t>resetPassword</w:t>
-                                  </w:r>
-                                  <w:proofErr w:type="spellEnd"/>
+                                    <w:t>/resetPassword</w:t>
+                                  </w:r>
                                 </w:p>
                               </w:tc>
                               <w:tc>
@@ -760,7 +728,6 @@
                                       <w:lang w:val="en-US"/>
                                     </w:rPr>
                                   </w:pPr>
-                                  <w:proofErr w:type="spellStart"/>
                                   <w:r>
                                     <w:rPr>
                                       <w:sz w:val="24"/>
@@ -777,7 +744,6 @@
                                     </w:rPr>
                                     <w:t>.jsx</w:t>
                                   </w:r>
-                                  <w:proofErr w:type="spellEnd"/>
                                 </w:p>
                               </w:tc>
                               <w:tc>
@@ -1013,7 +979,6 @@
                                       <w:lang w:val="en-US"/>
                                     </w:rPr>
                                   </w:pPr>
-                                  <w:proofErr w:type="spellStart"/>
                                   <w:r>
                                     <w:rPr>
                                       <w:sz w:val="24"/>
@@ -1030,7 +995,6 @@
                                     </w:rPr>
                                     <w:t>.jsx</w:t>
                                   </w:r>
-                                  <w:proofErr w:type="spellEnd"/>
                                 </w:p>
                               </w:tc>
                               <w:tc>
@@ -1102,18 +1066,8 @@
                                       <w:szCs w:val="24"/>
                                       <w:lang w:val="en-US"/>
                                     </w:rPr>
-                                    <w:t>/</w:t>
-                                  </w:r>
-                                  <w:proofErr w:type="spellStart"/>
-                                  <w:r>
-                                    <w:rPr>
-                                      <w:sz w:val="24"/>
-                                      <w:szCs w:val="24"/>
-                                      <w:lang w:val="en-US"/>
-                                    </w:rPr>
-                                    <w:t>editProfile</w:t>
-                                  </w:r>
-                                  <w:proofErr w:type="spellEnd"/>
+                                    <w:t>/editProfile</w:t>
+                                  </w:r>
                                 </w:p>
                               </w:tc>
                               <w:tc>
@@ -1213,18 +1167,8 @@
                                       <w:szCs w:val="24"/>
                                       <w:lang w:val="en-US"/>
                                     </w:rPr>
-                                    <w:t>/</w:t>
-                                  </w:r>
-                                  <w:proofErr w:type="spellStart"/>
-                                  <w:r>
-                                    <w:rPr>
-                                      <w:sz w:val="24"/>
-                                      <w:szCs w:val="24"/>
-                                      <w:lang w:val="en-US"/>
-                                    </w:rPr>
-                                    <w:t>confirmAccess</w:t>
-                                  </w:r>
-                                  <w:proofErr w:type="spellEnd"/>
+                                    <w:t>/confirmAccess</w:t>
+                                  </w:r>
                                 </w:p>
                               </w:tc>
                               <w:tc>
@@ -1348,18 +1292,8 @@
                                       <w:szCs w:val="24"/>
                                       <w:lang w:val="en-US"/>
                                     </w:rPr>
-                                    <w:t>/</w:t>
-                                  </w:r>
-                                  <w:proofErr w:type="spellStart"/>
-                                  <w:r>
-                                    <w:rPr>
-                                      <w:sz w:val="24"/>
-                                      <w:szCs w:val="24"/>
-                                      <w:lang w:val="en-US"/>
-                                    </w:rPr>
-                                    <w:t>resetPassword</w:t>
-                                  </w:r>
-                                  <w:proofErr w:type="spellEnd"/>
+                                    <w:t>/resetPassword</w:t>
+                                  </w:r>
                                 </w:p>
                               </w:tc>
                               <w:tc>
@@ -1497,7 +1431,6 @@
                                       <w:lang w:val="en-US"/>
                                     </w:rPr>
                                   </w:pPr>
-                                  <w:proofErr w:type="spellStart"/>
                                   <w:r>
                                     <w:rPr>
                                       <w:sz w:val="24"/>
@@ -1514,7 +1447,6 @@
                                     </w:rPr>
                                     <w:t>.jsx</w:t>
                                   </w:r>
-                                  <w:proofErr w:type="spellEnd"/>
                                   <w:r>
                                     <w:rPr>
                                       <w:sz w:val="24"/>
@@ -1764,18 +1696,8 @@
                                       <w:szCs w:val="24"/>
                                       <w:lang w:val="en-US"/>
                                     </w:rPr>
-                                    <w:t xml:space="preserve">Template &gt; Create &gt; </w:t>
-                                  </w:r>
-                                  <w:proofErr w:type="spellStart"/>
-                                  <w:r>
-                                    <w:rPr>
-                                      <w:sz w:val="24"/>
-                                      <w:szCs w:val="24"/>
-                                      <w:lang w:val="en-US"/>
-                                    </w:rPr>
-                                    <w:t>index.jsx</w:t>
-                                  </w:r>
-                                  <w:proofErr w:type="spellEnd"/>
+                                    <w:t>Template &gt; Create &gt; index.jsx</w:t>
+                                  </w:r>
                                 </w:p>
                               </w:tc>
                               <w:tc>
@@ -1891,18 +1813,8 @@
                                       <w:szCs w:val="24"/>
                                       <w:lang w:val="en-US"/>
                                     </w:rPr>
-                                    <w:t xml:space="preserve">Template &gt; Create &gt; </w:t>
-                                  </w:r>
-                                  <w:proofErr w:type="spellStart"/>
-                                  <w:r>
-                                    <w:rPr>
-                                      <w:sz w:val="24"/>
-                                      <w:szCs w:val="24"/>
-                                      <w:lang w:val="en-US"/>
-                                    </w:rPr>
-                                    <w:t>index.jsx</w:t>
-                                  </w:r>
-                                  <w:proofErr w:type="spellEnd"/>
+                                    <w:t>Template &gt; Create &gt; index.jsx</w:t>
+                                  </w:r>
                                 </w:p>
                               </w:tc>
                               <w:tc>
@@ -1974,18 +1886,8 @@
                                       <w:szCs w:val="24"/>
                                       <w:lang w:val="en-US"/>
                                     </w:rPr>
-                                    <w:t>/</w:t>
-                                  </w:r>
-                                  <w:proofErr w:type="spellStart"/>
-                                  <w:r>
-                                    <w:rPr>
-                                      <w:sz w:val="24"/>
-                                      <w:szCs w:val="24"/>
-                                      <w:lang w:val="en-US"/>
-                                    </w:rPr>
-                                    <w:t>getAll</w:t>
-                                  </w:r>
-                                  <w:proofErr w:type="spellEnd"/>
+                                    <w:t>/getAll</w:t>
+                                  </w:r>
                                 </w:p>
                               </w:tc>
                               <w:tc>
@@ -2044,18 +1946,8 @@
                                       <w:szCs w:val="24"/>
                                       <w:lang w:val="en-US"/>
                                     </w:rPr>
-                                    <w:t xml:space="preserve">Template &gt; </w:t>
-                                  </w:r>
-                                  <w:proofErr w:type="spellStart"/>
-                                  <w:r>
-                                    <w:rPr>
-                                      <w:sz w:val="24"/>
-                                      <w:szCs w:val="24"/>
-                                      <w:lang w:val="en-US"/>
-                                    </w:rPr>
-                                    <w:t>index.jsx</w:t>
-                                  </w:r>
-                                  <w:proofErr w:type="spellEnd"/>
+                                    <w:t>Template &gt; index.jsx</w:t>
+                                  </w:r>
                                 </w:p>
                               </w:tc>
                               <w:tc>
@@ -2173,33 +2065,13 @@
                                       <w:lang w:val="en-US"/>
                                     </w:rPr>
                                   </w:pPr>
-                                  <w:proofErr w:type="spellStart"/>
-                                  <w:proofErr w:type="gramStart"/>
-                                  <w:r>
-                                    <w:rPr>
-                                      <w:sz w:val="24"/>
-                                      <w:szCs w:val="24"/>
-                                      <w:lang w:val="en-US"/>
-                                    </w:rPr>
-                                    <w:t>ViewTemplate.jsx</w:t>
-                                  </w:r>
-                                  <w:proofErr w:type="spellEnd"/>
-                                  <w:r>
-                                    <w:rPr>
-                                      <w:sz w:val="24"/>
-                                      <w:szCs w:val="24"/>
-                                      <w:lang w:val="en-US"/>
-                                    </w:rPr>
-                                    <w:t>(</w:t>
-                                  </w:r>
-                                  <w:proofErr w:type="gramEnd"/>
-                                  <w:r>
-                                    <w:rPr>
-                                      <w:sz w:val="24"/>
-                                      <w:szCs w:val="24"/>
-                                      <w:lang w:val="en-US"/>
-                                    </w:rPr>
-                                    <w:t>Components)</w:t>
+                                  <w:r>
+                                    <w:rPr>
+                                      <w:sz w:val="24"/>
+                                      <w:szCs w:val="24"/>
+                                      <w:lang w:val="en-US"/>
+                                    </w:rPr>
+                                    <w:t>ViewTemplate.jsx(Components)</w:t>
                                   </w:r>
                                 </w:p>
                               </w:tc>
@@ -2308,18 +2180,8 @@
                                       <w:szCs w:val="24"/>
                                       <w:lang w:val="en-US"/>
                                     </w:rPr>
-                                    <w:t xml:space="preserve">Template &gt; </w:t>
-                                  </w:r>
-                                  <w:proofErr w:type="spellStart"/>
-                                  <w:r>
-                                    <w:rPr>
-                                      <w:sz w:val="24"/>
-                                      <w:szCs w:val="24"/>
-                                      <w:lang w:val="en-US"/>
-                                    </w:rPr>
-                                    <w:t>index.jsx</w:t>
-                                  </w:r>
-                                  <w:proofErr w:type="spellEnd"/>
+                                    <w:t>Template &gt; index.jsx</w:t>
+                                  </w:r>
                                 </w:p>
                               </w:tc>
                               <w:tc>
@@ -2501,18 +2363,8 @@
                                       <w:szCs w:val="24"/>
                                       <w:lang w:val="en-US"/>
                                     </w:rPr>
-                                    <w:t>assessment /</w:t>
-                                  </w:r>
-                                  <w:proofErr w:type="spellStart"/>
-                                  <w:r>
-                                    <w:rPr>
-                                      <w:sz w:val="24"/>
-                                      <w:szCs w:val="24"/>
-                                      <w:lang w:val="en-US"/>
-                                    </w:rPr>
-                                    <w:t>createAi</w:t>
-                                  </w:r>
-                                  <w:proofErr w:type="spellEnd"/>
+                                    <w:t>assessment /createAi</w:t>
+                                  </w:r>
                                 </w:p>
                               </w:tc>
                               <w:tc>
@@ -2697,18 +2549,8 @@
                                       <w:szCs w:val="24"/>
                                       <w:lang w:val="en-US"/>
                                     </w:rPr>
-                                    <w:t>assessment/</w:t>
-                                  </w:r>
-                                  <w:proofErr w:type="spellStart"/>
-                                  <w:r>
-                                    <w:rPr>
-                                      <w:sz w:val="24"/>
-                                      <w:szCs w:val="24"/>
-                                      <w:lang w:val="en-US"/>
-                                    </w:rPr>
-                                    <w:t>getAll</w:t>
-                                  </w:r>
-                                  <w:proofErr w:type="spellEnd"/>
+                                    <w:t>assessment/getAll</w:t>
+                                  </w:r>
                                 </w:p>
                               </w:tc>
                               <w:tc>
@@ -2751,18 +2593,8 @@
                                       <w:szCs w:val="24"/>
                                       <w:lang w:val="en-US"/>
                                     </w:rPr>
-                                    <w:t xml:space="preserve">Assessment &gt; </w:t>
-                                  </w:r>
-                                  <w:proofErr w:type="spellStart"/>
-                                  <w:r>
-                                    <w:rPr>
-                                      <w:sz w:val="24"/>
-                                      <w:szCs w:val="24"/>
-                                      <w:lang w:val="en-US"/>
-                                    </w:rPr>
-                                    <w:t>index.jsx</w:t>
-                                  </w:r>
-                                  <w:proofErr w:type="spellEnd"/>
+                                    <w:t>Assessment &gt; index.jsx</w:t>
+                                  </w:r>
                                 </w:p>
                               </w:tc>
                               <w:tc>
@@ -2963,18 +2795,8 @@
                                       <w:szCs w:val="24"/>
                                       <w:lang w:val="en-US"/>
                                     </w:rPr>
-                                    <w:t xml:space="preserve">Assessment &gt; </w:t>
-                                  </w:r>
-                                  <w:proofErr w:type="spellStart"/>
-                                  <w:r>
-                                    <w:rPr>
-                                      <w:sz w:val="24"/>
-                                      <w:szCs w:val="24"/>
-                                      <w:lang w:val="en-US"/>
-                                    </w:rPr>
-                                    <w:t>index.jsx</w:t>
-                                  </w:r>
-                                  <w:proofErr w:type="spellEnd"/>
+                                    <w:t>Assessment &gt; index.jsx</w:t>
+                                  </w:r>
                                 </w:p>
                               </w:tc>
                               <w:tc>
@@ -3118,18 +2940,8 @@
                                       <w:szCs w:val="24"/>
                                       <w:lang w:val="en-US"/>
                                     </w:rPr>
-                                    <w:t>/</w:t>
-                                  </w:r>
-                                  <w:proofErr w:type="spellStart"/>
-                                  <w:r>
-                                    <w:rPr>
-                                      <w:sz w:val="24"/>
-                                      <w:szCs w:val="24"/>
-                                      <w:lang w:val="en-US"/>
-                                    </w:rPr>
-                                    <w:t>getAll</w:t>
-                                  </w:r>
-                                  <w:proofErr w:type="spellEnd"/>
+                                    <w:t>/getAll</w:t>
+                                  </w:r>
                                 </w:p>
                               </w:tc>
                               <w:tc>
@@ -3958,7 +3770,6 @@
                                 <w:lang w:val="en-US"/>
                               </w:rPr>
                             </w:pPr>
-                            <w:proofErr w:type="spellStart"/>
                             <w:r>
                               <w:rPr>
                                 <w:sz w:val="24"/>
@@ -3975,7 +3786,6 @@
                               </w:rPr>
                               <w:t>.jsx</w:t>
                             </w:r>
-                            <w:proofErr w:type="spellEnd"/>
                           </w:p>
                         </w:tc>
                         <w:tc>
@@ -4047,18 +3857,8 @@
                                 <w:szCs w:val="24"/>
                                 <w:lang w:val="en-US"/>
                               </w:rPr>
-                              <w:t>/</w:t>
-                            </w:r>
-                            <w:proofErr w:type="spellStart"/>
-                            <w:r>
-                              <w:rPr>
-                                <w:sz w:val="24"/>
-                                <w:szCs w:val="24"/>
-                                <w:lang w:val="en-US"/>
-                              </w:rPr>
-                              <w:t>editProfile</w:t>
-                            </w:r>
-                            <w:proofErr w:type="spellEnd"/>
+                              <w:t>/editProfile</w:t>
+                            </w:r>
                           </w:p>
                         </w:tc>
                         <w:tc>
@@ -4158,18 +3958,8 @@
                                 <w:szCs w:val="24"/>
                                 <w:lang w:val="en-US"/>
                               </w:rPr>
-                              <w:t>/</w:t>
-                            </w:r>
-                            <w:proofErr w:type="spellStart"/>
-                            <w:r>
-                              <w:rPr>
-                                <w:sz w:val="24"/>
-                                <w:szCs w:val="24"/>
-                                <w:lang w:val="en-US"/>
-                              </w:rPr>
-                              <w:t>confirmAccess</w:t>
-                            </w:r>
-                            <w:proofErr w:type="spellEnd"/>
+                              <w:t>/confirmAccess</w:t>
+                            </w:r>
                           </w:p>
                         </w:tc>
                         <w:tc>
@@ -4285,18 +4075,8 @@
                                 <w:szCs w:val="24"/>
                                 <w:lang w:val="en-US"/>
                               </w:rPr>
-                              <w:t>/</w:t>
-                            </w:r>
-                            <w:proofErr w:type="spellStart"/>
-                            <w:r>
-                              <w:rPr>
-                                <w:sz w:val="24"/>
-                                <w:szCs w:val="24"/>
-                                <w:lang w:val="en-US"/>
-                              </w:rPr>
-                              <w:t>resetPassword</w:t>
-                            </w:r>
-                            <w:proofErr w:type="spellEnd"/>
+                              <w:t>/resetPassword</w:t>
+                            </w:r>
                           </w:p>
                         </w:tc>
                         <w:tc>
@@ -4434,7 +4214,6 @@
                                 <w:lang w:val="en-US"/>
                               </w:rPr>
                             </w:pPr>
-                            <w:proofErr w:type="spellStart"/>
                             <w:r>
                               <w:rPr>
                                 <w:sz w:val="24"/>
@@ -4451,7 +4230,6 @@
                               </w:rPr>
                               <w:t>.jsx</w:t>
                             </w:r>
-                            <w:proofErr w:type="spellEnd"/>
                           </w:p>
                         </w:tc>
                         <w:tc>
@@ -4687,7 +4465,6 @@
                                 <w:lang w:val="en-US"/>
                               </w:rPr>
                             </w:pPr>
-                            <w:proofErr w:type="spellStart"/>
                             <w:r>
                               <w:rPr>
                                 <w:sz w:val="24"/>
@@ -4704,7 +4481,6 @@
                               </w:rPr>
                               <w:t>.jsx</w:t>
                             </w:r>
-                            <w:proofErr w:type="spellEnd"/>
                           </w:p>
                         </w:tc>
                         <w:tc>
@@ -4776,18 +4552,8 @@
                                 <w:szCs w:val="24"/>
                                 <w:lang w:val="en-US"/>
                               </w:rPr>
-                              <w:t>/</w:t>
-                            </w:r>
-                            <w:proofErr w:type="spellStart"/>
-                            <w:r>
-                              <w:rPr>
-                                <w:sz w:val="24"/>
-                                <w:szCs w:val="24"/>
-                                <w:lang w:val="en-US"/>
-                              </w:rPr>
-                              <w:t>editProfile</w:t>
-                            </w:r>
-                            <w:proofErr w:type="spellEnd"/>
+                              <w:t>/editProfile</w:t>
+                            </w:r>
                           </w:p>
                         </w:tc>
                         <w:tc>
@@ -4887,18 +4653,8 @@
                                 <w:szCs w:val="24"/>
                                 <w:lang w:val="en-US"/>
                               </w:rPr>
-                              <w:t>/</w:t>
-                            </w:r>
-                            <w:proofErr w:type="spellStart"/>
-                            <w:r>
-                              <w:rPr>
-                                <w:sz w:val="24"/>
-                                <w:szCs w:val="24"/>
-                                <w:lang w:val="en-US"/>
-                              </w:rPr>
-                              <w:t>confirmAccess</w:t>
-                            </w:r>
-                            <w:proofErr w:type="spellEnd"/>
+                              <w:t>/confirmAccess</w:t>
+                            </w:r>
                           </w:p>
                         </w:tc>
                         <w:tc>
@@ -5022,18 +4778,8 @@
                                 <w:szCs w:val="24"/>
                                 <w:lang w:val="en-US"/>
                               </w:rPr>
-                              <w:t>/</w:t>
-                            </w:r>
-                            <w:proofErr w:type="spellStart"/>
-                            <w:r>
-                              <w:rPr>
-                                <w:sz w:val="24"/>
-                                <w:szCs w:val="24"/>
-                                <w:lang w:val="en-US"/>
-                              </w:rPr>
-                              <w:t>resetPassword</w:t>
-                            </w:r>
-                            <w:proofErr w:type="spellEnd"/>
+                              <w:t>/resetPassword</w:t>
+                            </w:r>
                           </w:p>
                         </w:tc>
                         <w:tc>
@@ -5171,7 +4917,6 @@
                                 <w:lang w:val="en-US"/>
                               </w:rPr>
                             </w:pPr>
-                            <w:proofErr w:type="spellStart"/>
                             <w:r>
                               <w:rPr>
                                 <w:sz w:val="24"/>
@@ -5188,7 +4933,6 @@
                               </w:rPr>
                               <w:t>.jsx</w:t>
                             </w:r>
-                            <w:proofErr w:type="spellEnd"/>
                             <w:r>
                               <w:rPr>
                                 <w:sz w:val="24"/>
@@ -5438,18 +5182,8 @@
                                 <w:szCs w:val="24"/>
                                 <w:lang w:val="en-US"/>
                               </w:rPr>
-                              <w:t xml:space="preserve">Template &gt; Create &gt; </w:t>
-                            </w:r>
-                            <w:proofErr w:type="spellStart"/>
-                            <w:r>
-                              <w:rPr>
-                                <w:sz w:val="24"/>
-                                <w:szCs w:val="24"/>
-                                <w:lang w:val="en-US"/>
-                              </w:rPr>
-                              <w:t>index.jsx</w:t>
-                            </w:r>
-                            <w:proofErr w:type="spellEnd"/>
+                              <w:t>Template &gt; Create &gt; index.jsx</w:t>
+                            </w:r>
                           </w:p>
                         </w:tc>
                         <w:tc>
@@ -5565,18 +5299,8 @@
                                 <w:szCs w:val="24"/>
                                 <w:lang w:val="en-US"/>
                               </w:rPr>
-                              <w:t xml:space="preserve">Template &gt; Create &gt; </w:t>
-                            </w:r>
-                            <w:proofErr w:type="spellStart"/>
-                            <w:r>
-                              <w:rPr>
-                                <w:sz w:val="24"/>
-                                <w:szCs w:val="24"/>
-                                <w:lang w:val="en-US"/>
-                              </w:rPr>
-                              <w:t>index.jsx</w:t>
-                            </w:r>
-                            <w:proofErr w:type="spellEnd"/>
+                              <w:t>Template &gt; Create &gt; index.jsx</w:t>
+                            </w:r>
                           </w:p>
                         </w:tc>
                         <w:tc>
@@ -5648,18 +5372,8 @@
                                 <w:szCs w:val="24"/>
                                 <w:lang w:val="en-US"/>
                               </w:rPr>
-                              <w:t>/</w:t>
-                            </w:r>
-                            <w:proofErr w:type="spellStart"/>
-                            <w:r>
-                              <w:rPr>
-                                <w:sz w:val="24"/>
-                                <w:szCs w:val="24"/>
-                                <w:lang w:val="en-US"/>
-                              </w:rPr>
-                              <w:t>getAll</w:t>
-                            </w:r>
-                            <w:proofErr w:type="spellEnd"/>
+                              <w:t>/getAll</w:t>
+                            </w:r>
                           </w:p>
                         </w:tc>
                         <w:tc>
@@ -5718,18 +5432,8 @@
                                 <w:szCs w:val="24"/>
                                 <w:lang w:val="en-US"/>
                               </w:rPr>
-                              <w:t xml:space="preserve">Template &gt; </w:t>
-                            </w:r>
-                            <w:proofErr w:type="spellStart"/>
-                            <w:r>
-                              <w:rPr>
-                                <w:sz w:val="24"/>
-                                <w:szCs w:val="24"/>
-                                <w:lang w:val="en-US"/>
-                              </w:rPr>
-                              <w:t>index.jsx</w:t>
-                            </w:r>
-                            <w:proofErr w:type="spellEnd"/>
+                              <w:t>Template &gt; index.jsx</w:t>
+                            </w:r>
                           </w:p>
                         </w:tc>
                         <w:tc>
@@ -5847,33 +5551,13 @@
                                 <w:lang w:val="en-US"/>
                               </w:rPr>
                             </w:pPr>
-                            <w:proofErr w:type="spellStart"/>
-                            <w:proofErr w:type="gramStart"/>
-                            <w:r>
-                              <w:rPr>
-                                <w:sz w:val="24"/>
-                                <w:szCs w:val="24"/>
-                                <w:lang w:val="en-US"/>
-                              </w:rPr>
-                              <w:t>ViewTemplate.jsx</w:t>
-                            </w:r>
-                            <w:proofErr w:type="spellEnd"/>
-                            <w:r>
-                              <w:rPr>
-                                <w:sz w:val="24"/>
-                                <w:szCs w:val="24"/>
-                                <w:lang w:val="en-US"/>
-                              </w:rPr>
-                              <w:t>(</w:t>
-                            </w:r>
-                            <w:proofErr w:type="gramEnd"/>
-                            <w:r>
-                              <w:rPr>
-                                <w:sz w:val="24"/>
-                                <w:szCs w:val="24"/>
-                                <w:lang w:val="en-US"/>
-                              </w:rPr>
-                              <w:t>Components)</w:t>
+                            <w:r>
+                              <w:rPr>
+                                <w:sz w:val="24"/>
+                                <w:szCs w:val="24"/>
+                                <w:lang w:val="en-US"/>
+                              </w:rPr>
+                              <w:t>ViewTemplate.jsx(Components)</w:t>
                             </w:r>
                           </w:p>
                         </w:tc>
@@ -5982,18 +5666,8 @@
                                 <w:szCs w:val="24"/>
                                 <w:lang w:val="en-US"/>
                               </w:rPr>
-                              <w:t xml:space="preserve">Template &gt; </w:t>
-                            </w:r>
-                            <w:proofErr w:type="spellStart"/>
-                            <w:r>
-                              <w:rPr>
-                                <w:sz w:val="24"/>
-                                <w:szCs w:val="24"/>
-                                <w:lang w:val="en-US"/>
-                              </w:rPr>
-                              <w:t>index.jsx</w:t>
-                            </w:r>
-                            <w:proofErr w:type="spellEnd"/>
+                              <w:t>Template &gt; index.jsx</w:t>
+                            </w:r>
                           </w:p>
                         </w:tc>
                         <w:tc>
@@ -6175,18 +5849,8 @@
                                 <w:szCs w:val="24"/>
                                 <w:lang w:val="en-US"/>
                               </w:rPr>
-                              <w:t>assessment /</w:t>
-                            </w:r>
-                            <w:proofErr w:type="spellStart"/>
-                            <w:r>
-                              <w:rPr>
-                                <w:sz w:val="24"/>
-                                <w:szCs w:val="24"/>
-                                <w:lang w:val="en-US"/>
-                              </w:rPr>
-                              <w:t>createAi</w:t>
-                            </w:r>
-                            <w:proofErr w:type="spellEnd"/>
+                              <w:t>assessment /createAi</w:t>
+                            </w:r>
                           </w:p>
                         </w:tc>
                         <w:tc>
@@ -6371,18 +6035,8 @@
                                 <w:szCs w:val="24"/>
                                 <w:lang w:val="en-US"/>
                               </w:rPr>
-                              <w:t>assessment/</w:t>
-                            </w:r>
-                            <w:proofErr w:type="spellStart"/>
-                            <w:r>
-                              <w:rPr>
-                                <w:sz w:val="24"/>
-                                <w:szCs w:val="24"/>
-                                <w:lang w:val="en-US"/>
-                              </w:rPr>
-                              <w:t>getAll</w:t>
-                            </w:r>
-                            <w:proofErr w:type="spellEnd"/>
+                              <w:t>assessment/getAll</w:t>
+                            </w:r>
                           </w:p>
                         </w:tc>
                         <w:tc>
@@ -6425,18 +6079,8 @@
                                 <w:szCs w:val="24"/>
                                 <w:lang w:val="en-US"/>
                               </w:rPr>
-                              <w:t xml:space="preserve">Assessment &gt; </w:t>
-                            </w:r>
-                            <w:proofErr w:type="spellStart"/>
-                            <w:r>
-                              <w:rPr>
-                                <w:sz w:val="24"/>
-                                <w:szCs w:val="24"/>
-                                <w:lang w:val="en-US"/>
-                              </w:rPr>
-                              <w:t>index.jsx</w:t>
-                            </w:r>
-                            <w:proofErr w:type="spellEnd"/>
+                              <w:t>Assessment &gt; index.jsx</w:t>
+                            </w:r>
                           </w:p>
                         </w:tc>
                         <w:tc>
@@ -6637,18 +6281,8 @@
                                 <w:szCs w:val="24"/>
                                 <w:lang w:val="en-US"/>
                               </w:rPr>
-                              <w:t xml:space="preserve">Assessment &gt; </w:t>
-                            </w:r>
-                            <w:proofErr w:type="spellStart"/>
-                            <w:r>
-                              <w:rPr>
-                                <w:sz w:val="24"/>
-                                <w:szCs w:val="24"/>
-                                <w:lang w:val="en-US"/>
-                              </w:rPr>
-                              <w:t>index.jsx</w:t>
-                            </w:r>
-                            <w:proofErr w:type="spellEnd"/>
+                              <w:t>Assessment &gt; index.jsx</w:t>
+                            </w:r>
                           </w:p>
                         </w:tc>
                         <w:tc>
@@ -6792,18 +6426,8 @@
                                 <w:szCs w:val="24"/>
                                 <w:lang w:val="en-US"/>
                               </w:rPr>
-                              <w:t>/</w:t>
-                            </w:r>
-                            <w:proofErr w:type="spellStart"/>
-                            <w:r>
-                              <w:rPr>
-                                <w:sz w:val="24"/>
-                                <w:szCs w:val="24"/>
-                                <w:lang w:val="en-US"/>
-                              </w:rPr>
-                              <w:t>getAll</w:t>
-                            </w:r>
-                            <w:proofErr w:type="spellEnd"/>
+                              <w:t>/getAll</w:t>
+                            </w:r>
                           </w:p>
                         </w:tc>
                         <w:tc>
@@ -7379,6 +7003,450 @@
           </mc:Fallback>
         </mc:AlternateContent>
       </w:r>
+    </w:p>
+    <w:p>
+      <w:pPr>
+        <w:rPr>
+          <w:sz w:val="36"/>
+          <w:szCs w:val="36"/>
+          <w:lang w:val="en-US"/>
+        </w:rPr>
+      </w:pPr>
+      <w:r>
+        <w:rPr>
+          <w:sz w:val="36"/>
+          <w:szCs w:val="36"/>
+          <w:lang w:val="en-US"/>
+        </w:rPr>
+        <w:br/>
+      </w:r>
+      <w:r>
+        <w:rPr>
+          <w:sz w:val="36"/>
+          <w:szCs w:val="36"/>
+          <w:lang w:val="en-US"/>
+        </w:rPr>
+        <w:br/>
+      </w:r>
+    </w:p>
+    <w:p>
+      <w:pPr>
+        <w:rPr>
+          <w:sz w:val="36"/>
+          <w:szCs w:val="36"/>
+          <w:lang w:val="en-US"/>
+        </w:rPr>
+      </w:pPr>
+    </w:p>
+    <w:tbl>
+      <w:tblPr>
+        <w:tblStyle w:val="TableGrid"/>
+        <w:tblW w:w="0" w:type="auto"/>
+        <w:tblLook w:val="04A0" w:firstRow="1" w:lastRow="0" w:firstColumn="1" w:lastColumn="0" w:noHBand="0" w:noVBand="1"/>
+      </w:tblPr>
+      <w:tblGrid>
+        <w:gridCol w:w="1413"/>
+        <w:gridCol w:w="7918"/>
+        <w:gridCol w:w="1125"/>
+      </w:tblGrid>
+      <w:tr>
+        <w:tc>
+          <w:tcPr>
+            <w:tcW w:w="1413" w:type="dxa"/>
+          </w:tcPr>
+          <w:p>
+            <w:pPr>
+              <w:rPr>
+                <w:sz w:val="36"/>
+                <w:szCs w:val="36"/>
+                <w:lang w:val="en-US"/>
+              </w:rPr>
+            </w:pPr>
+            <w:r>
+              <w:rPr>
+                <w:sz w:val="36"/>
+                <w:szCs w:val="36"/>
+                <w:lang w:val="en-US"/>
+              </w:rPr>
+              <w:lastRenderedPageBreak/>
+              <w:t>Date</w:t>
+            </w:r>
+          </w:p>
+        </w:tc>
+        <w:tc>
+          <w:tcPr>
+            <w:tcW w:w="7938" w:type="dxa"/>
+          </w:tcPr>
+          <w:p>
+            <w:pPr>
+              <w:rPr>
+                <w:sz w:val="36"/>
+                <w:szCs w:val="36"/>
+                <w:lang w:val="en-US"/>
+              </w:rPr>
+            </w:pPr>
+            <w:r>
+              <w:rPr>
+                <w:sz w:val="36"/>
+                <w:szCs w:val="36"/>
+                <w:lang w:val="en-US"/>
+              </w:rPr>
+              <w:t>Error</w:t>
+            </w:r>
+          </w:p>
+        </w:tc>
+        <w:tc>
+          <w:tcPr>
+            <w:tcW w:w="1105" w:type="dxa"/>
+          </w:tcPr>
+          <w:p>
+            <w:pPr>
+              <w:rPr>
+                <w:sz w:val="36"/>
+                <w:szCs w:val="36"/>
+                <w:lang w:val="en-US"/>
+              </w:rPr>
+            </w:pPr>
+            <w:r>
+              <w:rPr>
+                <w:sz w:val="36"/>
+                <w:szCs w:val="36"/>
+                <w:lang w:val="en-US"/>
+              </w:rPr>
+              <w:t>Status</w:t>
+            </w:r>
+          </w:p>
+        </w:tc>
+      </w:tr>
+      <w:tr>
+        <w:tc>
+          <w:tcPr>
+            <w:tcW w:w="1413" w:type="dxa"/>
+          </w:tcPr>
+          <w:p>
+            <w:pPr>
+              <w:rPr>
+                <w:lang w:val="en-US"/>
+              </w:rPr>
+            </w:pPr>
+            <w:r>
+              <w:rPr>
+                <w:lang w:val="en-US"/>
+              </w:rPr>
+              <w:t>08/07/2</w:t>
+            </w:r>
+            <w:r>
+              <w:rPr>
+                <w:lang w:val="en-US"/>
+              </w:rPr>
+              <w:t>02</w:t>
+            </w:r>
+            <w:r>
+              <w:rPr>
+                <w:lang w:val="en-US"/>
+              </w:rPr>
+              <w:t>6</w:t>
+            </w:r>
+          </w:p>
+        </w:tc>
+        <w:tc>
+          <w:tcPr>
+            <w:tcW w:w="7938" w:type="dxa"/>
+          </w:tcPr>
+          <w:p>
+            <w:pPr>
+              <w:rPr>
+                <w:lang w:val="en-US"/>
+              </w:rPr>
+            </w:pPr>
+            <w:r>
+              <w:rPr>
+                <w:lang w:val="en-US"/>
+              </w:rPr>
+              <w:t xml:space="preserve">Template edit – if adding a question types </w:t>
+            </w:r>
+            <w:r>
+              <w:rPr>
+                <w:lang w:val="en-US"/>
+              </w:rPr>
+              <w:t>the previous question type values are getting empty</w:t>
+            </w:r>
+          </w:p>
+        </w:tc>
+        <w:tc>
+          <w:tcPr>
+            <w:tcW w:w="1105" w:type="dxa"/>
+          </w:tcPr>
+          <w:p>
+            <w:pPr>
+              <w:rPr>
+                <w:lang w:val="en-US"/>
+              </w:rPr>
+            </w:pPr>
+            <w:r>
+              <w:rPr>
+                <w:lang w:val="en-US"/>
+              </w:rPr>
+              <w:t>Done</w:t>
+            </w:r>
+          </w:p>
+        </w:tc>
+      </w:tr>
+      <w:tr>
+        <w:tc>
+          <w:tcPr>
+            <w:tcW w:w="1413" w:type="dxa"/>
+          </w:tcPr>
+          <w:p>
+            <w:pPr>
+              <w:rPr>
+                <w:lang w:val="en-US"/>
+              </w:rPr>
+            </w:pPr>
+          </w:p>
+        </w:tc>
+        <w:tc>
+          <w:tcPr>
+            <w:tcW w:w="7938" w:type="dxa"/>
+          </w:tcPr>
+          <w:p>
+            <w:pPr>
+              <w:rPr>
+                <w:lang w:val="en-US"/>
+              </w:rPr>
+            </w:pPr>
+          </w:p>
+        </w:tc>
+        <w:tc>
+          <w:tcPr>
+            <w:tcW w:w="1105" w:type="dxa"/>
+          </w:tcPr>
+          <w:p>
+            <w:pPr>
+              <w:rPr>
+                <w:lang w:val="en-US"/>
+              </w:rPr>
+            </w:pPr>
+          </w:p>
+        </w:tc>
+      </w:tr>
+      <w:tr>
+        <w:tc>
+          <w:tcPr>
+            <w:tcW w:w="1413" w:type="dxa"/>
+          </w:tcPr>
+          <w:p>
+            <w:pPr>
+              <w:rPr>
+                <w:lang w:val="en-US"/>
+              </w:rPr>
+            </w:pPr>
+          </w:p>
+        </w:tc>
+        <w:tc>
+          <w:tcPr>
+            <w:tcW w:w="7938" w:type="dxa"/>
+          </w:tcPr>
+          <w:p>
+            <w:pPr>
+              <w:rPr>
+                <w:lang w:val="en-US"/>
+              </w:rPr>
+            </w:pPr>
+          </w:p>
+        </w:tc>
+        <w:tc>
+          <w:tcPr>
+            <w:tcW w:w="1105" w:type="dxa"/>
+          </w:tcPr>
+          <w:p>
+            <w:pPr>
+              <w:rPr>
+                <w:lang w:val="en-US"/>
+              </w:rPr>
+            </w:pPr>
+          </w:p>
+        </w:tc>
+      </w:tr>
+      <w:tr>
+        <w:tc>
+          <w:tcPr>
+            <w:tcW w:w="1413" w:type="dxa"/>
+          </w:tcPr>
+          <w:p>
+            <w:pPr>
+              <w:rPr>
+                <w:lang w:val="en-US"/>
+              </w:rPr>
+            </w:pPr>
+          </w:p>
+        </w:tc>
+        <w:tc>
+          <w:tcPr>
+            <w:tcW w:w="7938" w:type="dxa"/>
+          </w:tcPr>
+          <w:p>
+            <w:pPr>
+              <w:rPr>
+                <w:lang w:val="en-US"/>
+              </w:rPr>
+            </w:pPr>
+          </w:p>
+        </w:tc>
+        <w:tc>
+          <w:tcPr>
+            <w:tcW w:w="1105" w:type="dxa"/>
+          </w:tcPr>
+          <w:p>
+            <w:pPr>
+              <w:rPr>
+                <w:lang w:val="en-US"/>
+              </w:rPr>
+            </w:pPr>
+          </w:p>
+        </w:tc>
+      </w:tr>
+      <w:tr>
+        <w:tc>
+          <w:tcPr>
+            <w:tcW w:w="1413" w:type="dxa"/>
+          </w:tcPr>
+          <w:p>
+            <w:pPr>
+              <w:rPr>
+                <w:lang w:val="en-US"/>
+              </w:rPr>
+            </w:pPr>
+          </w:p>
+        </w:tc>
+        <w:tc>
+          <w:tcPr>
+            <w:tcW w:w="7938" w:type="dxa"/>
+          </w:tcPr>
+          <w:p>
+            <w:pPr>
+              <w:rPr>
+                <w:lang w:val="en-US"/>
+              </w:rPr>
+            </w:pPr>
+          </w:p>
+        </w:tc>
+        <w:tc>
+          <w:tcPr>
+            <w:tcW w:w="1105" w:type="dxa"/>
+          </w:tcPr>
+          <w:p>
+            <w:pPr>
+              <w:rPr>
+                <w:lang w:val="en-US"/>
+              </w:rPr>
+            </w:pPr>
+          </w:p>
+        </w:tc>
+      </w:tr>
+      <w:tr>
+        <w:tc>
+          <w:tcPr>
+            <w:tcW w:w="1413" w:type="dxa"/>
+          </w:tcPr>
+          <w:p>
+            <w:pPr>
+              <w:rPr>
+                <w:lang w:val="en-US"/>
+              </w:rPr>
+            </w:pPr>
+          </w:p>
+        </w:tc>
+        <w:tc>
+          <w:tcPr>
+            <w:tcW w:w="7938" w:type="dxa"/>
+          </w:tcPr>
+          <w:p>
+            <w:pPr>
+              <w:rPr>
+                <w:lang w:val="en-US"/>
+              </w:rPr>
+            </w:pPr>
+          </w:p>
+        </w:tc>
+        <w:tc>
+          <w:tcPr>
+            <w:tcW w:w="1105" w:type="dxa"/>
+          </w:tcPr>
+          <w:p>
+            <w:pPr>
+              <w:rPr>
+                <w:lang w:val="en-US"/>
+              </w:rPr>
+            </w:pPr>
+          </w:p>
+        </w:tc>
+      </w:tr>
+      <w:tr>
+        <w:tc>
+          <w:tcPr>
+            <w:tcW w:w="1413" w:type="dxa"/>
+          </w:tcPr>
+          <w:p>
+            <w:pPr>
+              <w:rPr>
+                <w:lang w:val="en-US"/>
+              </w:rPr>
+            </w:pPr>
+          </w:p>
+        </w:tc>
+        <w:tc>
+          <w:tcPr>
+            <w:tcW w:w="7938" w:type="dxa"/>
+          </w:tcPr>
+          <w:p>
+            <w:pPr>
+              <w:rPr>
+                <w:lang w:val="en-US"/>
+              </w:rPr>
+            </w:pPr>
+          </w:p>
+        </w:tc>
+        <w:tc>
+          <w:tcPr>
+            <w:tcW w:w="1105" w:type="dxa"/>
+          </w:tcPr>
+          <w:p>
+            <w:pPr>
+              <w:rPr>
+                <w:lang w:val="en-US"/>
+              </w:rPr>
+            </w:pPr>
+          </w:p>
+        </w:tc>
+      </w:tr>
+    </w:tbl>
+    <w:p>
+      <w:pPr>
+        <w:rPr>
+          <w:sz w:val="36"/>
+          <w:szCs w:val="36"/>
+          <w:lang w:val="en-US"/>
+        </w:rPr>
+      </w:pPr>
+    </w:p>
+    <w:p>
+      <w:pPr>
+        <w:rPr>
+          <w:sz w:val="36"/>
+          <w:szCs w:val="36"/>
+          <w:lang w:val="en-US"/>
+        </w:rPr>
+      </w:pPr>
+    </w:p>
+    <w:p>
+      <w:pPr>
+        <w:rPr>
+          <w:sz w:val="36"/>
+          <w:szCs w:val="36"/>
+          <w:lang w:val="en-US"/>
+        </w:rPr>
+      </w:pPr>
     </w:p>
     <w:sectPr>
       <w:pgSz w:w="11906" w:h="16838"/>

--- a/Qgenie Docs.docx
+++ b/Qgenie Docs.docx
@@ -58,10 +58,10 @@
                             </w:tblPr>
                             <w:tblGrid>
                               <w:gridCol w:w="559"/>
-                              <w:gridCol w:w="2989"/>
-                              <w:gridCol w:w="2812"/>
-                              <w:gridCol w:w="3329"/>
-                              <w:gridCol w:w="986"/>
+                              <w:gridCol w:w="2920"/>
+                              <w:gridCol w:w="2658"/>
+                              <w:gridCol w:w="3556"/>
+                              <w:gridCol w:w="982"/>
                             </w:tblGrid>
                             <w:tr>
                               <w:tc>
@@ -2308,6 +2308,22 @@
                                       <w:lang w:val="en-US"/>
                                     </w:rPr>
                                   </w:pPr>
+                                  <w:r>
+                                    <w:rPr>
+                                      <w:sz w:val="24"/>
+                                      <w:szCs w:val="24"/>
+                                      <w:lang w:val="en-US"/>
+                                    </w:rPr>
+                                    <w:t>Assessment</w:t>
+                                  </w:r>
+                                  <w:r>
+                                    <w:rPr>
+                                      <w:sz w:val="24"/>
+                                      <w:szCs w:val="24"/>
+                                      <w:lang w:val="en-US"/>
+                                    </w:rPr>
+                                    <w:t xml:space="preserve"> &gt; Create &gt; index.jsx</w:t>
+                                  </w:r>
                                 </w:p>
                               </w:tc>
                               <w:tc>
@@ -2322,6 +2338,14 @@
                                       <w:lang w:val="en-US"/>
                                     </w:rPr>
                                   </w:pPr>
+                                  <w:r>
+                                    <w:rPr>
+                                      <w:sz w:val="24"/>
+                                      <w:szCs w:val="24"/>
+                                      <w:lang w:val="en-US"/>
+                                    </w:rPr>
+                                    <w:t>Done</w:t>
+                                  </w:r>
                                 </w:p>
                               </w:tc>
                             </w:tr>
@@ -2696,6 +2720,30 @@
                                       <w:lang w:val="en-US"/>
                                     </w:rPr>
                                   </w:pPr>
+                                  <w:r>
+                                    <w:rPr>
+                                      <w:sz w:val="24"/>
+                                      <w:szCs w:val="24"/>
+                                      <w:lang w:val="en-US"/>
+                                    </w:rPr>
+                                    <w:t>Vie</w:t>
+                                  </w:r>
+                                  <w:r>
+                                    <w:rPr>
+                                      <w:sz w:val="24"/>
+                                      <w:szCs w:val="24"/>
+                                      <w:lang w:val="en-US"/>
+                                    </w:rPr>
+                                    <w:t>wAssessment</w:t>
+                                  </w:r>
+                                  <w:r>
+                                    <w:rPr>
+                                      <w:sz w:val="24"/>
+                                      <w:szCs w:val="24"/>
+                                      <w:lang w:val="en-US"/>
+                                    </w:rPr>
+                                    <w:t>.jsx(Components)</w:t>
+                                  </w:r>
                                 </w:p>
                               </w:tc>
                               <w:tc>
@@ -2710,6 +2758,14 @@
                                       <w:lang w:val="en-US"/>
                                     </w:rPr>
                                   </w:pPr>
+                                  <w:r>
+                                    <w:rPr>
+                                      <w:sz w:val="24"/>
+                                      <w:szCs w:val="24"/>
+                                      <w:lang w:val="en-US"/>
+                                    </w:rPr>
+                                    <w:t>Done</w:t>
+                                  </w:r>
                                 </w:p>
                               </w:tc>
                             </w:tr>
@@ -2751,7 +2807,7 @@
                                       <w:szCs w:val="24"/>
                                       <w:lang w:val="en-US"/>
                                     </w:rPr>
-                                    <w:t>assessment/delete</w:t>
+                                    <w:t>assessment/delete/:id</w:t>
                                   </w:r>
                                 </w:p>
                               </w:tc>
@@ -3000,31 +3056,7 @@
                                       <w:szCs w:val="24"/>
                                       <w:lang w:val="en-US"/>
                                     </w:rPr>
-                                    <w:t>Assessment</w:t>
-                                  </w:r>
-                                  <w:r>
-                                    <w:rPr>
-                                      <w:sz w:val="24"/>
-                                      <w:szCs w:val="24"/>
-                                      <w:lang w:val="en-US"/>
-                                    </w:rPr>
-                                    <w:t xml:space="preserve"> &gt;</w:t>
-                                  </w:r>
-                                  <w:r>
-                                    <w:rPr>
-                                      <w:sz w:val="24"/>
-                                      <w:szCs w:val="24"/>
-                                      <w:lang w:val="en-US"/>
-                                    </w:rPr>
-                                    <w:t xml:space="preserve"> create</w:t>
-                                  </w:r>
-                                  <w:r>
-                                    <w:rPr>
-                                      <w:sz w:val="24"/>
-                                      <w:szCs w:val="24"/>
-                                      <w:lang w:val="en-US"/>
-                                    </w:rPr>
-                                    <w:t xml:space="preserve"> (for dropdown)</w:t>
+                                    <w:t>Assessment &gt; create (for dropdown)</w:t>
                                   </w:r>
                                 </w:p>
                               </w:tc>
@@ -3544,10 +3576,10 @@
                       </w:tblPr>
                       <w:tblGrid>
                         <w:gridCol w:w="559"/>
-                        <w:gridCol w:w="2989"/>
-                        <w:gridCol w:w="2812"/>
-                        <w:gridCol w:w="3329"/>
-                        <w:gridCol w:w="986"/>
+                        <w:gridCol w:w="2920"/>
+                        <w:gridCol w:w="2658"/>
+                        <w:gridCol w:w="3556"/>
+                        <w:gridCol w:w="982"/>
                       </w:tblGrid>
                       <w:tr>
                         <w:tc>
@@ -5794,6 +5826,22 @@
                                 <w:lang w:val="en-US"/>
                               </w:rPr>
                             </w:pPr>
+                            <w:r>
+                              <w:rPr>
+                                <w:sz w:val="24"/>
+                                <w:szCs w:val="24"/>
+                                <w:lang w:val="en-US"/>
+                              </w:rPr>
+                              <w:t>Assessment</w:t>
+                            </w:r>
+                            <w:r>
+                              <w:rPr>
+                                <w:sz w:val="24"/>
+                                <w:szCs w:val="24"/>
+                                <w:lang w:val="en-US"/>
+                              </w:rPr>
+                              <w:t xml:space="preserve"> &gt; Create &gt; index.jsx</w:t>
+                            </w:r>
                           </w:p>
                         </w:tc>
                         <w:tc>
@@ -5808,6 +5856,14 @@
                                 <w:lang w:val="en-US"/>
                               </w:rPr>
                             </w:pPr>
+                            <w:r>
+                              <w:rPr>
+                                <w:sz w:val="24"/>
+                                <w:szCs w:val="24"/>
+                                <w:lang w:val="en-US"/>
+                              </w:rPr>
+                              <w:t>Done</w:t>
+                            </w:r>
                           </w:p>
                         </w:tc>
                       </w:tr>
@@ -6182,6 +6238,30 @@
                                 <w:lang w:val="en-US"/>
                               </w:rPr>
                             </w:pPr>
+                            <w:r>
+                              <w:rPr>
+                                <w:sz w:val="24"/>
+                                <w:szCs w:val="24"/>
+                                <w:lang w:val="en-US"/>
+                              </w:rPr>
+                              <w:t>Vie</w:t>
+                            </w:r>
+                            <w:r>
+                              <w:rPr>
+                                <w:sz w:val="24"/>
+                                <w:szCs w:val="24"/>
+                                <w:lang w:val="en-US"/>
+                              </w:rPr>
+                              <w:t>wAssessment</w:t>
+                            </w:r>
+                            <w:r>
+                              <w:rPr>
+                                <w:sz w:val="24"/>
+                                <w:szCs w:val="24"/>
+                                <w:lang w:val="en-US"/>
+                              </w:rPr>
+                              <w:t>.jsx(Components)</w:t>
+                            </w:r>
                           </w:p>
                         </w:tc>
                         <w:tc>
@@ -6196,6 +6276,14 @@
                                 <w:lang w:val="en-US"/>
                               </w:rPr>
                             </w:pPr>
+                            <w:r>
+                              <w:rPr>
+                                <w:sz w:val="24"/>
+                                <w:szCs w:val="24"/>
+                                <w:lang w:val="en-US"/>
+                              </w:rPr>
+                              <w:t>Done</w:t>
+                            </w:r>
                           </w:p>
                         </w:tc>
                       </w:tr>
@@ -6237,7 +6325,7 @@
                                 <w:szCs w:val="24"/>
                                 <w:lang w:val="en-US"/>
                               </w:rPr>
-                              <w:t>assessment/delete</w:t>
+                              <w:t>assessment/delete/:id</w:t>
                             </w:r>
                           </w:p>
                         </w:tc>
@@ -6486,31 +6574,7 @@
                                 <w:szCs w:val="24"/>
                                 <w:lang w:val="en-US"/>
                               </w:rPr>
-                              <w:t>Assessment</w:t>
-                            </w:r>
-                            <w:r>
-                              <w:rPr>
-                                <w:sz w:val="24"/>
-                                <w:szCs w:val="24"/>
-                                <w:lang w:val="en-US"/>
-                              </w:rPr>
-                              <w:t xml:space="preserve"> &gt;</w:t>
-                            </w:r>
-                            <w:r>
-                              <w:rPr>
-                                <w:sz w:val="24"/>
-                                <w:szCs w:val="24"/>
-                                <w:lang w:val="en-US"/>
-                              </w:rPr>
-                              <w:t xml:space="preserve"> create</w:t>
-                            </w:r>
-                            <w:r>
-                              <w:rPr>
-                                <w:sz w:val="24"/>
-                                <w:szCs w:val="24"/>
-                                <w:lang w:val="en-US"/>
-                              </w:rPr>
-                              <w:t xml:space="preserve"> (for dropdown)</w:t>
+                              <w:t>Assessment &gt; create (for dropdown)</w:t>
                             </w:r>
                           </w:p>
                         </w:tc>

--- a/Qgenie Docs.docx
+++ b/Qgenie Docs.docx
@@ -284,6 +284,7 @@
                                       <w:lang w:val="en-US"/>
                                     </w:rPr>
                                   </w:pPr>
+                                  <w:proofErr w:type="spellStart"/>
                                   <w:r>
                                     <w:rPr>
                                       <w:sz w:val="24"/>
@@ -300,6 +301,7 @@
                                     </w:rPr>
                                     <w:t>.jsx</w:t>
                                   </w:r>
+                                  <w:proofErr w:type="spellEnd"/>
                                 </w:p>
                               </w:tc>
                               <w:tc>
@@ -371,8 +373,18 @@
                                       <w:szCs w:val="24"/>
                                       <w:lang w:val="en-US"/>
                                     </w:rPr>
-                                    <w:t>/editProfile</w:t>
-                                  </w:r>
+                                    <w:t>/</w:t>
+                                  </w:r>
+                                  <w:proofErr w:type="spellStart"/>
+                                  <w:r>
+                                    <w:rPr>
+                                      <w:sz w:val="24"/>
+                                      <w:szCs w:val="24"/>
+                                      <w:lang w:val="en-US"/>
+                                    </w:rPr>
+                                    <w:t>editProfile</w:t>
+                                  </w:r>
+                                  <w:proofErr w:type="spellEnd"/>
                                 </w:p>
                               </w:tc>
                               <w:tc>
@@ -472,8 +484,18 @@
                                       <w:szCs w:val="24"/>
                                       <w:lang w:val="en-US"/>
                                     </w:rPr>
-                                    <w:t>/confirmAccess</w:t>
-                                  </w:r>
+                                    <w:t>/</w:t>
+                                  </w:r>
+                                  <w:proofErr w:type="spellStart"/>
+                                  <w:r>
+                                    <w:rPr>
+                                      <w:sz w:val="24"/>
+                                      <w:szCs w:val="24"/>
+                                      <w:lang w:val="en-US"/>
+                                    </w:rPr>
+                                    <w:t>confirmAccess</w:t>
+                                  </w:r>
+                                  <w:proofErr w:type="spellEnd"/>
                                 </w:p>
                               </w:tc>
                               <w:tc>
@@ -589,8 +611,18 @@
                                       <w:szCs w:val="24"/>
                                       <w:lang w:val="en-US"/>
                                     </w:rPr>
-                                    <w:t>/resetPassword</w:t>
-                                  </w:r>
+                                    <w:t>/</w:t>
+                                  </w:r>
+                                  <w:proofErr w:type="spellStart"/>
+                                  <w:r>
+                                    <w:rPr>
+                                      <w:sz w:val="24"/>
+                                      <w:szCs w:val="24"/>
+                                      <w:lang w:val="en-US"/>
+                                    </w:rPr>
+                                    <w:t>resetPassword</w:t>
+                                  </w:r>
+                                  <w:proofErr w:type="spellEnd"/>
                                 </w:p>
                               </w:tc>
                               <w:tc>
@@ -728,6 +760,7 @@
                                       <w:lang w:val="en-US"/>
                                     </w:rPr>
                                   </w:pPr>
+                                  <w:proofErr w:type="spellStart"/>
                                   <w:r>
                                     <w:rPr>
                                       <w:sz w:val="24"/>
@@ -744,6 +777,7 @@
                                     </w:rPr>
                                     <w:t>.jsx</w:t>
                                   </w:r>
+                                  <w:proofErr w:type="spellEnd"/>
                                 </w:p>
                               </w:tc>
                               <w:tc>
@@ -979,6 +1013,7 @@
                                       <w:lang w:val="en-US"/>
                                     </w:rPr>
                                   </w:pPr>
+                                  <w:proofErr w:type="spellStart"/>
                                   <w:r>
                                     <w:rPr>
                                       <w:sz w:val="24"/>
@@ -995,6 +1030,7 @@
                                     </w:rPr>
                                     <w:t>.jsx</w:t>
                                   </w:r>
+                                  <w:proofErr w:type="spellEnd"/>
                                 </w:p>
                               </w:tc>
                               <w:tc>
@@ -1066,8 +1102,18 @@
                                       <w:szCs w:val="24"/>
                                       <w:lang w:val="en-US"/>
                                     </w:rPr>
-                                    <w:t>/editProfile</w:t>
-                                  </w:r>
+                                    <w:t>/</w:t>
+                                  </w:r>
+                                  <w:proofErr w:type="spellStart"/>
+                                  <w:r>
+                                    <w:rPr>
+                                      <w:sz w:val="24"/>
+                                      <w:szCs w:val="24"/>
+                                      <w:lang w:val="en-US"/>
+                                    </w:rPr>
+                                    <w:t>editProfile</w:t>
+                                  </w:r>
+                                  <w:proofErr w:type="spellEnd"/>
                                 </w:p>
                               </w:tc>
                               <w:tc>
@@ -1167,8 +1213,18 @@
                                       <w:szCs w:val="24"/>
                                       <w:lang w:val="en-US"/>
                                     </w:rPr>
-                                    <w:t>/confirmAccess</w:t>
-                                  </w:r>
+                                    <w:t>/</w:t>
+                                  </w:r>
+                                  <w:proofErr w:type="spellStart"/>
+                                  <w:r>
+                                    <w:rPr>
+                                      <w:sz w:val="24"/>
+                                      <w:szCs w:val="24"/>
+                                      <w:lang w:val="en-US"/>
+                                    </w:rPr>
+                                    <w:t>confirmAccess</w:t>
+                                  </w:r>
+                                  <w:proofErr w:type="spellEnd"/>
                                 </w:p>
                               </w:tc>
                               <w:tc>
@@ -1292,8 +1348,18 @@
                                       <w:szCs w:val="24"/>
                                       <w:lang w:val="en-US"/>
                                     </w:rPr>
-                                    <w:t>/resetPassword</w:t>
-                                  </w:r>
+                                    <w:t>/</w:t>
+                                  </w:r>
+                                  <w:proofErr w:type="spellStart"/>
+                                  <w:r>
+                                    <w:rPr>
+                                      <w:sz w:val="24"/>
+                                      <w:szCs w:val="24"/>
+                                      <w:lang w:val="en-US"/>
+                                    </w:rPr>
+                                    <w:t>resetPassword</w:t>
+                                  </w:r>
+                                  <w:proofErr w:type="spellEnd"/>
                                 </w:p>
                               </w:tc>
                               <w:tc>
@@ -1431,6 +1497,7 @@
                                       <w:lang w:val="en-US"/>
                                     </w:rPr>
                                   </w:pPr>
+                                  <w:proofErr w:type="spellStart"/>
                                   <w:r>
                                     <w:rPr>
                                       <w:sz w:val="24"/>
@@ -1447,6 +1514,7 @@
                                     </w:rPr>
                                     <w:t>.jsx</w:t>
                                   </w:r>
+                                  <w:proofErr w:type="spellEnd"/>
                                   <w:r>
                                     <w:rPr>
                                       <w:sz w:val="24"/>
@@ -1696,8 +1764,18 @@
                                       <w:szCs w:val="24"/>
                                       <w:lang w:val="en-US"/>
                                     </w:rPr>
-                                    <w:t>Template &gt; Create &gt; index.jsx</w:t>
-                                  </w:r>
+                                    <w:t xml:space="preserve">Template &gt; Create &gt; </w:t>
+                                  </w:r>
+                                  <w:proofErr w:type="spellStart"/>
+                                  <w:r>
+                                    <w:rPr>
+                                      <w:sz w:val="24"/>
+                                      <w:szCs w:val="24"/>
+                                      <w:lang w:val="en-US"/>
+                                    </w:rPr>
+                                    <w:t>index.jsx</w:t>
+                                  </w:r>
+                                  <w:proofErr w:type="spellEnd"/>
                                 </w:p>
                               </w:tc>
                               <w:tc>
@@ -1813,8 +1891,18 @@
                                       <w:szCs w:val="24"/>
                                       <w:lang w:val="en-US"/>
                                     </w:rPr>
-                                    <w:t>Template &gt; Create &gt; index.jsx</w:t>
-                                  </w:r>
+                                    <w:t xml:space="preserve">Template &gt; Create &gt; </w:t>
+                                  </w:r>
+                                  <w:proofErr w:type="spellStart"/>
+                                  <w:r>
+                                    <w:rPr>
+                                      <w:sz w:val="24"/>
+                                      <w:szCs w:val="24"/>
+                                      <w:lang w:val="en-US"/>
+                                    </w:rPr>
+                                    <w:t>index.jsx</w:t>
+                                  </w:r>
+                                  <w:proofErr w:type="spellEnd"/>
                                 </w:p>
                               </w:tc>
                               <w:tc>
@@ -1886,8 +1974,18 @@
                                       <w:szCs w:val="24"/>
                                       <w:lang w:val="en-US"/>
                                     </w:rPr>
-                                    <w:t>/getAll</w:t>
-                                  </w:r>
+                                    <w:t>/</w:t>
+                                  </w:r>
+                                  <w:proofErr w:type="spellStart"/>
+                                  <w:r>
+                                    <w:rPr>
+                                      <w:sz w:val="24"/>
+                                      <w:szCs w:val="24"/>
+                                      <w:lang w:val="en-US"/>
+                                    </w:rPr>
+                                    <w:t>getAll</w:t>
+                                  </w:r>
+                                  <w:proofErr w:type="spellEnd"/>
                                 </w:p>
                               </w:tc>
                               <w:tc>
@@ -1946,8 +2044,18 @@
                                       <w:szCs w:val="24"/>
                                       <w:lang w:val="en-US"/>
                                     </w:rPr>
-                                    <w:t>Template &gt; index.jsx</w:t>
-                                  </w:r>
+                                    <w:t xml:space="preserve">Template &gt; </w:t>
+                                  </w:r>
+                                  <w:proofErr w:type="spellStart"/>
+                                  <w:r>
+                                    <w:rPr>
+                                      <w:sz w:val="24"/>
+                                      <w:szCs w:val="24"/>
+                                      <w:lang w:val="en-US"/>
+                                    </w:rPr>
+                                    <w:t>index.jsx</w:t>
+                                  </w:r>
+                                  <w:proofErr w:type="spellEnd"/>
                                 </w:p>
                               </w:tc>
                               <w:tc>
@@ -2065,13 +2173,23 @@
                                       <w:lang w:val="en-US"/>
                                     </w:rPr>
                                   </w:pPr>
-                                  <w:r>
-                                    <w:rPr>
-                                      <w:sz w:val="24"/>
-                                      <w:szCs w:val="24"/>
-                                      <w:lang w:val="en-US"/>
-                                    </w:rPr>
-                                    <w:t>ViewTemplate.jsx(Components)</w:t>
+                                  <w:proofErr w:type="spellStart"/>
+                                  <w:r>
+                                    <w:rPr>
+                                      <w:sz w:val="24"/>
+                                      <w:szCs w:val="24"/>
+                                      <w:lang w:val="en-US"/>
+                                    </w:rPr>
+                                    <w:t>ViewTemplate.jsx</w:t>
+                                  </w:r>
+                                  <w:proofErr w:type="spellEnd"/>
+                                  <w:r>
+                                    <w:rPr>
+                                      <w:sz w:val="24"/>
+                                      <w:szCs w:val="24"/>
+                                      <w:lang w:val="en-US"/>
+                                    </w:rPr>
+                                    <w:t>(Components)</w:t>
                                   </w:r>
                                 </w:p>
                               </w:tc>
@@ -2180,8 +2298,18 @@
                                       <w:szCs w:val="24"/>
                                       <w:lang w:val="en-US"/>
                                     </w:rPr>
-                                    <w:t>Template &gt; index.jsx</w:t>
-                                  </w:r>
+                                    <w:t xml:space="preserve">Template &gt; </w:t>
+                                  </w:r>
+                                  <w:proofErr w:type="spellStart"/>
+                                  <w:r>
+                                    <w:rPr>
+                                      <w:sz w:val="24"/>
+                                      <w:szCs w:val="24"/>
+                                      <w:lang w:val="en-US"/>
+                                    </w:rPr>
+                                    <w:t>index.jsx</w:t>
+                                  </w:r>
+                                  <w:proofErr w:type="spellEnd"/>
                                 </w:p>
                               </w:tc>
                               <w:tc>
@@ -2314,16 +2442,18 @@
                                       <w:szCs w:val="24"/>
                                       <w:lang w:val="en-US"/>
                                     </w:rPr>
-                                    <w:t>Assessment</w:t>
-                                  </w:r>
-                                  <w:r>
-                                    <w:rPr>
-                                      <w:sz w:val="24"/>
-                                      <w:szCs w:val="24"/>
-                                      <w:lang w:val="en-US"/>
-                                    </w:rPr>
-                                    <w:t xml:space="preserve"> &gt; Create &gt; index.jsx</w:t>
-                                  </w:r>
+                                    <w:t xml:space="preserve">Assessment &gt; Create &gt; </w:t>
+                                  </w:r>
+                                  <w:proofErr w:type="spellStart"/>
+                                  <w:r>
+                                    <w:rPr>
+                                      <w:sz w:val="24"/>
+                                      <w:szCs w:val="24"/>
+                                      <w:lang w:val="en-US"/>
+                                    </w:rPr>
+                                    <w:t>index.jsx</w:t>
+                                  </w:r>
+                                  <w:proofErr w:type="spellEnd"/>
                                 </w:p>
                               </w:tc>
                               <w:tc>
@@ -2387,8 +2517,18 @@
                                       <w:szCs w:val="24"/>
                                       <w:lang w:val="en-US"/>
                                     </w:rPr>
-                                    <w:t>assessment /createAi</w:t>
-                                  </w:r>
+                                    <w:t>assessment /</w:t>
+                                  </w:r>
+                                  <w:proofErr w:type="spellStart"/>
+                                  <w:r>
+                                    <w:rPr>
+                                      <w:sz w:val="24"/>
+                                      <w:szCs w:val="24"/>
+                                      <w:lang w:val="en-US"/>
+                                    </w:rPr>
+                                    <w:t>createAi</w:t>
+                                  </w:r>
+                                  <w:proofErr w:type="spellEnd"/>
                                 </w:p>
                               </w:tc>
                               <w:tc>
@@ -2573,8 +2713,18 @@
                                       <w:szCs w:val="24"/>
                                       <w:lang w:val="en-US"/>
                                     </w:rPr>
-                                    <w:t>assessment/getAll</w:t>
-                                  </w:r>
+                                    <w:t>assessment/</w:t>
+                                  </w:r>
+                                  <w:proofErr w:type="spellStart"/>
+                                  <w:r>
+                                    <w:rPr>
+                                      <w:sz w:val="24"/>
+                                      <w:szCs w:val="24"/>
+                                      <w:lang w:val="en-US"/>
+                                    </w:rPr>
+                                    <w:t>getAll</w:t>
+                                  </w:r>
+                                  <w:proofErr w:type="spellEnd"/>
                                 </w:p>
                               </w:tc>
                               <w:tc>
@@ -2617,8 +2767,18 @@
                                       <w:szCs w:val="24"/>
                                       <w:lang w:val="en-US"/>
                                     </w:rPr>
-                                    <w:t>Assessment &gt; index.jsx</w:t>
-                                  </w:r>
+                                    <w:t xml:space="preserve">Assessment &gt; </w:t>
+                                  </w:r>
+                                  <w:proofErr w:type="spellStart"/>
+                                  <w:r>
+                                    <w:rPr>
+                                      <w:sz w:val="24"/>
+                                      <w:szCs w:val="24"/>
+                                      <w:lang w:val="en-US"/>
+                                    </w:rPr>
+                                    <w:t>index.jsx</w:t>
+                                  </w:r>
+                                  <w:proofErr w:type="spellEnd"/>
                                 </w:p>
                               </w:tc>
                               <w:tc>
@@ -2720,29 +2880,23 @@
                                       <w:lang w:val="en-US"/>
                                     </w:rPr>
                                   </w:pPr>
-                                  <w:r>
-                                    <w:rPr>
-                                      <w:sz w:val="24"/>
-                                      <w:szCs w:val="24"/>
-                                      <w:lang w:val="en-US"/>
-                                    </w:rPr>
-                                    <w:t>Vie</w:t>
-                                  </w:r>
-                                  <w:r>
-                                    <w:rPr>
-                                      <w:sz w:val="24"/>
-                                      <w:szCs w:val="24"/>
-                                      <w:lang w:val="en-US"/>
-                                    </w:rPr>
-                                    <w:t>wAssessment</w:t>
-                                  </w:r>
-                                  <w:r>
-                                    <w:rPr>
-                                      <w:sz w:val="24"/>
-                                      <w:szCs w:val="24"/>
-                                      <w:lang w:val="en-US"/>
-                                    </w:rPr>
-                                    <w:t>.jsx(Components)</w:t>
+                                  <w:proofErr w:type="spellStart"/>
+                                  <w:r>
+                                    <w:rPr>
+                                      <w:sz w:val="24"/>
+                                      <w:szCs w:val="24"/>
+                                      <w:lang w:val="en-US"/>
+                                    </w:rPr>
+                                    <w:t>ViewAssessment.jsx</w:t>
+                                  </w:r>
+                                  <w:proofErr w:type="spellEnd"/>
+                                  <w:r>
+                                    <w:rPr>
+                                      <w:sz w:val="24"/>
+                                      <w:szCs w:val="24"/>
+                                      <w:lang w:val="en-US"/>
+                                    </w:rPr>
+                                    <w:t>(Components)</w:t>
                                   </w:r>
                                 </w:p>
                               </w:tc>
@@ -2851,8 +3005,18 @@
                                       <w:szCs w:val="24"/>
                                       <w:lang w:val="en-US"/>
                                     </w:rPr>
-                                    <w:t>Assessment &gt; index.jsx</w:t>
-                                  </w:r>
+                                    <w:t xml:space="preserve">Assessment &gt; </w:t>
+                                  </w:r>
+                                  <w:proofErr w:type="spellStart"/>
+                                  <w:r>
+                                    <w:rPr>
+                                      <w:sz w:val="24"/>
+                                      <w:szCs w:val="24"/>
+                                      <w:lang w:val="en-US"/>
+                                    </w:rPr>
+                                    <w:t>index.jsx</w:t>
+                                  </w:r>
+                                  <w:proofErr w:type="spellEnd"/>
                                 </w:p>
                               </w:tc>
                               <w:tc>
@@ -2875,78 +3039,6 @@
                                     </w:rPr>
                                     <w:t>Done</w:t>
                                   </w:r>
-                                </w:p>
-                              </w:tc>
-                            </w:tr>
-                            <w:tr>
-                              <w:tc>
-                                <w:tcPr>
-                                  <w:tcW w:w="559" w:type="dxa"/>
-                                </w:tcPr>
-                                <w:p>
-                                  <w:pPr>
-                                    <w:rPr>
-                                      <w:sz w:val="24"/>
-                                      <w:szCs w:val="24"/>
-                                      <w:lang w:val="en-US"/>
-                                    </w:rPr>
-                                  </w:pPr>
-                                </w:p>
-                              </w:tc>
-                              <w:tc>
-                                <w:tcPr>
-                                  <w:tcW w:w="2989" w:type="dxa"/>
-                                </w:tcPr>
-                                <w:p>
-                                  <w:pPr>
-                                    <w:rPr>
-                                      <w:sz w:val="24"/>
-                                      <w:szCs w:val="24"/>
-                                      <w:lang w:val="en-US"/>
-                                    </w:rPr>
-                                  </w:pPr>
-                                </w:p>
-                              </w:tc>
-                              <w:tc>
-                                <w:tcPr>
-                                  <w:tcW w:w="2812" w:type="dxa"/>
-                                </w:tcPr>
-                                <w:p>
-                                  <w:pPr>
-                                    <w:rPr>
-                                      <w:sz w:val="24"/>
-                                      <w:szCs w:val="24"/>
-                                      <w:lang w:val="en-US"/>
-                                    </w:rPr>
-                                  </w:pPr>
-                                </w:p>
-                              </w:tc>
-                              <w:tc>
-                                <w:tcPr>
-                                  <w:tcW w:w="3329" w:type="dxa"/>
-                                </w:tcPr>
-                                <w:p>
-                                  <w:pPr>
-                                    <w:rPr>
-                                      <w:sz w:val="24"/>
-                                      <w:szCs w:val="24"/>
-                                      <w:lang w:val="en-US"/>
-                                    </w:rPr>
-                                  </w:pPr>
-                                </w:p>
-                              </w:tc>
-                              <w:tc>
-                                <w:tcPr>
-                                  <w:tcW w:w="986" w:type="dxa"/>
-                                </w:tcPr>
-                                <w:p>
-                                  <w:pPr>
-                                    <w:rPr>
-                                      <w:sz w:val="24"/>
-                                      <w:szCs w:val="24"/>
-                                      <w:lang w:val="en-US"/>
-                                    </w:rPr>
-                                  </w:pPr>
                                 </w:p>
                               </w:tc>
                             </w:tr>
@@ -2977,6 +3069,202 @@
                                 <w:p>
                                   <w:pPr>
                                     <w:rPr>
+                                      <w:rFonts w:cstheme="minorHAnsi"/>
+                                      <w:sz w:val="24"/>
+                                      <w:szCs w:val="24"/>
+                                      <w:lang w:val="en-US"/>
+                                    </w:rPr>
+                                  </w:pPr>
+                                  <w:r>
+                                    <w:rPr>
+                                      <w:rFonts w:cstheme="minorHAnsi"/>
+                                      <w:sz w:val="24"/>
+                                      <w:szCs w:val="24"/>
+                                      <w:lang w:val="en-US"/>
+                                    </w:rPr>
+                                    <w:t>assessment/</w:t>
+                                  </w:r>
+                                  <w:r>
+                                    <w:rPr>
+                                      <w:rFonts w:eastAsia="Times New Roman" w:cstheme="minorHAnsi"/>
+                                      <w:sz w:val="24"/>
+                                      <w:szCs w:val="24"/>
+                                      <w:lang w:eastAsia="en-IN"/>
+                                    </w:rPr>
+                                    <w:t xml:space="preserve"> </w:t>
+                                  </w:r>
+                                  <w:proofErr w:type="spellStart"/>
+                                  <w:r>
+                                    <w:rPr>
+                                      <w:rFonts w:eastAsia="Times New Roman" w:cstheme="minorHAnsi"/>
+                                      <w:sz w:val="24"/>
+                                      <w:szCs w:val="24"/>
+                                      <w:lang w:eastAsia="en-IN"/>
+                                    </w:rPr>
+                                    <w:t>updateStatus</w:t>
+                                  </w:r>
+                                  <w:proofErr w:type="spellEnd"/>
+                                  <w:r>
+                                    <w:rPr>
+                                      <w:rFonts w:eastAsia="Times New Roman" w:cstheme="minorHAnsi"/>
+                                      <w:sz w:val="24"/>
+                                      <w:szCs w:val="24"/>
+                                      <w:lang w:eastAsia="en-IN"/>
+                                    </w:rPr>
+                                    <w:t>/:id</w:t>
+                                  </w:r>
+                                </w:p>
+                              </w:tc>
+                              <w:tc>
+                                <w:tcPr>
+                                  <w:tcW w:w="2812" w:type="dxa"/>
+                                </w:tcPr>
+                                <w:p>
+                                  <w:pPr>
+                                    <w:rPr>
+                                      <w:sz w:val="24"/>
+                                      <w:szCs w:val="24"/>
+                                      <w:lang w:val="en-US"/>
+                                    </w:rPr>
+                                  </w:pPr>
+                                  <w:r>
+                                    <w:rPr>
+                                      <w:sz w:val="24"/>
+                                      <w:szCs w:val="24"/>
+                                      <w:lang w:val="en-US"/>
+                                    </w:rPr>
+                                    <w:t>Status Update</w:t>
+                                  </w:r>
+                                </w:p>
+                              </w:tc>
+                              <w:tc>
+                                <w:tcPr>
+                                  <w:tcW w:w="3329" w:type="dxa"/>
+                                </w:tcPr>
+                                <w:p>
+                                  <w:pPr>
+                                    <w:rPr>
+                                      <w:sz w:val="24"/>
+                                      <w:szCs w:val="24"/>
+                                      <w:lang w:val="en-US"/>
+                                    </w:rPr>
+                                  </w:pPr>
+                                </w:p>
+                              </w:tc>
+                              <w:tc>
+                                <w:tcPr>
+                                  <w:tcW w:w="986" w:type="dxa"/>
+                                </w:tcPr>
+                                <w:p>
+                                  <w:pPr>
+                                    <w:rPr>
+                                      <w:sz w:val="24"/>
+                                      <w:szCs w:val="24"/>
+                                      <w:lang w:val="en-US"/>
+                                    </w:rPr>
+                                  </w:pPr>
+                                </w:p>
+                              </w:tc>
+                            </w:tr>
+                            <w:tr>
+                              <w:tc>
+                                <w:tcPr>
+                                  <w:tcW w:w="559" w:type="dxa"/>
+                                </w:tcPr>
+                                <w:p>
+                                  <w:pPr>
+                                    <w:rPr>
+                                      <w:sz w:val="24"/>
+                                      <w:szCs w:val="24"/>
+                                      <w:lang w:val="en-US"/>
+                                    </w:rPr>
+                                  </w:pPr>
+                                </w:p>
+                              </w:tc>
+                              <w:tc>
+                                <w:tcPr>
+                                  <w:tcW w:w="2989" w:type="dxa"/>
+                                </w:tcPr>
+                                <w:p>
+                                  <w:pPr>
+                                    <w:rPr>
+                                      <w:sz w:val="24"/>
+                                      <w:szCs w:val="24"/>
+                                      <w:lang w:val="en-US"/>
+                                    </w:rPr>
+                                  </w:pPr>
+                                </w:p>
+                              </w:tc>
+                              <w:tc>
+                                <w:tcPr>
+                                  <w:tcW w:w="2812" w:type="dxa"/>
+                                </w:tcPr>
+                                <w:p>
+                                  <w:pPr>
+                                    <w:rPr>
+                                      <w:sz w:val="24"/>
+                                      <w:szCs w:val="24"/>
+                                      <w:lang w:val="en-US"/>
+                                    </w:rPr>
+                                  </w:pPr>
+                                </w:p>
+                              </w:tc>
+                              <w:tc>
+                                <w:tcPr>
+                                  <w:tcW w:w="3329" w:type="dxa"/>
+                                </w:tcPr>
+                                <w:p>
+                                  <w:pPr>
+                                    <w:rPr>
+                                      <w:sz w:val="24"/>
+                                      <w:szCs w:val="24"/>
+                                      <w:lang w:val="en-US"/>
+                                    </w:rPr>
+                                  </w:pPr>
+                                </w:p>
+                              </w:tc>
+                              <w:tc>
+                                <w:tcPr>
+                                  <w:tcW w:w="986" w:type="dxa"/>
+                                </w:tcPr>
+                                <w:p>
+                                  <w:pPr>
+                                    <w:rPr>
+                                      <w:sz w:val="24"/>
+                                      <w:szCs w:val="24"/>
+                                      <w:lang w:val="en-US"/>
+                                    </w:rPr>
+                                  </w:pPr>
+                                </w:p>
+                              </w:tc>
+                            </w:tr>
+                            <w:tr>
+                              <w:tc>
+                                <w:tcPr>
+                                  <w:tcW w:w="559" w:type="dxa"/>
+                                </w:tcPr>
+                                <w:p>
+                                  <w:pPr>
+                                    <w:pStyle w:val="ListParagraph"/>
+                                    <w:numPr>
+                                      <w:ilvl w:val="0"/>
+                                      <w:numId w:val="3"/>
+                                    </w:numPr>
+                                    <w:rPr>
+                                      <w:sz w:val="24"/>
+                                      <w:szCs w:val="24"/>
+                                      <w:lang w:val="en-US"/>
+                                    </w:rPr>
+                                  </w:pPr>
+                                </w:p>
+                              </w:tc>
+                              <w:tc>
+                                <w:tcPr>
+                                  <w:tcW w:w="2989" w:type="dxa"/>
+                                </w:tcPr>
+                                <w:p>
+                                  <w:pPr>
+                                    <w:rPr>
                                       <w:sz w:val="24"/>
                                       <w:szCs w:val="24"/>
                                       <w:lang w:val="en-US"/>
@@ -2996,8 +3284,18 @@
                                       <w:szCs w:val="24"/>
                                       <w:lang w:val="en-US"/>
                                     </w:rPr>
-                                    <w:t>/getAll</w:t>
-                                  </w:r>
+                                    <w:t>/</w:t>
+                                  </w:r>
+                                  <w:proofErr w:type="spellStart"/>
+                                  <w:r>
+                                    <w:rPr>
+                                      <w:sz w:val="24"/>
+                                      <w:szCs w:val="24"/>
+                                      <w:lang w:val="en-US"/>
+                                    </w:rPr>
+                                    <w:t>getAll</w:t>
+                                  </w:r>
+                                  <w:proofErr w:type="spellEnd"/>
                                 </w:p>
                               </w:tc>
                               <w:tc>
@@ -3802,6 +4100,7 @@
                                 <w:lang w:val="en-US"/>
                               </w:rPr>
                             </w:pPr>
+                            <w:proofErr w:type="spellStart"/>
                             <w:r>
                               <w:rPr>
                                 <w:sz w:val="24"/>
@@ -3818,6 +4117,7 @@
                               </w:rPr>
                               <w:t>.jsx</w:t>
                             </w:r>
+                            <w:proofErr w:type="spellEnd"/>
                           </w:p>
                         </w:tc>
                         <w:tc>
@@ -3889,8 +4189,18 @@
                                 <w:szCs w:val="24"/>
                                 <w:lang w:val="en-US"/>
                               </w:rPr>
-                              <w:t>/editProfile</w:t>
-                            </w:r>
+                              <w:t>/</w:t>
+                            </w:r>
+                            <w:proofErr w:type="spellStart"/>
+                            <w:r>
+                              <w:rPr>
+                                <w:sz w:val="24"/>
+                                <w:szCs w:val="24"/>
+                                <w:lang w:val="en-US"/>
+                              </w:rPr>
+                              <w:t>editProfile</w:t>
+                            </w:r>
+                            <w:proofErr w:type="spellEnd"/>
                           </w:p>
                         </w:tc>
                         <w:tc>
@@ -3990,8 +4300,18 @@
                                 <w:szCs w:val="24"/>
                                 <w:lang w:val="en-US"/>
                               </w:rPr>
-                              <w:t>/confirmAccess</w:t>
-                            </w:r>
+                              <w:t>/</w:t>
+                            </w:r>
+                            <w:proofErr w:type="spellStart"/>
+                            <w:r>
+                              <w:rPr>
+                                <w:sz w:val="24"/>
+                                <w:szCs w:val="24"/>
+                                <w:lang w:val="en-US"/>
+                              </w:rPr>
+                              <w:t>confirmAccess</w:t>
+                            </w:r>
+                            <w:proofErr w:type="spellEnd"/>
                           </w:p>
                         </w:tc>
                         <w:tc>
@@ -4107,8 +4427,18 @@
                                 <w:szCs w:val="24"/>
                                 <w:lang w:val="en-US"/>
                               </w:rPr>
-                              <w:t>/resetPassword</w:t>
-                            </w:r>
+                              <w:t>/</w:t>
+                            </w:r>
+                            <w:proofErr w:type="spellStart"/>
+                            <w:r>
+                              <w:rPr>
+                                <w:sz w:val="24"/>
+                                <w:szCs w:val="24"/>
+                                <w:lang w:val="en-US"/>
+                              </w:rPr>
+                              <w:t>resetPassword</w:t>
+                            </w:r>
+                            <w:proofErr w:type="spellEnd"/>
                           </w:p>
                         </w:tc>
                         <w:tc>
@@ -4246,6 +4576,7 @@
                                 <w:lang w:val="en-US"/>
                               </w:rPr>
                             </w:pPr>
+                            <w:proofErr w:type="spellStart"/>
                             <w:r>
                               <w:rPr>
                                 <w:sz w:val="24"/>
@@ -4262,6 +4593,7 @@
                               </w:rPr>
                               <w:t>.jsx</w:t>
                             </w:r>
+                            <w:proofErr w:type="spellEnd"/>
                           </w:p>
                         </w:tc>
                         <w:tc>
@@ -4497,6 +4829,7 @@
                                 <w:lang w:val="en-US"/>
                               </w:rPr>
                             </w:pPr>
+                            <w:proofErr w:type="spellStart"/>
                             <w:r>
                               <w:rPr>
                                 <w:sz w:val="24"/>
@@ -4513,6 +4846,7 @@
                               </w:rPr>
                               <w:t>.jsx</w:t>
                             </w:r>
+                            <w:proofErr w:type="spellEnd"/>
                           </w:p>
                         </w:tc>
                         <w:tc>
@@ -4584,8 +4918,18 @@
                                 <w:szCs w:val="24"/>
                                 <w:lang w:val="en-US"/>
                               </w:rPr>
-                              <w:t>/editProfile</w:t>
-                            </w:r>
+                              <w:t>/</w:t>
+                            </w:r>
+                            <w:proofErr w:type="spellStart"/>
+                            <w:r>
+                              <w:rPr>
+                                <w:sz w:val="24"/>
+                                <w:szCs w:val="24"/>
+                                <w:lang w:val="en-US"/>
+                              </w:rPr>
+                              <w:t>editProfile</w:t>
+                            </w:r>
+                            <w:proofErr w:type="spellEnd"/>
                           </w:p>
                         </w:tc>
                         <w:tc>
@@ -4685,8 +5029,18 @@
                                 <w:szCs w:val="24"/>
                                 <w:lang w:val="en-US"/>
                               </w:rPr>
-                              <w:t>/confirmAccess</w:t>
-                            </w:r>
+                              <w:t>/</w:t>
+                            </w:r>
+                            <w:proofErr w:type="spellStart"/>
+                            <w:r>
+                              <w:rPr>
+                                <w:sz w:val="24"/>
+                                <w:szCs w:val="24"/>
+                                <w:lang w:val="en-US"/>
+                              </w:rPr>
+                              <w:t>confirmAccess</w:t>
+                            </w:r>
+                            <w:proofErr w:type="spellEnd"/>
                           </w:p>
                         </w:tc>
                         <w:tc>
@@ -4810,8 +5164,18 @@
                                 <w:szCs w:val="24"/>
                                 <w:lang w:val="en-US"/>
                               </w:rPr>
-                              <w:t>/resetPassword</w:t>
-                            </w:r>
+                              <w:t>/</w:t>
+                            </w:r>
+                            <w:proofErr w:type="spellStart"/>
+                            <w:r>
+                              <w:rPr>
+                                <w:sz w:val="24"/>
+                                <w:szCs w:val="24"/>
+                                <w:lang w:val="en-US"/>
+                              </w:rPr>
+                              <w:t>resetPassword</w:t>
+                            </w:r>
+                            <w:proofErr w:type="spellEnd"/>
                           </w:p>
                         </w:tc>
                         <w:tc>
@@ -4949,6 +5313,7 @@
                                 <w:lang w:val="en-US"/>
                               </w:rPr>
                             </w:pPr>
+                            <w:proofErr w:type="spellStart"/>
                             <w:r>
                               <w:rPr>
                                 <w:sz w:val="24"/>
@@ -4965,6 +5330,7 @@
                               </w:rPr>
                               <w:t>.jsx</w:t>
                             </w:r>
+                            <w:proofErr w:type="spellEnd"/>
                             <w:r>
                               <w:rPr>
                                 <w:sz w:val="24"/>
@@ -5214,8 +5580,18 @@
                                 <w:szCs w:val="24"/>
                                 <w:lang w:val="en-US"/>
                               </w:rPr>
-                              <w:t>Template &gt; Create &gt; index.jsx</w:t>
-                            </w:r>
+                              <w:t xml:space="preserve">Template &gt; Create &gt; </w:t>
+                            </w:r>
+                            <w:proofErr w:type="spellStart"/>
+                            <w:r>
+                              <w:rPr>
+                                <w:sz w:val="24"/>
+                                <w:szCs w:val="24"/>
+                                <w:lang w:val="en-US"/>
+                              </w:rPr>
+                              <w:t>index.jsx</w:t>
+                            </w:r>
+                            <w:proofErr w:type="spellEnd"/>
                           </w:p>
                         </w:tc>
                         <w:tc>
@@ -5331,8 +5707,18 @@
                                 <w:szCs w:val="24"/>
                                 <w:lang w:val="en-US"/>
                               </w:rPr>
-                              <w:t>Template &gt; Create &gt; index.jsx</w:t>
-                            </w:r>
+                              <w:t xml:space="preserve">Template &gt; Create &gt; </w:t>
+                            </w:r>
+                            <w:proofErr w:type="spellStart"/>
+                            <w:r>
+                              <w:rPr>
+                                <w:sz w:val="24"/>
+                                <w:szCs w:val="24"/>
+                                <w:lang w:val="en-US"/>
+                              </w:rPr>
+                              <w:t>index.jsx</w:t>
+                            </w:r>
+                            <w:proofErr w:type="spellEnd"/>
                           </w:p>
                         </w:tc>
                         <w:tc>
@@ -5404,8 +5790,18 @@
                                 <w:szCs w:val="24"/>
                                 <w:lang w:val="en-US"/>
                               </w:rPr>
-                              <w:t>/getAll</w:t>
-                            </w:r>
+                              <w:t>/</w:t>
+                            </w:r>
+                            <w:proofErr w:type="spellStart"/>
+                            <w:r>
+                              <w:rPr>
+                                <w:sz w:val="24"/>
+                                <w:szCs w:val="24"/>
+                                <w:lang w:val="en-US"/>
+                              </w:rPr>
+                              <w:t>getAll</w:t>
+                            </w:r>
+                            <w:proofErr w:type="spellEnd"/>
                           </w:p>
                         </w:tc>
                         <w:tc>
@@ -5464,8 +5860,18 @@
                                 <w:szCs w:val="24"/>
                                 <w:lang w:val="en-US"/>
                               </w:rPr>
-                              <w:t>Template &gt; index.jsx</w:t>
-                            </w:r>
+                              <w:t xml:space="preserve">Template &gt; </w:t>
+                            </w:r>
+                            <w:proofErr w:type="spellStart"/>
+                            <w:r>
+                              <w:rPr>
+                                <w:sz w:val="24"/>
+                                <w:szCs w:val="24"/>
+                                <w:lang w:val="en-US"/>
+                              </w:rPr>
+                              <w:t>index.jsx</w:t>
+                            </w:r>
+                            <w:proofErr w:type="spellEnd"/>
                           </w:p>
                         </w:tc>
                         <w:tc>
@@ -5583,13 +5989,23 @@
                                 <w:lang w:val="en-US"/>
                               </w:rPr>
                             </w:pPr>
-                            <w:r>
-                              <w:rPr>
-                                <w:sz w:val="24"/>
-                                <w:szCs w:val="24"/>
-                                <w:lang w:val="en-US"/>
-                              </w:rPr>
-                              <w:t>ViewTemplate.jsx(Components)</w:t>
+                            <w:proofErr w:type="spellStart"/>
+                            <w:r>
+                              <w:rPr>
+                                <w:sz w:val="24"/>
+                                <w:szCs w:val="24"/>
+                                <w:lang w:val="en-US"/>
+                              </w:rPr>
+                              <w:t>ViewTemplate.jsx</w:t>
+                            </w:r>
+                            <w:proofErr w:type="spellEnd"/>
+                            <w:r>
+                              <w:rPr>
+                                <w:sz w:val="24"/>
+                                <w:szCs w:val="24"/>
+                                <w:lang w:val="en-US"/>
+                              </w:rPr>
+                              <w:t>(Components)</w:t>
                             </w:r>
                           </w:p>
                         </w:tc>
@@ -5698,8 +6114,18 @@
                                 <w:szCs w:val="24"/>
                                 <w:lang w:val="en-US"/>
                               </w:rPr>
-                              <w:t>Template &gt; index.jsx</w:t>
-                            </w:r>
+                              <w:t xml:space="preserve">Template &gt; </w:t>
+                            </w:r>
+                            <w:proofErr w:type="spellStart"/>
+                            <w:r>
+                              <w:rPr>
+                                <w:sz w:val="24"/>
+                                <w:szCs w:val="24"/>
+                                <w:lang w:val="en-US"/>
+                              </w:rPr>
+                              <w:t>index.jsx</w:t>
+                            </w:r>
+                            <w:proofErr w:type="spellEnd"/>
                           </w:p>
                         </w:tc>
                         <w:tc>
@@ -5832,16 +6258,18 @@
                                 <w:szCs w:val="24"/>
                                 <w:lang w:val="en-US"/>
                               </w:rPr>
-                              <w:t>Assessment</w:t>
-                            </w:r>
-                            <w:r>
-                              <w:rPr>
-                                <w:sz w:val="24"/>
-                                <w:szCs w:val="24"/>
-                                <w:lang w:val="en-US"/>
-                              </w:rPr>
-                              <w:t xml:space="preserve"> &gt; Create &gt; index.jsx</w:t>
-                            </w:r>
+                              <w:t xml:space="preserve">Assessment &gt; Create &gt; </w:t>
+                            </w:r>
+                            <w:proofErr w:type="spellStart"/>
+                            <w:r>
+                              <w:rPr>
+                                <w:sz w:val="24"/>
+                                <w:szCs w:val="24"/>
+                                <w:lang w:val="en-US"/>
+                              </w:rPr>
+                              <w:t>index.jsx</w:t>
+                            </w:r>
+                            <w:proofErr w:type="spellEnd"/>
                           </w:p>
                         </w:tc>
                         <w:tc>
@@ -5905,8 +6333,18 @@
                                 <w:szCs w:val="24"/>
                                 <w:lang w:val="en-US"/>
                               </w:rPr>
-                              <w:t>assessment /createAi</w:t>
-                            </w:r>
+                              <w:t>assessment /</w:t>
+                            </w:r>
+                            <w:proofErr w:type="spellStart"/>
+                            <w:r>
+                              <w:rPr>
+                                <w:sz w:val="24"/>
+                                <w:szCs w:val="24"/>
+                                <w:lang w:val="en-US"/>
+                              </w:rPr>
+                              <w:t>createAi</w:t>
+                            </w:r>
+                            <w:proofErr w:type="spellEnd"/>
                           </w:p>
                         </w:tc>
                         <w:tc>
@@ -6091,8 +6529,18 @@
                                 <w:szCs w:val="24"/>
                                 <w:lang w:val="en-US"/>
                               </w:rPr>
-                              <w:t>assessment/getAll</w:t>
-                            </w:r>
+                              <w:t>assessment/</w:t>
+                            </w:r>
+                            <w:proofErr w:type="spellStart"/>
+                            <w:r>
+                              <w:rPr>
+                                <w:sz w:val="24"/>
+                                <w:szCs w:val="24"/>
+                                <w:lang w:val="en-US"/>
+                              </w:rPr>
+                              <w:t>getAll</w:t>
+                            </w:r>
+                            <w:proofErr w:type="spellEnd"/>
                           </w:p>
                         </w:tc>
                         <w:tc>
@@ -6135,8 +6583,18 @@
                                 <w:szCs w:val="24"/>
                                 <w:lang w:val="en-US"/>
                               </w:rPr>
-                              <w:t>Assessment &gt; index.jsx</w:t>
-                            </w:r>
+                              <w:t xml:space="preserve">Assessment &gt; </w:t>
+                            </w:r>
+                            <w:proofErr w:type="spellStart"/>
+                            <w:r>
+                              <w:rPr>
+                                <w:sz w:val="24"/>
+                                <w:szCs w:val="24"/>
+                                <w:lang w:val="en-US"/>
+                              </w:rPr>
+                              <w:t>index.jsx</w:t>
+                            </w:r>
+                            <w:proofErr w:type="spellEnd"/>
                           </w:p>
                         </w:tc>
                         <w:tc>
@@ -6238,29 +6696,23 @@
                                 <w:lang w:val="en-US"/>
                               </w:rPr>
                             </w:pPr>
-                            <w:r>
-                              <w:rPr>
-                                <w:sz w:val="24"/>
-                                <w:szCs w:val="24"/>
-                                <w:lang w:val="en-US"/>
-                              </w:rPr>
-                              <w:t>Vie</w:t>
-                            </w:r>
-                            <w:r>
-                              <w:rPr>
-                                <w:sz w:val="24"/>
-                                <w:szCs w:val="24"/>
-                                <w:lang w:val="en-US"/>
-                              </w:rPr>
-                              <w:t>wAssessment</w:t>
-                            </w:r>
-                            <w:r>
-                              <w:rPr>
-                                <w:sz w:val="24"/>
-                                <w:szCs w:val="24"/>
-                                <w:lang w:val="en-US"/>
-                              </w:rPr>
-                              <w:t>.jsx(Components)</w:t>
+                            <w:proofErr w:type="spellStart"/>
+                            <w:r>
+                              <w:rPr>
+                                <w:sz w:val="24"/>
+                                <w:szCs w:val="24"/>
+                                <w:lang w:val="en-US"/>
+                              </w:rPr>
+                              <w:t>ViewAssessment.jsx</w:t>
+                            </w:r>
+                            <w:proofErr w:type="spellEnd"/>
+                            <w:r>
+                              <w:rPr>
+                                <w:sz w:val="24"/>
+                                <w:szCs w:val="24"/>
+                                <w:lang w:val="en-US"/>
+                              </w:rPr>
+                              <w:t>(Components)</w:t>
                             </w:r>
                           </w:p>
                         </w:tc>
@@ -6369,8 +6821,18 @@
                                 <w:szCs w:val="24"/>
                                 <w:lang w:val="en-US"/>
                               </w:rPr>
-                              <w:t>Assessment &gt; index.jsx</w:t>
-                            </w:r>
+                              <w:t xml:space="preserve">Assessment &gt; </w:t>
+                            </w:r>
+                            <w:proofErr w:type="spellStart"/>
+                            <w:r>
+                              <w:rPr>
+                                <w:sz w:val="24"/>
+                                <w:szCs w:val="24"/>
+                                <w:lang w:val="en-US"/>
+                              </w:rPr>
+                              <w:t>index.jsx</w:t>
+                            </w:r>
+                            <w:proofErr w:type="spellEnd"/>
                           </w:p>
                         </w:tc>
                         <w:tc>
@@ -6393,78 +6855,6 @@
                               </w:rPr>
                               <w:t>Done</w:t>
                             </w:r>
-                          </w:p>
-                        </w:tc>
-                      </w:tr>
-                      <w:tr>
-                        <w:tc>
-                          <w:tcPr>
-                            <w:tcW w:w="559" w:type="dxa"/>
-                          </w:tcPr>
-                          <w:p>
-                            <w:pPr>
-                              <w:rPr>
-                                <w:sz w:val="24"/>
-                                <w:szCs w:val="24"/>
-                                <w:lang w:val="en-US"/>
-                              </w:rPr>
-                            </w:pPr>
-                          </w:p>
-                        </w:tc>
-                        <w:tc>
-                          <w:tcPr>
-                            <w:tcW w:w="2989" w:type="dxa"/>
-                          </w:tcPr>
-                          <w:p>
-                            <w:pPr>
-                              <w:rPr>
-                                <w:sz w:val="24"/>
-                                <w:szCs w:val="24"/>
-                                <w:lang w:val="en-US"/>
-                              </w:rPr>
-                            </w:pPr>
-                          </w:p>
-                        </w:tc>
-                        <w:tc>
-                          <w:tcPr>
-                            <w:tcW w:w="2812" w:type="dxa"/>
-                          </w:tcPr>
-                          <w:p>
-                            <w:pPr>
-                              <w:rPr>
-                                <w:sz w:val="24"/>
-                                <w:szCs w:val="24"/>
-                                <w:lang w:val="en-US"/>
-                              </w:rPr>
-                            </w:pPr>
-                          </w:p>
-                        </w:tc>
-                        <w:tc>
-                          <w:tcPr>
-                            <w:tcW w:w="3329" w:type="dxa"/>
-                          </w:tcPr>
-                          <w:p>
-                            <w:pPr>
-                              <w:rPr>
-                                <w:sz w:val="24"/>
-                                <w:szCs w:val="24"/>
-                                <w:lang w:val="en-US"/>
-                              </w:rPr>
-                            </w:pPr>
-                          </w:p>
-                        </w:tc>
-                        <w:tc>
-                          <w:tcPr>
-                            <w:tcW w:w="986" w:type="dxa"/>
-                          </w:tcPr>
-                          <w:p>
-                            <w:pPr>
-                              <w:rPr>
-                                <w:sz w:val="24"/>
-                                <w:szCs w:val="24"/>
-                                <w:lang w:val="en-US"/>
-                              </w:rPr>
-                            </w:pPr>
                           </w:p>
                         </w:tc>
                       </w:tr>
@@ -6495,6 +6885,202 @@
                           <w:p>
                             <w:pPr>
                               <w:rPr>
+                                <w:rFonts w:cstheme="minorHAnsi"/>
+                                <w:sz w:val="24"/>
+                                <w:szCs w:val="24"/>
+                                <w:lang w:val="en-US"/>
+                              </w:rPr>
+                            </w:pPr>
+                            <w:r>
+                              <w:rPr>
+                                <w:rFonts w:cstheme="minorHAnsi"/>
+                                <w:sz w:val="24"/>
+                                <w:szCs w:val="24"/>
+                                <w:lang w:val="en-US"/>
+                              </w:rPr>
+                              <w:t>assessment/</w:t>
+                            </w:r>
+                            <w:r>
+                              <w:rPr>
+                                <w:rFonts w:eastAsia="Times New Roman" w:cstheme="minorHAnsi"/>
+                                <w:sz w:val="24"/>
+                                <w:szCs w:val="24"/>
+                                <w:lang w:eastAsia="en-IN"/>
+                              </w:rPr>
+                              <w:t xml:space="preserve"> </w:t>
+                            </w:r>
+                            <w:proofErr w:type="spellStart"/>
+                            <w:r>
+                              <w:rPr>
+                                <w:rFonts w:eastAsia="Times New Roman" w:cstheme="minorHAnsi"/>
+                                <w:sz w:val="24"/>
+                                <w:szCs w:val="24"/>
+                                <w:lang w:eastAsia="en-IN"/>
+                              </w:rPr>
+                              <w:t>updateStatus</w:t>
+                            </w:r>
+                            <w:proofErr w:type="spellEnd"/>
+                            <w:r>
+                              <w:rPr>
+                                <w:rFonts w:eastAsia="Times New Roman" w:cstheme="minorHAnsi"/>
+                                <w:sz w:val="24"/>
+                                <w:szCs w:val="24"/>
+                                <w:lang w:eastAsia="en-IN"/>
+                              </w:rPr>
+                              <w:t>/:id</w:t>
+                            </w:r>
+                          </w:p>
+                        </w:tc>
+                        <w:tc>
+                          <w:tcPr>
+                            <w:tcW w:w="2812" w:type="dxa"/>
+                          </w:tcPr>
+                          <w:p>
+                            <w:pPr>
+                              <w:rPr>
+                                <w:sz w:val="24"/>
+                                <w:szCs w:val="24"/>
+                                <w:lang w:val="en-US"/>
+                              </w:rPr>
+                            </w:pPr>
+                            <w:r>
+                              <w:rPr>
+                                <w:sz w:val="24"/>
+                                <w:szCs w:val="24"/>
+                                <w:lang w:val="en-US"/>
+                              </w:rPr>
+                              <w:t>Status Update</w:t>
+                            </w:r>
+                          </w:p>
+                        </w:tc>
+                        <w:tc>
+                          <w:tcPr>
+                            <w:tcW w:w="3329" w:type="dxa"/>
+                          </w:tcPr>
+                          <w:p>
+                            <w:pPr>
+                              <w:rPr>
+                                <w:sz w:val="24"/>
+                                <w:szCs w:val="24"/>
+                                <w:lang w:val="en-US"/>
+                              </w:rPr>
+                            </w:pPr>
+                          </w:p>
+                        </w:tc>
+                        <w:tc>
+                          <w:tcPr>
+                            <w:tcW w:w="986" w:type="dxa"/>
+                          </w:tcPr>
+                          <w:p>
+                            <w:pPr>
+                              <w:rPr>
+                                <w:sz w:val="24"/>
+                                <w:szCs w:val="24"/>
+                                <w:lang w:val="en-US"/>
+                              </w:rPr>
+                            </w:pPr>
+                          </w:p>
+                        </w:tc>
+                      </w:tr>
+                      <w:tr>
+                        <w:tc>
+                          <w:tcPr>
+                            <w:tcW w:w="559" w:type="dxa"/>
+                          </w:tcPr>
+                          <w:p>
+                            <w:pPr>
+                              <w:rPr>
+                                <w:sz w:val="24"/>
+                                <w:szCs w:val="24"/>
+                                <w:lang w:val="en-US"/>
+                              </w:rPr>
+                            </w:pPr>
+                          </w:p>
+                        </w:tc>
+                        <w:tc>
+                          <w:tcPr>
+                            <w:tcW w:w="2989" w:type="dxa"/>
+                          </w:tcPr>
+                          <w:p>
+                            <w:pPr>
+                              <w:rPr>
+                                <w:sz w:val="24"/>
+                                <w:szCs w:val="24"/>
+                                <w:lang w:val="en-US"/>
+                              </w:rPr>
+                            </w:pPr>
+                          </w:p>
+                        </w:tc>
+                        <w:tc>
+                          <w:tcPr>
+                            <w:tcW w:w="2812" w:type="dxa"/>
+                          </w:tcPr>
+                          <w:p>
+                            <w:pPr>
+                              <w:rPr>
+                                <w:sz w:val="24"/>
+                                <w:szCs w:val="24"/>
+                                <w:lang w:val="en-US"/>
+                              </w:rPr>
+                            </w:pPr>
+                          </w:p>
+                        </w:tc>
+                        <w:tc>
+                          <w:tcPr>
+                            <w:tcW w:w="3329" w:type="dxa"/>
+                          </w:tcPr>
+                          <w:p>
+                            <w:pPr>
+                              <w:rPr>
+                                <w:sz w:val="24"/>
+                                <w:szCs w:val="24"/>
+                                <w:lang w:val="en-US"/>
+                              </w:rPr>
+                            </w:pPr>
+                          </w:p>
+                        </w:tc>
+                        <w:tc>
+                          <w:tcPr>
+                            <w:tcW w:w="986" w:type="dxa"/>
+                          </w:tcPr>
+                          <w:p>
+                            <w:pPr>
+                              <w:rPr>
+                                <w:sz w:val="24"/>
+                                <w:szCs w:val="24"/>
+                                <w:lang w:val="en-US"/>
+                              </w:rPr>
+                            </w:pPr>
+                          </w:p>
+                        </w:tc>
+                      </w:tr>
+                      <w:tr>
+                        <w:tc>
+                          <w:tcPr>
+                            <w:tcW w:w="559" w:type="dxa"/>
+                          </w:tcPr>
+                          <w:p>
+                            <w:pPr>
+                              <w:pStyle w:val="ListParagraph"/>
+                              <w:numPr>
+                                <w:ilvl w:val="0"/>
+                                <w:numId w:val="3"/>
+                              </w:numPr>
+                              <w:rPr>
+                                <w:sz w:val="24"/>
+                                <w:szCs w:val="24"/>
+                                <w:lang w:val="en-US"/>
+                              </w:rPr>
+                            </w:pPr>
+                          </w:p>
+                        </w:tc>
+                        <w:tc>
+                          <w:tcPr>
+                            <w:tcW w:w="2989" w:type="dxa"/>
+                          </w:tcPr>
+                          <w:p>
+                            <w:pPr>
+                              <w:rPr>
                                 <w:sz w:val="24"/>
                                 <w:szCs w:val="24"/>
                                 <w:lang w:val="en-US"/>
@@ -6514,8 +7100,18 @@
                                 <w:szCs w:val="24"/>
                                 <w:lang w:val="en-US"/>
                               </w:rPr>
-                              <w:t>/getAll</w:t>
-                            </w:r>
+                              <w:t>/</w:t>
+                            </w:r>
+                            <w:proofErr w:type="spellStart"/>
+                            <w:r>
+                              <w:rPr>
+                                <w:sz w:val="24"/>
+                                <w:szCs w:val="24"/>
+                                <w:lang w:val="en-US"/>
+                              </w:rPr>
+                              <w:t>getAll</w:t>
+                            </w:r>
+                            <w:proofErr w:type="spellEnd"/>
                           </w:p>
                         </w:tc>
                         <w:tc>
@@ -7132,7 +7728,6 @@
                 <w:szCs w:val="36"/>
                 <w:lang w:val="en-US"/>
               </w:rPr>
-              <w:lastRenderedPageBreak/>
               <w:t>Date</w:t>
             </w:r>
           </w:p>
@@ -7577,7 +8172,7 @@
   <w:abstractNum w:abstractNumId="0" w15:restartNumberingAfterBreak="0">
     <w:nsid w:val="2D4C6642"/>
     <w:multiLevelType w:val="hybridMultilevel"/>
-    <w:tmpl w:val="A0D462C6"/>
+    <w:tmpl w:val="6028365C"/>
     <w:lvl w:ilvl="0" w:tplc="4009000F">
       <w:start w:val="1"/>
       <w:numFmt w:val="decimal"/>

--- a/Qgenie Docs.docx
+++ b/Qgenie Docs.docx
@@ -2238,13 +2238,7 @@
                                     <w:rPr>
                                       <w:lang w:val="en-US"/>
                                     </w:rPr>
-                                    <w:t>/teacher/</w:t>
-                                  </w:r>
-                                  <w:r>
-                                    <w:rPr>
-                                      <w:lang w:val="en-US"/>
-                                    </w:rPr>
-                                    <w:t>assessment /edit/:id</w:t>
+                                    <w:t>/teacher/assessment /edit/:id</w:t>
                                   </w:r>
                                 </w:p>
                               </w:tc>
@@ -2343,13 +2337,7 @@
                                     <w:rPr>
                                       <w:lang w:val="en-US"/>
                                     </w:rPr>
-                                    <w:t>/teacher/</w:t>
-                                  </w:r>
-                                  <w:r>
-                                    <w:rPr>
-                                      <w:lang w:val="en-US"/>
-                                    </w:rPr>
-                                    <w:t>assessment/</w:t>
+                                    <w:t>/teacher/assessment/</w:t>
                                   </w:r>
                                   <w:proofErr w:type="spellStart"/>
                                   <w:r>
@@ -2456,13 +2444,7 @@
                                     <w:rPr>
                                       <w:lang w:val="en-US"/>
                                     </w:rPr>
-                                    <w:t>/teacher/</w:t>
-                                  </w:r>
-                                  <w:r>
-                                    <w:rPr>
-                                      <w:lang w:val="en-US"/>
-                                    </w:rPr>
-                                    <w:t>assessment/get/:id</w:t>
+                                    <w:t>/teacher/assessment/get/:id</w:t>
                                   </w:r>
                                 </w:p>
                               </w:tc>
@@ -2569,13 +2551,7 @@
                                     <w:rPr>
                                       <w:lang w:val="en-US"/>
                                     </w:rPr>
-                                    <w:t>/teacher/</w:t>
-                                  </w:r>
-                                  <w:r>
-                                    <w:rPr>
-                                      <w:lang w:val="en-US"/>
-                                    </w:rPr>
-                                    <w:t>assessment/delete/:id</w:t>
+                                    <w:t>/teacher/assessment/delete/:id</w:t>
                                   </w:r>
                                 </w:p>
                               </w:tc>
@@ -5599,13 +5575,7 @@
                               <w:rPr>
                                 <w:lang w:val="en-US"/>
                               </w:rPr>
-                              <w:t>/teacher/</w:t>
-                            </w:r>
-                            <w:r>
-                              <w:rPr>
-                                <w:lang w:val="en-US"/>
-                              </w:rPr>
-                              <w:t>assessment /edit/:id</w:t>
+                              <w:t>/teacher/assessment /edit/:id</w:t>
                             </w:r>
                           </w:p>
                         </w:tc>
@@ -5704,13 +5674,7 @@
                               <w:rPr>
                                 <w:lang w:val="en-US"/>
                               </w:rPr>
-                              <w:t>/teacher/</w:t>
-                            </w:r>
-                            <w:r>
-                              <w:rPr>
-                                <w:lang w:val="en-US"/>
-                              </w:rPr>
-                              <w:t>assessment/</w:t>
+                              <w:t>/teacher/assessment/</w:t>
                             </w:r>
                             <w:proofErr w:type="spellStart"/>
                             <w:r>
@@ -5817,13 +5781,7 @@
                               <w:rPr>
                                 <w:lang w:val="en-US"/>
                               </w:rPr>
-                              <w:t>/teacher/</w:t>
-                            </w:r>
-                            <w:r>
-                              <w:rPr>
-                                <w:lang w:val="en-US"/>
-                              </w:rPr>
-                              <w:t>assessment/get/:id</w:t>
+                              <w:t>/teacher/assessment/get/:id</w:t>
                             </w:r>
                           </w:p>
                         </w:tc>
@@ -5930,13 +5888,7 @@
                               <w:rPr>
                                 <w:lang w:val="en-US"/>
                               </w:rPr>
-                              <w:t>/teacher/</w:t>
-                            </w:r>
-                            <w:r>
-                              <w:rPr>
-                                <w:lang w:val="en-US"/>
-                              </w:rPr>
-                              <w:t>assessment/delete/:id</w:t>
+                              <w:t>/teacher/assessment/delete/:id</w:t>
                             </w:r>
                           </w:p>
                         </w:tc>
@@ -6770,6 +6722,24 @@
         </w:rPr>
         <w:br/>
       </w:r>
+    </w:p>
+    <w:p>
+      <w:pPr>
+        <w:rPr>
+          <w:sz w:val="36"/>
+          <w:szCs w:val="36"/>
+          <w:lang w:val="en-US"/>
+        </w:rPr>
+      </w:pPr>
+    </w:p>
+    <w:p>
+      <w:pPr>
+        <w:rPr>
+          <w:sz w:val="36"/>
+          <w:szCs w:val="36"/>
+          <w:lang w:val="en-US"/>
+        </w:rPr>
+      </w:pPr>
       <w:r>
         <w:rPr>
           <w:sz w:val="36"/>
@@ -6795,7 +6765,26 @@
           <w:szCs w:val="36"/>
           <w:lang w:val="en-US"/>
         </w:rPr>
-        <w:t>ERROR LIST</w:t>
+        <w:lastRenderedPageBreak/>
+        <w:t>ERROR</w:t>
+      </w:r>
+      <w:r>
+        <w:rPr>
+          <w:color w:val="FF0000"/>
+          <w:sz w:val="36"/>
+          <w:szCs w:val="36"/>
+          <w:lang w:val="en-US"/>
+        </w:rPr>
+        <w:t xml:space="preserve"> &amp; TODO</w:t>
+      </w:r>
+      <w:r>
+        <w:rPr>
+          <w:color w:val="FF0000"/>
+          <w:sz w:val="36"/>
+          <w:szCs w:val="36"/>
+          <w:lang w:val="en-US"/>
+        </w:rPr>
+        <w:t xml:space="preserve"> LIST</w:t>
       </w:r>
     </w:p>
     <w:tbl>
@@ -6892,7 +6881,6 @@
               <w:rPr>
                 <w:lang w:val="en-US"/>
               </w:rPr>
-              <w:lastRenderedPageBreak/>
               <w:t>08/07/2</w:t>
             </w:r>
             <w:r>
@@ -6963,6 +6951,12 @@
                 <w:lang w:val="en-US"/>
               </w:rPr>
             </w:pPr>
+            <w:r>
+              <w:rPr>
+                <w:lang w:val="en-US"/>
+              </w:rPr>
+              <w:t>20/07/2026</w:t>
+            </w:r>
           </w:p>
         </w:tc>
         <w:tc>
@@ -6975,6 +6969,12 @@
                 <w:lang w:val="en-US"/>
               </w:rPr>
             </w:pPr>
+            <w:r>
+              <w:rPr>
+                <w:lang w:val="en-US"/>
+              </w:rPr>
+              <w:t>Generate id for students and teachers while signup</w:t>
+            </w:r>
           </w:p>
         </w:tc>
         <w:tc>

--- a/Qgenie Docs.docx
+++ b/Qgenie Docs.docx
@@ -65,15 +65,7 @@
           <w:szCs w:val="16"/>
           <w:lang w:eastAsia="en-IN"/>
         </w:rPr>
-        <w:t>N</w:t>
-      </w:r>
-      <w:r>
-        <w:rPr>
-          <w:sz w:val="16"/>
-          <w:szCs w:val="16"/>
-          <w:lang w:eastAsia="en-IN"/>
-        </w:rPr>
-        <w:t>ame</w:t>
+        <w:t>Name</w:t>
       </w:r>
     </w:p>
     <w:p>
@@ -95,15 +87,7 @@
           <w:szCs w:val="16"/>
           <w:lang w:eastAsia="en-IN"/>
         </w:rPr>
-        <w:t>U</w:t>
-      </w:r>
-      <w:r>
-        <w:rPr>
-          <w:sz w:val="16"/>
-          <w:szCs w:val="16"/>
-          <w:lang w:eastAsia="en-IN"/>
-        </w:rPr>
-        <w:t>sername</w:t>
+        <w:t>Username</w:t>
       </w:r>
     </w:p>
     <w:p>
@@ -125,15 +109,7 @@
           <w:szCs w:val="16"/>
           <w:lang w:eastAsia="en-IN"/>
         </w:rPr>
-        <w:t>E</w:t>
-      </w:r>
-      <w:r>
-        <w:rPr>
-          <w:sz w:val="16"/>
-          <w:szCs w:val="16"/>
-          <w:lang w:eastAsia="en-IN"/>
-        </w:rPr>
-        <w:t>mail</w:t>
+        <w:t>Email</w:t>
       </w:r>
       <w:r>
         <w:rPr>
@@ -210,15 +186,7 @@
           <w:szCs w:val="16"/>
           <w:lang w:eastAsia="en-IN"/>
         </w:rPr>
-        <w:t>G</w:t>
-      </w:r>
-      <w:r>
-        <w:rPr>
-          <w:sz w:val="16"/>
-          <w:szCs w:val="16"/>
-          <w:lang w:eastAsia="en-IN"/>
-        </w:rPr>
-        <w:t>ender</w:t>
+        <w:t>Gender</w:t>
       </w:r>
     </w:p>
     <w:p>
@@ -10356,7 +10324,7 @@
         </w:tc>
         <w:tc>
           <w:tcPr>
-            <w:tcW w:w="7938" w:type="dxa"/>
+            <w:tcW w:w="7918" w:type="dxa"/>
           </w:tcPr>
           <w:p>
             <w:pPr>
@@ -10378,7 +10346,7 @@
         </w:tc>
         <w:tc>
           <w:tcPr>
-            <w:tcW w:w="1105" w:type="dxa"/>
+            <w:tcW w:w="1125" w:type="dxa"/>
           </w:tcPr>
           <w:p>
             <w:pPr>
@@ -10432,7 +10400,7 @@
         </w:tc>
         <w:tc>
           <w:tcPr>
-            <w:tcW w:w="7938" w:type="dxa"/>
+            <w:tcW w:w="7918" w:type="dxa"/>
           </w:tcPr>
           <w:p>
             <w:pPr>
@@ -10456,7 +10424,7 @@
         </w:tc>
         <w:tc>
           <w:tcPr>
-            <w:tcW w:w="1105" w:type="dxa"/>
+            <w:tcW w:w="1125" w:type="dxa"/>
           </w:tcPr>
           <w:p>
             <w:pPr>
@@ -10494,7 +10462,7 @@
         </w:tc>
         <w:tc>
           <w:tcPr>
-            <w:tcW w:w="7938" w:type="dxa"/>
+            <w:tcW w:w="7918" w:type="dxa"/>
           </w:tcPr>
           <w:p>
             <w:pPr>
@@ -10512,7 +10480,119 @@
         </w:tc>
         <w:tc>
           <w:tcPr>
-            <w:tcW w:w="1105" w:type="dxa"/>
+            <w:tcW w:w="1125" w:type="dxa"/>
+          </w:tcPr>
+          <w:p>
+            <w:pPr>
+              <w:rPr>
+                <w:lang w:val="en-US"/>
+              </w:rPr>
+            </w:pPr>
+          </w:p>
+        </w:tc>
+      </w:tr>
+      <w:tr>
+        <w:tc>
+          <w:tcPr>
+            <w:tcW w:w="1413" w:type="dxa"/>
+          </w:tcPr>
+          <w:p>
+            <w:pPr>
+              <w:rPr>
+                <w:lang w:val="en-US"/>
+              </w:rPr>
+            </w:pPr>
+            <w:r>
+              <w:rPr>
+                <w:lang w:val="en-US"/>
+              </w:rPr>
+              <w:t>25/07/2026</w:t>
+            </w:r>
+          </w:p>
+        </w:tc>
+        <w:tc>
+          <w:tcPr>
+            <w:tcW w:w="7918" w:type="dxa"/>
+          </w:tcPr>
+          <w:p>
+            <w:pPr>
+              <w:rPr>
+                <w:lang w:val="en-US"/>
+              </w:rPr>
+            </w:pPr>
+            <w:r>
+              <w:rPr>
+                <w:lang w:val="en-US"/>
+              </w:rPr>
+              <w:t>Add teacher id in templates as created by</w:t>
+            </w:r>
+          </w:p>
+        </w:tc>
+        <w:tc>
+          <w:tcPr>
+            <w:tcW w:w="1125" w:type="dxa"/>
+          </w:tcPr>
+          <w:p>
+            <w:pPr>
+              <w:rPr>
+                <w:lang w:val="en-US"/>
+              </w:rPr>
+            </w:pPr>
+          </w:p>
+        </w:tc>
+      </w:tr>
+      <w:tr>
+        <w:tc>
+          <w:tcPr>
+            <w:tcW w:w="1413" w:type="dxa"/>
+          </w:tcPr>
+          <w:p>
+            <w:pPr>
+              <w:rPr>
+                <w:lang w:val="en-US"/>
+              </w:rPr>
+            </w:pPr>
+            <w:r>
+              <w:rPr>
+                <w:lang w:val="en-US"/>
+              </w:rPr>
+              <w:t>25/07/2026</w:t>
+            </w:r>
+          </w:p>
+        </w:tc>
+        <w:tc>
+          <w:tcPr>
+            <w:tcW w:w="7918" w:type="dxa"/>
+          </w:tcPr>
+          <w:p>
+            <w:pPr>
+              <w:rPr>
+                <w:lang w:val="en-US"/>
+              </w:rPr>
+            </w:pPr>
+            <w:r>
+              <w:rPr>
+                <w:lang w:val="en-US"/>
+              </w:rPr>
+              <w:t xml:space="preserve">Add teacher id in </w:t>
+            </w:r>
+            <w:r>
+              <w:rPr>
+                <w:lang w:val="en-US"/>
+              </w:rPr>
+              <w:t xml:space="preserve">assessment </w:t>
+            </w:r>
+            <w:r>
+              <w:rPr>
+                <w:lang w:val="en-US"/>
+              </w:rPr>
+              <w:t>as created by</w:t>
+            </w:r>
+          </w:p>
+        </w:tc>
+        <w:tc>
+          <w:tcPr>
+            <w:tcW w:w="1125" w:type="dxa"/>
           </w:tcPr>
           <w:p>
             <w:pPr>
@@ -10538,7 +10618,7 @@
         </w:tc>
         <w:tc>
           <w:tcPr>
-            <w:tcW w:w="7938" w:type="dxa"/>
+            <w:tcW w:w="7918" w:type="dxa"/>
           </w:tcPr>
           <w:p>
             <w:pPr>
@@ -10550,7 +10630,7 @@
         </w:tc>
         <w:tc>
           <w:tcPr>
-            <w:tcW w:w="1105" w:type="dxa"/>
+            <w:tcW w:w="1125" w:type="dxa"/>
           </w:tcPr>
           <w:p>
             <w:pPr>
@@ -10576,7 +10656,7 @@
         </w:tc>
         <w:tc>
           <w:tcPr>
-            <w:tcW w:w="7938" w:type="dxa"/>
+            <w:tcW w:w="7918" w:type="dxa"/>
           </w:tcPr>
           <w:p>
             <w:pPr>
@@ -10588,7 +10668,7 @@
         </w:tc>
         <w:tc>
           <w:tcPr>
-            <w:tcW w:w="1105" w:type="dxa"/>
+            <w:tcW w:w="1125" w:type="dxa"/>
           </w:tcPr>
           <w:p>
             <w:pPr>
@@ -10614,7 +10694,7 @@
         </w:tc>
         <w:tc>
           <w:tcPr>
-            <w:tcW w:w="7938" w:type="dxa"/>
+            <w:tcW w:w="7918" w:type="dxa"/>
           </w:tcPr>
           <w:p>
             <w:pPr>
@@ -10626,83 +10706,7 @@
         </w:tc>
         <w:tc>
           <w:tcPr>
-            <w:tcW w:w="1105" w:type="dxa"/>
-          </w:tcPr>
-          <w:p>
-            <w:pPr>
-              <w:rPr>
-                <w:lang w:val="en-US"/>
-              </w:rPr>
-            </w:pPr>
-          </w:p>
-        </w:tc>
-      </w:tr>
-      <w:tr>
-        <w:tc>
-          <w:tcPr>
-            <w:tcW w:w="1413" w:type="dxa"/>
-          </w:tcPr>
-          <w:p>
-            <w:pPr>
-              <w:rPr>
-                <w:lang w:val="en-US"/>
-              </w:rPr>
-            </w:pPr>
-          </w:p>
-        </w:tc>
-        <w:tc>
-          <w:tcPr>
-            <w:tcW w:w="7938" w:type="dxa"/>
-          </w:tcPr>
-          <w:p>
-            <w:pPr>
-              <w:rPr>
-                <w:lang w:val="en-US"/>
-              </w:rPr>
-            </w:pPr>
-          </w:p>
-        </w:tc>
-        <w:tc>
-          <w:tcPr>
-            <w:tcW w:w="1105" w:type="dxa"/>
-          </w:tcPr>
-          <w:p>
-            <w:pPr>
-              <w:rPr>
-                <w:lang w:val="en-US"/>
-              </w:rPr>
-            </w:pPr>
-          </w:p>
-        </w:tc>
-      </w:tr>
-      <w:tr>
-        <w:tc>
-          <w:tcPr>
-            <w:tcW w:w="1413" w:type="dxa"/>
-          </w:tcPr>
-          <w:p>
-            <w:pPr>
-              <w:rPr>
-                <w:lang w:val="en-US"/>
-              </w:rPr>
-            </w:pPr>
-          </w:p>
-        </w:tc>
-        <w:tc>
-          <w:tcPr>
-            <w:tcW w:w="7938" w:type="dxa"/>
-          </w:tcPr>
-          <w:p>
-            <w:pPr>
-              <w:rPr>
-                <w:lang w:val="en-US"/>
-              </w:rPr>
-            </w:pPr>
-          </w:p>
-        </w:tc>
-        <w:tc>
-          <w:tcPr>
-            <w:tcW w:w="1105" w:type="dxa"/>
+            <w:tcW w:w="1125" w:type="dxa"/>
           </w:tcPr>
           <w:p>
             <w:pPr>

--- a/Qgenie Docs.docx
+++ b/Qgenie Docs.docx
@@ -2733,24 +2733,6 @@
                                       <w:lang w:val="en-US"/>
                                     </w:rPr>
                                   </w:pPr>
-                                  <w:r>
-                                    <w:rPr>
-                                      <w:sz w:val="18"/>
-                                      <w:szCs w:val="18"/>
-                                      <w:lang w:val="en-US"/>
-                                    </w:rPr>
-                                    <w:t xml:space="preserve">Template &gt; </w:t>
-                                  </w:r>
-                                  <w:proofErr w:type="spellStart"/>
-                                  <w:r>
-                                    <w:rPr>
-                                      <w:sz w:val="18"/>
-                                      <w:szCs w:val="18"/>
-                                      <w:lang w:val="en-US"/>
-                                    </w:rPr>
-                                    <w:t>index.jsx</w:t>
-                                  </w:r>
-                                  <w:proofErr w:type="spellEnd"/>
                                 </w:p>
                               </w:tc>
                               <w:tc>
@@ -2765,14 +2747,6 @@
                                       <w:lang w:val="en-US"/>
                                     </w:rPr>
                                   </w:pPr>
-                                  <w:r>
-                                    <w:rPr>
-                                      <w:sz w:val="18"/>
-                                      <w:szCs w:val="18"/>
-                                      <w:lang w:val="en-US"/>
-                                    </w:rPr>
-                                    <w:t>Done</w:t>
-                                  </w:r>
                                 </w:p>
                               </w:tc>
                             </w:tr>
@@ -2815,7 +2789,15 @@
                                       <w:szCs w:val="18"/>
                                       <w:lang w:val="en-US"/>
                                     </w:rPr>
-                                    <w:t>template/get/:id</w:t>
+                                    <w:t>template/get</w:t>
+                                  </w:r>
+                                  <w:r>
+                                    <w:rPr>
+                                      <w:sz w:val="18"/>
+                                      <w:szCs w:val="18"/>
+                                      <w:lang w:val="en-US"/>
+                                    </w:rPr>
+                                    <w:t>/teacher/:username</w:t>
                                   </w:r>
                                 </w:p>
                               </w:tc>
@@ -2837,7 +2819,31 @@
                                       <w:szCs w:val="18"/>
                                       <w:lang w:val="en-US"/>
                                     </w:rPr>
-                                    <w:t>Fetch Template by id</w:t>
+                                    <w:t xml:space="preserve">Fetch </w:t>
+                                  </w:r>
+                                  <w:r>
+                                    <w:rPr>
+                                      <w:sz w:val="18"/>
+                                      <w:szCs w:val="18"/>
+                                      <w:lang w:val="en-US"/>
+                                    </w:rPr>
+                                    <w:t>Teacher’s</w:t>
+                                  </w:r>
+                                  <w:r>
+                                    <w:rPr>
+                                      <w:sz w:val="18"/>
+                                      <w:szCs w:val="18"/>
+                                      <w:lang w:val="en-US"/>
+                                    </w:rPr>
+                                    <w:t xml:space="preserve"> assessment by </w:t>
+                                  </w:r>
+                                  <w:r>
+                                    <w:rPr>
+                                      <w:sz w:val="18"/>
+                                      <w:szCs w:val="18"/>
+                                      <w:lang w:val="en-US"/>
+                                    </w:rPr>
+                                    <w:t>username</w:t>
                                   </w:r>
                                 </w:p>
                               </w:tc>
@@ -2853,15 +2859,22 @@
                                       <w:lang w:val="en-US"/>
                                     </w:rPr>
                                   </w:pPr>
+                                  <w:r>
+                                    <w:rPr>
+                                      <w:sz w:val="18"/>
+                                      <w:szCs w:val="18"/>
+                                      <w:lang w:val="en-US"/>
+                                    </w:rPr>
+                                    <w:t xml:space="preserve">Template &gt; </w:t>
+                                  </w:r>
                                   <w:proofErr w:type="spellStart"/>
-                                  <w:proofErr w:type="gramStart"/>
-                                  <w:r>
-                                    <w:rPr>
-                                      <w:sz w:val="18"/>
-                                      <w:szCs w:val="18"/>
-                                      <w:lang w:val="en-US"/>
-                                    </w:rPr>
-                                    <w:t>ViewTemplate.jsx</w:t>
+                                  <w:r>
+                                    <w:rPr>
+                                      <w:sz w:val="18"/>
+                                      <w:szCs w:val="18"/>
+                                      <w:lang w:val="en-US"/>
+                                    </w:rPr>
+                                    <w:t>index.jsx</w:t>
                                   </w:r>
                                   <w:proofErr w:type="spellEnd"/>
                                   <w:r>
@@ -2870,16 +2883,24 @@
                                       <w:szCs w:val="18"/>
                                       <w:lang w:val="en-US"/>
                                     </w:rPr>
-                                    <w:t>(</w:t>
-                                  </w:r>
-                                  <w:proofErr w:type="gramEnd"/>
-                                  <w:r>
-                                    <w:rPr>
-                                      <w:sz w:val="18"/>
-                                      <w:szCs w:val="18"/>
-                                      <w:lang w:val="en-US"/>
-                                    </w:rPr>
-                                    <w:t>Components)</w:t>
+                                    <w:t>,</w:t>
+                                  </w:r>
+                                </w:p>
+                                <w:p>
+                                  <w:pPr>
+                                    <w:rPr>
+                                      <w:sz w:val="18"/>
+                                      <w:szCs w:val="18"/>
+                                      <w:lang w:val="en-US"/>
+                                    </w:rPr>
+                                  </w:pPr>
+                                  <w:r>
+                                    <w:rPr>
+                                      <w:sz w:val="18"/>
+                                      <w:szCs w:val="18"/>
+                                      <w:lang w:val="en-US"/>
+                                    </w:rPr>
+                                    <w:t>Assessment &gt; Create &gt; index.js (Dropdown)</w:t>
                                   </w:r>
                                 </w:p>
                               </w:tc>
@@ -2945,7 +2966,7 @@
                                       <w:szCs w:val="18"/>
                                       <w:lang w:val="en-US"/>
                                     </w:rPr>
-                                    <w:t>template/delete/:id</w:t>
+                                    <w:t>template/get/:id</w:t>
                                   </w:r>
                                 </w:p>
                               </w:tc>
@@ -2967,7 +2988,7 @@
                                       <w:szCs w:val="18"/>
                                       <w:lang w:val="en-US"/>
                                     </w:rPr>
-                                    <w:t>Delete Template</w:t>
+                                    <w:t>Fetch Template by id</w:t>
                                   </w:r>
                                 </w:p>
                               </w:tc>
@@ -2983,14 +3004,6 @@
                                       <w:lang w:val="en-US"/>
                                     </w:rPr>
                                   </w:pPr>
-                                  <w:r>
-                                    <w:rPr>
-                                      <w:sz w:val="18"/>
-                                      <w:szCs w:val="18"/>
-                                      <w:lang w:val="en-US"/>
-                                    </w:rPr>
-                                    <w:t xml:space="preserve">Template &gt; </w:t>
-                                  </w:r>
                                   <w:proofErr w:type="spellStart"/>
                                   <w:r>
                                     <w:rPr>
@@ -2998,9 +3011,17 @@
                                       <w:szCs w:val="18"/>
                                       <w:lang w:val="en-US"/>
                                     </w:rPr>
-                                    <w:t>index.jsx</w:t>
+                                    <w:t>ViewTemplate.jsx</w:t>
                                   </w:r>
                                   <w:proofErr w:type="spellEnd"/>
+                                  <w:r>
+                                    <w:rPr>
+                                      <w:sz w:val="18"/>
+                                      <w:szCs w:val="18"/>
+                                      <w:lang w:val="en-US"/>
+                                    </w:rPr>
+                                    <w:t>(Components)</w:t>
+                                  </w:r>
                                 </w:p>
                               </w:tc>
                               <w:tc>
@@ -3022,32 +3043,6 @@
                                       <w:lang w:val="en-US"/>
                                     </w:rPr>
                                     <w:t>Done</w:t>
-                                  </w:r>
-                                </w:p>
-                              </w:tc>
-                            </w:tr>
-                            <w:tr>
-                              <w:tc>
-                                <w:tcPr>
-                                  <w:tcW w:w="10783" w:type="dxa"/>
-                                  <w:gridSpan w:val="5"/>
-                                </w:tcPr>
-                                <w:p>
-                                  <w:pPr>
-                                    <w:jc w:val="both"/>
-                                    <w:rPr>
-                                      <w:sz w:val="18"/>
-                                      <w:szCs w:val="18"/>
-                                      <w:lang w:val="en-US"/>
-                                    </w:rPr>
-                                  </w:pPr>
-                                  <w:r>
-                                    <w:rPr>
-                                      <w:sz w:val="18"/>
-                                      <w:szCs w:val="18"/>
-                                      <w:lang w:val="en-US"/>
-                                    </w:rPr>
-                                    <w:t>Assessment</w:t>
                                   </w:r>
                                 </w:p>
                               </w:tc>
@@ -3091,7 +3086,7 @@
                                       <w:szCs w:val="18"/>
                                       <w:lang w:val="en-US"/>
                                     </w:rPr>
-                                    <w:t>assessment/create</w:t>
+                                    <w:t>template/delete/:id</w:t>
                                   </w:r>
                                 </w:p>
                               </w:tc>
@@ -3113,7 +3108,7 @@
                                       <w:szCs w:val="18"/>
                                       <w:lang w:val="en-US"/>
                                     </w:rPr>
-                                    <w:t>Create Assessment</w:t>
+                                    <w:t>Delete Template</w:t>
                                   </w:r>
                                 </w:p>
                               </w:tc>
@@ -3135,7 +3130,7 @@
                                       <w:szCs w:val="18"/>
                                       <w:lang w:val="en-US"/>
                                     </w:rPr>
-                                    <w:t xml:space="preserve">Assessment &gt; Create &gt; </w:t>
+                                    <w:t xml:space="preserve">Template &gt; </w:t>
                                   </w:r>
                                   <w:proofErr w:type="spellStart"/>
                                   <w:r>
@@ -3168,6 +3163,32 @@
                                       <w:lang w:val="en-US"/>
                                     </w:rPr>
                                     <w:t>Done</w:t>
+                                  </w:r>
+                                </w:p>
+                              </w:tc>
+                            </w:tr>
+                            <w:tr>
+                              <w:tc>
+                                <w:tcPr>
+                                  <w:tcW w:w="10783" w:type="dxa"/>
+                                  <w:gridSpan w:val="5"/>
+                                </w:tcPr>
+                                <w:p>
+                                  <w:pPr>
+                                    <w:jc w:val="both"/>
+                                    <w:rPr>
+                                      <w:sz w:val="18"/>
+                                      <w:szCs w:val="18"/>
+                                      <w:lang w:val="en-US"/>
+                                    </w:rPr>
+                                  </w:pPr>
+                                  <w:r>
+                                    <w:rPr>
+                                      <w:sz w:val="18"/>
+                                      <w:szCs w:val="18"/>
+                                      <w:lang w:val="en-US"/>
+                                    </w:rPr>
+                                    <w:t>Assessment</w:t>
                                   </w:r>
                                 </w:p>
                               </w:tc>
@@ -3211,7 +3232,51 @@
                                       <w:szCs w:val="18"/>
                                       <w:lang w:val="en-US"/>
                                     </w:rPr>
-                                    <w:t>assessment /</w:t>
+                                    <w:t>assessment/create</w:t>
+                                  </w:r>
+                                </w:p>
+                              </w:tc>
+                              <w:tc>
+                                <w:tcPr>
+                                  <w:tcW w:w="3118" w:type="dxa"/>
+                                </w:tcPr>
+                                <w:p>
+                                  <w:pPr>
+                                    <w:rPr>
+                                      <w:sz w:val="18"/>
+                                      <w:szCs w:val="18"/>
+                                      <w:lang w:val="en-US"/>
+                                    </w:rPr>
+                                  </w:pPr>
+                                  <w:r>
+                                    <w:rPr>
+                                      <w:sz w:val="18"/>
+                                      <w:szCs w:val="18"/>
+                                      <w:lang w:val="en-US"/>
+                                    </w:rPr>
+                                    <w:t>Create Assessment</w:t>
+                                  </w:r>
+                                </w:p>
+                              </w:tc>
+                              <w:tc>
+                                <w:tcPr>
+                                  <w:tcW w:w="2977" w:type="dxa"/>
+                                </w:tcPr>
+                                <w:p>
+                                  <w:pPr>
+                                    <w:rPr>
+                                      <w:sz w:val="18"/>
+                                      <w:szCs w:val="18"/>
+                                      <w:lang w:val="en-US"/>
+                                    </w:rPr>
+                                  </w:pPr>
+                                  <w:r>
+                                    <w:rPr>
+                                      <w:sz w:val="18"/>
+                                      <w:szCs w:val="18"/>
+                                      <w:lang w:val="en-US"/>
+                                    </w:rPr>
+                                    <w:t xml:space="preserve">Assessment &gt; Create &gt; </w:t>
                                   </w:r>
                                   <w:proofErr w:type="spellStart"/>
                                   <w:r>
@@ -3220,49 +3285,13 @@
                                       <w:szCs w:val="18"/>
                                       <w:lang w:val="en-US"/>
                                     </w:rPr>
-                                    <w:t>createAi</w:t>
+                                    <w:t>index.jsx</w:t>
                                   </w:r>
                                   <w:proofErr w:type="spellEnd"/>
                                 </w:p>
                               </w:tc>
                               <w:tc>
                                 <w:tcPr>
-                                  <w:tcW w:w="3118" w:type="dxa"/>
-                                </w:tcPr>
-                                <w:p>
-                                  <w:pPr>
-                                    <w:rPr>
-                                      <w:sz w:val="18"/>
-                                      <w:szCs w:val="18"/>
-                                      <w:lang w:val="en-US"/>
-                                    </w:rPr>
-                                  </w:pPr>
-                                  <w:r>
-                                    <w:rPr>
-                                      <w:sz w:val="18"/>
-                                      <w:szCs w:val="18"/>
-                                      <w:lang w:val="en-US"/>
-                                    </w:rPr>
-                                    <w:t>Create AI Based Assessment</w:t>
-                                  </w:r>
-                                </w:p>
-                              </w:tc>
-                              <w:tc>
-                                <w:tcPr>
-                                  <w:tcW w:w="2977" w:type="dxa"/>
-                                </w:tcPr>
-                                <w:p>
-                                  <w:pPr>
-                                    <w:rPr>
-                                      <w:sz w:val="18"/>
-                                      <w:szCs w:val="18"/>
-                                      <w:lang w:val="en-US"/>
-                                    </w:rPr>
-                                  </w:pPr>
-                                </w:p>
-                              </w:tc>
-                              <w:tc>
-                                <w:tcPr>
                                   <w:tcW w:w="752" w:type="dxa"/>
                                 </w:tcPr>
                                 <w:p>
@@ -3273,6 +3302,14 @@
                                       <w:lang w:val="en-US"/>
                                     </w:rPr>
                                   </w:pPr>
+                                  <w:r>
+                                    <w:rPr>
+                                      <w:sz w:val="18"/>
+                                      <w:szCs w:val="18"/>
+                                      <w:lang w:val="en-US"/>
+                                    </w:rPr>
+                                    <w:t>Done</w:t>
+                                  </w:r>
                                 </w:p>
                               </w:tc>
                             </w:tr>
@@ -3315,8 +3352,18 @@
                                       <w:szCs w:val="18"/>
                                       <w:lang w:val="en-US"/>
                                     </w:rPr>
-                                    <w:t>assessment /edit/:id</w:t>
-                                  </w:r>
+                                    <w:t>assessment /</w:t>
+                                  </w:r>
+                                  <w:proofErr w:type="spellStart"/>
+                                  <w:r>
+                                    <w:rPr>
+                                      <w:sz w:val="18"/>
+                                      <w:szCs w:val="18"/>
+                                      <w:lang w:val="en-US"/>
+                                    </w:rPr>
+                                    <w:t>createAi</w:t>
+                                  </w:r>
+                                  <w:proofErr w:type="spellEnd"/>
                                 </w:p>
                               </w:tc>
                               <w:tc>
@@ -3337,7 +3384,7 @@
                                       <w:szCs w:val="18"/>
                                       <w:lang w:val="en-US"/>
                                     </w:rPr>
-                                    <w:t>Edit Assessment</w:t>
+                                    <w:t>Create AI Based Assessment</w:t>
                                   </w:r>
                                 </w:p>
                               </w:tc>
@@ -3353,24 +3400,6 @@
                                       <w:lang w:val="en-US"/>
                                     </w:rPr>
                                   </w:pPr>
-                                  <w:r>
-                                    <w:rPr>
-                                      <w:sz w:val="18"/>
-                                      <w:szCs w:val="18"/>
-                                      <w:lang w:val="en-US"/>
-                                    </w:rPr>
-                                    <w:t xml:space="preserve">Assessment &gt; Create &gt; </w:t>
-                                  </w:r>
-                                  <w:proofErr w:type="spellStart"/>
-                                  <w:r>
-                                    <w:rPr>
-                                      <w:sz w:val="18"/>
-                                      <w:szCs w:val="18"/>
-                                      <w:lang w:val="en-US"/>
-                                    </w:rPr>
-                                    <w:t>index.jsx</w:t>
-                                  </w:r>
-                                  <w:proofErr w:type="spellEnd"/>
                                 </w:p>
                               </w:tc>
                               <w:tc>
@@ -3385,14 +3414,6 @@
                                       <w:lang w:val="en-US"/>
                                     </w:rPr>
                                   </w:pPr>
-                                  <w:r>
-                                    <w:rPr>
-                                      <w:sz w:val="18"/>
-                                      <w:szCs w:val="18"/>
-                                      <w:lang w:val="en-US"/>
-                                    </w:rPr>
-                                    <w:t>Done</w:t>
-                                  </w:r>
                                 </w:p>
                               </w:tc>
                             </w:tr>
@@ -3435,18 +3456,8 @@
                                       <w:szCs w:val="18"/>
                                       <w:lang w:val="en-US"/>
                                     </w:rPr>
-                                    <w:t>assessment/</w:t>
-                                  </w:r>
-                                  <w:proofErr w:type="spellStart"/>
-                                  <w:r>
-                                    <w:rPr>
-                                      <w:sz w:val="18"/>
-                                      <w:szCs w:val="18"/>
-                                      <w:lang w:val="en-US"/>
-                                    </w:rPr>
-                                    <w:t>getAll</w:t>
-                                  </w:r>
-                                  <w:proofErr w:type="spellEnd"/>
+                                    <w:t>assessment /edit/:id</w:t>
+                                  </w:r>
                                 </w:p>
                               </w:tc>
                               <w:tc>
@@ -3467,7 +3478,7 @@
                                       <w:szCs w:val="18"/>
                                       <w:lang w:val="en-US"/>
                                     </w:rPr>
-                                    <w:t>Fetch All Assessment</w:t>
+                                    <w:t>Edit Assessment</w:t>
                                   </w:r>
                                 </w:p>
                               </w:tc>
@@ -3489,7 +3500,7 @@
                                       <w:szCs w:val="18"/>
                                       <w:lang w:val="en-US"/>
                                     </w:rPr>
-                                    <w:t xml:space="preserve">Assessment &gt; </w:t>
+                                    <w:t xml:space="preserve">Assessment &gt; Create &gt; </w:t>
                                   </w:r>
                                   <w:proofErr w:type="spellStart"/>
                                   <w:r>
@@ -3561,11 +3572,41 @@
                                   </w:pPr>
                                   <w:r>
                                     <w:rPr>
-                                      <w:sz w:val="18"/>
-                                      <w:szCs w:val="18"/>
-                                      <w:lang w:val="en-US"/>
-                                    </w:rPr>
-                                    <w:t>assessment/get/:id</w:t>
+                                      <w:rFonts w:cstheme="minorHAnsi"/>
+                                      <w:sz w:val="18"/>
+                                      <w:szCs w:val="18"/>
+                                      <w:lang w:val="en-US"/>
+                                    </w:rPr>
+                                    <w:t>assessment/</w:t>
+                                  </w:r>
+                                  <w:r>
+                                    <w:rPr>
+                                      <w:rFonts w:eastAsia="Times New Roman" w:cstheme="minorHAnsi"/>
+                                      <w:sz w:val="18"/>
+                                      <w:szCs w:val="18"/>
+                                      <w:lang w:eastAsia="en-IN"/>
+                                    </w:rPr>
+                                    <w:t xml:space="preserve"> </w:t>
+                                  </w:r>
+                                  <w:proofErr w:type="spellStart"/>
+                                  <w:r>
+                                    <w:rPr>
+                                      <w:rFonts w:eastAsia="Times New Roman" w:cstheme="minorHAnsi"/>
+                                      <w:sz w:val="18"/>
+                                      <w:szCs w:val="18"/>
+                                      <w:lang w:eastAsia="en-IN"/>
+                                    </w:rPr>
+                                    <w:t>updateStatus</w:t>
+                                  </w:r>
+                                  <w:proofErr w:type="spellEnd"/>
+                                  <w:r>
+                                    <w:rPr>
+                                      <w:rFonts w:eastAsia="Times New Roman" w:cstheme="minorHAnsi"/>
+                                      <w:sz w:val="18"/>
+                                      <w:szCs w:val="18"/>
+                                      <w:lang w:eastAsia="en-IN"/>
+                                    </w:rPr>
+                                    <w:t>/:id</w:t>
                                   </w:r>
                                 </w:p>
                               </w:tc>
@@ -3587,7 +3628,7 @@
                                       <w:szCs w:val="18"/>
                                       <w:lang w:val="en-US"/>
                                     </w:rPr>
-                                    <w:t>Fetch Assessment by id</w:t>
+                                    <w:t>Status Update</w:t>
                                   </w:r>
                                 </w:p>
                               </w:tc>
@@ -3603,34 +3644,24 @@
                                       <w:lang w:val="en-US"/>
                                     </w:rPr>
                                   </w:pPr>
+                                  <w:r>
+                                    <w:rPr>
+                                      <w:sz w:val="18"/>
+                                      <w:szCs w:val="18"/>
+                                      <w:lang w:val="en-US"/>
+                                    </w:rPr>
+                                    <w:t xml:space="preserve">Assessment &gt; </w:t>
+                                  </w:r>
                                   <w:proofErr w:type="spellStart"/>
-                                  <w:proofErr w:type="gramStart"/>
-                                  <w:r>
-                                    <w:rPr>
-                                      <w:sz w:val="18"/>
-                                      <w:szCs w:val="18"/>
-                                      <w:lang w:val="en-US"/>
-                                    </w:rPr>
-                                    <w:t>ViewAssessment.jsx</w:t>
+                                  <w:r>
+                                    <w:rPr>
+                                      <w:sz w:val="18"/>
+                                      <w:szCs w:val="18"/>
+                                      <w:lang w:val="en-US"/>
+                                    </w:rPr>
+                                    <w:t>index.jsx</w:t>
                                   </w:r>
                                   <w:proofErr w:type="spellEnd"/>
-                                  <w:r>
-                                    <w:rPr>
-                                      <w:sz w:val="18"/>
-                                      <w:szCs w:val="18"/>
-                                      <w:lang w:val="en-US"/>
-                                    </w:rPr>
-                                    <w:t>(</w:t>
-                                  </w:r>
-                                  <w:proofErr w:type="gramEnd"/>
-                                  <w:r>
-                                    <w:rPr>
-                                      <w:sz w:val="18"/>
-                                      <w:szCs w:val="18"/>
-                                      <w:lang w:val="en-US"/>
-                                    </w:rPr>
-                                    <w:t>Components)</w:t>
-                                  </w:r>
                                 </w:p>
                               </w:tc>
                               <w:tc>
@@ -3695,8 +3726,18 @@
                                       <w:szCs w:val="18"/>
                                       <w:lang w:val="en-US"/>
                                     </w:rPr>
-                                    <w:t>assessment/delete/:id</w:t>
-                                  </w:r>
+                                    <w:t>assessment/</w:t>
+                                  </w:r>
+                                  <w:proofErr w:type="spellStart"/>
+                                  <w:r>
+                                    <w:rPr>
+                                      <w:sz w:val="18"/>
+                                      <w:szCs w:val="18"/>
+                                      <w:lang w:val="en-US"/>
+                                    </w:rPr>
+                                    <w:t>getAll</w:t>
+                                  </w:r>
+                                  <w:proofErr w:type="spellEnd"/>
                                 </w:p>
                               </w:tc>
                               <w:tc>
@@ -3717,7 +3758,7 @@
                                       <w:szCs w:val="18"/>
                                       <w:lang w:val="en-US"/>
                                     </w:rPr>
-                                    <w:t>Delete Assessment</w:t>
+                                    <w:t>Fetch All Assessment</w:t>
                                   </w:r>
                                 </w:p>
                               </w:tc>
@@ -3733,24 +3774,6 @@
                                       <w:lang w:val="en-US"/>
                                     </w:rPr>
                                   </w:pPr>
-                                  <w:r>
-                                    <w:rPr>
-                                      <w:sz w:val="18"/>
-                                      <w:szCs w:val="18"/>
-                                      <w:lang w:val="en-US"/>
-                                    </w:rPr>
-                                    <w:t xml:space="preserve">Assessment &gt; </w:t>
-                                  </w:r>
-                                  <w:proofErr w:type="spellStart"/>
-                                  <w:r>
-                                    <w:rPr>
-                                      <w:sz w:val="18"/>
-                                      <w:szCs w:val="18"/>
-                                      <w:lang w:val="en-US"/>
-                                    </w:rPr>
-                                    <w:t>index.jsx</w:t>
-                                  </w:r>
-                                  <w:proofErr w:type="spellEnd"/>
                                 </w:p>
                               </w:tc>
                               <w:tc>
@@ -3765,14 +3788,6 @@
                                       <w:lang w:val="en-US"/>
                                     </w:rPr>
                                   </w:pPr>
-                                  <w:r>
-                                    <w:rPr>
-                                      <w:sz w:val="18"/>
-                                      <w:szCs w:val="18"/>
-                                      <w:lang w:val="en-US"/>
-                                    </w:rPr>
-                                    <w:t>Done</w:t>
-                                  </w:r>
                                 </w:p>
                               </w:tc>
                             </w:tr>
@@ -3804,104 +3819,73 @@
                                 <w:p>
                                   <w:pPr>
                                     <w:rPr>
-                                      <w:rFonts w:cstheme="minorHAnsi"/>
-                                      <w:sz w:val="18"/>
-                                      <w:szCs w:val="18"/>
-                                      <w:lang w:val="en-US"/>
-                                    </w:rPr>
-                                  </w:pPr>
-                                  <w:r>
-                                    <w:rPr>
-                                      <w:rFonts w:cstheme="minorHAnsi"/>
-                                      <w:sz w:val="18"/>
-                                      <w:szCs w:val="18"/>
-                                      <w:lang w:val="en-US"/>
-                                    </w:rPr>
-                                    <w:t>assessment/</w:t>
-                                  </w:r>
-                                  <w:r>
-                                    <w:rPr>
-                                      <w:rFonts w:eastAsia="Times New Roman" w:cstheme="minorHAnsi"/>
-                                      <w:sz w:val="18"/>
-                                      <w:szCs w:val="18"/>
-                                      <w:lang w:eastAsia="en-IN"/>
-                                    </w:rPr>
-                                    <w:t xml:space="preserve"> </w:t>
-                                  </w:r>
+                                      <w:sz w:val="18"/>
+                                      <w:szCs w:val="18"/>
+                                      <w:lang w:val="en-US"/>
+                                    </w:rPr>
+                                  </w:pPr>
+                                  <w:r>
+                                    <w:rPr>
+                                      <w:sz w:val="18"/>
+                                      <w:szCs w:val="18"/>
+                                      <w:lang w:val="en-US"/>
+                                    </w:rPr>
+                                    <w:t>assessment/get/:id</w:t>
+                                  </w:r>
+                                </w:p>
+                              </w:tc>
+                              <w:tc>
+                                <w:tcPr>
+                                  <w:tcW w:w="3118" w:type="dxa"/>
+                                </w:tcPr>
+                                <w:p>
+                                  <w:pPr>
+                                    <w:rPr>
+                                      <w:sz w:val="18"/>
+                                      <w:szCs w:val="18"/>
+                                      <w:lang w:val="en-US"/>
+                                    </w:rPr>
+                                  </w:pPr>
+                                  <w:r>
+                                    <w:rPr>
+                                      <w:sz w:val="18"/>
+                                      <w:szCs w:val="18"/>
+                                      <w:lang w:val="en-US"/>
+                                    </w:rPr>
+                                    <w:t>Fetch Assessment by id</w:t>
+                                  </w:r>
+                                </w:p>
+                              </w:tc>
+                              <w:tc>
+                                <w:tcPr>
+                                  <w:tcW w:w="2977" w:type="dxa"/>
+                                </w:tcPr>
+                                <w:p>
+                                  <w:pPr>
+                                    <w:rPr>
+                                      <w:sz w:val="18"/>
+                                      <w:szCs w:val="18"/>
+                                      <w:lang w:val="en-US"/>
+                                    </w:rPr>
+                                  </w:pPr>
                                   <w:proofErr w:type="spellStart"/>
                                   <w:r>
                                     <w:rPr>
-                                      <w:rFonts w:eastAsia="Times New Roman" w:cstheme="minorHAnsi"/>
-                                      <w:sz w:val="18"/>
-                                      <w:szCs w:val="18"/>
-                                      <w:lang w:eastAsia="en-IN"/>
-                                    </w:rPr>
-                                    <w:t>updateStatus</w:t>
+                                      <w:sz w:val="18"/>
+                                      <w:szCs w:val="18"/>
+                                      <w:lang w:val="en-US"/>
+                                    </w:rPr>
+                                    <w:t>ViewAssessment.jsx</w:t>
                                   </w:r>
                                   <w:proofErr w:type="spellEnd"/>
                                   <w:r>
                                     <w:rPr>
-                                      <w:rFonts w:eastAsia="Times New Roman" w:cstheme="minorHAnsi"/>
-                                      <w:sz w:val="18"/>
-                                      <w:szCs w:val="18"/>
-                                      <w:lang w:eastAsia="en-IN"/>
-                                    </w:rPr>
-                                    <w:t>/:id</w:t>
-                                  </w:r>
-                                </w:p>
-                              </w:tc>
-                              <w:tc>
-                                <w:tcPr>
-                                  <w:tcW w:w="3118" w:type="dxa"/>
-                                </w:tcPr>
-                                <w:p>
-                                  <w:pPr>
-                                    <w:rPr>
-                                      <w:sz w:val="18"/>
-                                      <w:szCs w:val="18"/>
-                                      <w:lang w:val="en-US"/>
-                                    </w:rPr>
-                                  </w:pPr>
-                                  <w:r>
-                                    <w:rPr>
-                                      <w:sz w:val="18"/>
-                                      <w:szCs w:val="18"/>
-                                      <w:lang w:val="en-US"/>
-                                    </w:rPr>
-                                    <w:t>Status Update</w:t>
-                                  </w:r>
-                                </w:p>
-                              </w:tc>
-                              <w:tc>
-                                <w:tcPr>
-                                  <w:tcW w:w="2977" w:type="dxa"/>
-                                </w:tcPr>
-                                <w:p>
-                                  <w:pPr>
-                                    <w:rPr>
-                                      <w:sz w:val="18"/>
-                                      <w:szCs w:val="18"/>
-                                      <w:lang w:val="en-US"/>
-                                    </w:rPr>
-                                  </w:pPr>
-                                  <w:r>
-                                    <w:rPr>
-                                      <w:sz w:val="18"/>
-                                      <w:szCs w:val="18"/>
-                                      <w:lang w:val="en-US"/>
-                                    </w:rPr>
-                                    <w:t xml:space="preserve">Assessment &gt; </w:t>
-                                  </w:r>
-                                  <w:proofErr w:type="spellStart"/>
-                                  <w:r>
-                                    <w:rPr>
-                                      <w:sz w:val="18"/>
-                                      <w:szCs w:val="18"/>
-                                      <w:lang w:val="en-US"/>
-                                    </w:rPr>
-                                    <w:t>index.jsx</w:t>
-                                  </w:r>
-                                  <w:proofErr w:type="spellEnd"/>
+                                      <w:sz w:val="18"/>
+                                      <w:szCs w:val="18"/>
+                                      <w:lang w:val="en-US"/>
+                                    </w:rPr>
+                                    <w:t>(Components)</w:t>
+                                  </w:r>
                                 </w:p>
                               </w:tc>
                               <w:tc>
@@ -3954,93 +3938,106 @@
                                 </w:tcPr>
                                 <w:p>
                                   <w:pPr>
-                                    <w:pStyle w:val="NoSpacing"/>
-                                    <w:rPr>
-                                      <w:sz w:val="18"/>
-                                      <w:szCs w:val="18"/>
-                                      <w:lang w:eastAsia="en-IN"/>
-                                    </w:rPr>
-                                  </w:pPr>
-                                  <w:r>
-                                    <w:rPr>
-                                      <w:sz w:val="18"/>
-                                      <w:szCs w:val="18"/>
-                                      <w:lang w:val="en-US"/>
-                                    </w:rPr>
-                                    <w:t>assessment</w:t>
-                                  </w:r>
-                                  <w:r>
-                                    <w:rPr>
-                                      <w:sz w:val="18"/>
-                                      <w:szCs w:val="18"/>
-                                      <w:lang w:eastAsia="en-IN"/>
-                                    </w:rPr>
-                                    <w:t>/</w:t>
+                                    <w:rPr>
+                                      <w:sz w:val="18"/>
+                                      <w:szCs w:val="18"/>
+                                      <w:lang w:val="en-US"/>
+                                    </w:rPr>
+                                  </w:pPr>
+                                  <w:r>
+                                    <w:rPr>
+                                      <w:sz w:val="18"/>
+                                      <w:szCs w:val="18"/>
+                                      <w:lang w:val="en-US"/>
+                                    </w:rPr>
+                                    <w:t>assessment/get</w:t>
+                                  </w:r>
+                                  <w:r>
+                                    <w:rPr>
+                                      <w:sz w:val="18"/>
+                                      <w:szCs w:val="18"/>
+                                      <w:lang w:val="en-US"/>
+                                    </w:rPr>
+                                    <w:t>/teacher/:username</w:t>
+                                  </w:r>
+                                </w:p>
+                              </w:tc>
+                              <w:tc>
+                                <w:tcPr>
+                                  <w:tcW w:w="3118" w:type="dxa"/>
+                                </w:tcPr>
+                                <w:p>
+                                  <w:pPr>
+                                    <w:rPr>
+                                      <w:sz w:val="18"/>
+                                      <w:szCs w:val="18"/>
+                                      <w:lang w:val="en-US"/>
+                                    </w:rPr>
+                                  </w:pPr>
+                                  <w:r>
+                                    <w:rPr>
+                                      <w:sz w:val="18"/>
+                                      <w:szCs w:val="18"/>
+                                      <w:lang w:val="en-US"/>
+                                    </w:rPr>
+                                    <w:t xml:space="preserve">Fetch </w:t>
+                                  </w:r>
+                                  <w:r>
+                                    <w:rPr>
+                                      <w:sz w:val="18"/>
+                                      <w:szCs w:val="18"/>
+                                      <w:lang w:val="en-US"/>
+                                    </w:rPr>
+                                    <w:t>Teacher’s</w:t>
+                                  </w:r>
+                                  <w:r>
+                                    <w:rPr>
+                                      <w:sz w:val="18"/>
+                                      <w:szCs w:val="18"/>
+                                      <w:lang w:val="en-US"/>
+                                    </w:rPr>
+                                    <w:t xml:space="preserve"> assessment by </w:t>
+                                  </w:r>
+                                  <w:r>
+                                    <w:rPr>
+                                      <w:sz w:val="18"/>
+                                      <w:szCs w:val="18"/>
+                                      <w:lang w:val="en-US"/>
+                                    </w:rPr>
+                                    <w:t>username</w:t>
+                                  </w:r>
+                                </w:p>
+                              </w:tc>
+                              <w:tc>
+                                <w:tcPr>
+                                  <w:tcW w:w="2977" w:type="dxa"/>
+                                </w:tcPr>
+                                <w:p>
+                                  <w:pPr>
+                                    <w:rPr>
+                                      <w:sz w:val="18"/>
+                                      <w:szCs w:val="18"/>
+                                      <w:lang w:val="en-US"/>
+                                    </w:rPr>
+                                  </w:pPr>
+                                  <w:r>
+                                    <w:rPr>
+                                      <w:sz w:val="18"/>
+                                      <w:szCs w:val="18"/>
+                                      <w:lang w:val="en-US"/>
+                                    </w:rPr>
+                                    <w:t xml:space="preserve">Assessment &gt; </w:t>
                                   </w:r>
                                   <w:proofErr w:type="spellStart"/>
                                   <w:r>
                                     <w:rPr>
                                       <w:sz w:val="18"/>
                                       <w:szCs w:val="18"/>
-                                      <w:lang w:eastAsia="en-IN"/>
-                                    </w:rPr>
-                                    <w:t>getAll</w:t>
+                                      <w:lang w:val="en-US"/>
+                                    </w:rPr>
+                                    <w:t>index.jsx</w:t>
                                   </w:r>
                                   <w:proofErr w:type="spellEnd"/>
-                                  <w:r>
-                                    <w:rPr>
-                                      <w:sz w:val="18"/>
-                                      <w:szCs w:val="18"/>
-                                      <w:lang w:eastAsia="en-IN"/>
-                                    </w:rPr>
-                                    <w:t>/</w:t>
-                                  </w:r>
-                                  <w:proofErr w:type="spellStart"/>
-                                  <w:r>
-                                    <w:rPr>
-                                      <w:sz w:val="18"/>
-                                      <w:szCs w:val="18"/>
-                                      <w:lang w:eastAsia="en-IN"/>
-                                    </w:rPr>
-                                    <w:t>studentAssessment</w:t>
-                                  </w:r>
-                                  <w:proofErr w:type="spellEnd"/>
-                                </w:p>
-                              </w:tc>
-                              <w:tc>
-                                <w:tcPr>
-                                  <w:tcW w:w="3118" w:type="dxa"/>
-                                </w:tcPr>
-                                <w:p>
-                                  <w:pPr>
-                                    <w:rPr>
-                                      <w:sz w:val="18"/>
-                                      <w:szCs w:val="18"/>
-                                      <w:lang w:val="en-US"/>
-                                    </w:rPr>
-                                  </w:pPr>
-                                  <w:r>
-                                    <w:rPr>
-                                      <w:sz w:val="18"/>
-                                      <w:szCs w:val="18"/>
-                                      <w:lang w:val="en-US"/>
-                                    </w:rPr>
-                                    <w:t>Fetch Student’s all assessment</w:t>
-                                  </w:r>
-                                </w:p>
-                              </w:tc>
-                              <w:tc>
-                                <w:tcPr>
-                                  <w:tcW w:w="2977" w:type="dxa"/>
-                                </w:tcPr>
-                                <w:p>
-                                  <w:pPr>
-                                    <w:rPr>
-                                      <w:sz w:val="18"/>
-                                      <w:szCs w:val="18"/>
-                                      <w:lang w:val="en-US"/>
-                                    </w:rPr>
-                                  </w:pPr>
                                 </w:p>
                               </w:tc>
                               <w:tc>
@@ -4055,6 +4052,14 @@
                                       <w:lang w:val="en-US"/>
                                     </w:rPr>
                                   </w:pPr>
+                                  <w:r>
+                                    <w:rPr>
+                                      <w:sz w:val="18"/>
+                                      <w:szCs w:val="18"/>
+                                      <w:lang w:val="en-US"/>
+                                    </w:rPr>
+                                    <w:t>Done</w:t>
+                                  </w:r>
                                 </w:p>
                               </w:tc>
                             </w:tr>
@@ -4070,6 +4075,7 @@
                                       <w:ilvl w:val="0"/>
                                       <w:numId w:val="3"/>
                                     </w:numPr>
+                                    <w:jc w:val="both"/>
                                     <w:rPr>
                                       <w:sz w:val="18"/>
                                       <w:szCs w:val="18"/>
@@ -4084,46 +4090,147 @@
                                 </w:tcPr>
                                 <w:p>
                                   <w:pPr>
-                                    <w:pStyle w:val="NoSpacing"/>
-                                    <w:rPr>
-                                      <w:sz w:val="18"/>
-                                      <w:szCs w:val="18"/>
-                                      <w:lang w:eastAsia="en-IN"/>
-                                    </w:rPr>
-                                  </w:pPr>
-                                  <w:r>
-                                    <w:rPr>
-                                      <w:sz w:val="18"/>
-                                      <w:szCs w:val="18"/>
-                                      <w:lang w:val="en-US"/>
-                                    </w:rPr>
-                                    <w:t>assessment</w:t>
-                                  </w:r>
-                                  <w:r>
-                                    <w:rPr>
-                                      <w:sz w:val="18"/>
-                                      <w:szCs w:val="18"/>
-                                      <w:lang w:eastAsia="en-IN"/>
-                                    </w:rPr>
-                                    <w:t>/get/</w:t>
+                                    <w:rPr>
+                                      <w:sz w:val="18"/>
+                                      <w:szCs w:val="18"/>
+                                      <w:lang w:val="en-US"/>
+                                    </w:rPr>
+                                  </w:pPr>
+                                  <w:r>
+                                    <w:rPr>
+                                      <w:sz w:val="18"/>
+                                      <w:szCs w:val="18"/>
+                                      <w:lang w:val="en-US"/>
+                                    </w:rPr>
+                                    <w:t>assessment/get</w:t>
+                                  </w:r>
+                                  <w:r>
+                                    <w:rPr>
+                                      <w:sz w:val="18"/>
+                                      <w:szCs w:val="18"/>
+                                      <w:lang w:val="en-US"/>
+                                    </w:rPr>
+                                    <w:t>/</w:t>
+                                  </w:r>
+                                  <w:r>
+                                    <w:rPr>
+                                      <w:sz w:val="18"/>
+                                      <w:szCs w:val="18"/>
+                                      <w:lang w:val="en-US"/>
+                                    </w:rPr>
+                                    <w:t>student</w:t>
+                                  </w:r>
+                                </w:p>
+                              </w:tc>
+                              <w:tc>
+                                <w:tcPr>
+                                  <w:tcW w:w="3118" w:type="dxa"/>
+                                </w:tcPr>
+                                <w:p>
+                                  <w:pPr>
+                                    <w:rPr>
+                                      <w:sz w:val="18"/>
+                                      <w:szCs w:val="18"/>
+                                      <w:lang w:val="en-US"/>
+                                    </w:rPr>
+                                  </w:pPr>
+                                  <w:r>
+                                    <w:rPr>
+                                      <w:sz w:val="18"/>
+                                      <w:szCs w:val="18"/>
+                                      <w:lang w:val="en-US"/>
+                                    </w:rPr>
+                                    <w:t>Fetch Student’s all assessment</w:t>
+                                  </w:r>
+                                  <w:r>
+                                    <w:rPr>
+                                      <w:sz w:val="18"/>
+                                      <w:szCs w:val="18"/>
+                                      <w:lang w:val="en-US"/>
+                                    </w:rPr>
+                                    <w:t xml:space="preserve"> by </w:t>
                                   </w:r>
                                   <w:proofErr w:type="spellStart"/>
                                   <w:r>
                                     <w:rPr>
                                       <w:sz w:val="18"/>
                                       <w:szCs w:val="18"/>
-                                      <w:lang w:eastAsia="en-IN"/>
-                                    </w:rPr>
-                                    <w:t>studentAssessment</w:t>
+                                      <w:lang w:val="en-US"/>
+                                    </w:rPr>
+                                    <w:t>gradelevel</w:t>
                                   </w:r>
                                   <w:proofErr w:type="spellEnd"/>
-                                  <w:r>
-                                    <w:rPr>
-                                      <w:sz w:val="18"/>
-                                      <w:szCs w:val="18"/>
-                                      <w:lang w:eastAsia="en-IN"/>
-                                    </w:rPr>
-                                    <w:t>/:id</w:t>
+                                </w:p>
+                              </w:tc>
+                              <w:tc>
+                                <w:tcPr>
+                                  <w:tcW w:w="2977" w:type="dxa"/>
+                                </w:tcPr>
+                                <w:p>
+                                  <w:pPr>
+                                    <w:rPr>
+                                      <w:sz w:val="18"/>
+                                      <w:szCs w:val="18"/>
+                                      <w:lang w:val="en-US"/>
+                                    </w:rPr>
+                                  </w:pPr>
+                                </w:p>
+                              </w:tc>
+                              <w:tc>
+                                <w:tcPr>
+                                  <w:tcW w:w="752" w:type="dxa"/>
+                                </w:tcPr>
+                                <w:p>
+                                  <w:pPr>
+                                    <w:rPr>
+                                      <w:sz w:val="18"/>
+                                      <w:szCs w:val="18"/>
+                                      <w:lang w:val="en-US"/>
+                                    </w:rPr>
+                                  </w:pPr>
+                                </w:p>
+                              </w:tc>
+                            </w:tr>
+                            <w:tr>
+                              <w:tc>
+                                <w:tcPr>
+                                  <w:tcW w:w="555" w:type="dxa"/>
+                                </w:tcPr>
+                                <w:p>
+                                  <w:pPr>
+                                    <w:pStyle w:val="ListParagraph"/>
+                                    <w:numPr>
+                                      <w:ilvl w:val="0"/>
+                                      <w:numId w:val="3"/>
+                                    </w:numPr>
+                                    <w:jc w:val="both"/>
+                                    <w:rPr>
+                                      <w:sz w:val="18"/>
+                                      <w:szCs w:val="18"/>
+                                      <w:lang w:val="en-US"/>
+                                    </w:rPr>
+                                  </w:pPr>
+                                </w:p>
+                              </w:tc>
+                              <w:tc>
+                                <w:tcPr>
+                                  <w:tcW w:w="3381" w:type="dxa"/>
+                                </w:tcPr>
+                                <w:p>
+                                  <w:pPr>
+                                    <w:rPr>
+                                      <w:sz w:val="18"/>
+                                      <w:szCs w:val="18"/>
+                                      <w:lang w:val="en-US"/>
+                                    </w:rPr>
+                                  </w:pPr>
+                                  <w:r>
+                                    <w:rPr>
+                                      <w:sz w:val="18"/>
+                                      <w:szCs w:val="18"/>
+                                      <w:lang w:val="en-US"/>
+                                    </w:rPr>
+                                    <w:t>assessment/delete/:id</w:t>
                                   </w:r>
                                 </w:p>
                               </w:tc>
@@ -4145,7 +4252,7 @@
                                       <w:szCs w:val="18"/>
                                       <w:lang w:val="en-US"/>
                                     </w:rPr>
-                                    <w:t>Fetch Student’s assessment by id</w:t>
+                                    <w:t>Delete Assessment</w:t>
                                   </w:r>
                                 </w:p>
                               </w:tc>
@@ -4161,6 +4268,24 @@
                                       <w:lang w:val="en-US"/>
                                     </w:rPr>
                                   </w:pPr>
+                                  <w:r>
+                                    <w:rPr>
+                                      <w:sz w:val="18"/>
+                                      <w:szCs w:val="18"/>
+                                      <w:lang w:val="en-US"/>
+                                    </w:rPr>
+                                    <w:t xml:space="preserve">Assessment &gt; </w:t>
+                                  </w:r>
+                                  <w:proofErr w:type="spellStart"/>
+                                  <w:r>
+                                    <w:rPr>
+                                      <w:sz w:val="18"/>
+                                      <w:szCs w:val="18"/>
+                                      <w:lang w:val="en-US"/>
+                                    </w:rPr>
+                                    <w:t>index.jsx</w:t>
+                                  </w:r>
+                                  <w:proofErr w:type="spellEnd"/>
                                 </w:p>
                               </w:tc>
                               <w:tc>
@@ -4175,6 +4300,14 @@
                                       <w:lang w:val="en-US"/>
                                     </w:rPr>
                                   </w:pPr>
+                                  <w:r>
+                                    <w:rPr>
+                                      <w:sz w:val="18"/>
+                                      <w:szCs w:val="18"/>
+                                      <w:lang w:val="en-US"/>
+                                    </w:rPr>
+                                    <w:t>Done</w:t>
+                                  </w:r>
                                 </w:p>
                               </w:tc>
                             </w:tr>
@@ -7496,24 +7629,6 @@
                                 <w:lang w:val="en-US"/>
                               </w:rPr>
                             </w:pPr>
-                            <w:r>
-                              <w:rPr>
-                                <w:sz w:val="18"/>
-                                <w:szCs w:val="18"/>
-                                <w:lang w:val="en-US"/>
-                              </w:rPr>
-                              <w:t xml:space="preserve">Template &gt; </w:t>
-                            </w:r>
-                            <w:proofErr w:type="spellStart"/>
-                            <w:r>
-                              <w:rPr>
-                                <w:sz w:val="18"/>
-                                <w:szCs w:val="18"/>
-                                <w:lang w:val="en-US"/>
-                              </w:rPr>
-                              <w:t>index.jsx</w:t>
-                            </w:r>
-                            <w:proofErr w:type="spellEnd"/>
                           </w:p>
                         </w:tc>
                         <w:tc>
@@ -7528,14 +7643,6 @@
                                 <w:lang w:val="en-US"/>
                               </w:rPr>
                             </w:pPr>
-                            <w:r>
-                              <w:rPr>
-                                <w:sz w:val="18"/>
-                                <w:szCs w:val="18"/>
-                                <w:lang w:val="en-US"/>
-                              </w:rPr>
-                              <w:t>Done</w:t>
-                            </w:r>
                           </w:p>
                         </w:tc>
                       </w:tr>
@@ -7578,7 +7685,15 @@
                                 <w:szCs w:val="18"/>
                                 <w:lang w:val="en-US"/>
                               </w:rPr>
-                              <w:t>template/get/:id</w:t>
+                              <w:t>template/get</w:t>
+                            </w:r>
+                            <w:r>
+                              <w:rPr>
+                                <w:sz w:val="18"/>
+                                <w:szCs w:val="18"/>
+                                <w:lang w:val="en-US"/>
+                              </w:rPr>
+                              <w:t>/teacher/:username</w:t>
                             </w:r>
                           </w:p>
                         </w:tc>
@@ -7600,7 +7715,31 @@
                                 <w:szCs w:val="18"/>
                                 <w:lang w:val="en-US"/>
                               </w:rPr>
-                              <w:t>Fetch Template by id</w:t>
+                              <w:t xml:space="preserve">Fetch </w:t>
+                            </w:r>
+                            <w:r>
+                              <w:rPr>
+                                <w:sz w:val="18"/>
+                                <w:szCs w:val="18"/>
+                                <w:lang w:val="en-US"/>
+                              </w:rPr>
+                              <w:t>Teacher’s</w:t>
+                            </w:r>
+                            <w:r>
+                              <w:rPr>
+                                <w:sz w:val="18"/>
+                                <w:szCs w:val="18"/>
+                                <w:lang w:val="en-US"/>
+                              </w:rPr>
+                              <w:t xml:space="preserve"> assessment by </w:t>
+                            </w:r>
+                            <w:r>
+                              <w:rPr>
+                                <w:sz w:val="18"/>
+                                <w:szCs w:val="18"/>
+                                <w:lang w:val="en-US"/>
+                              </w:rPr>
+                              <w:t>username</w:t>
                             </w:r>
                           </w:p>
                         </w:tc>
@@ -7616,15 +7755,22 @@
                                 <w:lang w:val="en-US"/>
                               </w:rPr>
                             </w:pPr>
+                            <w:r>
+                              <w:rPr>
+                                <w:sz w:val="18"/>
+                                <w:szCs w:val="18"/>
+                                <w:lang w:val="en-US"/>
+                              </w:rPr>
+                              <w:t xml:space="preserve">Template &gt; </w:t>
+                            </w:r>
                             <w:proofErr w:type="spellStart"/>
-                            <w:proofErr w:type="gramStart"/>
-                            <w:r>
-                              <w:rPr>
-                                <w:sz w:val="18"/>
-                                <w:szCs w:val="18"/>
-                                <w:lang w:val="en-US"/>
-                              </w:rPr>
-                              <w:t>ViewTemplate.jsx</w:t>
+                            <w:r>
+                              <w:rPr>
+                                <w:sz w:val="18"/>
+                                <w:szCs w:val="18"/>
+                                <w:lang w:val="en-US"/>
+                              </w:rPr>
+                              <w:t>index.jsx</w:t>
                             </w:r>
                             <w:proofErr w:type="spellEnd"/>
                             <w:r>
@@ -7633,16 +7779,24 @@
                                 <w:szCs w:val="18"/>
                                 <w:lang w:val="en-US"/>
                               </w:rPr>
-                              <w:t>(</w:t>
-                            </w:r>
-                            <w:proofErr w:type="gramEnd"/>
-                            <w:r>
-                              <w:rPr>
-                                <w:sz w:val="18"/>
-                                <w:szCs w:val="18"/>
-                                <w:lang w:val="en-US"/>
-                              </w:rPr>
-                              <w:t>Components)</w:t>
+                              <w:t>,</w:t>
+                            </w:r>
+                          </w:p>
+                          <w:p>
+                            <w:pPr>
+                              <w:rPr>
+                                <w:sz w:val="18"/>
+                                <w:szCs w:val="18"/>
+                                <w:lang w:val="en-US"/>
+                              </w:rPr>
+                            </w:pPr>
+                            <w:r>
+                              <w:rPr>
+                                <w:sz w:val="18"/>
+                                <w:szCs w:val="18"/>
+                                <w:lang w:val="en-US"/>
+                              </w:rPr>
+                              <w:t>Assessment &gt; Create &gt; index.js (Dropdown)</w:t>
                             </w:r>
                           </w:p>
                         </w:tc>
@@ -7708,7 +7862,7 @@
                                 <w:szCs w:val="18"/>
                                 <w:lang w:val="en-US"/>
                               </w:rPr>
-                              <w:t>template/delete/:id</w:t>
+                              <w:t>template/get/:id</w:t>
                             </w:r>
                           </w:p>
                         </w:tc>
@@ -7730,7 +7884,7 @@
                                 <w:szCs w:val="18"/>
                                 <w:lang w:val="en-US"/>
                               </w:rPr>
-                              <w:t>Delete Template</w:t>
+                              <w:t>Fetch Template by id</w:t>
                             </w:r>
                           </w:p>
                         </w:tc>
@@ -7746,14 +7900,6 @@
                                 <w:lang w:val="en-US"/>
                               </w:rPr>
                             </w:pPr>
-                            <w:r>
-                              <w:rPr>
-                                <w:sz w:val="18"/>
-                                <w:szCs w:val="18"/>
-                                <w:lang w:val="en-US"/>
-                              </w:rPr>
-                              <w:t xml:space="preserve">Template &gt; </w:t>
-                            </w:r>
                             <w:proofErr w:type="spellStart"/>
                             <w:r>
                               <w:rPr>
@@ -7761,9 +7907,17 @@
                                 <w:szCs w:val="18"/>
                                 <w:lang w:val="en-US"/>
                               </w:rPr>
-                              <w:t>index.jsx</w:t>
+                              <w:t>ViewTemplate.jsx</w:t>
                             </w:r>
                             <w:proofErr w:type="spellEnd"/>
+                            <w:r>
+                              <w:rPr>
+                                <w:sz w:val="18"/>
+                                <w:szCs w:val="18"/>
+                                <w:lang w:val="en-US"/>
+                              </w:rPr>
+                              <w:t>(Components)</w:t>
+                            </w:r>
                           </w:p>
                         </w:tc>
                         <w:tc>
@@ -7785,32 +7939,6 @@
                                 <w:lang w:val="en-US"/>
                               </w:rPr>
                               <w:t>Done</w:t>
-                            </w:r>
-                          </w:p>
-                        </w:tc>
-                      </w:tr>
-                      <w:tr>
-                        <w:tc>
-                          <w:tcPr>
-                            <w:tcW w:w="10783" w:type="dxa"/>
-                            <w:gridSpan w:val="5"/>
-                          </w:tcPr>
-                          <w:p>
-                            <w:pPr>
-                              <w:jc w:val="both"/>
-                              <w:rPr>
-                                <w:sz w:val="18"/>
-                                <w:szCs w:val="18"/>
-                                <w:lang w:val="en-US"/>
-                              </w:rPr>
-                            </w:pPr>
-                            <w:r>
-                              <w:rPr>
-                                <w:sz w:val="18"/>
-                                <w:szCs w:val="18"/>
-                                <w:lang w:val="en-US"/>
-                              </w:rPr>
-                              <w:t>Assessment</w:t>
                             </w:r>
                           </w:p>
                         </w:tc>
@@ -7854,7 +7982,7 @@
                                 <w:szCs w:val="18"/>
                                 <w:lang w:val="en-US"/>
                               </w:rPr>
-                              <w:t>assessment/create</w:t>
+                              <w:t>template/delete/:id</w:t>
                             </w:r>
                           </w:p>
                         </w:tc>
@@ -7876,7 +8004,7 @@
                                 <w:szCs w:val="18"/>
                                 <w:lang w:val="en-US"/>
                               </w:rPr>
-                              <w:t>Create Assessment</w:t>
+                              <w:t>Delete Template</w:t>
                             </w:r>
                           </w:p>
                         </w:tc>
@@ -7898,7 +8026,7 @@
                                 <w:szCs w:val="18"/>
                                 <w:lang w:val="en-US"/>
                               </w:rPr>
-                              <w:t xml:space="preserve">Assessment &gt; Create &gt; </w:t>
+                              <w:t xml:space="preserve">Template &gt; </w:t>
                             </w:r>
                             <w:proofErr w:type="spellStart"/>
                             <w:r>
@@ -7931,6 +8059,32 @@
                                 <w:lang w:val="en-US"/>
                               </w:rPr>
                               <w:t>Done</w:t>
+                            </w:r>
+                          </w:p>
+                        </w:tc>
+                      </w:tr>
+                      <w:tr>
+                        <w:tc>
+                          <w:tcPr>
+                            <w:tcW w:w="10783" w:type="dxa"/>
+                            <w:gridSpan w:val="5"/>
+                          </w:tcPr>
+                          <w:p>
+                            <w:pPr>
+                              <w:jc w:val="both"/>
+                              <w:rPr>
+                                <w:sz w:val="18"/>
+                                <w:szCs w:val="18"/>
+                                <w:lang w:val="en-US"/>
+                              </w:rPr>
+                            </w:pPr>
+                            <w:r>
+                              <w:rPr>
+                                <w:sz w:val="18"/>
+                                <w:szCs w:val="18"/>
+                                <w:lang w:val="en-US"/>
+                              </w:rPr>
+                              <w:t>Assessment</w:t>
                             </w:r>
                           </w:p>
                         </w:tc>
@@ -7974,7 +8128,51 @@
                                 <w:szCs w:val="18"/>
                                 <w:lang w:val="en-US"/>
                               </w:rPr>
-                              <w:t>assessment /</w:t>
+                              <w:t>assessment/create</w:t>
+                            </w:r>
+                          </w:p>
+                        </w:tc>
+                        <w:tc>
+                          <w:tcPr>
+                            <w:tcW w:w="3118" w:type="dxa"/>
+                          </w:tcPr>
+                          <w:p>
+                            <w:pPr>
+                              <w:rPr>
+                                <w:sz w:val="18"/>
+                                <w:szCs w:val="18"/>
+                                <w:lang w:val="en-US"/>
+                              </w:rPr>
+                            </w:pPr>
+                            <w:r>
+                              <w:rPr>
+                                <w:sz w:val="18"/>
+                                <w:szCs w:val="18"/>
+                                <w:lang w:val="en-US"/>
+                              </w:rPr>
+                              <w:t>Create Assessment</w:t>
+                            </w:r>
+                          </w:p>
+                        </w:tc>
+                        <w:tc>
+                          <w:tcPr>
+                            <w:tcW w:w="2977" w:type="dxa"/>
+                          </w:tcPr>
+                          <w:p>
+                            <w:pPr>
+                              <w:rPr>
+                                <w:sz w:val="18"/>
+                                <w:szCs w:val="18"/>
+                                <w:lang w:val="en-US"/>
+                              </w:rPr>
+                            </w:pPr>
+                            <w:r>
+                              <w:rPr>
+                                <w:sz w:val="18"/>
+                                <w:szCs w:val="18"/>
+                                <w:lang w:val="en-US"/>
+                              </w:rPr>
+                              <w:t xml:space="preserve">Assessment &gt; Create &gt; </w:t>
                             </w:r>
                             <w:proofErr w:type="spellStart"/>
                             <w:r>
@@ -7983,49 +8181,13 @@
                                 <w:szCs w:val="18"/>
                                 <w:lang w:val="en-US"/>
                               </w:rPr>
-                              <w:t>createAi</w:t>
+                              <w:t>index.jsx</w:t>
                             </w:r>
                             <w:proofErr w:type="spellEnd"/>
                           </w:p>
                         </w:tc>
                         <w:tc>
                           <w:tcPr>
-                            <w:tcW w:w="3118" w:type="dxa"/>
-                          </w:tcPr>
-                          <w:p>
-                            <w:pPr>
-                              <w:rPr>
-                                <w:sz w:val="18"/>
-                                <w:szCs w:val="18"/>
-                                <w:lang w:val="en-US"/>
-                              </w:rPr>
-                            </w:pPr>
-                            <w:r>
-                              <w:rPr>
-                                <w:sz w:val="18"/>
-                                <w:szCs w:val="18"/>
-                                <w:lang w:val="en-US"/>
-                              </w:rPr>
-                              <w:t>Create AI Based Assessment</w:t>
-                            </w:r>
-                          </w:p>
-                        </w:tc>
-                        <w:tc>
-                          <w:tcPr>
-                            <w:tcW w:w="2977" w:type="dxa"/>
-                          </w:tcPr>
-                          <w:p>
-                            <w:pPr>
-                              <w:rPr>
-                                <w:sz w:val="18"/>
-                                <w:szCs w:val="18"/>
-                                <w:lang w:val="en-US"/>
-                              </w:rPr>
-                            </w:pPr>
-                          </w:p>
-                        </w:tc>
-                        <w:tc>
-                          <w:tcPr>
                             <w:tcW w:w="752" w:type="dxa"/>
                           </w:tcPr>
                           <w:p>
@@ -8036,6 +8198,14 @@
                                 <w:lang w:val="en-US"/>
                               </w:rPr>
                             </w:pPr>
+                            <w:r>
+                              <w:rPr>
+                                <w:sz w:val="18"/>
+                                <w:szCs w:val="18"/>
+                                <w:lang w:val="en-US"/>
+                              </w:rPr>
+                              <w:t>Done</w:t>
+                            </w:r>
                           </w:p>
                         </w:tc>
                       </w:tr>
@@ -8078,8 +8248,18 @@
                                 <w:szCs w:val="18"/>
                                 <w:lang w:val="en-US"/>
                               </w:rPr>
-                              <w:t>assessment /edit/:id</w:t>
-                            </w:r>
+                              <w:t>assessment /</w:t>
+                            </w:r>
+                            <w:proofErr w:type="spellStart"/>
+                            <w:r>
+                              <w:rPr>
+                                <w:sz w:val="18"/>
+                                <w:szCs w:val="18"/>
+                                <w:lang w:val="en-US"/>
+                              </w:rPr>
+                              <w:t>createAi</w:t>
+                            </w:r>
+                            <w:proofErr w:type="spellEnd"/>
                           </w:p>
                         </w:tc>
                         <w:tc>
@@ -8100,7 +8280,7 @@
                                 <w:szCs w:val="18"/>
                                 <w:lang w:val="en-US"/>
                               </w:rPr>
-                              <w:t>Edit Assessment</w:t>
+                              <w:t>Create AI Based Assessment</w:t>
                             </w:r>
                           </w:p>
                         </w:tc>
@@ -8116,24 +8296,6 @@
                                 <w:lang w:val="en-US"/>
                               </w:rPr>
                             </w:pPr>
-                            <w:r>
-                              <w:rPr>
-                                <w:sz w:val="18"/>
-                                <w:szCs w:val="18"/>
-                                <w:lang w:val="en-US"/>
-                              </w:rPr>
-                              <w:t xml:space="preserve">Assessment &gt; Create &gt; </w:t>
-                            </w:r>
-                            <w:proofErr w:type="spellStart"/>
-                            <w:r>
-                              <w:rPr>
-                                <w:sz w:val="18"/>
-                                <w:szCs w:val="18"/>
-                                <w:lang w:val="en-US"/>
-                              </w:rPr>
-                              <w:t>index.jsx</w:t>
-                            </w:r>
-                            <w:proofErr w:type="spellEnd"/>
                           </w:p>
                         </w:tc>
                         <w:tc>
@@ -8148,14 +8310,6 @@
                                 <w:lang w:val="en-US"/>
                               </w:rPr>
                             </w:pPr>
-                            <w:r>
-                              <w:rPr>
-                                <w:sz w:val="18"/>
-                                <w:szCs w:val="18"/>
-                                <w:lang w:val="en-US"/>
-                              </w:rPr>
-                              <w:t>Done</w:t>
-                            </w:r>
                           </w:p>
                         </w:tc>
                       </w:tr>
@@ -8198,18 +8352,8 @@
                                 <w:szCs w:val="18"/>
                                 <w:lang w:val="en-US"/>
                               </w:rPr>
-                              <w:t>assessment/</w:t>
-                            </w:r>
-                            <w:proofErr w:type="spellStart"/>
-                            <w:r>
-                              <w:rPr>
-                                <w:sz w:val="18"/>
-                                <w:szCs w:val="18"/>
-                                <w:lang w:val="en-US"/>
-                              </w:rPr>
-                              <w:t>getAll</w:t>
-                            </w:r>
-                            <w:proofErr w:type="spellEnd"/>
+                              <w:t>assessment /edit/:id</w:t>
+                            </w:r>
                           </w:p>
                         </w:tc>
                         <w:tc>
@@ -8230,7 +8374,7 @@
                                 <w:szCs w:val="18"/>
                                 <w:lang w:val="en-US"/>
                               </w:rPr>
-                              <w:t>Fetch All Assessment</w:t>
+                              <w:t>Edit Assessment</w:t>
                             </w:r>
                           </w:p>
                         </w:tc>
@@ -8252,7 +8396,7 @@
                                 <w:szCs w:val="18"/>
                                 <w:lang w:val="en-US"/>
                               </w:rPr>
-                              <w:t xml:space="preserve">Assessment &gt; </w:t>
+                              <w:t xml:space="preserve">Assessment &gt; Create &gt; </w:t>
                             </w:r>
                             <w:proofErr w:type="spellStart"/>
                             <w:r>
@@ -8324,11 +8468,41 @@
                             </w:pPr>
                             <w:r>
                               <w:rPr>
-                                <w:sz w:val="18"/>
-                                <w:szCs w:val="18"/>
-                                <w:lang w:val="en-US"/>
-                              </w:rPr>
-                              <w:t>assessment/get/:id</w:t>
+                                <w:rFonts w:cstheme="minorHAnsi"/>
+                                <w:sz w:val="18"/>
+                                <w:szCs w:val="18"/>
+                                <w:lang w:val="en-US"/>
+                              </w:rPr>
+                              <w:t>assessment/</w:t>
+                            </w:r>
+                            <w:r>
+                              <w:rPr>
+                                <w:rFonts w:eastAsia="Times New Roman" w:cstheme="minorHAnsi"/>
+                                <w:sz w:val="18"/>
+                                <w:szCs w:val="18"/>
+                                <w:lang w:eastAsia="en-IN"/>
+                              </w:rPr>
+                              <w:t xml:space="preserve"> </w:t>
+                            </w:r>
+                            <w:proofErr w:type="spellStart"/>
+                            <w:r>
+                              <w:rPr>
+                                <w:rFonts w:eastAsia="Times New Roman" w:cstheme="minorHAnsi"/>
+                                <w:sz w:val="18"/>
+                                <w:szCs w:val="18"/>
+                                <w:lang w:eastAsia="en-IN"/>
+                              </w:rPr>
+                              <w:t>updateStatus</w:t>
+                            </w:r>
+                            <w:proofErr w:type="spellEnd"/>
+                            <w:r>
+                              <w:rPr>
+                                <w:rFonts w:eastAsia="Times New Roman" w:cstheme="minorHAnsi"/>
+                                <w:sz w:val="18"/>
+                                <w:szCs w:val="18"/>
+                                <w:lang w:eastAsia="en-IN"/>
+                              </w:rPr>
+                              <w:t>/:id</w:t>
                             </w:r>
                           </w:p>
                         </w:tc>
@@ -8350,7 +8524,7 @@
                                 <w:szCs w:val="18"/>
                                 <w:lang w:val="en-US"/>
                               </w:rPr>
-                              <w:t>Fetch Assessment by id</w:t>
+                              <w:t>Status Update</w:t>
                             </w:r>
                           </w:p>
                         </w:tc>
@@ -8366,34 +8540,24 @@
                                 <w:lang w:val="en-US"/>
                               </w:rPr>
                             </w:pPr>
+                            <w:r>
+                              <w:rPr>
+                                <w:sz w:val="18"/>
+                                <w:szCs w:val="18"/>
+                                <w:lang w:val="en-US"/>
+                              </w:rPr>
+                              <w:t xml:space="preserve">Assessment &gt; </w:t>
+                            </w:r>
                             <w:proofErr w:type="spellStart"/>
-                            <w:proofErr w:type="gramStart"/>
-                            <w:r>
-                              <w:rPr>
-                                <w:sz w:val="18"/>
-                                <w:szCs w:val="18"/>
-                                <w:lang w:val="en-US"/>
-                              </w:rPr>
-                              <w:t>ViewAssessment.jsx</w:t>
+                            <w:r>
+                              <w:rPr>
+                                <w:sz w:val="18"/>
+                                <w:szCs w:val="18"/>
+                                <w:lang w:val="en-US"/>
+                              </w:rPr>
+                              <w:t>index.jsx</w:t>
                             </w:r>
                             <w:proofErr w:type="spellEnd"/>
-                            <w:r>
-                              <w:rPr>
-                                <w:sz w:val="18"/>
-                                <w:szCs w:val="18"/>
-                                <w:lang w:val="en-US"/>
-                              </w:rPr>
-                              <w:t>(</w:t>
-                            </w:r>
-                            <w:proofErr w:type="gramEnd"/>
-                            <w:r>
-                              <w:rPr>
-                                <w:sz w:val="18"/>
-                                <w:szCs w:val="18"/>
-                                <w:lang w:val="en-US"/>
-                              </w:rPr>
-                              <w:t>Components)</w:t>
-                            </w:r>
                           </w:p>
                         </w:tc>
                         <w:tc>
@@ -8458,8 +8622,18 @@
                                 <w:szCs w:val="18"/>
                                 <w:lang w:val="en-US"/>
                               </w:rPr>
-                              <w:t>assessment/delete/:id</w:t>
-                            </w:r>
+                              <w:t>assessment/</w:t>
+                            </w:r>
+                            <w:proofErr w:type="spellStart"/>
+                            <w:r>
+                              <w:rPr>
+                                <w:sz w:val="18"/>
+                                <w:szCs w:val="18"/>
+                                <w:lang w:val="en-US"/>
+                              </w:rPr>
+                              <w:t>getAll</w:t>
+                            </w:r>
+                            <w:proofErr w:type="spellEnd"/>
                           </w:p>
                         </w:tc>
                         <w:tc>
@@ -8480,7 +8654,7 @@
                                 <w:szCs w:val="18"/>
                                 <w:lang w:val="en-US"/>
                               </w:rPr>
-                              <w:t>Delete Assessment</w:t>
+                              <w:t>Fetch All Assessment</w:t>
                             </w:r>
                           </w:p>
                         </w:tc>
@@ -8496,24 +8670,6 @@
                                 <w:lang w:val="en-US"/>
                               </w:rPr>
                             </w:pPr>
-                            <w:r>
-                              <w:rPr>
-                                <w:sz w:val="18"/>
-                                <w:szCs w:val="18"/>
-                                <w:lang w:val="en-US"/>
-                              </w:rPr>
-                              <w:t xml:space="preserve">Assessment &gt; </w:t>
-                            </w:r>
-                            <w:proofErr w:type="spellStart"/>
-                            <w:r>
-                              <w:rPr>
-                                <w:sz w:val="18"/>
-                                <w:szCs w:val="18"/>
-                                <w:lang w:val="en-US"/>
-                              </w:rPr>
-                              <w:t>index.jsx</w:t>
-                            </w:r>
-                            <w:proofErr w:type="spellEnd"/>
                           </w:p>
                         </w:tc>
                         <w:tc>
@@ -8528,14 +8684,6 @@
                                 <w:lang w:val="en-US"/>
                               </w:rPr>
                             </w:pPr>
-                            <w:r>
-                              <w:rPr>
-                                <w:sz w:val="18"/>
-                                <w:szCs w:val="18"/>
-                                <w:lang w:val="en-US"/>
-                              </w:rPr>
-                              <w:t>Done</w:t>
-                            </w:r>
                           </w:p>
                         </w:tc>
                       </w:tr>
@@ -8567,104 +8715,73 @@
                           <w:p>
                             <w:pPr>
                               <w:rPr>
-                                <w:rFonts w:cstheme="minorHAnsi"/>
-                                <w:sz w:val="18"/>
-                                <w:szCs w:val="18"/>
-                                <w:lang w:val="en-US"/>
-                              </w:rPr>
-                            </w:pPr>
-                            <w:r>
-                              <w:rPr>
-                                <w:rFonts w:cstheme="minorHAnsi"/>
-                                <w:sz w:val="18"/>
-                                <w:szCs w:val="18"/>
-                                <w:lang w:val="en-US"/>
-                              </w:rPr>
-                              <w:t>assessment/</w:t>
-                            </w:r>
-                            <w:r>
-                              <w:rPr>
-                                <w:rFonts w:eastAsia="Times New Roman" w:cstheme="minorHAnsi"/>
-                                <w:sz w:val="18"/>
-                                <w:szCs w:val="18"/>
-                                <w:lang w:eastAsia="en-IN"/>
-                              </w:rPr>
-                              <w:t xml:space="preserve"> </w:t>
-                            </w:r>
+                                <w:sz w:val="18"/>
+                                <w:szCs w:val="18"/>
+                                <w:lang w:val="en-US"/>
+                              </w:rPr>
+                            </w:pPr>
+                            <w:r>
+                              <w:rPr>
+                                <w:sz w:val="18"/>
+                                <w:szCs w:val="18"/>
+                                <w:lang w:val="en-US"/>
+                              </w:rPr>
+                              <w:t>assessment/get/:id</w:t>
+                            </w:r>
+                          </w:p>
+                        </w:tc>
+                        <w:tc>
+                          <w:tcPr>
+                            <w:tcW w:w="3118" w:type="dxa"/>
+                          </w:tcPr>
+                          <w:p>
+                            <w:pPr>
+                              <w:rPr>
+                                <w:sz w:val="18"/>
+                                <w:szCs w:val="18"/>
+                                <w:lang w:val="en-US"/>
+                              </w:rPr>
+                            </w:pPr>
+                            <w:r>
+                              <w:rPr>
+                                <w:sz w:val="18"/>
+                                <w:szCs w:val="18"/>
+                                <w:lang w:val="en-US"/>
+                              </w:rPr>
+                              <w:t>Fetch Assessment by id</w:t>
+                            </w:r>
+                          </w:p>
+                        </w:tc>
+                        <w:tc>
+                          <w:tcPr>
+                            <w:tcW w:w="2977" w:type="dxa"/>
+                          </w:tcPr>
+                          <w:p>
+                            <w:pPr>
+                              <w:rPr>
+                                <w:sz w:val="18"/>
+                                <w:szCs w:val="18"/>
+                                <w:lang w:val="en-US"/>
+                              </w:rPr>
+                            </w:pPr>
                             <w:proofErr w:type="spellStart"/>
                             <w:r>
                               <w:rPr>
-                                <w:rFonts w:eastAsia="Times New Roman" w:cstheme="minorHAnsi"/>
-                                <w:sz w:val="18"/>
-                                <w:szCs w:val="18"/>
-                                <w:lang w:eastAsia="en-IN"/>
-                              </w:rPr>
-                              <w:t>updateStatus</w:t>
+                                <w:sz w:val="18"/>
+                                <w:szCs w:val="18"/>
+                                <w:lang w:val="en-US"/>
+                              </w:rPr>
+                              <w:t>ViewAssessment.jsx</w:t>
                             </w:r>
                             <w:proofErr w:type="spellEnd"/>
                             <w:r>
                               <w:rPr>
-                                <w:rFonts w:eastAsia="Times New Roman" w:cstheme="minorHAnsi"/>
-                                <w:sz w:val="18"/>
-                                <w:szCs w:val="18"/>
-                                <w:lang w:eastAsia="en-IN"/>
-                              </w:rPr>
-                              <w:t>/:id</w:t>
-                            </w:r>
-                          </w:p>
-                        </w:tc>
-                        <w:tc>
-                          <w:tcPr>
-                            <w:tcW w:w="3118" w:type="dxa"/>
-                          </w:tcPr>
-                          <w:p>
-                            <w:pPr>
-                              <w:rPr>
-                                <w:sz w:val="18"/>
-                                <w:szCs w:val="18"/>
-                                <w:lang w:val="en-US"/>
-                              </w:rPr>
-                            </w:pPr>
-                            <w:r>
-                              <w:rPr>
-                                <w:sz w:val="18"/>
-                                <w:szCs w:val="18"/>
-                                <w:lang w:val="en-US"/>
-                              </w:rPr>
-                              <w:t>Status Update</w:t>
-                            </w:r>
-                          </w:p>
-                        </w:tc>
-                        <w:tc>
-                          <w:tcPr>
-                            <w:tcW w:w="2977" w:type="dxa"/>
-                          </w:tcPr>
-                          <w:p>
-                            <w:pPr>
-                              <w:rPr>
-                                <w:sz w:val="18"/>
-                                <w:szCs w:val="18"/>
-                                <w:lang w:val="en-US"/>
-                              </w:rPr>
-                            </w:pPr>
-                            <w:r>
-                              <w:rPr>
-                                <w:sz w:val="18"/>
-                                <w:szCs w:val="18"/>
-                                <w:lang w:val="en-US"/>
-                              </w:rPr>
-                              <w:t xml:space="preserve">Assessment &gt; </w:t>
-                            </w:r>
-                            <w:proofErr w:type="spellStart"/>
-                            <w:r>
-                              <w:rPr>
-                                <w:sz w:val="18"/>
-                                <w:szCs w:val="18"/>
-                                <w:lang w:val="en-US"/>
-                              </w:rPr>
-                              <w:t>index.jsx</w:t>
-                            </w:r>
-                            <w:proofErr w:type="spellEnd"/>
+                                <w:sz w:val="18"/>
+                                <w:szCs w:val="18"/>
+                                <w:lang w:val="en-US"/>
+                              </w:rPr>
+                              <w:t>(Components)</w:t>
+                            </w:r>
                           </w:p>
                         </w:tc>
                         <w:tc>
@@ -8717,93 +8834,106 @@
                           </w:tcPr>
                           <w:p>
                             <w:pPr>
-                              <w:pStyle w:val="NoSpacing"/>
-                              <w:rPr>
-                                <w:sz w:val="18"/>
-                                <w:szCs w:val="18"/>
-                                <w:lang w:eastAsia="en-IN"/>
-                              </w:rPr>
-                            </w:pPr>
-                            <w:r>
-                              <w:rPr>
-                                <w:sz w:val="18"/>
-                                <w:szCs w:val="18"/>
-                                <w:lang w:val="en-US"/>
-                              </w:rPr>
-                              <w:t>assessment</w:t>
-                            </w:r>
-                            <w:r>
-                              <w:rPr>
-                                <w:sz w:val="18"/>
-                                <w:szCs w:val="18"/>
-                                <w:lang w:eastAsia="en-IN"/>
-                              </w:rPr>
-                              <w:t>/</w:t>
+                              <w:rPr>
+                                <w:sz w:val="18"/>
+                                <w:szCs w:val="18"/>
+                                <w:lang w:val="en-US"/>
+                              </w:rPr>
+                            </w:pPr>
+                            <w:r>
+                              <w:rPr>
+                                <w:sz w:val="18"/>
+                                <w:szCs w:val="18"/>
+                                <w:lang w:val="en-US"/>
+                              </w:rPr>
+                              <w:t>assessment/get</w:t>
+                            </w:r>
+                            <w:r>
+                              <w:rPr>
+                                <w:sz w:val="18"/>
+                                <w:szCs w:val="18"/>
+                                <w:lang w:val="en-US"/>
+                              </w:rPr>
+                              <w:t>/teacher/:username</w:t>
+                            </w:r>
+                          </w:p>
+                        </w:tc>
+                        <w:tc>
+                          <w:tcPr>
+                            <w:tcW w:w="3118" w:type="dxa"/>
+                          </w:tcPr>
+                          <w:p>
+                            <w:pPr>
+                              <w:rPr>
+                                <w:sz w:val="18"/>
+                                <w:szCs w:val="18"/>
+                                <w:lang w:val="en-US"/>
+                              </w:rPr>
+                            </w:pPr>
+                            <w:r>
+                              <w:rPr>
+                                <w:sz w:val="18"/>
+                                <w:szCs w:val="18"/>
+                                <w:lang w:val="en-US"/>
+                              </w:rPr>
+                              <w:t xml:space="preserve">Fetch </w:t>
+                            </w:r>
+                            <w:r>
+                              <w:rPr>
+                                <w:sz w:val="18"/>
+                                <w:szCs w:val="18"/>
+                                <w:lang w:val="en-US"/>
+                              </w:rPr>
+                              <w:t>Teacher’s</w:t>
+                            </w:r>
+                            <w:r>
+                              <w:rPr>
+                                <w:sz w:val="18"/>
+                                <w:szCs w:val="18"/>
+                                <w:lang w:val="en-US"/>
+                              </w:rPr>
+                              <w:t xml:space="preserve"> assessment by </w:t>
+                            </w:r>
+                            <w:r>
+                              <w:rPr>
+                                <w:sz w:val="18"/>
+                                <w:szCs w:val="18"/>
+                                <w:lang w:val="en-US"/>
+                              </w:rPr>
+                              <w:t>username</w:t>
+                            </w:r>
+                          </w:p>
+                        </w:tc>
+                        <w:tc>
+                          <w:tcPr>
+                            <w:tcW w:w="2977" w:type="dxa"/>
+                          </w:tcPr>
+                          <w:p>
+                            <w:pPr>
+                              <w:rPr>
+                                <w:sz w:val="18"/>
+                                <w:szCs w:val="18"/>
+                                <w:lang w:val="en-US"/>
+                              </w:rPr>
+                            </w:pPr>
+                            <w:r>
+                              <w:rPr>
+                                <w:sz w:val="18"/>
+                                <w:szCs w:val="18"/>
+                                <w:lang w:val="en-US"/>
+                              </w:rPr>
+                              <w:t xml:space="preserve">Assessment &gt; </w:t>
                             </w:r>
                             <w:proofErr w:type="spellStart"/>
                             <w:r>
                               <w:rPr>
                                 <w:sz w:val="18"/>
                                 <w:szCs w:val="18"/>
-                                <w:lang w:eastAsia="en-IN"/>
-                              </w:rPr>
-                              <w:t>getAll</w:t>
+                                <w:lang w:val="en-US"/>
+                              </w:rPr>
+                              <w:t>index.jsx</w:t>
                             </w:r>
                             <w:proofErr w:type="spellEnd"/>
-                            <w:r>
-                              <w:rPr>
-                                <w:sz w:val="18"/>
-                                <w:szCs w:val="18"/>
-                                <w:lang w:eastAsia="en-IN"/>
-                              </w:rPr>
-                              <w:t>/</w:t>
-                            </w:r>
-                            <w:proofErr w:type="spellStart"/>
-                            <w:r>
-                              <w:rPr>
-                                <w:sz w:val="18"/>
-                                <w:szCs w:val="18"/>
-                                <w:lang w:eastAsia="en-IN"/>
-                              </w:rPr>
-                              <w:t>studentAssessment</w:t>
-                            </w:r>
-                            <w:proofErr w:type="spellEnd"/>
-                          </w:p>
-                        </w:tc>
-                        <w:tc>
-                          <w:tcPr>
-                            <w:tcW w:w="3118" w:type="dxa"/>
-                          </w:tcPr>
-                          <w:p>
-                            <w:pPr>
-                              <w:rPr>
-                                <w:sz w:val="18"/>
-                                <w:szCs w:val="18"/>
-                                <w:lang w:val="en-US"/>
-                              </w:rPr>
-                            </w:pPr>
-                            <w:r>
-                              <w:rPr>
-                                <w:sz w:val="18"/>
-                                <w:szCs w:val="18"/>
-                                <w:lang w:val="en-US"/>
-                              </w:rPr>
-                              <w:t>Fetch Student’s all assessment</w:t>
-                            </w:r>
-                          </w:p>
-                        </w:tc>
-                        <w:tc>
-                          <w:tcPr>
-                            <w:tcW w:w="2977" w:type="dxa"/>
-                          </w:tcPr>
-                          <w:p>
-                            <w:pPr>
-                              <w:rPr>
-                                <w:sz w:val="18"/>
-                                <w:szCs w:val="18"/>
-                                <w:lang w:val="en-US"/>
-                              </w:rPr>
-                            </w:pPr>
                           </w:p>
                         </w:tc>
                         <w:tc>
@@ -8818,6 +8948,14 @@
                                 <w:lang w:val="en-US"/>
                               </w:rPr>
                             </w:pPr>
+                            <w:r>
+                              <w:rPr>
+                                <w:sz w:val="18"/>
+                                <w:szCs w:val="18"/>
+                                <w:lang w:val="en-US"/>
+                              </w:rPr>
+                              <w:t>Done</w:t>
+                            </w:r>
                           </w:p>
                         </w:tc>
                       </w:tr>
@@ -8833,6 +8971,7 @@
                                 <w:ilvl w:val="0"/>
                                 <w:numId w:val="3"/>
                               </w:numPr>
+                              <w:jc w:val="both"/>
                               <w:rPr>
                                 <w:sz w:val="18"/>
                                 <w:szCs w:val="18"/>
@@ -8847,46 +8986,147 @@
                           </w:tcPr>
                           <w:p>
                             <w:pPr>
-                              <w:pStyle w:val="NoSpacing"/>
-                              <w:rPr>
-                                <w:sz w:val="18"/>
-                                <w:szCs w:val="18"/>
-                                <w:lang w:eastAsia="en-IN"/>
-                              </w:rPr>
-                            </w:pPr>
-                            <w:r>
-                              <w:rPr>
-                                <w:sz w:val="18"/>
-                                <w:szCs w:val="18"/>
-                                <w:lang w:val="en-US"/>
-                              </w:rPr>
-                              <w:t>assessment</w:t>
-                            </w:r>
-                            <w:r>
-                              <w:rPr>
-                                <w:sz w:val="18"/>
-                                <w:szCs w:val="18"/>
-                                <w:lang w:eastAsia="en-IN"/>
-                              </w:rPr>
-                              <w:t>/get/</w:t>
+                              <w:rPr>
+                                <w:sz w:val="18"/>
+                                <w:szCs w:val="18"/>
+                                <w:lang w:val="en-US"/>
+                              </w:rPr>
+                            </w:pPr>
+                            <w:r>
+                              <w:rPr>
+                                <w:sz w:val="18"/>
+                                <w:szCs w:val="18"/>
+                                <w:lang w:val="en-US"/>
+                              </w:rPr>
+                              <w:t>assessment/get</w:t>
+                            </w:r>
+                            <w:r>
+                              <w:rPr>
+                                <w:sz w:val="18"/>
+                                <w:szCs w:val="18"/>
+                                <w:lang w:val="en-US"/>
+                              </w:rPr>
+                              <w:t>/</w:t>
+                            </w:r>
+                            <w:r>
+                              <w:rPr>
+                                <w:sz w:val="18"/>
+                                <w:szCs w:val="18"/>
+                                <w:lang w:val="en-US"/>
+                              </w:rPr>
+                              <w:t>student</w:t>
+                            </w:r>
+                          </w:p>
+                        </w:tc>
+                        <w:tc>
+                          <w:tcPr>
+                            <w:tcW w:w="3118" w:type="dxa"/>
+                          </w:tcPr>
+                          <w:p>
+                            <w:pPr>
+                              <w:rPr>
+                                <w:sz w:val="18"/>
+                                <w:szCs w:val="18"/>
+                                <w:lang w:val="en-US"/>
+                              </w:rPr>
+                            </w:pPr>
+                            <w:r>
+                              <w:rPr>
+                                <w:sz w:val="18"/>
+                                <w:szCs w:val="18"/>
+                                <w:lang w:val="en-US"/>
+                              </w:rPr>
+                              <w:t>Fetch Student’s all assessment</w:t>
+                            </w:r>
+                            <w:r>
+                              <w:rPr>
+                                <w:sz w:val="18"/>
+                                <w:szCs w:val="18"/>
+                                <w:lang w:val="en-US"/>
+                              </w:rPr>
+                              <w:t xml:space="preserve"> by </w:t>
                             </w:r>
                             <w:proofErr w:type="spellStart"/>
                             <w:r>
                               <w:rPr>
                                 <w:sz w:val="18"/>
                                 <w:szCs w:val="18"/>
-                                <w:lang w:eastAsia="en-IN"/>
-                              </w:rPr>
-                              <w:t>studentAssessment</w:t>
+                                <w:lang w:val="en-US"/>
+                              </w:rPr>
+                              <w:t>gradelevel</w:t>
                             </w:r>
                             <w:proofErr w:type="spellEnd"/>
-                            <w:r>
-                              <w:rPr>
-                                <w:sz w:val="18"/>
-                                <w:szCs w:val="18"/>
-                                <w:lang w:eastAsia="en-IN"/>
-                              </w:rPr>
-                              <w:t>/:id</w:t>
+                          </w:p>
+                        </w:tc>
+                        <w:tc>
+                          <w:tcPr>
+                            <w:tcW w:w="2977" w:type="dxa"/>
+                          </w:tcPr>
+                          <w:p>
+                            <w:pPr>
+                              <w:rPr>
+                                <w:sz w:val="18"/>
+                                <w:szCs w:val="18"/>
+                                <w:lang w:val="en-US"/>
+                              </w:rPr>
+                            </w:pPr>
+                          </w:p>
+                        </w:tc>
+                        <w:tc>
+                          <w:tcPr>
+                            <w:tcW w:w="752" w:type="dxa"/>
+                          </w:tcPr>
+                          <w:p>
+                            <w:pPr>
+                              <w:rPr>
+                                <w:sz w:val="18"/>
+                                <w:szCs w:val="18"/>
+                                <w:lang w:val="en-US"/>
+                              </w:rPr>
+                            </w:pPr>
+                          </w:p>
+                        </w:tc>
+                      </w:tr>
+                      <w:tr>
+                        <w:tc>
+                          <w:tcPr>
+                            <w:tcW w:w="555" w:type="dxa"/>
+                          </w:tcPr>
+                          <w:p>
+                            <w:pPr>
+                              <w:pStyle w:val="ListParagraph"/>
+                              <w:numPr>
+                                <w:ilvl w:val="0"/>
+                                <w:numId w:val="3"/>
+                              </w:numPr>
+                              <w:jc w:val="both"/>
+                              <w:rPr>
+                                <w:sz w:val="18"/>
+                                <w:szCs w:val="18"/>
+                                <w:lang w:val="en-US"/>
+                              </w:rPr>
+                            </w:pPr>
+                          </w:p>
+                        </w:tc>
+                        <w:tc>
+                          <w:tcPr>
+                            <w:tcW w:w="3381" w:type="dxa"/>
+                          </w:tcPr>
+                          <w:p>
+                            <w:pPr>
+                              <w:rPr>
+                                <w:sz w:val="18"/>
+                                <w:szCs w:val="18"/>
+                                <w:lang w:val="en-US"/>
+                              </w:rPr>
+                            </w:pPr>
+                            <w:r>
+                              <w:rPr>
+                                <w:sz w:val="18"/>
+                                <w:szCs w:val="18"/>
+                                <w:lang w:val="en-US"/>
+                              </w:rPr>
+                              <w:t>assessment/delete/:id</w:t>
                             </w:r>
                           </w:p>
                         </w:tc>
@@ -8908,7 +9148,7 @@
                                 <w:szCs w:val="18"/>
                                 <w:lang w:val="en-US"/>
                               </w:rPr>
-                              <w:t>Fetch Student’s assessment by id</w:t>
+                              <w:t>Delete Assessment</w:t>
                             </w:r>
                           </w:p>
                         </w:tc>
@@ -8924,6 +9164,24 @@
                                 <w:lang w:val="en-US"/>
                               </w:rPr>
                             </w:pPr>
+                            <w:r>
+                              <w:rPr>
+                                <w:sz w:val="18"/>
+                                <w:szCs w:val="18"/>
+                                <w:lang w:val="en-US"/>
+                              </w:rPr>
+                              <w:t xml:space="preserve">Assessment &gt; </w:t>
+                            </w:r>
+                            <w:proofErr w:type="spellStart"/>
+                            <w:r>
+                              <w:rPr>
+                                <w:sz w:val="18"/>
+                                <w:szCs w:val="18"/>
+                                <w:lang w:val="en-US"/>
+                              </w:rPr>
+                              <w:t>index.jsx</w:t>
+                            </w:r>
+                            <w:proofErr w:type="spellEnd"/>
                           </w:p>
                         </w:tc>
                         <w:tc>
@@ -8938,6 +9196,14 @@
                                 <w:lang w:val="en-US"/>
                               </w:rPr>
                             </w:pPr>
+                            <w:r>
+                              <w:rPr>
+                                <w:sz w:val="18"/>
+                                <w:szCs w:val="18"/>
+                                <w:lang w:val="en-US"/>
+                              </w:rPr>
+                              <w:t>Done</w:t>
+                            </w:r>
                           </w:p>
                         </w:tc>
                       </w:tr>
@@ -10266,6 +10532,7 @@
           <w:szCs w:val="36"/>
           <w:lang w:val="en-US"/>
         </w:rPr>
+        <w:lastRenderedPageBreak/>
         <w:t>ERROR</w:t>
       </w:r>
       <w:r>
@@ -10317,7 +10584,6 @@
                 <w:szCs w:val="36"/>
                 <w:lang w:val="en-US"/>
               </w:rPr>
-              <w:lastRenderedPageBreak/>
               <w:t>Date</w:t>
             </w:r>
           </w:p>
@@ -10474,7 +10740,25 @@
               <w:rPr>
                 <w:lang w:val="en-US"/>
               </w:rPr>
-              <w:t>Generate id for students and teachers while signup</w:t>
+              <w:t xml:space="preserve">Generate id for students </w:t>
+            </w:r>
+            <w:r>
+              <w:rPr>
+                <w:lang w:val="en-US"/>
+              </w:rPr>
+              <w:t xml:space="preserve">/ </w:t>
+            </w:r>
+            <w:r>
+              <w:rPr>
+                <w:lang w:val="en-US"/>
+              </w:rPr>
+              <w:t>teachers while signup</w:t>
+            </w:r>
+            <w:r>
+              <w:rPr>
+                <w:lang w:val="en-US"/>
+              </w:rPr>
+              <w:t xml:space="preserve"> and storing as username “T…” / “S…”</w:t>
             </w:r>
           </w:p>
         </w:tc>
@@ -10488,6 +10772,12 @@
                 <w:lang w:val="en-US"/>
               </w:rPr>
             </w:pPr>
+            <w:r>
+              <w:rPr>
+                <w:lang w:val="en-US"/>
+              </w:rPr>
+              <w:t>Done</w:t>
+            </w:r>
           </w:p>
         </w:tc>
       </w:tr>
@@ -10524,7 +10814,19 @@
               <w:rPr>
                 <w:lang w:val="en-US"/>
               </w:rPr>
-              <w:t>Add teacher id in templates as created by</w:t>
+              <w:t xml:space="preserve">Add teacher </w:t>
+            </w:r>
+            <w:r>
+              <w:rPr>
+                <w:lang w:val="en-US"/>
+              </w:rPr>
+              <w:t>username</w:t>
+            </w:r>
+            <w:r>
+              <w:rPr>
+                <w:lang w:val="en-US"/>
+              </w:rPr>
+              <w:t xml:space="preserve"> in templates as created by</w:t>
             </w:r>
           </w:p>
         </w:tc>
@@ -10538,6 +10840,12 @@
                 <w:lang w:val="en-US"/>
               </w:rPr>
             </w:pPr>
+            <w:r>
+              <w:rPr>
+                <w:lang w:val="en-US"/>
+              </w:rPr>
+              <w:t>Done</w:t>
+            </w:r>
           </w:p>
         </w:tc>
       </w:tr>
@@ -10574,20 +10882,280 @@
               <w:rPr>
                 <w:lang w:val="en-US"/>
               </w:rPr>
-              <w:t xml:space="preserve">Add teacher id in </w:t>
+              <w:t xml:space="preserve">Add teacher </w:t>
             </w:r>
             <w:r>
               <w:rPr>
                 <w:lang w:val="en-US"/>
               </w:rPr>
-              <w:t xml:space="preserve">assessment </w:t>
+              <w:t xml:space="preserve">username </w:t>
             </w:r>
             <w:r>
               <w:rPr>
                 <w:lang w:val="en-US"/>
               </w:rPr>
-              <w:t>as created by</w:t>
+              <w:t>in assessment as created by</w:t>
             </w:r>
+          </w:p>
+        </w:tc>
+        <w:tc>
+          <w:tcPr>
+            <w:tcW w:w="1125" w:type="dxa"/>
+          </w:tcPr>
+          <w:p>
+            <w:pPr>
+              <w:rPr>
+                <w:lang w:val="en-US"/>
+              </w:rPr>
+            </w:pPr>
+            <w:r>
+              <w:rPr>
+                <w:lang w:val="en-US"/>
+              </w:rPr>
+              <w:t>Done</w:t>
+            </w:r>
+          </w:p>
+        </w:tc>
+      </w:tr>
+      <w:tr>
+        <w:tc>
+          <w:tcPr>
+            <w:tcW w:w="1413" w:type="dxa"/>
+          </w:tcPr>
+          <w:p>
+            <w:pPr>
+              <w:rPr>
+                <w:lang w:val="en-US"/>
+              </w:rPr>
+            </w:pPr>
+            <w:r>
+              <w:rPr>
+                <w:lang w:val="en-US"/>
+              </w:rPr>
+              <w:t>27/07/2026</w:t>
+            </w:r>
+          </w:p>
+        </w:tc>
+        <w:tc>
+          <w:tcPr>
+            <w:tcW w:w="7918" w:type="dxa"/>
+          </w:tcPr>
+          <w:p>
+            <w:pPr>
+              <w:rPr>
+                <w:lang w:val="en-US"/>
+              </w:rPr>
+            </w:pPr>
+            <w:r>
+              <w:rPr>
+                <w:lang w:val="en-US"/>
+              </w:rPr>
+              <w:t xml:space="preserve">Publish without date is accepting </w:t>
+            </w:r>
+          </w:p>
+        </w:tc>
+        <w:tc>
+          <w:tcPr>
+            <w:tcW w:w="1125" w:type="dxa"/>
+          </w:tcPr>
+          <w:p>
+            <w:pPr>
+              <w:rPr>
+                <w:lang w:val="en-US"/>
+              </w:rPr>
+            </w:pPr>
+            <w:r>
+              <w:rPr>
+                <w:lang w:val="en-US"/>
+              </w:rPr>
+              <w:t>Done</w:t>
+            </w:r>
+          </w:p>
+        </w:tc>
+      </w:tr>
+      <w:tr>
+        <w:tc>
+          <w:tcPr>
+            <w:tcW w:w="1413" w:type="dxa"/>
+          </w:tcPr>
+          <w:p>
+            <w:pPr>
+              <w:rPr>
+                <w:lang w:val="en-US"/>
+              </w:rPr>
+            </w:pPr>
+            <w:r>
+              <w:rPr>
+                <w:lang w:val="en-US"/>
+              </w:rPr>
+              <w:t>27/07/2026</w:t>
+            </w:r>
+          </w:p>
+        </w:tc>
+        <w:tc>
+          <w:tcPr>
+            <w:tcW w:w="7918" w:type="dxa"/>
+          </w:tcPr>
+          <w:p>
+            <w:pPr>
+              <w:rPr>
+                <w:lang w:val="en-US"/>
+              </w:rPr>
+            </w:pPr>
+            <w:r>
+              <w:rPr>
+                <w:lang w:val="en-US"/>
+              </w:rPr>
+              <w:t xml:space="preserve">Assessment </w:t>
+            </w:r>
+            <w:proofErr w:type="spellStart"/>
+            <w:r>
+              <w:rPr>
+                <w:lang w:val="en-US"/>
+              </w:rPr>
+              <w:t>ViewDetails</w:t>
+            </w:r>
+            <w:proofErr w:type="spellEnd"/>
+            <w:r>
+              <w:rPr>
+                <w:lang w:val="en-US"/>
+              </w:rPr>
+              <w:t xml:space="preserve"> – Answer is not </w:t>
+            </w:r>
+            <w:proofErr w:type="spellStart"/>
+            <w:r>
+              <w:rPr>
+                <w:lang w:val="en-US"/>
+              </w:rPr>
+              <w:t>fornated</w:t>
+            </w:r>
+            <w:proofErr w:type="spellEnd"/>
+          </w:p>
+        </w:tc>
+        <w:tc>
+          <w:tcPr>
+            <w:tcW w:w="1125" w:type="dxa"/>
+          </w:tcPr>
+          <w:p>
+            <w:pPr>
+              <w:rPr>
+                <w:lang w:val="en-US"/>
+              </w:rPr>
+            </w:pPr>
+          </w:p>
+        </w:tc>
+      </w:tr>
+      <w:tr>
+        <w:tc>
+          <w:tcPr>
+            <w:tcW w:w="1413" w:type="dxa"/>
+          </w:tcPr>
+          <w:p>
+            <w:pPr>
+              <w:rPr>
+                <w:lang w:val="en-US"/>
+              </w:rPr>
+            </w:pPr>
+            <w:r>
+              <w:rPr>
+                <w:lang w:val="en-US"/>
+              </w:rPr>
+              <w:t>27/07/2026</w:t>
+            </w:r>
+          </w:p>
+        </w:tc>
+        <w:tc>
+          <w:tcPr>
+            <w:tcW w:w="7918" w:type="dxa"/>
+          </w:tcPr>
+          <w:p>
+            <w:pPr>
+              <w:rPr>
+                <w:lang w:val="en-US"/>
+              </w:rPr>
+            </w:pPr>
+            <w:r>
+              <w:rPr>
+                <w:lang w:val="en-US"/>
+              </w:rPr>
+              <w:t xml:space="preserve">Student Assessment only show published assessments on date </w:t>
+            </w:r>
+          </w:p>
+        </w:tc>
+        <w:tc>
+          <w:tcPr>
+            <w:tcW w:w="1125" w:type="dxa"/>
+          </w:tcPr>
+          <w:p>
+            <w:pPr>
+              <w:rPr>
+                <w:lang w:val="en-US"/>
+              </w:rPr>
+            </w:pPr>
+          </w:p>
+        </w:tc>
+      </w:tr>
+      <w:tr>
+        <w:tc>
+          <w:tcPr>
+            <w:tcW w:w="1413" w:type="dxa"/>
+          </w:tcPr>
+          <w:p>
+            <w:pPr>
+              <w:rPr>
+                <w:lang w:val="en-US"/>
+              </w:rPr>
+            </w:pPr>
+          </w:p>
+        </w:tc>
+        <w:tc>
+          <w:tcPr>
+            <w:tcW w:w="7918" w:type="dxa"/>
+          </w:tcPr>
+          <w:p>
+            <w:pPr>
+              <w:rPr>
+                <w:lang w:val="en-US"/>
+              </w:rPr>
+            </w:pPr>
+          </w:p>
+        </w:tc>
+        <w:tc>
+          <w:tcPr>
+            <w:tcW w:w="1125" w:type="dxa"/>
+          </w:tcPr>
+          <w:p>
+            <w:pPr>
+              <w:rPr>
+                <w:lang w:val="en-US"/>
+              </w:rPr>
+            </w:pPr>
+          </w:p>
+        </w:tc>
+      </w:tr>
+      <w:tr>
+        <w:tc>
+          <w:tcPr>
+            <w:tcW w:w="1413" w:type="dxa"/>
+          </w:tcPr>
+          <w:p>
+            <w:pPr>
+              <w:rPr>
+                <w:lang w:val="en-US"/>
+              </w:rPr>
+            </w:pPr>
+          </w:p>
+        </w:tc>
+        <w:tc>
+          <w:tcPr>
+            <w:tcW w:w="7918" w:type="dxa"/>
+          </w:tcPr>
+          <w:p>
+            <w:pPr>
+              <w:rPr>
+                <w:lang w:val="en-US"/>
+              </w:rPr>
+            </w:pPr>
           </w:p>
         </w:tc>
         <w:tc>

--- a/Qgenie Docs.docx
+++ b/Qgenie Docs.docx
@@ -2751,9 +2751,13 @@
                               </w:tc>
                             </w:tr>
                             <w:tr>
+                              <w:trPr>
+                                <w:trHeight w:val="330"/>
+                              </w:trPr>
                               <w:tc>
                                 <w:tcPr>
                                   <w:tcW w:w="555" w:type="dxa"/>
+                                  <w:vMerge w:val="restart"/>
                                 </w:tcPr>
                                 <w:p>
                                   <w:pPr>
@@ -2774,36 +2778,56 @@
                               <w:tc>
                                 <w:tcPr>
                                   <w:tcW w:w="3381" w:type="dxa"/>
-                                </w:tcPr>
-                                <w:p>
-                                  <w:pPr>
-                                    <w:rPr>
-                                      <w:sz w:val="18"/>
-                                      <w:szCs w:val="18"/>
-                                      <w:lang w:val="en-US"/>
-                                    </w:rPr>
-                                  </w:pPr>
-                                  <w:r>
-                                    <w:rPr>
-                                      <w:sz w:val="18"/>
-                                      <w:szCs w:val="18"/>
-                                      <w:lang w:val="en-US"/>
-                                    </w:rPr>
-                                    <w:t>template/get</w:t>
-                                  </w:r>
-                                  <w:r>
-                                    <w:rPr>
-                                      <w:sz w:val="18"/>
-                                      <w:szCs w:val="18"/>
-                                      <w:lang w:val="en-US"/>
-                                    </w:rPr>
-                                    <w:t>/teacher/:username</w:t>
+                                  <w:vMerge w:val="restart"/>
+                                </w:tcPr>
+                                <w:p>
+                                  <w:pPr>
+                                    <w:rPr>
+                                      <w:sz w:val="18"/>
+                                      <w:szCs w:val="18"/>
+                                      <w:lang w:val="en-US"/>
+                                    </w:rPr>
+                                  </w:pPr>
+                                  <w:r>
+                                    <w:rPr>
+                                      <w:sz w:val="18"/>
+                                      <w:szCs w:val="18"/>
+                                      <w:lang w:val="en-US"/>
+                                    </w:rPr>
+                                    <w:t>template/</w:t>
+                                  </w:r>
+                                  <w:proofErr w:type="spellStart"/>
+                                  <w:r>
+                                    <w:rPr>
+                                      <w:sz w:val="18"/>
+                                      <w:szCs w:val="18"/>
+                                      <w:lang w:val="en-US"/>
+                                    </w:rPr>
+                                    <w:t>get</w:t>
+                                  </w:r>
+                                  <w:r>
+                                    <w:rPr>
+                                      <w:sz w:val="18"/>
+                                      <w:szCs w:val="18"/>
+                                      <w:lang w:val="en-US"/>
+                                    </w:rPr>
+                                    <w:t>Teacher</w:t>
+                                  </w:r>
+                                  <w:proofErr w:type="spellEnd"/>
+                                  <w:r>
+                                    <w:rPr>
+                                      <w:sz w:val="18"/>
+                                      <w:szCs w:val="18"/>
+                                      <w:lang w:val="en-US"/>
+                                    </w:rPr>
+                                    <w:t>/:username</w:t>
                                   </w:r>
                                 </w:p>
                               </w:tc>
                               <w:tc>
                                 <w:tcPr>
                                   <w:tcW w:w="3118" w:type="dxa"/>
+                                  <w:vMerge w:val="restart"/>
                                 </w:tcPr>
                                 <w:p>
                                   <w:pPr>
@@ -2877,31 +2901,6 @@
                                     <w:t>index.jsx</w:t>
                                   </w:r>
                                   <w:proofErr w:type="spellEnd"/>
-                                  <w:r>
-                                    <w:rPr>
-                                      <w:sz w:val="18"/>
-                                      <w:szCs w:val="18"/>
-                                      <w:lang w:val="en-US"/>
-                                    </w:rPr>
-                                    <w:t>,</w:t>
-                                  </w:r>
-                                </w:p>
-                                <w:p>
-                                  <w:pPr>
-                                    <w:rPr>
-                                      <w:sz w:val="18"/>
-                                      <w:szCs w:val="18"/>
-                                      <w:lang w:val="en-US"/>
-                                    </w:rPr>
-                                  </w:pPr>
-                                  <w:r>
-                                    <w:rPr>
-                                      <w:sz w:val="18"/>
-                                      <w:szCs w:val="18"/>
-                                      <w:lang w:val="en-US"/>
-                                    </w:rPr>
-                                    <w:t>Assessment &gt; Create &gt; index.js (Dropdown)</w:t>
-                                  </w:r>
                                 </w:p>
                               </w:tc>
                               <w:tc>
@@ -2928,9 +2927,13 @@
                               </w:tc>
                             </w:tr>
                             <w:tr>
+                              <w:trPr>
+                                <w:trHeight w:val="330"/>
+                              </w:trPr>
                               <w:tc>
                                 <w:tcPr>
                                   <w:tcW w:w="555" w:type="dxa"/>
+                                  <w:vMerge/>
                                 </w:tcPr>
                                 <w:p>
                                   <w:pPr>
@@ -2951,45 +2954,31 @@
                               <w:tc>
                                 <w:tcPr>
                                   <w:tcW w:w="3381" w:type="dxa"/>
-                                </w:tcPr>
-                                <w:p>
-                                  <w:pPr>
-                                    <w:rPr>
-                                      <w:sz w:val="18"/>
-                                      <w:szCs w:val="18"/>
-                                      <w:lang w:val="en-US"/>
-                                    </w:rPr>
-                                  </w:pPr>
-                                  <w:r>
-                                    <w:rPr>
-                                      <w:sz w:val="18"/>
-                                      <w:szCs w:val="18"/>
-                                      <w:lang w:val="en-US"/>
-                                    </w:rPr>
-                                    <w:t>template/get/:id</w:t>
-                                  </w:r>
+                                  <w:vMerge/>
+                                </w:tcPr>
+                                <w:p>
+                                  <w:pPr>
+                                    <w:rPr>
+                                      <w:sz w:val="18"/>
+                                      <w:szCs w:val="18"/>
+                                      <w:lang w:val="en-US"/>
+                                    </w:rPr>
+                                  </w:pPr>
                                 </w:p>
                               </w:tc>
                               <w:tc>
                                 <w:tcPr>
                                   <w:tcW w:w="3118" w:type="dxa"/>
-                                </w:tcPr>
-                                <w:p>
-                                  <w:pPr>
-                                    <w:rPr>
-                                      <w:sz w:val="18"/>
-                                      <w:szCs w:val="18"/>
-                                      <w:lang w:val="en-US"/>
-                                    </w:rPr>
-                                  </w:pPr>
-                                  <w:r>
-                                    <w:rPr>
-                                      <w:sz w:val="18"/>
-                                      <w:szCs w:val="18"/>
-                                      <w:lang w:val="en-US"/>
-                                    </w:rPr>
-                                    <w:t>Fetch Template by id</w:t>
-                                  </w:r>
+                                  <w:vMerge/>
+                                </w:tcPr>
+                                <w:p>
+                                  <w:pPr>
+                                    <w:rPr>
+                                      <w:sz w:val="18"/>
+                                      <w:szCs w:val="18"/>
+                                      <w:lang w:val="en-US"/>
+                                    </w:rPr>
+                                  </w:pPr>
                                 </w:p>
                               </w:tc>
                               <w:tc>
@@ -3004,23 +2993,13 @@
                                       <w:lang w:val="en-US"/>
                                     </w:rPr>
                                   </w:pPr>
-                                  <w:proofErr w:type="spellStart"/>
-                                  <w:r>
-                                    <w:rPr>
-                                      <w:sz w:val="18"/>
-                                      <w:szCs w:val="18"/>
-                                      <w:lang w:val="en-US"/>
-                                    </w:rPr>
-                                    <w:t>ViewTemplate.jsx</w:t>
-                                  </w:r>
-                                  <w:proofErr w:type="spellEnd"/>
-                                  <w:r>
-                                    <w:rPr>
-                                      <w:sz w:val="18"/>
-                                      <w:szCs w:val="18"/>
-                                      <w:lang w:val="en-US"/>
-                                    </w:rPr>
-                                    <w:t>(Components)</w:t>
+                                  <w:r>
+                                    <w:rPr>
+                                      <w:sz w:val="18"/>
+                                      <w:szCs w:val="18"/>
+                                      <w:lang w:val="en-US"/>
+                                    </w:rPr>
+                                    <w:t>Assessment &gt; Create &gt; index.js (Dropdown)</w:t>
                                   </w:r>
                                 </w:p>
                               </w:tc>
@@ -3048,9 +3027,13 @@
                               </w:tc>
                             </w:tr>
                             <w:tr>
+                              <w:trPr>
+                                <w:trHeight w:val="222"/>
+                              </w:trPr>
                               <w:tc>
                                 <w:tcPr>
                                   <w:tcW w:w="555" w:type="dxa"/>
+                                  <w:vMerge w:val="restart"/>
                                 </w:tcPr>
                                 <w:p>
                                   <w:pPr>
@@ -3071,44 +3054,46 @@
                               <w:tc>
                                 <w:tcPr>
                                   <w:tcW w:w="3381" w:type="dxa"/>
-                                </w:tcPr>
-                                <w:p>
-                                  <w:pPr>
-                                    <w:rPr>
-                                      <w:sz w:val="18"/>
-                                      <w:szCs w:val="18"/>
-                                      <w:lang w:val="en-US"/>
-                                    </w:rPr>
-                                  </w:pPr>
-                                  <w:r>
-                                    <w:rPr>
-                                      <w:sz w:val="18"/>
-                                      <w:szCs w:val="18"/>
-                                      <w:lang w:val="en-US"/>
-                                    </w:rPr>
-                                    <w:t>template/delete/:id</w:t>
+                                  <w:vMerge w:val="restart"/>
+                                </w:tcPr>
+                                <w:p>
+                                  <w:pPr>
+                                    <w:rPr>
+                                      <w:sz w:val="18"/>
+                                      <w:szCs w:val="18"/>
+                                      <w:lang w:val="en-US"/>
+                                    </w:rPr>
+                                  </w:pPr>
+                                  <w:r>
+                                    <w:rPr>
+                                      <w:sz w:val="18"/>
+                                      <w:szCs w:val="18"/>
+                                      <w:lang w:val="en-US"/>
+                                    </w:rPr>
+                                    <w:t>template/get/:id</w:t>
                                   </w:r>
                                 </w:p>
                               </w:tc>
                               <w:tc>
                                 <w:tcPr>
                                   <w:tcW w:w="3118" w:type="dxa"/>
-                                </w:tcPr>
-                                <w:p>
-                                  <w:pPr>
-                                    <w:rPr>
-                                      <w:sz w:val="18"/>
-                                      <w:szCs w:val="18"/>
-                                      <w:lang w:val="en-US"/>
-                                    </w:rPr>
-                                  </w:pPr>
-                                  <w:r>
-                                    <w:rPr>
-                                      <w:sz w:val="18"/>
-                                      <w:szCs w:val="18"/>
-                                      <w:lang w:val="en-US"/>
-                                    </w:rPr>
-                                    <w:t>Delete Template</w:t>
+                                  <w:vMerge w:val="restart"/>
+                                </w:tcPr>
+                                <w:p>
+                                  <w:pPr>
+                                    <w:rPr>
+                                      <w:sz w:val="18"/>
+                                      <w:szCs w:val="18"/>
+                                      <w:lang w:val="en-US"/>
+                                    </w:rPr>
+                                  </w:pPr>
+                                  <w:r>
+                                    <w:rPr>
+                                      <w:sz w:val="18"/>
+                                      <w:szCs w:val="18"/>
+                                      <w:lang w:val="en-US"/>
+                                    </w:rPr>
+                                    <w:t>Fetch Template by id</w:t>
                                   </w:r>
                                 </w:p>
                               </w:tc>
@@ -3124,14 +3109,6 @@
                                       <w:lang w:val="en-US"/>
                                     </w:rPr>
                                   </w:pPr>
-                                  <w:r>
-                                    <w:rPr>
-                                      <w:sz w:val="18"/>
-                                      <w:szCs w:val="18"/>
-                                      <w:lang w:val="en-US"/>
-                                    </w:rPr>
-                                    <w:t xml:space="preserve">Template &gt; </w:t>
-                                  </w:r>
                                   <w:proofErr w:type="spellStart"/>
                                   <w:r>
                                     <w:rPr>
@@ -3139,9 +3116,17 @@
                                       <w:szCs w:val="18"/>
                                       <w:lang w:val="en-US"/>
                                     </w:rPr>
-                                    <w:t>index.jsx</w:t>
+                                    <w:t>ViewTemplate.jsx</w:t>
                                   </w:r>
                                   <w:proofErr w:type="spellEnd"/>
+                                  <w:r>
+                                    <w:rPr>
+                                      <w:sz w:val="18"/>
+                                      <w:szCs w:val="18"/>
+                                      <w:lang w:val="en-US"/>
+                                    </w:rPr>
+                                    <w:t>(Components)</w:t>
+                                  </w:r>
                                 </w:p>
                               </w:tc>
                               <w:tc>
@@ -3168,35 +3153,13 @@
                               </w:tc>
                             </w:tr>
                             <w:tr>
-                              <w:tc>
-                                <w:tcPr>
-                                  <w:tcW w:w="10783" w:type="dxa"/>
-                                  <w:gridSpan w:val="5"/>
-                                </w:tcPr>
-                                <w:p>
-                                  <w:pPr>
-                                    <w:jc w:val="both"/>
-                                    <w:rPr>
-                                      <w:sz w:val="18"/>
-                                      <w:szCs w:val="18"/>
-                                      <w:lang w:val="en-US"/>
-                                    </w:rPr>
-                                  </w:pPr>
-                                  <w:r>
-                                    <w:rPr>
-                                      <w:sz w:val="18"/>
-                                      <w:szCs w:val="18"/>
-                                      <w:lang w:val="en-US"/>
-                                    </w:rPr>
-                                    <w:t>Assessment</w:t>
-                                  </w:r>
-                                </w:p>
-                              </w:tc>
-                            </w:tr>
-                            <w:tr>
+                              <w:trPr>
+                                <w:trHeight w:val="222"/>
+                              </w:trPr>
                               <w:tc>
                                 <w:tcPr>
                                   <w:tcW w:w="555" w:type="dxa"/>
+                                  <w:vMerge/>
                                 </w:tcPr>
                                 <w:p>
                                   <w:pPr>
@@ -3217,45 +3180,31 @@
                               <w:tc>
                                 <w:tcPr>
                                   <w:tcW w:w="3381" w:type="dxa"/>
-                                </w:tcPr>
-                                <w:p>
-                                  <w:pPr>
-                                    <w:rPr>
-                                      <w:sz w:val="18"/>
-                                      <w:szCs w:val="18"/>
-                                      <w:lang w:val="en-US"/>
-                                    </w:rPr>
-                                  </w:pPr>
-                                  <w:r>
-                                    <w:rPr>
-                                      <w:sz w:val="18"/>
-                                      <w:szCs w:val="18"/>
-                                      <w:lang w:val="en-US"/>
-                                    </w:rPr>
-                                    <w:t>assessment/create</w:t>
-                                  </w:r>
+                                  <w:vMerge/>
+                                </w:tcPr>
+                                <w:p>
+                                  <w:pPr>
+                                    <w:rPr>
+                                      <w:sz w:val="18"/>
+                                      <w:szCs w:val="18"/>
+                                      <w:lang w:val="en-US"/>
+                                    </w:rPr>
+                                  </w:pPr>
                                 </w:p>
                               </w:tc>
                               <w:tc>
                                 <w:tcPr>
                                   <w:tcW w:w="3118" w:type="dxa"/>
-                                </w:tcPr>
-                                <w:p>
-                                  <w:pPr>
-                                    <w:rPr>
-                                      <w:sz w:val="18"/>
-                                      <w:szCs w:val="18"/>
-                                      <w:lang w:val="en-US"/>
-                                    </w:rPr>
-                                  </w:pPr>
-                                  <w:r>
-                                    <w:rPr>
-                                      <w:sz w:val="18"/>
-                                      <w:szCs w:val="18"/>
-                                      <w:lang w:val="en-US"/>
-                                    </w:rPr>
-                                    <w:t>Create Assessment</w:t>
-                                  </w:r>
+                                  <w:vMerge/>
+                                </w:tcPr>
+                                <w:p>
+                                  <w:pPr>
+                                    <w:rPr>
+                                      <w:sz w:val="18"/>
+                                      <w:szCs w:val="18"/>
+                                      <w:lang w:val="en-US"/>
+                                    </w:rPr>
+                                  </w:pPr>
                                 </w:p>
                               </w:tc>
                               <w:tc>
@@ -3276,18 +3225,8 @@
                                       <w:szCs w:val="18"/>
                                       <w:lang w:val="en-US"/>
                                     </w:rPr>
-                                    <w:t xml:space="preserve">Assessment &gt; Create &gt; </w:t>
-                                  </w:r>
-                                  <w:proofErr w:type="spellStart"/>
-                                  <w:r>
-                                    <w:rPr>
-                                      <w:sz w:val="18"/>
-                                      <w:szCs w:val="18"/>
-                                      <w:lang w:val="en-US"/>
-                                    </w:rPr>
-                                    <w:t>index.jsx</w:t>
-                                  </w:r>
-                                  <w:proofErr w:type="spellEnd"/>
+                                    <w:t xml:space="preserve">Assessment &gt; Create &gt; index.js </w:t>
+                                  </w:r>
                                 </w:p>
                               </w:tc>
                               <w:tc>
@@ -3352,7 +3291,51 @@
                                       <w:szCs w:val="18"/>
                                       <w:lang w:val="en-US"/>
                                     </w:rPr>
-                                    <w:t>assessment /</w:t>
+                                    <w:t>template/delete/:id</w:t>
+                                  </w:r>
+                                </w:p>
+                              </w:tc>
+                              <w:tc>
+                                <w:tcPr>
+                                  <w:tcW w:w="3118" w:type="dxa"/>
+                                </w:tcPr>
+                                <w:p>
+                                  <w:pPr>
+                                    <w:rPr>
+                                      <w:sz w:val="18"/>
+                                      <w:szCs w:val="18"/>
+                                      <w:lang w:val="en-US"/>
+                                    </w:rPr>
+                                  </w:pPr>
+                                  <w:r>
+                                    <w:rPr>
+                                      <w:sz w:val="18"/>
+                                      <w:szCs w:val="18"/>
+                                      <w:lang w:val="en-US"/>
+                                    </w:rPr>
+                                    <w:t>Delete Template</w:t>
+                                  </w:r>
+                                </w:p>
+                              </w:tc>
+                              <w:tc>
+                                <w:tcPr>
+                                  <w:tcW w:w="2977" w:type="dxa"/>
+                                </w:tcPr>
+                                <w:p>
+                                  <w:pPr>
+                                    <w:rPr>
+                                      <w:sz w:val="18"/>
+                                      <w:szCs w:val="18"/>
+                                      <w:lang w:val="en-US"/>
+                                    </w:rPr>
+                                  </w:pPr>
+                                  <w:r>
+                                    <w:rPr>
+                                      <w:sz w:val="18"/>
+                                      <w:szCs w:val="18"/>
+                                      <w:lang w:val="en-US"/>
+                                    </w:rPr>
+                                    <w:t xml:space="preserve">Template &gt; </w:t>
                                   </w:r>
                                   <w:proofErr w:type="spellStart"/>
                                   <w:r>
@@ -3361,49 +3344,13 @@
                                       <w:szCs w:val="18"/>
                                       <w:lang w:val="en-US"/>
                                     </w:rPr>
-                                    <w:t>createAi</w:t>
+                                    <w:t>index.jsx</w:t>
                                   </w:r>
                                   <w:proofErr w:type="spellEnd"/>
                                 </w:p>
                               </w:tc>
                               <w:tc>
                                 <w:tcPr>
-                                  <w:tcW w:w="3118" w:type="dxa"/>
-                                </w:tcPr>
-                                <w:p>
-                                  <w:pPr>
-                                    <w:rPr>
-                                      <w:sz w:val="18"/>
-                                      <w:szCs w:val="18"/>
-                                      <w:lang w:val="en-US"/>
-                                    </w:rPr>
-                                  </w:pPr>
-                                  <w:r>
-                                    <w:rPr>
-                                      <w:sz w:val="18"/>
-                                      <w:szCs w:val="18"/>
-                                      <w:lang w:val="en-US"/>
-                                    </w:rPr>
-                                    <w:t>Create AI Based Assessment</w:t>
-                                  </w:r>
-                                </w:p>
-                              </w:tc>
-                              <w:tc>
-                                <w:tcPr>
-                                  <w:tcW w:w="2977" w:type="dxa"/>
-                                </w:tcPr>
-                                <w:p>
-                                  <w:pPr>
-                                    <w:rPr>
-                                      <w:sz w:val="18"/>
-                                      <w:szCs w:val="18"/>
-                                      <w:lang w:val="en-US"/>
-                                    </w:rPr>
-                                  </w:pPr>
-                                </w:p>
-                              </w:tc>
-                              <w:tc>
-                                <w:tcPr>
                                   <w:tcW w:w="752" w:type="dxa"/>
                                 </w:tcPr>
                                 <w:p>
@@ -3414,6 +3361,40 @@
                                       <w:lang w:val="en-US"/>
                                     </w:rPr>
                                   </w:pPr>
+                                  <w:r>
+                                    <w:rPr>
+                                      <w:sz w:val="18"/>
+                                      <w:szCs w:val="18"/>
+                                      <w:lang w:val="en-US"/>
+                                    </w:rPr>
+                                    <w:t>Done</w:t>
+                                  </w:r>
+                                </w:p>
+                              </w:tc>
+                            </w:tr>
+                            <w:tr>
+                              <w:tc>
+                                <w:tcPr>
+                                  <w:tcW w:w="10783" w:type="dxa"/>
+                                  <w:gridSpan w:val="5"/>
+                                </w:tcPr>
+                                <w:p>
+                                  <w:pPr>
+                                    <w:jc w:val="both"/>
+                                    <w:rPr>
+                                      <w:sz w:val="18"/>
+                                      <w:szCs w:val="18"/>
+                                      <w:lang w:val="en-US"/>
+                                    </w:rPr>
+                                  </w:pPr>
+                                  <w:r>
+                                    <w:rPr>
+                                      <w:sz w:val="18"/>
+                                      <w:szCs w:val="18"/>
+                                      <w:lang w:val="en-US"/>
+                                    </w:rPr>
+                                    <w:t>Assessment</w:t>
+                                  </w:r>
                                 </w:p>
                               </w:tc>
                             </w:tr>
@@ -3456,7 +3437,7 @@
                                       <w:szCs w:val="18"/>
                                       <w:lang w:val="en-US"/>
                                     </w:rPr>
-                                    <w:t>assessment /edit/:id</w:t>
+                                    <w:t>assessment/create</w:t>
                                   </w:r>
                                 </w:p>
                               </w:tc>
@@ -3478,7 +3459,7 @@
                                       <w:szCs w:val="18"/>
                                       <w:lang w:val="en-US"/>
                                     </w:rPr>
-                                    <w:t>Edit Assessment</w:t>
+                                    <w:t>Create Assessment</w:t>
                                   </w:r>
                                 </w:p>
                               </w:tc>
@@ -3572,42 +3553,22 @@
                                   </w:pPr>
                                   <w:r>
                                     <w:rPr>
-                                      <w:rFonts w:cstheme="minorHAnsi"/>
-                                      <w:sz w:val="18"/>
-                                      <w:szCs w:val="18"/>
-                                      <w:lang w:val="en-US"/>
-                                    </w:rPr>
-                                    <w:t>assessment/</w:t>
-                                  </w:r>
-                                  <w:r>
-                                    <w:rPr>
-                                      <w:rFonts w:eastAsia="Times New Roman" w:cstheme="minorHAnsi"/>
-                                      <w:sz w:val="18"/>
-                                      <w:szCs w:val="18"/>
-                                      <w:lang w:eastAsia="en-IN"/>
-                                    </w:rPr>
-                                    <w:t xml:space="preserve"> </w:t>
+                                      <w:sz w:val="18"/>
+                                      <w:szCs w:val="18"/>
+                                      <w:lang w:val="en-US"/>
+                                    </w:rPr>
+                                    <w:t>assessment /</w:t>
                                   </w:r>
                                   <w:proofErr w:type="spellStart"/>
                                   <w:r>
                                     <w:rPr>
-                                      <w:rFonts w:eastAsia="Times New Roman" w:cstheme="minorHAnsi"/>
-                                      <w:sz w:val="18"/>
-                                      <w:szCs w:val="18"/>
-                                      <w:lang w:eastAsia="en-IN"/>
-                                    </w:rPr>
-                                    <w:t>updateStatus</w:t>
+                                      <w:sz w:val="18"/>
+                                      <w:szCs w:val="18"/>
+                                      <w:lang w:val="en-US"/>
+                                    </w:rPr>
+                                    <w:t>createAi</w:t>
                                   </w:r>
                                   <w:proofErr w:type="spellEnd"/>
-                                  <w:r>
-                                    <w:rPr>
-                                      <w:rFonts w:eastAsia="Times New Roman" w:cstheme="minorHAnsi"/>
-                                      <w:sz w:val="18"/>
-                                      <w:szCs w:val="18"/>
-                                      <w:lang w:eastAsia="en-IN"/>
-                                    </w:rPr>
-                                    <w:t>/:id</w:t>
-                                  </w:r>
                                 </w:p>
                               </w:tc>
                               <w:tc>
@@ -3628,7 +3589,7 @@
                                       <w:szCs w:val="18"/>
                                       <w:lang w:val="en-US"/>
                                     </w:rPr>
-                                    <w:t>Status Update</w:t>
+                                    <w:t>Create AI Based Assessment</w:t>
                                   </w:r>
                                 </w:p>
                               </w:tc>
@@ -3644,24 +3605,6 @@
                                       <w:lang w:val="en-US"/>
                                     </w:rPr>
                                   </w:pPr>
-                                  <w:r>
-                                    <w:rPr>
-                                      <w:sz w:val="18"/>
-                                      <w:szCs w:val="18"/>
-                                      <w:lang w:val="en-US"/>
-                                    </w:rPr>
-                                    <w:t xml:space="preserve">Assessment &gt; </w:t>
-                                  </w:r>
-                                  <w:proofErr w:type="spellStart"/>
-                                  <w:r>
-                                    <w:rPr>
-                                      <w:sz w:val="18"/>
-                                      <w:szCs w:val="18"/>
-                                      <w:lang w:val="en-US"/>
-                                    </w:rPr>
-                                    <w:t>index.jsx</w:t>
-                                  </w:r>
-                                  <w:proofErr w:type="spellEnd"/>
                                 </w:p>
                               </w:tc>
                               <w:tc>
@@ -3676,14 +3619,6 @@
                                       <w:lang w:val="en-US"/>
                                     </w:rPr>
                                   </w:pPr>
-                                  <w:r>
-                                    <w:rPr>
-                                      <w:sz w:val="18"/>
-                                      <w:szCs w:val="18"/>
-                                      <w:lang w:val="en-US"/>
-                                    </w:rPr>
-                                    <w:t>Done</w:t>
-                                  </w:r>
                                 </w:p>
                               </w:tc>
                             </w:tr>
@@ -3726,7 +3661,51 @@
                                       <w:szCs w:val="18"/>
                                       <w:lang w:val="en-US"/>
                                     </w:rPr>
-                                    <w:t>assessment/</w:t>
+                                    <w:t>assessment /edit/:id</w:t>
+                                  </w:r>
+                                </w:p>
+                              </w:tc>
+                              <w:tc>
+                                <w:tcPr>
+                                  <w:tcW w:w="3118" w:type="dxa"/>
+                                </w:tcPr>
+                                <w:p>
+                                  <w:pPr>
+                                    <w:rPr>
+                                      <w:sz w:val="18"/>
+                                      <w:szCs w:val="18"/>
+                                      <w:lang w:val="en-US"/>
+                                    </w:rPr>
+                                  </w:pPr>
+                                  <w:r>
+                                    <w:rPr>
+                                      <w:sz w:val="18"/>
+                                      <w:szCs w:val="18"/>
+                                      <w:lang w:val="en-US"/>
+                                    </w:rPr>
+                                    <w:t>Edit Assessment</w:t>
+                                  </w:r>
+                                </w:p>
+                              </w:tc>
+                              <w:tc>
+                                <w:tcPr>
+                                  <w:tcW w:w="2977" w:type="dxa"/>
+                                </w:tcPr>
+                                <w:p>
+                                  <w:pPr>
+                                    <w:rPr>
+                                      <w:sz w:val="18"/>
+                                      <w:szCs w:val="18"/>
+                                      <w:lang w:val="en-US"/>
+                                    </w:rPr>
+                                  </w:pPr>
+                                  <w:r>
+                                    <w:rPr>
+                                      <w:sz w:val="18"/>
+                                      <w:szCs w:val="18"/>
+                                      <w:lang w:val="en-US"/>
+                                    </w:rPr>
+                                    <w:t xml:space="preserve">Assessment &gt; Create &gt; </w:t>
                                   </w:r>
                                   <w:proofErr w:type="spellStart"/>
                                   <w:r>
@@ -3735,49 +3714,13 @@
                                       <w:szCs w:val="18"/>
                                       <w:lang w:val="en-US"/>
                                     </w:rPr>
-                                    <w:t>getAll</w:t>
+                                    <w:t>index.jsx</w:t>
                                   </w:r>
                                   <w:proofErr w:type="spellEnd"/>
                                 </w:p>
                               </w:tc>
                               <w:tc>
                                 <w:tcPr>
-                                  <w:tcW w:w="3118" w:type="dxa"/>
-                                </w:tcPr>
-                                <w:p>
-                                  <w:pPr>
-                                    <w:rPr>
-                                      <w:sz w:val="18"/>
-                                      <w:szCs w:val="18"/>
-                                      <w:lang w:val="en-US"/>
-                                    </w:rPr>
-                                  </w:pPr>
-                                  <w:r>
-                                    <w:rPr>
-                                      <w:sz w:val="18"/>
-                                      <w:szCs w:val="18"/>
-                                      <w:lang w:val="en-US"/>
-                                    </w:rPr>
-                                    <w:t>Fetch All Assessment</w:t>
-                                  </w:r>
-                                </w:p>
-                              </w:tc>
-                              <w:tc>
-                                <w:tcPr>
-                                  <w:tcW w:w="2977" w:type="dxa"/>
-                                </w:tcPr>
-                                <w:p>
-                                  <w:pPr>
-                                    <w:rPr>
-                                      <w:sz w:val="18"/>
-                                      <w:szCs w:val="18"/>
-                                      <w:lang w:val="en-US"/>
-                                    </w:rPr>
-                                  </w:pPr>
-                                </w:p>
-                              </w:tc>
-                              <w:tc>
-                                <w:tcPr>
                                   <w:tcW w:w="752" w:type="dxa"/>
                                 </w:tcPr>
                                 <w:p>
@@ -3788,6 +3731,14 @@
                                       <w:lang w:val="en-US"/>
                                     </w:rPr>
                                   </w:pPr>
+                                  <w:r>
+                                    <w:rPr>
+                                      <w:sz w:val="18"/>
+                                      <w:szCs w:val="18"/>
+                                      <w:lang w:val="en-US"/>
+                                    </w:rPr>
+                                    <w:t>Done</w:t>
+                                  </w:r>
                                 </w:p>
                               </w:tc>
                             </w:tr>
@@ -3826,11 +3777,41 @@
                                   </w:pPr>
                                   <w:r>
                                     <w:rPr>
-                                      <w:sz w:val="18"/>
-                                      <w:szCs w:val="18"/>
-                                      <w:lang w:val="en-US"/>
-                                    </w:rPr>
-                                    <w:t>assessment/get/:id</w:t>
+                                      <w:rFonts w:cstheme="minorHAnsi"/>
+                                      <w:sz w:val="18"/>
+                                      <w:szCs w:val="18"/>
+                                      <w:lang w:val="en-US"/>
+                                    </w:rPr>
+                                    <w:t>assessment/</w:t>
+                                  </w:r>
+                                  <w:r>
+                                    <w:rPr>
+                                      <w:rFonts w:eastAsia="Times New Roman" w:cstheme="minorHAnsi"/>
+                                      <w:sz w:val="18"/>
+                                      <w:szCs w:val="18"/>
+                                      <w:lang w:eastAsia="en-IN"/>
+                                    </w:rPr>
+                                    <w:t xml:space="preserve"> </w:t>
+                                  </w:r>
+                                  <w:proofErr w:type="spellStart"/>
+                                  <w:r>
+                                    <w:rPr>
+                                      <w:rFonts w:eastAsia="Times New Roman" w:cstheme="minorHAnsi"/>
+                                      <w:sz w:val="18"/>
+                                      <w:szCs w:val="18"/>
+                                      <w:lang w:eastAsia="en-IN"/>
+                                    </w:rPr>
+                                    <w:t>updateStatus</w:t>
+                                  </w:r>
+                                  <w:proofErr w:type="spellEnd"/>
+                                  <w:r>
+                                    <w:rPr>
+                                      <w:rFonts w:eastAsia="Times New Roman" w:cstheme="minorHAnsi"/>
+                                      <w:sz w:val="18"/>
+                                      <w:szCs w:val="18"/>
+                                      <w:lang w:eastAsia="en-IN"/>
+                                    </w:rPr>
+                                    <w:t>/:id</w:t>
                                   </w:r>
                                 </w:p>
                               </w:tc>
@@ -3852,7 +3833,7 @@
                                       <w:szCs w:val="18"/>
                                       <w:lang w:val="en-US"/>
                                     </w:rPr>
-                                    <w:t>Fetch Assessment by id</w:t>
+                                    <w:t>Status Update</w:t>
                                   </w:r>
                                 </w:p>
                               </w:tc>
@@ -3868,6 +3849,14 @@
                                       <w:lang w:val="en-US"/>
                                     </w:rPr>
                                   </w:pPr>
+                                  <w:r>
+                                    <w:rPr>
+                                      <w:sz w:val="18"/>
+                                      <w:szCs w:val="18"/>
+                                      <w:lang w:val="en-US"/>
+                                    </w:rPr>
+                                    <w:t xml:space="preserve">Assessment &gt; </w:t>
+                                  </w:r>
                                   <w:proofErr w:type="spellStart"/>
                                   <w:r>
                                     <w:rPr>
@@ -3875,17 +3864,9 @@
                                       <w:szCs w:val="18"/>
                                       <w:lang w:val="en-US"/>
                                     </w:rPr>
-                                    <w:t>ViewAssessment.jsx</w:t>
+                                    <w:t>index.jsx</w:t>
                                   </w:r>
                                   <w:proofErr w:type="spellEnd"/>
-                                  <w:r>
-                                    <w:rPr>
-                                      <w:sz w:val="18"/>
-                                      <w:szCs w:val="18"/>
-                                      <w:lang w:val="en-US"/>
-                                    </w:rPr>
-                                    <w:t>(Components)</w:t>
-                                  </w:r>
                                 </w:p>
                               </w:tc>
                               <w:tc>
@@ -3950,16 +3931,18 @@
                                       <w:szCs w:val="18"/>
                                       <w:lang w:val="en-US"/>
                                     </w:rPr>
-                                    <w:t>assessment/get</w:t>
-                                  </w:r>
-                                  <w:r>
-                                    <w:rPr>
-                                      <w:sz w:val="18"/>
-                                      <w:szCs w:val="18"/>
-                                      <w:lang w:val="en-US"/>
-                                    </w:rPr>
-                                    <w:t>/teacher/:username</w:t>
-                                  </w:r>
+                                    <w:t>assessment/</w:t>
+                                  </w:r>
+                                  <w:proofErr w:type="spellStart"/>
+                                  <w:r>
+                                    <w:rPr>
+                                      <w:sz w:val="18"/>
+                                      <w:szCs w:val="18"/>
+                                      <w:lang w:val="en-US"/>
+                                    </w:rPr>
+                                    <w:t>getAll</w:t>
+                                  </w:r>
+                                  <w:proofErr w:type="spellEnd"/>
                                 </w:p>
                               </w:tc>
                               <w:tc>
@@ -3980,31 +3963,7 @@
                                       <w:szCs w:val="18"/>
                                       <w:lang w:val="en-US"/>
                                     </w:rPr>
-                                    <w:t xml:space="preserve">Fetch </w:t>
-                                  </w:r>
-                                  <w:r>
-                                    <w:rPr>
-                                      <w:sz w:val="18"/>
-                                      <w:szCs w:val="18"/>
-                                      <w:lang w:val="en-US"/>
-                                    </w:rPr>
-                                    <w:t>Teacher’s</w:t>
-                                  </w:r>
-                                  <w:r>
-                                    <w:rPr>
-                                      <w:sz w:val="18"/>
-                                      <w:szCs w:val="18"/>
-                                      <w:lang w:val="en-US"/>
-                                    </w:rPr>
-                                    <w:t xml:space="preserve"> assessment by </w:t>
-                                  </w:r>
-                                  <w:r>
-                                    <w:rPr>
-                                      <w:sz w:val="18"/>
-                                      <w:szCs w:val="18"/>
-                                      <w:lang w:val="en-US"/>
-                                    </w:rPr>
-                                    <w:t>username</w:t>
+                                    <w:t>Fetch All Assessment</w:t>
                                   </w:r>
                                 </w:p>
                               </w:tc>
@@ -4020,24 +3979,6 @@
                                       <w:lang w:val="en-US"/>
                                     </w:rPr>
                                   </w:pPr>
-                                  <w:r>
-                                    <w:rPr>
-                                      <w:sz w:val="18"/>
-                                      <w:szCs w:val="18"/>
-                                      <w:lang w:val="en-US"/>
-                                    </w:rPr>
-                                    <w:t xml:space="preserve">Assessment &gt; </w:t>
-                                  </w:r>
-                                  <w:proofErr w:type="spellStart"/>
-                                  <w:r>
-                                    <w:rPr>
-                                      <w:sz w:val="18"/>
-                                      <w:szCs w:val="18"/>
-                                      <w:lang w:val="en-US"/>
-                                    </w:rPr>
-                                    <w:t>index.jsx</w:t>
-                                  </w:r>
-                                  <w:proofErr w:type="spellEnd"/>
                                 </w:p>
                               </w:tc>
                               <w:tc>
@@ -4052,14 +3993,6 @@
                                       <w:lang w:val="en-US"/>
                                     </w:rPr>
                                   </w:pPr>
-                                  <w:r>
-                                    <w:rPr>
-                                      <w:sz w:val="18"/>
-                                      <w:szCs w:val="18"/>
-                                      <w:lang w:val="en-US"/>
-                                    </w:rPr>
-                                    <w:t>Done</w:t>
-                                  </w:r>
                                 </w:p>
                               </w:tc>
                             </w:tr>
@@ -4102,23 +4035,7 @@
                                       <w:szCs w:val="18"/>
                                       <w:lang w:val="en-US"/>
                                     </w:rPr>
-                                    <w:t>assessment/get</w:t>
-                                  </w:r>
-                                  <w:r>
-                                    <w:rPr>
-                                      <w:sz w:val="18"/>
-                                      <w:szCs w:val="18"/>
-                                      <w:lang w:val="en-US"/>
-                                    </w:rPr>
-                                    <w:t>/</w:t>
-                                  </w:r>
-                                  <w:r>
-                                    <w:rPr>
-                                      <w:sz w:val="18"/>
-                                      <w:szCs w:val="18"/>
-                                      <w:lang w:val="en-US"/>
-                                    </w:rPr>
-                                    <w:t>student</w:t>
+                                    <w:t>assessment/get/:id</w:t>
                                   </w:r>
                                 </w:p>
                               </w:tc>
@@ -4140,16 +4057,22 @@
                                       <w:szCs w:val="18"/>
                                       <w:lang w:val="en-US"/>
                                     </w:rPr>
-                                    <w:t>Fetch Student’s all assessment</w:t>
-                                  </w:r>
-                                  <w:r>
-                                    <w:rPr>
-                                      <w:sz w:val="18"/>
-                                      <w:szCs w:val="18"/>
-                                      <w:lang w:val="en-US"/>
-                                    </w:rPr>
-                                    <w:t xml:space="preserve"> by </w:t>
-                                  </w:r>
+                                    <w:t>Fetch Assessment by id</w:t>
+                                  </w:r>
+                                </w:p>
+                              </w:tc>
+                              <w:tc>
+                                <w:tcPr>
+                                  <w:tcW w:w="2977" w:type="dxa"/>
+                                </w:tcPr>
+                                <w:p>
+                                  <w:pPr>
+                                    <w:rPr>
+                                      <w:sz w:val="18"/>
+                                      <w:szCs w:val="18"/>
+                                      <w:lang w:val="en-US"/>
+                                    </w:rPr>
+                                  </w:pPr>
                                   <w:proofErr w:type="spellStart"/>
                                   <w:r>
                                     <w:rPr>
@@ -4157,23 +4080,17 @@
                                       <w:szCs w:val="18"/>
                                       <w:lang w:val="en-US"/>
                                     </w:rPr>
-                                    <w:t>gradelevel</w:t>
+                                    <w:t>ViewAssessment.jsx</w:t>
                                   </w:r>
                                   <w:proofErr w:type="spellEnd"/>
-                                </w:p>
-                              </w:tc>
-                              <w:tc>
-                                <w:tcPr>
-                                  <w:tcW w:w="2977" w:type="dxa"/>
-                                </w:tcPr>
-                                <w:p>
-                                  <w:pPr>
-                                    <w:rPr>
-                                      <w:sz w:val="18"/>
-                                      <w:szCs w:val="18"/>
-                                      <w:lang w:val="en-US"/>
-                                    </w:rPr>
-                                  </w:pPr>
+                                  <w:r>
+                                    <w:rPr>
+                                      <w:sz w:val="18"/>
+                                      <w:szCs w:val="18"/>
+                                      <w:lang w:val="en-US"/>
+                                    </w:rPr>
+                                    <w:t>(Components)</w:t>
+                                  </w:r>
                                 </w:p>
                               </w:tc>
                               <w:tc>
@@ -4188,6 +4105,14 @@
                                       <w:lang w:val="en-US"/>
                                     </w:rPr>
                                   </w:pPr>
+                                  <w:r>
+                                    <w:rPr>
+                                      <w:sz w:val="18"/>
+                                      <w:szCs w:val="18"/>
+                                      <w:lang w:val="en-US"/>
+                                    </w:rPr>
+                                    <w:t>Done</w:t>
+                                  </w:r>
                                 </w:p>
                               </w:tc>
                             </w:tr>
@@ -4230,7 +4155,15 @@
                                       <w:szCs w:val="18"/>
                                       <w:lang w:val="en-US"/>
                                     </w:rPr>
-                                    <w:t>assessment/delete/:id</w:t>
+                                    <w:t>assessment/get</w:t>
+                                  </w:r>
+                                  <w:r>
+                                    <w:rPr>
+                                      <w:sz w:val="18"/>
+                                      <w:szCs w:val="18"/>
+                                      <w:lang w:val="en-US"/>
+                                    </w:rPr>
+                                    <w:t>/teacher/:username</w:t>
                                   </w:r>
                                 </w:p>
                               </w:tc>
@@ -4252,7 +4185,31 @@
                                       <w:szCs w:val="18"/>
                                       <w:lang w:val="en-US"/>
                                     </w:rPr>
-                                    <w:t>Delete Assessment</w:t>
+                                    <w:t xml:space="preserve">Fetch </w:t>
+                                  </w:r>
+                                  <w:r>
+                                    <w:rPr>
+                                      <w:sz w:val="18"/>
+                                      <w:szCs w:val="18"/>
+                                      <w:lang w:val="en-US"/>
+                                    </w:rPr>
+                                    <w:t>Teacher’s</w:t>
+                                  </w:r>
+                                  <w:r>
+                                    <w:rPr>
+                                      <w:sz w:val="18"/>
+                                      <w:szCs w:val="18"/>
+                                      <w:lang w:val="en-US"/>
+                                    </w:rPr>
+                                    <w:t xml:space="preserve"> assessment by </w:t>
+                                  </w:r>
+                                  <w:r>
+                                    <w:rPr>
+                                      <w:sz w:val="18"/>
+                                      <w:szCs w:val="18"/>
+                                      <w:lang w:val="en-US"/>
+                                    </w:rPr>
+                                    <w:t>username</w:t>
                                   </w:r>
                                 </w:p>
                               </w:tc>
@@ -4307,31 +4264,6 @@
                                       <w:lang w:val="en-US"/>
                                     </w:rPr>
                                     <w:t>Done</w:t>
-                                  </w:r>
-                                </w:p>
-                              </w:tc>
-                            </w:tr>
-                            <w:tr>
-                              <w:tc>
-                                <w:tcPr>
-                                  <w:tcW w:w="10783" w:type="dxa"/>
-                                  <w:gridSpan w:val="5"/>
-                                </w:tcPr>
-                                <w:p>
-                                  <w:pPr>
-                                    <w:rPr>
-                                      <w:sz w:val="18"/>
-                                      <w:szCs w:val="18"/>
-                                      <w:lang w:val="en-US"/>
-                                    </w:rPr>
-                                  </w:pPr>
-                                  <w:r>
-                                    <w:rPr>
-                                      <w:sz w:val="18"/>
-                                      <w:szCs w:val="18"/>
-                                      <w:lang w:val="en-US"/>
-                                    </w:rPr>
-                                    <w:t>Submission</w:t>
                                   </w:r>
                                 </w:p>
                               </w:tc>
@@ -4363,69 +4295,66 @@
                                 </w:tcPr>
                                 <w:p>
                                   <w:pPr>
-                                    <w:pStyle w:val="NoSpacing"/>
-                                    <w:rPr>
-                                      <w:color w:val="D4D4D4"/>
-                                      <w:sz w:val="18"/>
-                                      <w:szCs w:val="18"/>
-                                      <w:lang w:eastAsia="en-IN"/>
-                                    </w:rPr>
-                                  </w:pPr>
-                                  <w:r>
-                                    <w:rPr>
-                                      <w:sz w:val="18"/>
-                                      <w:szCs w:val="18"/>
-                                      <w:lang w:eastAsia="en-IN"/>
-                                    </w:rPr>
-                                    <w:t>submission/</w:t>
-                                  </w:r>
-                                  <w:r>
-                                    <w:rPr>
-                                      <w:sz w:val="18"/>
-                                      <w:szCs w:val="18"/>
-                                    </w:rPr>
-                                    <w:t xml:space="preserve"> </w:t>
+                                    <w:rPr>
+                                      <w:sz w:val="18"/>
+                                      <w:szCs w:val="18"/>
+                                      <w:lang w:val="en-US"/>
+                                    </w:rPr>
+                                  </w:pPr>
+                                  <w:r>
+                                    <w:rPr>
+                                      <w:sz w:val="18"/>
+                                      <w:szCs w:val="18"/>
+                                      <w:lang w:val="en-US"/>
+                                    </w:rPr>
+                                    <w:t>assessment/get</w:t>
+                                  </w:r>
+                                  <w:r>
+                                    <w:rPr>
+                                      <w:sz w:val="18"/>
+                                      <w:szCs w:val="18"/>
+                                      <w:lang w:val="en-US"/>
+                                    </w:rPr>
+                                    <w:t>/student</w:t>
+                                  </w:r>
+                                </w:p>
+                              </w:tc>
+                              <w:tc>
+                                <w:tcPr>
+                                  <w:tcW w:w="3118" w:type="dxa"/>
+                                </w:tcPr>
+                                <w:p>
+                                  <w:pPr>
+                                    <w:rPr>
+                                      <w:sz w:val="18"/>
+                                      <w:szCs w:val="18"/>
+                                      <w:lang w:val="en-US"/>
+                                    </w:rPr>
+                                  </w:pPr>
+                                  <w:r>
+                                    <w:rPr>
+                                      <w:sz w:val="18"/>
+                                      <w:szCs w:val="18"/>
+                                      <w:lang w:val="en-US"/>
+                                    </w:rPr>
+                                    <w:t>Fetch Student’s all assessment</w:t>
+                                  </w:r>
+                                  <w:r>
+                                    <w:rPr>
+                                      <w:sz w:val="18"/>
+                                      <w:szCs w:val="18"/>
+                                      <w:lang w:val="en-US"/>
+                                    </w:rPr>
+                                    <w:t xml:space="preserve"> by </w:t>
                                   </w:r>
                                   <w:proofErr w:type="spellStart"/>
                                   <w:r>
                                     <w:rPr>
                                       <w:sz w:val="18"/>
                                       <w:szCs w:val="18"/>
-                                      <w:lang w:eastAsia="en-IN"/>
-                                    </w:rPr>
-                                    <w:t>submitAssessment</w:t>
-                                  </w:r>
-                                  <w:proofErr w:type="spellEnd"/>
-                                </w:p>
-                              </w:tc>
-                              <w:tc>
-                                <w:tcPr>
-                                  <w:tcW w:w="3118" w:type="dxa"/>
-                                </w:tcPr>
-                                <w:p>
-                                  <w:pPr>
-                                    <w:rPr>
-                                      <w:sz w:val="18"/>
-                                      <w:szCs w:val="18"/>
-                                      <w:lang w:val="en-US"/>
-                                    </w:rPr>
-                                  </w:pPr>
-                                  <w:r>
-                                    <w:rPr>
-                                      <w:sz w:val="18"/>
-                                      <w:szCs w:val="18"/>
-                                      <w:lang w:val="en-US"/>
-                                    </w:rPr>
-                                    <w:t xml:space="preserve">Submit </w:t>
-                                  </w:r>
-                                  <w:proofErr w:type="spellStart"/>
-                                  <w:r>
-                                    <w:rPr>
-                                      <w:sz w:val="18"/>
-                                      <w:szCs w:val="18"/>
-                                      <w:lang w:val="en-US"/>
-                                    </w:rPr>
-                                    <w:t>Assessmnet</w:t>
+                                      <w:lang w:val="en-US"/>
+                                    </w:rPr>
+                                    <w:t>gradelevel</w:t>
                                   </w:r>
                                   <w:proofErr w:type="spellEnd"/>
                                 </w:p>
@@ -4486,101 +4415,74 @@
                                 </w:tcPr>
                                 <w:p>
                                   <w:pPr>
-                                    <w:pStyle w:val="NoSpacing"/>
-                                    <w:rPr>
-                                      <w:color w:val="D4D4D4"/>
-                                      <w:sz w:val="18"/>
-                                      <w:szCs w:val="18"/>
-                                      <w:lang w:eastAsia="en-IN"/>
-                                    </w:rPr>
-                                  </w:pPr>
-                                  <w:r>
-                                    <w:rPr>
-                                      <w:sz w:val="18"/>
-                                      <w:szCs w:val="18"/>
-                                      <w:lang w:eastAsia="en-IN"/>
-                                    </w:rPr>
-                                    <w:t>submission/</w:t>
-                                  </w:r>
-                                  <w:r>
-                                    <w:rPr>
-                                      <w:sz w:val="18"/>
-                                      <w:szCs w:val="18"/>
-                                    </w:rPr>
-                                    <w:t xml:space="preserve"> </w:t>
+                                    <w:rPr>
+                                      <w:sz w:val="18"/>
+                                      <w:szCs w:val="18"/>
+                                      <w:lang w:val="en-US"/>
+                                    </w:rPr>
+                                  </w:pPr>
+                                  <w:r>
+                                    <w:rPr>
+                                      <w:sz w:val="18"/>
+                                      <w:szCs w:val="18"/>
+                                      <w:lang w:val="en-US"/>
+                                    </w:rPr>
+                                    <w:t>assessment/delete/:id</w:t>
+                                  </w:r>
+                                </w:p>
+                              </w:tc>
+                              <w:tc>
+                                <w:tcPr>
+                                  <w:tcW w:w="3118" w:type="dxa"/>
+                                </w:tcPr>
+                                <w:p>
+                                  <w:pPr>
+                                    <w:rPr>
+                                      <w:sz w:val="18"/>
+                                      <w:szCs w:val="18"/>
+                                      <w:lang w:val="en-US"/>
+                                    </w:rPr>
+                                  </w:pPr>
+                                  <w:r>
+                                    <w:rPr>
+                                      <w:sz w:val="18"/>
+                                      <w:szCs w:val="18"/>
+                                      <w:lang w:val="en-US"/>
+                                    </w:rPr>
+                                    <w:t>Delete Assessment</w:t>
+                                  </w:r>
+                                </w:p>
+                              </w:tc>
+                              <w:tc>
+                                <w:tcPr>
+                                  <w:tcW w:w="2977" w:type="dxa"/>
+                                </w:tcPr>
+                                <w:p>
+                                  <w:pPr>
+                                    <w:rPr>
+                                      <w:sz w:val="18"/>
+                                      <w:szCs w:val="18"/>
+                                      <w:lang w:val="en-US"/>
+                                    </w:rPr>
+                                  </w:pPr>
+                                  <w:r>
+                                    <w:rPr>
+                                      <w:sz w:val="18"/>
+                                      <w:szCs w:val="18"/>
+                                      <w:lang w:val="en-US"/>
+                                    </w:rPr>
+                                    <w:t xml:space="preserve">Assessment &gt; </w:t>
                                   </w:r>
                                   <w:proofErr w:type="spellStart"/>
                                   <w:r>
                                     <w:rPr>
                                       <w:sz w:val="18"/>
                                       <w:szCs w:val="18"/>
-                                      <w:lang w:eastAsia="en-IN"/>
-                                    </w:rPr>
-                                    <w:t>getAll</w:t>
+                                      <w:lang w:val="en-US"/>
+                                    </w:rPr>
+                                    <w:t>index.jsx</w:t>
                                   </w:r>
                                   <w:proofErr w:type="spellEnd"/>
-                                  <w:r>
-                                    <w:rPr>
-                                      <w:sz w:val="18"/>
-                                      <w:szCs w:val="18"/>
-                                      <w:lang w:eastAsia="en-IN"/>
-                                    </w:rPr>
-                                    <w:t>/</w:t>
-                                  </w:r>
-                                  <w:proofErr w:type="spellStart"/>
-                                  <w:r>
-                                    <w:rPr>
-                                      <w:sz w:val="18"/>
-                                      <w:szCs w:val="18"/>
-                                      <w:lang w:eastAsia="en-IN"/>
-                                    </w:rPr>
-                                    <w:t>studentRecord</w:t>
-                                  </w:r>
-                                  <w:proofErr w:type="spellEnd"/>
-                                  <w:r>
-                                    <w:rPr>
-                                      <w:sz w:val="18"/>
-                                      <w:szCs w:val="18"/>
-                                      <w:lang w:eastAsia="en-IN"/>
-                                    </w:rPr>
-                                    <w:t>/:id</w:t>
-                                  </w:r>
-                                </w:p>
-                              </w:tc>
-                              <w:tc>
-                                <w:tcPr>
-                                  <w:tcW w:w="3118" w:type="dxa"/>
-                                </w:tcPr>
-                                <w:p>
-                                  <w:pPr>
-                                    <w:rPr>
-                                      <w:sz w:val="18"/>
-                                      <w:szCs w:val="18"/>
-                                      <w:lang w:val="en-US"/>
-                                    </w:rPr>
-                                  </w:pPr>
-                                  <w:r>
-                                    <w:rPr>
-                                      <w:sz w:val="18"/>
-                                      <w:szCs w:val="18"/>
-                                      <w:lang w:val="en-US"/>
-                                    </w:rPr>
-                                    <w:t>Fetch Student’s record</w:t>
-                                  </w:r>
-                                </w:p>
-                              </w:tc>
-                              <w:tc>
-                                <w:tcPr>
-                                  <w:tcW w:w="2977" w:type="dxa"/>
-                                </w:tcPr>
-                                <w:p>
-                                  <w:pPr>
-                                    <w:rPr>
-                                      <w:sz w:val="18"/>
-                                      <w:szCs w:val="18"/>
-                                      <w:lang w:val="en-US"/>
-                                    </w:rPr>
-                                  </w:pPr>
                                 </w:p>
                               </w:tc>
                               <w:tc>
@@ -4595,6 +4497,39 @@
                                       <w:lang w:val="en-US"/>
                                     </w:rPr>
                                   </w:pPr>
+                                  <w:r>
+                                    <w:rPr>
+                                      <w:sz w:val="18"/>
+                                      <w:szCs w:val="18"/>
+                                      <w:lang w:val="en-US"/>
+                                    </w:rPr>
+                                    <w:t>Done</w:t>
+                                  </w:r>
+                                </w:p>
+                              </w:tc>
+                            </w:tr>
+                            <w:tr>
+                              <w:tc>
+                                <w:tcPr>
+                                  <w:tcW w:w="10783" w:type="dxa"/>
+                                  <w:gridSpan w:val="5"/>
+                                </w:tcPr>
+                                <w:p>
+                                  <w:pPr>
+                                    <w:rPr>
+                                      <w:sz w:val="18"/>
+                                      <w:szCs w:val="18"/>
+                                      <w:lang w:val="en-US"/>
+                                    </w:rPr>
+                                  </w:pPr>
+                                  <w:r>
+                                    <w:rPr>
+                                      <w:sz w:val="18"/>
+                                      <w:szCs w:val="18"/>
+                                      <w:lang w:val="en-US"/>
+                                    </w:rPr>
+                                    <w:t>Submission</w:t>
+                                  </w:r>
                                 </w:p>
                               </w:tc>
                             </w:tr>
@@ -4641,6 +4576,13 @@
                                     </w:rPr>
                                     <w:t>submission/</w:t>
                                   </w:r>
+                                  <w:r>
+                                    <w:rPr>
+                                      <w:sz w:val="18"/>
+                                      <w:szCs w:val="18"/>
+                                    </w:rPr>
+                                    <w:t xml:space="preserve"> </w:t>
+                                  </w:r>
                                   <w:proofErr w:type="spellStart"/>
                                   <w:r>
                                     <w:rPr>
@@ -4648,276 +4590,41 @@
                                       <w:szCs w:val="18"/>
                                       <w:lang w:eastAsia="en-IN"/>
                                     </w:rPr>
-                                    <w:t>getAll</w:t>
+                                    <w:t>submitAssessment</w:t>
                                   </w:r>
                                   <w:proofErr w:type="spellEnd"/>
-                                  <w:r>
-                                    <w:rPr>
-                                      <w:sz w:val="18"/>
-                                      <w:szCs w:val="18"/>
-                                      <w:lang w:eastAsia="en-IN"/>
-                                    </w:rPr>
-                                    <w:t>/</w:t>
+                                </w:p>
+                              </w:tc>
+                              <w:tc>
+                                <w:tcPr>
+                                  <w:tcW w:w="3118" w:type="dxa"/>
+                                </w:tcPr>
+                                <w:p>
+                                  <w:pPr>
+                                    <w:rPr>
+                                      <w:sz w:val="18"/>
+                                      <w:szCs w:val="18"/>
+                                      <w:lang w:val="en-US"/>
+                                    </w:rPr>
+                                  </w:pPr>
+                                  <w:r>
+                                    <w:rPr>
+                                      <w:sz w:val="18"/>
+                                      <w:szCs w:val="18"/>
+                                      <w:lang w:val="en-US"/>
+                                    </w:rPr>
+                                    <w:t xml:space="preserve">Submit </w:t>
                                   </w:r>
                                   <w:proofErr w:type="spellStart"/>
                                   <w:r>
                                     <w:rPr>
                                       <w:sz w:val="18"/>
                                       <w:szCs w:val="18"/>
-                                      <w:lang w:eastAsia="en-IN"/>
-                                    </w:rPr>
-                                    <w:t>assessmentRecord</w:t>
+                                      <w:lang w:val="en-US"/>
+                                    </w:rPr>
+                                    <w:t>Assessmnet</w:t>
                                   </w:r>
                                   <w:proofErr w:type="spellEnd"/>
-                                  <w:r>
-                                    <w:rPr>
-                                      <w:sz w:val="18"/>
-                                      <w:szCs w:val="18"/>
-                                      <w:lang w:eastAsia="en-IN"/>
-                                    </w:rPr>
-                                    <w:t>/:id</w:t>
-                                  </w:r>
-                                </w:p>
-                              </w:tc>
-                              <w:tc>
-                                <w:tcPr>
-                                  <w:tcW w:w="3118" w:type="dxa"/>
-                                </w:tcPr>
-                                <w:p>
-                                  <w:pPr>
-                                    <w:rPr>
-                                      <w:sz w:val="18"/>
-                                      <w:szCs w:val="18"/>
-                                      <w:lang w:val="en-US"/>
-                                    </w:rPr>
-                                  </w:pPr>
-                                  <w:r>
-                                    <w:rPr>
-                                      <w:sz w:val="18"/>
-                                      <w:szCs w:val="18"/>
-                                      <w:lang w:val="en-US"/>
-                                    </w:rPr>
-                                    <w:t>Fetch Assessment’s record</w:t>
-                                  </w:r>
-                                </w:p>
-                              </w:tc>
-                              <w:tc>
-                                <w:tcPr>
-                                  <w:tcW w:w="2977" w:type="dxa"/>
-                                </w:tcPr>
-                                <w:p>
-                                  <w:pPr>
-                                    <w:rPr>
-                                      <w:sz w:val="18"/>
-                                      <w:szCs w:val="18"/>
-                                      <w:lang w:val="en-US"/>
-                                    </w:rPr>
-                                  </w:pPr>
-                                </w:p>
-                              </w:tc>
-                              <w:tc>
-                                <w:tcPr>
-                                  <w:tcW w:w="752" w:type="dxa"/>
-                                </w:tcPr>
-                                <w:p>
-                                  <w:pPr>
-                                    <w:rPr>
-                                      <w:sz w:val="18"/>
-                                      <w:szCs w:val="18"/>
-                                      <w:lang w:val="en-US"/>
-                                    </w:rPr>
-                                  </w:pPr>
-                                </w:p>
-                              </w:tc>
-                            </w:tr>
-                            <w:tr>
-                              <w:tc>
-                                <w:tcPr>
-                                  <w:tcW w:w="555" w:type="dxa"/>
-                                </w:tcPr>
-                                <w:p>
-                                  <w:pPr>
-                                    <w:jc w:val="both"/>
-                                    <w:rPr>
-                                      <w:sz w:val="18"/>
-                                      <w:szCs w:val="18"/>
-                                      <w:lang w:val="en-US"/>
-                                    </w:rPr>
-                                  </w:pPr>
-                                </w:p>
-                              </w:tc>
-                              <w:tc>
-                                <w:tcPr>
-                                  <w:tcW w:w="3381" w:type="dxa"/>
-                                </w:tcPr>
-                                <w:p>
-                                  <w:pPr>
-                                    <w:rPr>
-                                      <w:sz w:val="18"/>
-                                      <w:szCs w:val="18"/>
-                                      <w:lang w:val="en-US"/>
-                                    </w:rPr>
-                                  </w:pPr>
-                                </w:p>
-                              </w:tc>
-                              <w:tc>
-                                <w:tcPr>
-                                  <w:tcW w:w="3118" w:type="dxa"/>
-                                </w:tcPr>
-                                <w:p>
-                                  <w:pPr>
-                                    <w:rPr>
-                                      <w:sz w:val="18"/>
-                                      <w:szCs w:val="18"/>
-                                      <w:lang w:val="en-US"/>
-                                    </w:rPr>
-                                  </w:pPr>
-                                </w:p>
-                              </w:tc>
-                              <w:tc>
-                                <w:tcPr>
-                                  <w:tcW w:w="2977" w:type="dxa"/>
-                                </w:tcPr>
-                                <w:p>
-                                  <w:pPr>
-                                    <w:rPr>
-                                      <w:sz w:val="18"/>
-                                      <w:szCs w:val="18"/>
-                                      <w:lang w:val="en-US"/>
-                                    </w:rPr>
-                                  </w:pPr>
-                                </w:p>
-                              </w:tc>
-                              <w:tc>
-                                <w:tcPr>
-                                  <w:tcW w:w="752" w:type="dxa"/>
-                                </w:tcPr>
-                                <w:p>
-                                  <w:pPr>
-                                    <w:rPr>
-                                      <w:sz w:val="18"/>
-                                      <w:szCs w:val="18"/>
-                                      <w:lang w:val="en-US"/>
-                                    </w:rPr>
-                                  </w:pPr>
-                                </w:p>
-                              </w:tc>
-                            </w:tr>
-                            <w:tr>
-                              <w:tc>
-                                <w:tcPr>
-                                  <w:tcW w:w="555" w:type="dxa"/>
-                                </w:tcPr>
-                                <w:p>
-                                  <w:pPr>
-                                    <w:jc w:val="both"/>
-                                    <w:rPr>
-                                      <w:sz w:val="18"/>
-                                      <w:szCs w:val="18"/>
-                                      <w:lang w:val="en-US"/>
-                                    </w:rPr>
-                                  </w:pPr>
-                                </w:p>
-                              </w:tc>
-                              <w:tc>
-                                <w:tcPr>
-                                  <w:tcW w:w="3381" w:type="dxa"/>
-                                </w:tcPr>
-                                <w:p>
-                                  <w:pPr>
-                                    <w:rPr>
-                                      <w:sz w:val="18"/>
-                                      <w:szCs w:val="18"/>
-                                      <w:lang w:val="en-US"/>
-                                    </w:rPr>
-                                  </w:pPr>
-                                </w:p>
-                              </w:tc>
-                              <w:tc>
-                                <w:tcPr>
-                                  <w:tcW w:w="3118" w:type="dxa"/>
-                                </w:tcPr>
-                                <w:p>
-                                  <w:pPr>
-                                    <w:rPr>
-                                      <w:sz w:val="18"/>
-                                      <w:szCs w:val="18"/>
-                                      <w:lang w:val="en-US"/>
-                                    </w:rPr>
-                                  </w:pPr>
-                                </w:p>
-                              </w:tc>
-                              <w:tc>
-                                <w:tcPr>
-                                  <w:tcW w:w="2977" w:type="dxa"/>
-                                </w:tcPr>
-                                <w:p>
-                                  <w:pPr>
-                                    <w:rPr>
-                                      <w:sz w:val="18"/>
-                                      <w:szCs w:val="18"/>
-                                      <w:lang w:val="en-US"/>
-                                    </w:rPr>
-                                  </w:pPr>
-                                </w:p>
-                              </w:tc>
-                              <w:tc>
-                                <w:tcPr>
-                                  <w:tcW w:w="752" w:type="dxa"/>
-                                </w:tcPr>
-                                <w:p>
-                                  <w:pPr>
-                                    <w:rPr>
-                                      <w:sz w:val="18"/>
-                                      <w:szCs w:val="18"/>
-                                      <w:lang w:val="en-US"/>
-                                    </w:rPr>
-                                  </w:pPr>
-                                </w:p>
-                              </w:tc>
-                            </w:tr>
-                            <w:tr>
-                              <w:tc>
-                                <w:tcPr>
-                                  <w:tcW w:w="555" w:type="dxa"/>
-                                </w:tcPr>
-                                <w:p>
-                                  <w:pPr>
-                                    <w:jc w:val="both"/>
-                                    <w:rPr>
-                                      <w:sz w:val="18"/>
-                                      <w:szCs w:val="18"/>
-                                      <w:lang w:val="en-US"/>
-                                    </w:rPr>
-                                  </w:pPr>
-                                </w:p>
-                              </w:tc>
-                              <w:tc>
-                                <w:tcPr>
-                                  <w:tcW w:w="3381" w:type="dxa"/>
-                                </w:tcPr>
-                                <w:p>
-                                  <w:pPr>
-                                    <w:rPr>
-                                      <w:sz w:val="18"/>
-                                      <w:szCs w:val="18"/>
-                                      <w:lang w:val="en-US"/>
-                                    </w:rPr>
-                                  </w:pPr>
-                                </w:p>
-                              </w:tc>
-                              <w:tc>
-                                <w:tcPr>
-                                  <w:tcW w:w="3118" w:type="dxa"/>
-                                </w:tcPr>
-                                <w:p>
-                                  <w:pPr>
-                                    <w:rPr>
-                                      <w:sz w:val="18"/>
-                                      <w:szCs w:val="18"/>
-                                      <w:lang w:val="en-US"/>
-                                    </w:rPr>
-                                  </w:pPr>
                                 </w:p>
                               </w:tc>
                               <w:tc>
@@ -4976,30 +4683,65 @@
                                 </w:tcPr>
                                 <w:p>
                                   <w:pPr>
-                                    <w:rPr>
-                                      <w:sz w:val="18"/>
-                                      <w:szCs w:val="18"/>
-                                      <w:lang w:val="en-US"/>
-                                    </w:rPr>
-                                  </w:pPr>
-                                  <w:r>
-                                    <w:rPr>
-                                      <w:sz w:val="18"/>
-                                      <w:szCs w:val="18"/>
-                                      <w:lang w:val="en-US"/>
-                                    </w:rPr>
-                                    <w:t>template/</w:t>
+                                    <w:pStyle w:val="NoSpacing"/>
+                                    <w:rPr>
+                                      <w:color w:val="D4D4D4"/>
+                                      <w:sz w:val="18"/>
+                                      <w:szCs w:val="18"/>
+                                      <w:lang w:eastAsia="en-IN"/>
+                                    </w:rPr>
+                                  </w:pPr>
+                                  <w:r>
+                                    <w:rPr>
+                                      <w:sz w:val="18"/>
+                                      <w:szCs w:val="18"/>
+                                      <w:lang w:eastAsia="en-IN"/>
+                                    </w:rPr>
+                                    <w:t>submission/</w:t>
+                                  </w:r>
+                                  <w:r>
+                                    <w:rPr>
+                                      <w:sz w:val="18"/>
+                                      <w:szCs w:val="18"/>
+                                    </w:rPr>
+                                    <w:t xml:space="preserve"> </w:t>
                                   </w:r>
                                   <w:proofErr w:type="spellStart"/>
                                   <w:r>
                                     <w:rPr>
                                       <w:sz w:val="18"/>
                                       <w:szCs w:val="18"/>
-                                      <w:lang w:val="en-US"/>
+                                      <w:lang w:eastAsia="en-IN"/>
                                     </w:rPr>
                                     <w:t>getAll</w:t>
                                   </w:r>
                                   <w:proofErr w:type="spellEnd"/>
+                                  <w:r>
+                                    <w:rPr>
+                                      <w:sz w:val="18"/>
+                                      <w:szCs w:val="18"/>
+                                      <w:lang w:eastAsia="en-IN"/>
+                                    </w:rPr>
+                                    <w:t>/</w:t>
+                                  </w:r>
+                                  <w:proofErr w:type="spellStart"/>
+                                  <w:r>
+                                    <w:rPr>
+                                      <w:sz w:val="18"/>
+                                      <w:szCs w:val="18"/>
+                                      <w:lang w:eastAsia="en-IN"/>
+                                    </w:rPr>
+                                    <w:t>studentRecord</w:t>
+                                  </w:r>
+                                  <w:proofErr w:type="spellEnd"/>
+                                  <w:r>
+                                    <w:rPr>
+                                      <w:sz w:val="18"/>
+                                      <w:szCs w:val="18"/>
+                                      <w:lang w:eastAsia="en-IN"/>
+                                    </w:rPr>
+                                    <w:t>/:id</w:t>
+                                  </w:r>
                                 </w:p>
                               </w:tc>
                               <w:tc>
@@ -5020,7 +4762,7 @@
                                       <w:szCs w:val="18"/>
                                       <w:lang w:val="en-US"/>
                                     </w:rPr>
-                                    <w:t>Fetch All Templates</w:t>
+                                    <w:t>Fetch Student’s record</w:t>
                                   </w:r>
                                 </w:p>
                               </w:tc>
@@ -5036,14 +4778,6 @@
                                       <w:lang w:val="en-US"/>
                                     </w:rPr>
                                   </w:pPr>
-                                  <w:r>
-                                    <w:rPr>
-                                      <w:sz w:val="18"/>
-                                      <w:szCs w:val="18"/>
-                                      <w:lang w:val="en-US"/>
-                                    </w:rPr>
-                                    <w:t>Assessment &gt; Create (for dropdown)</w:t>
-                                  </w:r>
                                 </w:p>
                               </w:tc>
                               <w:tc>
@@ -5058,14 +4792,6 @@
                                       <w:lang w:val="en-US"/>
                                     </w:rPr>
                                   </w:pPr>
-                                  <w:r>
-                                    <w:rPr>
-                                      <w:sz w:val="18"/>
-                                      <w:szCs w:val="18"/>
-                                      <w:lang w:val="en-US"/>
-                                    </w:rPr>
-                                    <w:t>Done</w:t>
-                                  </w:r>
                                 </w:p>
                               </w:tc>
                             </w:tr>
@@ -5096,19 +4822,57 @@
                                 </w:tcPr>
                                 <w:p>
                                   <w:pPr>
-                                    <w:rPr>
-                                      <w:sz w:val="18"/>
-                                      <w:szCs w:val="18"/>
-                                      <w:lang w:val="en-US"/>
-                                    </w:rPr>
-                                  </w:pPr>
-                                  <w:r>
-                                    <w:rPr>
-                                      <w:sz w:val="18"/>
-                                      <w:szCs w:val="18"/>
-                                      <w:lang w:val="en-US"/>
-                                    </w:rPr>
-                                    <w:t>template/get/:id</w:t>
+                                    <w:pStyle w:val="NoSpacing"/>
+                                    <w:rPr>
+                                      <w:color w:val="D4D4D4"/>
+                                      <w:sz w:val="18"/>
+                                      <w:szCs w:val="18"/>
+                                      <w:lang w:eastAsia="en-IN"/>
+                                    </w:rPr>
+                                  </w:pPr>
+                                  <w:r>
+                                    <w:rPr>
+                                      <w:sz w:val="18"/>
+                                      <w:szCs w:val="18"/>
+                                      <w:lang w:eastAsia="en-IN"/>
+                                    </w:rPr>
+                                    <w:t>submission/</w:t>
+                                  </w:r>
+                                  <w:proofErr w:type="spellStart"/>
+                                  <w:r>
+                                    <w:rPr>
+                                      <w:sz w:val="18"/>
+                                      <w:szCs w:val="18"/>
+                                      <w:lang w:eastAsia="en-IN"/>
+                                    </w:rPr>
+                                    <w:t>getAll</w:t>
+                                  </w:r>
+                                  <w:proofErr w:type="spellEnd"/>
+                                  <w:r>
+                                    <w:rPr>
+                                      <w:sz w:val="18"/>
+                                      <w:szCs w:val="18"/>
+                                      <w:lang w:eastAsia="en-IN"/>
+                                    </w:rPr>
+                                    <w:t>/</w:t>
+                                  </w:r>
+                                  <w:proofErr w:type="spellStart"/>
+                                  <w:r>
+                                    <w:rPr>
+                                      <w:sz w:val="18"/>
+                                      <w:szCs w:val="18"/>
+                                      <w:lang w:eastAsia="en-IN"/>
+                                    </w:rPr>
+                                    <w:t>assessmentRecord</w:t>
+                                  </w:r>
+                                  <w:proofErr w:type="spellEnd"/>
+                                  <w:r>
+                                    <w:rPr>
+                                      <w:sz w:val="18"/>
+                                      <w:szCs w:val="18"/>
+                                      <w:lang w:eastAsia="en-IN"/>
+                                    </w:rPr>
+                                    <w:t>/:id</w:t>
                                   </w:r>
                                 </w:p>
                               </w:tc>
@@ -5130,7 +4894,7 @@
                                       <w:szCs w:val="18"/>
                                       <w:lang w:val="en-US"/>
                                     </w:rPr>
-                                    <w:t>Fetch Data of particular id</w:t>
+                                    <w:t>Fetch Assessment’s record</w:t>
                                   </w:r>
                                 </w:p>
                               </w:tc>
@@ -5146,14 +4910,6 @@
                                       <w:lang w:val="en-US"/>
                                     </w:rPr>
                                   </w:pPr>
-                                  <w:r>
-                                    <w:rPr>
-                                      <w:sz w:val="18"/>
-                                      <w:szCs w:val="18"/>
-                                      <w:lang w:val="en-US"/>
-                                    </w:rPr>
-                                    <w:t>Assessment &gt; Create</w:t>
-                                  </w:r>
                                 </w:p>
                               </w:tc>
                               <w:tc>
@@ -5168,14 +4924,225 @@
                                       <w:lang w:val="en-US"/>
                                     </w:rPr>
                                   </w:pPr>
-                                  <w:r>
-                                    <w:rPr>
-                                      <w:sz w:val="18"/>
-                                      <w:szCs w:val="18"/>
-                                      <w:lang w:val="en-US"/>
-                                    </w:rPr>
-                                    <w:t>Done</w:t>
-                                  </w:r>
+                                </w:p>
+                              </w:tc>
+                            </w:tr>
+                            <w:tr>
+                              <w:tc>
+                                <w:tcPr>
+                                  <w:tcW w:w="555" w:type="dxa"/>
+                                </w:tcPr>
+                                <w:p>
+                                  <w:pPr>
+                                    <w:jc w:val="both"/>
+                                    <w:rPr>
+                                      <w:sz w:val="18"/>
+                                      <w:szCs w:val="18"/>
+                                      <w:lang w:val="en-US"/>
+                                    </w:rPr>
+                                  </w:pPr>
+                                </w:p>
+                              </w:tc>
+                              <w:tc>
+                                <w:tcPr>
+                                  <w:tcW w:w="3381" w:type="dxa"/>
+                                </w:tcPr>
+                                <w:p>
+                                  <w:pPr>
+                                    <w:rPr>
+                                      <w:sz w:val="18"/>
+                                      <w:szCs w:val="18"/>
+                                      <w:lang w:val="en-US"/>
+                                    </w:rPr>
+                                  </w:pPr>
+                                </w:p>
+                              </w:tc>
+                              <w:tc>
+                                <w:tcPr>
+                                  <w:tcW w:w="3118" w:type="dxa"/>
+                                </w:tcPr>
+                                <w:p>
+                                  <w:pPr>
+                                    <w:rPr>
+                                      <w:sz w:val="18"/>
+                                      <w:szCs w:val="18"/>
+                                      <w:lang w:val="en-US"/>
+                                    </w:rPr>
+                                  </w:pPr>
+                                </w:p>
+                              </w:tc>
+                              <w:tc>
+                                <w:tcPr>
+                                  <w:tcW w:w="2977" w:type="dxa"/>
+                                </w:tcPr>
+                                <w:p>
+                                  <w:pPr>
+                                    <w:rPr>
+                                      <w:sz w:val="18"/>
+                                      <w:szCs w:val="18"/>
+                                      <w:lang w:val="en-US"/>
+                                    </w:rPr>
+                                  </w:pPr>
+                                </w:p>
+                              </w:tc>
+                              <w:tc>
+                                <w:tcPr>
+                                  <w:tcW w:w="752" w:type="dxa"/>
+                                </w:tcPr>
+                                <w:p>
+                                  <w:pPr>
+                                    <w:rPr>
+                                      <w:sz w:val="18"/>
+                                      <w:szCs w:val="18"/>
+                                      <w:lang w:val="en-US"/>
+                                    </w:rPr>
+                                  </w:pPr>
+                                </w:p>
+                              </w:tc>
+                            </w:tr>
+                            <w:tr>
+                              <w:tc>
+                                <w:tcPr>
+                                  <w:tcW w:w="555" w:type="dxa"/>
+                                </w:tcPr>
+                                <w:p>
+                                  <w:pPr>
+                                    <w:jc w:val="both"/>
+                                    <w:rPr>
+                                      <w:sz w:val="18"/>
+                                      <w:szCs w:val="18"/>
+                                      <w:lang w:val="en-US"/>
+                                    </w:rPr>
+                                  </w:pPr>
+                                </w:p>
+                              </w:tc>
+                              <w:tc>
+                                <w:tcPr>
+                                  <w:tcW w:w="3381" w:type="dxa"/>
+                                </w:tcPr>
+                                <w:p>
+                                  <w:pPr>
+                                    <w:rPr>
+                                      <w:sz w:val="18"/>
+                                      <w:szCs w:val="18"/>
+                                      <w:lang w:val="en-US"/>
+                                    </w:rPr>
+                                  </w:pPr>
+                                </w:p>
+                              </w:tc>
+                              <w:tc>
+                                <w:tcPr>
+                                  <w:tcW w:w="3118" w:type="dxa"/>
+                                </w:tcPr>
+                                <w:p>
+                                  <w:pPr>
+                                    <w:rPr>
+                                      <w:sz w:val="18"/>
+                                      <w:szCs w:val="18"/>
+                                      <w:lang w:val="en-US"/>
+                                    </w:rPr>
+                                  </w:pPr>
+                                </w:p>
+                              </w:tc>
+                              <w:tc>
+                                <w:tcPr>
+                                  <w:tcW w:w="2977" w:type="dxa"/>
+                                </w:tcPr>
+                                <w:p>
+                                  <w:pPr>
+                                    <w:rPr>
+                                      <w:sz w:val="18"/>
+                                      <w:szCs w:val="18"/>
+                                      <w:lang w:val="en-US"/>
+                                    </w:rPr>
+                                  </w:pPr>
+                                </w:p>
+                              </w:tc>
+                              <w:tc>
+                                <w:tcPr>
+                                  <w:tcW w:w="752" w:type="dxa"/>
+                                </w:tcPr>
+                                <w:p>
+                                  <w:pPr>
+                                    <w:rPr>
+                                      <w:sz w:val="18"/>
+                                      <w:szCs w:val="18"/>
+                                      <w:lang w:val="en-US"/>
+                                    </w:rPr>
+                                  </w:pPr>
+                                </w:p>
+                              </w:tc>
+                            </w:tr>
+                            <w:tr>
+                              <w:tc>
+                                <w:tcPr>
+                                  <w:tcW w:w="555" w:type="dxa"/>
+                                </w:tcPr>
+                                <w:p>
+                                  <w:pPr>
+                                    <w:jc w:val="both"/>
+                                    <w:rPr>
+                                      <w:sz w:val="18"/>
+                                      <w:szCs w:val="18"/>
+                                      <w:lang w:val="en-US"/>
+                                    </w:rPr>
+                                  </w:pPr>
+                                </w:p>
+                              </w:tc>
+                              <w:tc>
+                                <w:tcPr>
+                                  <w:tcW w:w="3381" w:type="dxa"/>
+                                </w:tcPr>
+                                <w:p>
+                                  <w:pPr>
+                                    <w:rPr>
+                                      <w:sz w:val="18"/>
+                                      <w:szCs w:val="18"/>
+                                      <w:lang w:val="en-US"/>
+                                    </w:rPr>
+                                  </w:pPr>
+                                </w:p>
+                              </w:tc>
+                              <w:tc>
+                                <w:tcPr>
+                                  <w:tcW w:w="3118" w:type="dxa"/>
+                                </w:tcPr>
+                                <w:p>
+                                  <w:pPr>
+                                    <w:rPr>
+                                      <w:sz w:val="18"/>
+                                      <w:szCs w:val="18"/>
+                                      <w:lang w:val="en-US"/>
+                                    </w:rPr>
+                                  </w:pPr>
+                                </w:p>
+                              </w:tc>
+                              <w:tc>
+                                <w:tcPr>
+                                  <w:tcW w:w="2977" w:type="dxa"/>
+                                </w:tcPr>
+                                <w:p>
+                                  <w:pPr>
+                                    <w:rPr>
+                                      <w:sz w:val="18"/>
+                                      <w:szCs w:val="18"/>
+                                      <w:lang w:val="en-US"/>
+                                    </w:rPr>
+                                  </w:pPr>
+                                </w:p>
+                              </w:tc>
+                              <w:tc>
+                                <w:tcPr>
+                                  <w:tcW w:w="752" w:type="dxa"/>
+                                </w:tcPr>
+                                <w:p>
+                                  <w:pPr>
+                                    <w:rPr>
+                                      <w:sz w:val="18"/>
+                                      <w:szCs w:val="18"/>
+                                      <w:lang w:val="en-US"/>
+                                    </w:rPr>
+                                  </w:pPr>
                                 </w:p>
                               </w:tc>
                             </w:tr>
@@ -7647,9 +7614,13 @@
                         </w:tc>
                       </w:tr>
                       <w:tr>
+                        <w:trPr>
+                          <w:trHeight w:val="330"/>
+                        </w:trPr>
                         <w:tc>
                           <w:tcPr>
                             <w:tcW w:w="555" w:type="dxa"/>
+                            <w:vMerge w:val="restart"/>
                           </w:tcPr>
                           <w:p>
                             <w:pPr>
@@ -7670,36 +7641,56 @@
                         <w:tc>
                           <w:tcPr>
                             <w:tcW w:w="3381" w:type="dxa"/>
-                          </w:tcPr>
-                          <w:p>
-                            <w:pPr>
-                              <w:rPr>
-                                <w:sz w:val="18"/>
-                                <w:szCs w:val="18"/>
-                                <w:lang w:val="en-US"/>
-                              </w:rPr>
-                            </w:pPr>
-                            <w:r>
-                              <w:rPr>
-                                <w:sz w:val="18"/>
-                                <w:szCs w:val="18"/>
-                                <w:lang w:val="en-US"/>
-                              </w:rPr>
-                              <w:t>template/get</w:t>
-                            </w:r>
-                            <w:r>
-                              <w:rPr>
-                                <w:sz w:val="18"/>
-                                <w:szCs w:val="18"/>
-                                <w:lang w:val="en-US"/>
-                              </w:rPr>
-                              <w:t>/teacher/:username</w:t>
+                            <w:vMerge w:val="restart"/>
+                          </w:tcPr>
+                          <w:p>
+                            <w:pPr>
+                              <w:rPr>
+                                <w:sz w:val="18"/>
+                                <w:szCs w:val="18"/>
+                                <w:lang w:val="en-US"/>
+                              </w:rPr>
+                            </w:pPr>
+                            <w:r>
+                              <w:rPr>
+                                <w:sz w:val="18"/>
+                                <w:szCs w:val="18"/>
+                                <w:lang w:val="en-US"/>
+                              </w:rPr>
+                              <w:t>template/</w:t>
+                            </w:r>
+                            <w:proofErr w:type="spellStart"/>
+                            <w:r>
+                              <w:rPr>
+                                <w:sz w:val="18"/>
+                                <w:szCs w:val="18"/>
+                                <w:lang w:val="en-US"/>
+                              </w:rPr>
+                              <w:t>get</w:t>
+                            </w:r>
+                            <w:r>
+                              <w:rPr>
+                                <w:sz w:val="18"/>
+                                <w:szCs w:val="18"/>
+                                <w:lang w:val="en-US"/>
+                              </w:rPr>
+                              <w:t>Teacher</w:t>
+                            </w:r>
+                            <w:proofErr w:type="spellEnd"/>
+                            <w:r>
+                              <w:rPr>
+                                <w:sz w:val="18"/>
+                                <w:szCs w:val="18"/>
+                                <w:lang w:val="en-US"/>
+                              </w:rPr>
+                              <w:t>/:username</w:t>
                             </w:r>
                           </w:p>
                         </w:tc>
                         <w:tc>
                           <w:tcPr>
                             <w:tcW w:w="3118" w:type="dxa"/>
+                            <w:vMerge w:val="restart"/>
                           </w:tcPr>
                           <w:p>
                             <w:pPr>
@@ -7773,31 +7764,6 @@
                               <w:t>index.jsx</w:t>
                             </w:r>
                             <w:proofErr w:type="spellEnd"/>
-                            <w:r>
-                              <w:rPr>
-                                <w:sz w:val="18"/>
-                                <w:szCs w:val="18"/>
-                                <w:lang w:val="en-US"/>
-                              </w:rPr>
-                              <w:t>,</w:t>
-                            </w:r>
-                          </w:p>
-                          <w:p>
-                            <w:pPr>
-                              <w:rPr>
-                                <w:sz w:val="18"/>
-                                <w:szCs w:val="18"/>
-                                <w:lang w:val="en-US"/>
-                              </w:rPr>
-                            </w:pPr>
-                            <w:r>
-                              <w:rPr>
-                                <w:sz w:val="18"/>
-                                <w:szCs w:val="18"/>
-                                <w:lang w:val="en-US"/>
-                              </w:rPr>
-                              <w:t>Assessment &gt; Create &gt; index.js (Dropdown)</w:t>
-                            </w:r>
                           </w:p>
                         </w:tc>
                         <w:tc>
@@ -7824,9 +7790,13 @@
                         </w:tc>
                       </w:tr>
                       <w:tr>
+                        <w:trPr>
+                          <w:trHeight w:val="330"/>
+                        </w:trPr>
                         <w:tc>
                           <w:tcPr>
                             <w:tcW w:w="555" w:type="dxa"/>
+                            <w:vMerge/>
                           </w:tcPr>
                           <w:p>
                             <w:pPr>
@@ -7847,45 +7817,31 @@
                         <w:tc>
                           <w:tcPr>
                             <w:tcW w:w="3381" w:type="dxa"/>
-                          </w:tcPr>
-                          <w:p>
-                            <w:pPr>
-                              <w:rPr>
-                                <w:sz w:val="18"/>
-                                <w:szCs w:val="18"/>
-                                <w:lang w:val="en-US"/>
-                              </w:rPr>
-                            </w:pPr>
-                            <w:r>
-                              <w:rPr>
-                                <w:sz w:val="18"/>
-                                <w:szCs w:val="18"/>
-                                <w:lang w:val="en-US"/>
-                              </w:rPr>
-                              <w:t>template/get/:id</w:t>
-                            </w:r>
+                            <w:vMerge/>
+                          </w:tcPr>
+                          <w:p>
+                            <w:pPr>
+                              <w:rPr>
+                                <w:sz w:val="18"/>
+                                <w:szCs w:val="18"/>
+                                <w:lang w:val="en-US"/>
+                              </w:rPr>
+                            </w:pPr>
                           </w:p>
                         </w:tc>
                         <w:tc>
                           <w:tcPr>
                             <w:tcW w:w="3118" w:type="dxa"/>
-                          </w:tcPr>
-                          <w:p>
-                            <w:pPr>
-                              <w:rPr>
-                                <w:sz w:val="18"/>
-                                <w:szCs w:val="18"/>
-                                <w:lang w:val="en-US"/>
-                              </w:rPr>
-                            </w:pPr>
-                            <w:r>
-                              <w:rPr>
-                                <w:sz w:val="18"/>
-                                <w:szCs w:val="18"/>
-                                <w:lang w:val="en-US"/>
-                              </w:rPr>
-                              <w:t>Fetch Template by id</w:t>
-                            </w:r>
+                            <w:vMerge/>
+                          </w:tcPr>
+                          <w:p>
+                            <w:pPr>
+                              <w:rPr>
+                                <w:sz w:val="18"/>
+                                <w:szCs w:val="18"/>
+                                <w:lang w:val="en-US"/>
+                              </w:rPr>
+                            </w:pPr>
                           </w:p>
                         </w:tc>
                         <w:tc>
@@ -7900,23 +7856,13 @@
                                 <w:lang w:val="en-US"/>
                               </w:rPr>
                             </w:pPr>
-                            <w:proofErr w:type="spellStart"/>
-                            <w:r>
-                              <w:rPr>
-                                <w:sz w:val="18"/>
-                                <w:szCs w:val="18"/>
-                                <w:lang w:val="en-US"/>
-                              </w:rPr>
-                              <w:t>ViewTemplate.jsx</w:t>
-                            </w:r>
-                            <w:proofErr w:type="spellEnd"/>
-                            <w:r>
-                              <w:rPr>
-                                <w:sz w:val="18"/>
-                                <w:szCs w:val="18"/>
-                                <w:lang w:val="en-US"/>
-                              </w:rPr>
-                              <w:t>(Components)</w:t>
+                            <w:r>
+                              <w:rPr>
+                                <w:sz w:val="18"/>
+                                <w:szCs w:val="18"/>
+                                <w:lang w:val="en-US"/>
+                              </w:rPr>
+                              <w:t>Assessment &gt; Create &gt; index.js (Dropdown)</w:t>
                             </w:r>
                           </w:p>
                         </w:tc>
@@ -7944,9 +7890,13 @@
                         </w:tc>
                       </w:tr>
                       <w:tr>
+                        <w:trPr>
+                          <w:trHeight w:val="222"/>
+                        </w:trPr>
                         <w:tc>
                           <w:tcPr>
                             <w:tcW w:w="555" w:type="dxa"/>
+                            <w:vMerge w:val="restart"/>
                           </w:tcPr>
                           <w:p>
                             <w:pPr>
@@ -7967,44 +7917,46 @@
                         <w:tc>
                           <w:tcPr>
                             <w:tcW w:w="3381" w:type="dxa"/>
-                          </w:tcPr>
-                          <w:p>
-                            <w:pPr>
-                              <w:rPr>
-                                <w:sz w:val="18"/>
-                                <w:szCs w:val="18"/>
-                                <w:lang w:val="en-US"/>
-                              </w:rPr>
-                            </w:pPr>
-                            <w:r>
-                              <w:rPr>
-                                <w:sz w:val="18"/>
-                                <w:szCs w:val="18"/>
-                                <w:lang w:val="en-US"/>
-                              </w:rPr>
-                              <w:t>template/delete/:id</w:t>
+                            <w:vMerge w:val="restart"/>
+                          </w:tcPr>
+                          <w:p>
+                            <w:pPr>
+                              <w:rPr>
+                                <w:sz w:val="18"/>
+                                <w:szCs w:val="18"/>
+                                <w:lang w:val="en-US"/>
+                              </w:rPr>
+                            </w:pPr>
+                            <w:r>
+                              <w:rPr>
+                                <w:sz w:val="18"/>
+                                <w:szCs w:val="18"/>
+                                <w:lang w:val="en-US"/>
+                              </w:rPr>
+                              <w:t>template/get/:id</w:t>
                             </w:r>
                           </w:p>
                         </w:tc>
                         <w:tc>
                           <w:tcPr>
                             <w:tcW w:w="3118" w:type="dxa"/>
-                          </w:tcPr>
-                          <w:p>
-                            <w:pPr>
-                              <w:rPr>
-                                <w:sz w:val="18"/>
-                                <w:szCs w:val="18"/>
-                                <w:lang w:val="en-US"/>
-                              </w:rPr>
-                            </w:pPr>
-                            <w:r>
-                              <w:rPr>
-                                <w:sz w:val="18"/>
-                                <w:szCs w:val="18"/>
-                                <w:lang w:val="en-US"/>
-                              </w:rPr>
-                              <w:t>Delete Template</w:t>
+                            <w:vMerge w:val="restart"/>
+                          </w:tcPr>
+                          <w:p>
+                            <w:pPr>
+                              <w:rPr>
+                                <w:sz w:val="18"/>
+                                <w:szCs w:val="18"/>
+                                <w:lang w:val="en-US"/>
+                              </w:rPr>
+                            </w:pPr>
+                            <w:r>
+                              <w:rPr>
+                                <w:sz w:val="18"/>
+                                <w:szCs w:val="18"/>
+                                <w:lang w:val="en-US"/>
+                              </w:rPr>
+                              <w:t>Fetch Template by id</w:t>
                             </w:r>
                           </w:p>
                         </w:tc>
@@ -8020,14 +7972,6 @@
                                 <w:lang w:val="en-US"/>
                               </w:rPr>
                             </w:pPr>
-                            <w:r>
-                              <w:rPr>
-                                <w:sz w:val="18"/>
-                                <w:szCs w:val="18"/>
-                                <w:lang w:val="en-US"/>
-                              </w:rPr>
-                              <w:t xml:space="preserve">Template &gt; </w:t>
-                            </w:r>
                             <w:proofErr w:type="spellStart"/>
                             <w:r>
                               <w:rPr>
@@ -8035,9 +7979,17 @@
                                 <w:szCs w:val="18"/>
                                 <w:lang w:val="en-US"/>
                               </w:rPr>
-                              <w:t>index.jsx</w:t>
+                              <w:t>ViewTemplate.jsx</w:t>
                             </w:r>
                             <w:proofErr w:type="spellEnd"/>
+                            <w:r>
+                              <w:rPr>
+                                <w:sz w:val="18"/>
+                                <w:szCs w:val="18"/>
+                                <w:lang w:val="en-US"/>
+                              </w:rPr>
+                              <w:t>(Components)</w:t>
+                            </w:r>
                           </w:p>
                         </w:tc>
                         <w:tc>
@@ -8064,35 +8016,13 @@
                         </w:tc>
                       </w:tr>
                       <w:tr>
-                        <w:tc>
-                          <w:tcPr>
-                            <w:tcW w:w="10783" w:type="dxa"/>
-                            <w:gridSpan w:val="5"/>
-                          </w:tcPr>
-                          <w:p>
-                            <w:pPr>
-                              <w:jc w:val="both"/>
-                              <w:rPr>
-                                <w:sz w:val="18"/>
-                                <w:szCs w:val="18"/>
-                                <w:lang w:val="en-US"/>
-                              </w:rPr>
-                            </w:pPr>
-                            <w:r>
-                              <w:rPr>
-                                <w:sz w:val="18"/>
-                                <w:szCs w:val="18"/>
-                                <w:lang w:val="en-US"/>
-                              </w:rPr>
-                              <w:t>Assessment</w:t>
-                            </w:r>
-                          </w:p>
-                        </w:tc>
-                      </w:tr>
-                      <w:tr>
+                        <w:trPr>
+                          <w:trHeight w:val="222"/>
+                        </w:trPr>
                         <w:tc>
                           <w:tcPr>
                             <w:tcW w:w="555" w:type="dxa"/>
+                            <w:vMerge/>
                           </w:tcPr>
                           <w:p>
                             <w:pPr>
@@ -8113,45 +8043,31 @@
                         <w:tc>
                           <w:tcPr>
                             <w:tcW w:w="3381" w:type="dxa"/>
-                          </w:tcPr>
-                          <w:p>
-                            <w:pPr>
-                              <w:rPr>
-                                <w:sz w:val="18"/>
-                                <w:szCs w:val="18"/>
-                                <w:lang w:val="en-US"/>
-                              </w:rPr>
-                            </w:pPr>
-                            <w:r>
-                              <w:rPr>
-                                <w:sz w:val="18"/>
-                                <w:szCs w:val="18"/>
-                                <w:lang w:val="en-US"/>
-                              </w:rPr>
-                              <w:t>assessment/create</w:t>
-                            </w:r>
+                            <w:vMerge/>
+                          </w:tcPr>
+                          <w:p>
+                            <w:pPr>
+                              <w:rPr>
+                                <w:sz w:val="18"/>
+                                <w:szCs w:val="18"/>
+                                <w:lang w:val="en-US"/>
+                              </w:rPr>
+                            </w:pPr>
                           </w:p>
                         </w:tc>
                         <w:tc>
                           <w:tcPr>
                             <w:tcW w:w="3118" w:type="dxa"/>
-                          </w:tcPr>
-                          <w:p>
-                            <w:pPr>
-                              <w:rPr>
-                                <w:sz w:val="18"/>
-                                <w:szCs w:val="18"/>
-                                <w:lang w:val="en-US"/>
-                              </w:rPr>
-                            </w:pPr>
-                            <w:r>
-                              <w:rPr>
-                                <w:sz w:val="18"/>
-                                <w:szCs w:val="18"/>
-                                <w:lang w:val="en-US"/>
-                              </w:rPr>
-                              <w:t>Create Assessment</w:t>
-                            </w:r>
+                            <w:vMerge/>
+                          </w:tcPr>
+                          <w:p>
+                            <w:pPr>
+                              <w:rPr>
+                                <w:sz w:val="18"/>
+                                <w:szCs w:val="18"/>
+                                <w:lang w:val="en-US"/>
+                              </w:rPr>
+                            </w:pPr>
                           </w:p>
                         </w:tc>
                         <w:tc>
@@ -8172,18 +8088,8 @@
                                 <w:szCs w:val="18"/>
                                 <w:lang w:val="en-US"/>
                               </w:rPr>
-                              <w:t xml:space="preserve">Assessment &gt; Create &gt; </w:t>
-                            </w:r>
-                            <w:proofErr w:type="spellStart"/>
-                            <w:r>
-                              <w:rPr>
-                                <w:sz w:val="18"/>
-                                <w:szCs w:val="18"/>
-                                <w:lang w:val="en-US"/>
-                              </w:rPr>
-                              <w:t>index.jsx</w:t>
-                            </w:r>
-                            <w:proofErr w:type="spellEnd"/>
+                              <w:t xml:space="preserve">Assessment &gt; Create &gt; index.js </w:t>
+                            </w:r>
                           </w:p>
                         </w:tc>
                         <w:tc>
@@ -8248,7 +8154,51 @@
                                 <w:szCs w:val="18"/>
                                 <w:lang w:val="en-US"/>
                               </w:rPr>
-                              <w:t>assessment /</w:t>
+                              <w:t>template/delete/:id</w:t>
+                            </w:r>
+                          </w:p>
+                        </w:tc>
+                        <w:tc>
+                          <w:tcPr>
+                            <w:tcW w:w="3118" w:type="dxa"/>
+                          </w:tcPr>
+                          <w:p>
+                            <w:pPr>
+                              <w:rPr>
+                                <w:sz w:val="18"/>
+                                <w:szCs w:val="18"/>
+                                <w:lang w:val="en-US"/>
+                              </w:rPr>
+                            </w:pPr>
+                            <w:r>
+                              <w:rPr>
+                                <w:sz w:val="18"/>
+                                <w:szCs w:val="18"/>
+                                <w:lang w:val="en-US"/>
+                              </w:rPr>
+                              <w:t>Delete Template</w:t>
+                            </w:r>
+                          </w:p>
+                        </w:tc>
+                        <w:tc>
+                          <w:tcPr>
+                            <w:tcW w:w="2977" w:type="dxa"/>
+                          </w:tcPr>
+                          <w:p>
+                            <w:pPr>
+                              <w:rPr>
+                                <w:sz w:val="18"/>
+                                <w:szCs w:val="18"/>
+                                <w:lang w:val="en-US"/>
+                              </w:rPr>
+                            </w:pPr>
+                            <w:r>
+                              <w:rPr>
+                                <w:sz w:val="18"/>
+                                <w:szCs w:val="18"/>
+                                <w:lang w:val="en-US"/>
+                              </w:rPr>
+                              <w:t xml:space="preserve">Template &gt; </w:t>
                             </w:r>
                             <w:proofErr w:type="spellStart"/>
                             <w:r>
@@ -8257,49 +8207,13 @@
                                 <w:szCs w:val="18"/>
                                 <w:lang w:val="en-US"/>
                               </w:rPr>
-                              <w:t>createAi</w:t>
+                              <w:t>index.jsx</w:t>
                             </w:r>
                             <w:proofErr w:type="spellEnd"/>
                           </w:p>
                         </w:tc>
                         <w:tc>
                           <w:tcPr>
-                            <w:tcW w:w="3118" w:type="dxa"/>
-                          </w:tcPr>
-                          <w:p>
-                            <w:pPr>
-                              <w:rPr>
-                                <w:sz w:val="18"/>
-                                <w:szCs w:val="18"/>
-                                <w:lang w:val="en-US"/>
-                              </w:rPr>
-                            </w:pPr>
-                            <w:r>
-                              <w:rPr>
-                                <w:sz w:val="18"/>
-                                <w:szCs w:val="18"/>
-                                <w:lang w:val="en-US"/>
-                              </w:rPr>
-                              <w:t>Create AI Based Assessment</w:t>
-                            </w:r>
-                          </w:p>
-                        </w:tc>
-                        <w:tc>
-                          <w:tcPr>
-                            <w:tcW w:w="2977" w:type="dxa"/>
-                          </w:tcPr>
-                          <w:p>
-                            <w:pPr>
-                              <w:rPr>
-                                <w:sz w:val="18"/>
-                                <w:szCs w:val="18"/>
-                                <w:lang w:val="en-US"/>
-                              </w:rPr>
-                            </w:pPr>
-                          </w:p>
-                        </w:tc>
-                        <w:tc>
-                          <w:tcPr>
                             <w:tcW w:w="752" w:type="dxa"/>
                           </w:tcPr>
                           <w:p>
@@ -8310,6 +8224,40 @@
                                 <w:lang w:val="en-US"/>
                               </w:rPr>
                             </w:pPr>
+                            <w:r>
+                              <w:rPr>
+                                <w:sz w:val="18"/>
+                                <w:szCs w:val="18"/>
+                                <w:lang w:val="en-US"/>
+                              </w:rPr>
+                              <w:t>Done</w:t>
+                            </w:r>
+                          </w:p>
+                        </w:tc>
+                      </w:tr>
+                      <w:tr>
+                        <w:tc>
+                          <w:tcPr>
+                            <w:tcW w:w="10783" w:type="dxa"/>
+                            <w:gridSpan w:val="5"/>
+                          </w:tcPr>
+                          <w:p>
+                            <w:pPr>
+                              <w:jc w:val="both"/>
+                              <w:rPr>
+                                <w:sz w:val="18"/>
+                                <w:szCs w:val="18"/>
+                                <w:lang w:val="en-US"/>
+                              </w:rPr>
+                            </w:pPr>
+                            <w:r>
+                              <w:rPr>
+                                <w:sz w:val="18"/>
+                                <w:szCs w:val="18"/>
+                                <w:lang w:val="en-US"/>
+                              </w:rPr>
+                              <w:t>Assessment</w:t>
+                            </w:r>
                           </w:p>
                         </w:tc>
                       </w:tr>
@@ -8352,7 +8300,7 @@
                                 <w:szCs w:val="18"/>
                                 <w:lang w:val="en-US"/>
                               </w:rPr>
-                              <w:t>assessment /edit/:id</w:t>
+                              <w:t>assessment/create</w:t>
                             </w:r>
                           </w:p>
                         </w:tc>
@@ -8374,7 +8322,7 @@
                                 <w:szCs w:val="18"/>
                                 <w:lang w:val="en-US"/>
                               </w:rPr>
-                              <w:t>Edit Assessment</w:t>
+                              <w:t>Create Assessment</w:t>
                             </w:r>
                           </w:p>
                         </w:tc>
@@ -8468,42 +8416,22 @@
                             </w:pPr>
                             <w:r>
                               <w:rPr>
-                                <w:rFonts w:cstheme="minorHAnsi"/>
-                                <w:sz w:val="18"/>
-                                <w:szCs w:val="18"/>
-                                <w:lang w:val="en-US"/>
-                              </w:rPr>
-                              <w:t>assessment/</w:t>
-                            </w:r>
-                            <w:r>
-                              <w:rPr>
-                                <w:rFonts w:eastAsia="Times New Roman" w:cstheme="minorHAnsi"/>
-                                <w:sz w:val="18"/>
-                                <w:szCs w:val="18"/>
-                                <w:lang w:eastAsia="en-IN"/>
-                              </w:rPr>
-                              <w:t xml:space="preserve"> </w:t>
+                                <w:sz w:val="18"/>
+                                <w:szCs w:val="18"/>
+                                <w:lang w:val="en-US"/>
+                              </w:rPr>
+                              <w:t>assessment /</w:t>
                             </w:r>
                             <w:proofErr w:type="spellStart"/>
                             <w:r>
                               <w:rPr>
-                                <w:rFonts w:eastAsia="Times New Roman" w:cstheme="minorHAnsi"/>
-                                <w:sz w:val="18"/>
-                                <w:szCs w:val="18"/>
-                                <w:lang w:eastAsia="en-IN"/>
-                              </w:rPr>
-                              <w:t>updateStatus</w:t>
+                                <w:sz w:val="18"/>
+                                <w:szCs w:val="18"/>
+                                <w:lang w:val="en-US"/>
+                              </w:rPr>
+                              <w:t>createAi</w:t>
                             </w:r>
                             <w:proofErr w:type="spellEnd"/>
-                            <w:r>
-                              <w:rPr>
-                                <w:rFonts w:eastAsia="Times New Roman" w:cstheme="minorHAnsi"/>
-                                <w:sz w:val="18"/>
-                                <w:szCs w:val="18"/>
-                                <w:lang w:eastAsia="en-IN"/>
-                              </w:rPr>
-                              <w:t>/:id</w:t>
-                            </w:r>
                           </w:p>
                         </w:tc>
                         <w:tc>
@@ -8524,7 +8452,7 @@
                                 <w:szCs w:val="18"/>
                                 <w:lang w:val="en-US"/>
                               </w:rPr>
-                              <w:t>Status Update</w:t>
+                              <w:t>Create AI Based Assessment</w:t>
                             </w:r>
                           </w:p>
                         </w:tc>
@@ -8540,24 +8468,6 @@
                                 <w:lang w:val="en-US"/>
                               </w:rPr>
                             </w:pPr>
-                            <w:r>
-                              <w:rPr>
-                                <w:sz w:val="18"/>
-                                <w:szCs w:val="18"/>
-                                <w:lang w:val="en-US"/>
-                              </w:rPr>
-                              <w:t xml:space="preserve">Assessment &gt; </w:t>
-                            </w:r>
-                            <w:proofErr w:type="spellStart"/>
-                            <w:r>
-                              <w:rPr>
-                                <w:sz w:val="18"/>
-                                <w:szCs w:val="18"/>
-                                <w:lang w:val="en-US"/>
-                              </w:rPr>
-                              <w:t>index.jsx</w:t>
-                            </w:r>
-                            <w:proofErr w:type="spellEnd"/>
                           </w:p>
                         </w:tc>
                         <w:tc>
@@ -8572,14 +8482,6 @@
                                 <w:lang w:val="en-US"/>
                               </w:rPr>
                             </w:pPr>
-                            <w:r>
-                              <w:rPr>
-                                <w:sz w:val="18"/>
-                                <w:szCs w:val="18"/>
-                                <w:lang w:val="en-US"/>
-                              </w:rPr>
-                              <w:t>Done</w:t>
-                            </w:r>
                           </w:p>
                         </w:tc>
                       </w:tr>
@@ -8622,7 +8524,51 @@
                                 <w:szCs w:val="18"/>
                                 <w:lang w:val="en-US"/>
                               </w:rPr>
-                              <w:t>assessment/</w:t>
+                              <w:t>assessment /edit/:id</w:t>
+                            </w:r>
+                          </w:p>
+                        </w:tc>
+                        <w:tc>
+                          <w:tcPr>
+                            <w:tcW w:w="3118" w:type="dxa"/>
+                          </w:tcPr>
+                          <w:p>
+                            <w:pPr>
+                              <w:rPr>
+                                <w:sz w:val="18"/>
+                                <w:szCs w:val="18"/>
+                                <w:lang w:val="en-US"/>
+                              </w:rPr>
+                            </w:pPr>
+                            <w:r>
+                              <w:rPr>
+                                <w:sz w:val="18"/>
+                                <w:szCs w:val="18"/>
+                                <w:lang w:val="en-US"/>
+                              </w:rPr>
+                              <w:t>Edit Assessment</w:t>
+                            </w:r>
+                          </w:p>
+                        </w:tc>
+                        <w:tc>
+                          <w:tcPr>
+                            <w:tcW w:w="2977" w:type="dxa"/>
+                          </w:tcPr>
+                          <w:p>
+                            <w:pPr>
+                              <w:rPr>
+                                <w:sz w:val="18"/>
+                                <w:szCs w:val="18"/>
+                                <w:lang w:val="en-US"/>
+                              </w:rPr>
+                            </w:pPr>
+                            <w:r>
+                              <w:rPr>
+                                <w:sz w:val="18"/>
+                                <w:szCs w:val="18"/>
+                                <w:lang w:val="en-US"/>
+                              </w:rPr>
+                              <w:t xml:space="preserve">Assessment &gt; Create &gt; </w:t>
                             </w:r>
                             <w:proofErr w:type="spellStart"/>
                             <w:r>
@@ -8631,49 +8577,13 @@
                                 <w:szCs w:val="18"/>
                                 <w:lang w:val="en-US"/>
                               </w:rPr>
-                              <w:t>getAll</w:t>
+                              <w:t>index.jsx</w:t>
                             </w:r>
                             <w:proofErr w:type="spellEnd"/>
                           </w:p>
                         </w:tc>
                         <w:tc>
                           <w:tcPr>
-                            <w:tcW w:w="3118" w:type="dxa"/>
-                          </w:tcPr>
-                          <w:p>
-                            <w:pPr>
-                              <w:rPr>
-                                <w:sz w:val="18"/>
-                                <w:szCs w:val="18"/>
-                                <w:lang w:val="en-US"/>
-                              </w:rPr>
-                            </w:pPr>
-                            <w:r>
-                              <w:rPr>
-                                <w:sz w:val="18"/>
-                                <w:szCs w:val="18"/>
-                                <w:lang w:val="en-US"/>
-                              </w:rPr>
-                              <w:t>Fetch All Assessment</w:t>
-                            </w:r>
-                          </w:p>
-                        </w:tc>
-                        <w:tc>
-                          <w:tcPr>
-                            <w:tcW w:w="2977" w:type="dxa"/>
-                          </w:tcPr>
-                          <w:p>
-                            <w:pPr>
-                              <w:rPr>
-                                <w:sz w:val="18"/>
-                                <w:szCs w:val="18"/>
-                                <w:lang w:val="en-US"/>
-                              </w:rPr>
-                            </w:pPr>
-                          </w:p>
-                        </w:tc>
-                        <w:tc>
-                          <w:tcPr>
                             <w:tcW w:w="752" w:type="dxa"/>
                           </w:tcPr>
                           <w:p>
@@ -8684,6 +8594,14 @@
                                 <w:lang w:val="en-US"/>
                               </w:rPr>
                             </w:pPr>
+                            <w:r>
+                              <w:rPr>
+                                <w:sz w:val="18"/>
+                                <w:szCs w:val="18"/>
+                                <w:lang w:val="en-US"/>
+                              </w:rPr>
+                              <w:t>Done</w:t>
+                            </w:r>
                           </w:p>
                         </w:tc>
                       </w:tr>
@@ -8722,11 +8640,41 @@
                             </w:pPr>
                             <w:r>
                               <w:rPr>
-                                <w:sz w:val="18"/>
-                                <w:szCs w:val="18"/>
-                                <w:lang w:val="en-US"/>
-                              </w:rPr>
-                              <w:t>assessment/get/:id</w:t>
+                                <w:rFonts w:cstheme="minorHAnsi"/>
+                                <w:sz w:val="18"/>
+                                <w:szCs w:val="18"/>
+                                <w:lang w:val="en-US"/>
+                              </w:rPr>
+                              <w:t>assessment/</w:t>
+                            </w:r>
+                            <w:r>
+                              <w:rPr>
+                                <w:rFonts w:eastAsia="Times New Roman" w:cstheme="minorHAnsi"/>
+                                <w:sz w:val="18"/>
+                                <w:szCs w:val="18"/>
+                                <w:lang w:eastAsia="en-IN"/>
+                              </w:rPr>
+                              <w:t xml:space="preserve"> </w:t>
+                            </w:r>
+                            <w:proofErr w:type="spellStart"/>
+                            <w:r>
+                              <w:rPr>
+                                <w:rFonts w:eastAsia="Times New Roman" w:cstheme="minorHAnsi"/>
+                                <w:sz w:val="18"/>
+                                <w:szCs w:val="18"/>
+                                <w:lang w:eastAsia="en-IN"/>
+                              </w:rPr>
+                              <w:t>updateStatus</w:t>
+                            </w:r>
+                            <w:proofErr w:type="spellEnd"/>
+                            <w:r>
+                              <w:rPr>
+                                <w:rFonts w:eastAsia="Times New Roman" w:cstheme="minorHAnsi"/>
+                                <w:sz w:val="18"/>
+                                <w:szCs w:val="18"/>
+                                <w:lang w:eastAsia="en-IN"/>
+                              </w:rPr>
+                              <w:t>/:id</w:t>
                             </w:r>
                           </w:p>
                         </w:tc>
@@ -8748,7 +8696,7 @@
                                 <w:szCs w:val="18"/>
                                 <w:lang w:val="en-US"/>
                               </w:rPr>
-                              <w:t>Fetch Assessment by id</w:t>
+                              <w:t>Status Update</w:t>
                             </w:r>
                           </w:p>
                         </w:tc>
@@ -8764,6 +8712,14 @@
                                 <w:lang w:val="en-US"/>
                               </w:rPr>
                             </w:pPr>
+                            <w:r>
+                              <w:rPr>
+                                <w:sz w:val="18"/>
+                                <w:szCs w:val="18"/>
+                                <w:lang w:val="en-US"/>
+                              </w:rPr>
+                              <w:t xml:space="preserve">Assessment &gt; </w:t>
+                            </w:r>
                             <w:proofErr w:type="spellStart"/>
                             <w:r>
                               <w:rPr>
@@ -8771,17 +8727,9 @@
                                 <w:szCs w:val="18"/>
                                 <w:lang w:val="en-US"/>
                               </w:rPr>
-                              <w:t>ViewAssessment.jsx</w:t>
+                              <w:t>index.jsx</w:t>
                             </w:r>
                             <w:proofErr w:type="spellEnd"/>
-                            <w:r>
-                              <w:rPr>
-                                <w:sz w:val="18"/>
-                                <w:szCs w:val="18"/>
-                                <w:lang w:val="en-US"/>
-                              </w:rPr>
-                              <w:t>(Components)</w:t>
-                            </w:r>
                           </w:p>
                         </w:tc>
                         <w:tc>
@@ -8846,16 +8794,18 @@
                                 <w:szCs w:val="18"/>
                                 <w:lang w:val="en-US"/>
                               </w:rPr>
-                              <w:t>assessment/get</w:t>
-                            </w:r>
-                            <w:r>
-                              <w:rPr>
-                                <w:sz w:val="18"/>
-                                <w:szCs w:val="18"/>
-                                <w:lang w:val="en-US"/>
-                              </w:rPr>
-                              <w:t>/teacher/:username</w:t>
-                            </w:r>
+                              <w:t>assessment/</w:t>
+                            </w:r>
+                            <w:proofErr w:type="spellStart"/>
+                            <w:r>
+                              <w:rPr>
+                                <w:sz w:val="18"/>
+                                <w:szCs w:val="18"/>
+                                <w:lang w:val="en-US"/>
+                              </w:rPr>
+                              <w:t>getAll</w:t>
+                            </w:r>
+                            <w:proofErr w:type="spellEnd"/>
                           </w:p>
                         </w:tc>
                         <w:tc>
@@ -8876,31 +8826,7 @@
                                 <w:szCs w:val="18"/>
                                 <w:lang w:val="en-US"/>
                               </w:rPr>
-                              <w:t xml:space="preserve">Fetch </w:t>
-                            </w:r>
-                            <w:r>
-                              <w:rPr>
-                                <w:sz w:val="18"/>
-                                <w:szCs w:val="18"/>
-                                <w:lang w:val="en-US"/>
-                              </w:rPr>
-                              <w:t>Teacher’s</w:t>
-                            </w:r>
-                            <w:r>
-                              <w:rPr>
-                                <w:sz w:val="18"/>
-                                <w:szCs w:val="18"/>
-                                <w:lang w:val="en-US"/>
-                              </w:rPr>
-                              <w:t xml:space="preserve"> assessment by </w:t>
-                            </w:r>
-                            <w:r>
-                              <w:rPr>
-                                <w:sz w:val="18"/>
-                                <w:szCs w:val="18"/>
-                                <w:lang w:val="en-US"/>
-                              </w:rPr>
-                              <w:t>username</w:t>
+                              <w:t>Fetch All Assessment</w:t>
                             </w:r>
                           </w:p>
                         </w:tc>
@@ -8916,24 +8842,6 @@
                                 <w:lang w:val="en-US"/>
                               </w:rPr>
                             </w:pPr>
-                            <w:r>
-                              <w:rPr>
-                                <w:sz w:val="18"/>
-                                <w:szCs w:val="18"/>
-                                <w:lang w:val="en-US"/>
-                              </w:rPr>
-                              <w:t xml:space="preserve">Assessment &gt; </w:t>
-                            </w:r>
-                            <w:proofErr w:type="spellStart"/>
-                            <w:r>
-                              <w:rPr>
-                                <w:sz w:val="18"/>
-                                <w:szCs w:val="18"/>
-                                <w:lang w:val="en-US"/>
-                              </w:rPr>
-                              <w:t>index.jsx</w:t>
-                            </w:r>
-                            <w:proofErr w:type="spellEnd"/>
                           </w:p>
                         </w:tc>
                         <w:tc>
@@ -8948,14 +8856,6 @@
                                 <w:lang w:val="en-US"/>
                               </w:rPr>
                             </w:pPr>
-                            <w:r>
-                              <w:rPr>
-                                <w:sz w:val="18"/>
-                                <w:szCs w:val="18"/>
-                                <w:lang w:val="en-US"/>
-                              </w:rPr>
-                              <w:t>Done</w:t>
-                            </w:r>
                           </w:p>
                         </w:tc>
                       </w:tr>
@@ -8998,23 +8898,7 @@
                                 <w:szCs w:val="18"/>
                                 <w:lang w:val="en-US"/>
                               </w:rPr>
-                              <w:t>assessment/get</w:t>
-                            </w:r>
-                            <w:r>
-                              <w:rPr>
-                                <w:sz w:val="18"/>
-                                <w:szCs w:val="18"/>
-                                <w:lang w:val="en-US"/>
-                              </w:rPr>
-                              <w:t>/</w:t>
-                            </w:r>
-                            <w:r>
-                              <w:rPr>
-                                <w:sz w:val="18"/>
-                                <w:szCs w:val="18"/>
-                                <w:lang w:val="en-US"/>
-                              </w:rPr>
-                              <w:t>student</w:t>
+                              <w:t>assessment/get/:id</w:t>
                             </w:r>
                           </w:p>
                         </w:tc>
@@ -9036,16 +8920,22 @@
                                 <w:szCs w:val="18"/>
                                 <w:lang w:val="en-US"/>
                               </w:rPr>
-                              <w:t>Fetch Student’s all assessment</w:t>
-                            </w:r>
-                            <w:r>
-                              <w:rPr>
-                                <w:sz w:val="18"/>
-                                <w:szCs w:val="18"/>
-                                <w:lang w:val="en-US"/>
-                              </w:rPr>
-                              <w:t xml:space="preserve"> by </w:t>
-                            </w:r>
+                              <w:t>Fetch Assessment by id</w:t>
+                            </w:r>
+                          </w:p>
+                        </w:tc>
+                        <w:tc>
+                          <w:tcPr>
+                            <w:tcW w:w="2977" w:type="dxa"/>
+                          </w:tcPr>
+                          <w:p>
+                            <w:pPr>
+                              <w:rPr>
+                                <w:sz w:val="18"/>
+                                <w:szCs w:val="18"/>
+                                <w:lang w:val="en-US"/>
+                              </w:rPr>
+                            </w:pPr>
                             <w:proofErr w:type="spellStart"/>
                             <w:r>
                               <w:rPr>
@@ -9053,23 +8943,17 @@
                                 <w:szCs w:val="18"/>
                                 <w:lang w:val="en-US"/>
                               </w:rPr>
-                              <w:t>gradelevel</w:t>
+                              <w:t>ViewAssessment.jsx</w:t>
                             </w:r>
                             <w:proofErr w:type="spellEnd"/>
-                          </w:p>
-                        </w:tc>
-                        <w:tc>
-                          <w:tcPr>
-                            <w:tcW w:w="2977" w:type="dxa"/>
-                          </w:tcPr>
-                          <w:p>
-                            <w:pPr>
-                              <w:rPr>
-                                <w:sz w:val="18"/>
-                                <w:szCs w:val="18"/>
-                                <w:lang w:val="en-US"/>
-                              </w:rPr>
-                            </w:pPr>
+                            <w:r>
+                              <w:rPr>
+                                <w:sz w:val="18"/>
+                                <w:szCs w:val="18"/>
+                                <w:lang w:val="en-US"/>
+                              </w:rPr>
+                              <w:t>(Components)</w:t>
+                            </w:r>
                           </w:p>
                         </w:tc>
                         <w:tc>
@@ -9084,6 +8968,14 @@
                                 <w:lang w:val="en-US"/>
                               </w:rPr>
                             </w:pPr>
+                            <w:r>
+                              <w:rPr>
+                                <w:sz w:val="18"/>
+                                <w:szCs w:val="18"/>
+                                <w:lang w:val="en-US"/>
+                              </w:rPr>
+                              <w:t>Done</w:t>
+                            </w:r>
                           </w:p>
                         </w:tc>
                       </w:tr>
@@ -9126,7 +9018,15 @@
                                 <w:szCs w:val="18"/>
                                 <w:lang w:val="en-US"/>
                               </w:rPr>
-                              <w:t>assessment/delete/:id</w:t>
+                              <w:t>assessment/get</w:t>
+                            </w:r>
+                            <w:r>
+                              <w:rPr>
+                                <w:sz w:val="18"/>
+                                <w:szCs w:val="18"/>
+                                <w:lang w:val="en-US"/>
+                              </w:rPr>
+                              <w:t>/teacher/:username</w:t>
                             </w:r>
                           </w:p>
                         </w:tc>
@@ -9148,7 +9048,31 @@
                                 <w:szCs w:val="18"/>
                                 <w:lang w:val="en-US"/>
                               </w:rPr>
-                              <w:t>Delete Assessment</w:t>
+                              <w:t xml:space="preserve">Fetch </w:t>
+                            </w:r>
+                            <w:r>
+                              <w:rPr>
+                                <w:sz w:val="18"/>
+                                <w:szCs w:val="18"/>
+                                <w:lang w:val="en-US"/>
+                              </w:rPr>
+                              <w:t>Teacher’s</w:t>
+                            </w:r>
+                            <w:r>
+                              <w:rPr>
+                                <w:sz w:val="18"/>
+                                <w:szCs w:val="18"/>
+                                <w:lang w:val="en-US"/>
+                              </w:rPr>
+                              <w:t xml:space="preserve"> assessment by </w:t>
+                            </w:r>
+                            <w:r>
+                              <w:rPr>
+                                <w:sz w:val="18"/>
+                                <w:szCs w:val="18"/>
+                                <w:lang w:val="en-US"/>
+                              </w:rPr>
+                              <w:t>username</w:t>
                             </w:r>
                           </w:p>
                         </w:tc>
@@ -9203,31 +9127,6 @@
                                 <w:lang w:val="en-US"/>
                               </w:rPr>
                               <w:t>Done</w:t>
-                            </w:r>
-                          </w:p>
-                        </w:tc>
-                      </w:tr>
-                      <w:tr>
-                        <w:tc>
-                          <w:tcPr>
-                            <w:tcW w:w="10783" w:type="dxa"/>
-                            <w:gridSpan w:val="5"/>
-                          </w:tcPr>
-                          <w:p>
-                            <w:pPr>
-                              <w:rPr>
-                                <w:sz w:val="18"/>
-                                <w:szCs w:val="18"/>
-                                <w:lang w:val="en-US"/>
-                              </w:rPr>
-                            </w:pPr>
-                            <w:r>
-                              <w:rPr>
-                                <w:sz w:val="18"/>
-                                <w:szCs w:val="18"/>
-                                <w:lang w:val="en-US"/>
-                              </w:rPr>
-                              <w:t>Submission</w:t>
                             </w:r>
                           </w:p>
                         </w:tc>
@@ -9259,69 +9158,66 @@
                           </w:tcPr>
                           <w:p>
                             <w:pPr>
-                              <w:pStyle w:val="NoSpacing"/>
-                              <w:rPr>
-                                <w:color w:val="D4D4D4"/>
-                                <w:sz w:val="18"/>
-                                <w:szCs w:val="18"/>
-                                <w:lang w:eastAsia="en-IN"/>
-                              </w:rPr>
-                            </w:pPr>
-                            <w:r>
-                              <w:rPr>
-                                <w:sz w:val="18"/>
-                                <w:szCs w:val="18"/>
-                                <w:lang w:eastAsia="en-IN"/>
-                              </w:rPr>
-                              <w:t>submission/</w:t>
-                            </w:r>
-                            <w:r>
-                              <w:rPr>
-                                <w:sz w:val="18"/>
-                                <w:szCs w:val="18"/>
-                              </w:rPr>
-                              <w:t xml:space="preserve"> </w:t>
+                              <w:rPr>
+                                <w:sz w:val="18"/>
+                                <w:szCs w:val="18"/>
+                                <w:lang w:val="en-US"/>
+                              </w:rPr>
+                            </w:pPr>
+                            <w:r>
+                              <w:rPr>
+                                <w:sz w:val="18"/>
+                                <w:szCs w:val="18"/>
+                                <w:lang w:val="en-US"/>
+                              </w:rPr>
+                              <w:t>assessment/get</w:t>
+                            </w:r>
+                            <w:r>
+                              <w:rPr>
+                                <w:sz w:val="18"/>
+                                <w:szCs w:val="18"/>
+                                <w:lang w:val="en-US"/>
+                              </w:rPr>
+                              <w:t>/student</w:t>
+                            </w:r>
+                          </w:p>
+                        </w:tc>
+                        <w:tc>
+                          <w:tcPr>
+                            <w:tcW w:w="3118" w:type="dxa"/>
+                          </w:tcPr>
+                          <w:p>
+                            <w:pPr>
+                              <w:rPr>
+                                <w:sz w:val="18"/>
+                                <w:szCs w:val="18"/>
+                                <w:lang w:val="en-US"/>
+                              </w:rPr>
+                            </w:pPr>
+                            <w:r>
+                              <w:rPr>
+                                <w:sz w:val="18"/>
+                                <w:szCs w:val="18"/>
+                                <w:lang w:val="en-US"/>
+                              </w:rPr>
+                              <w:t>Fetch Student’s all assessment</w:t>
+                            </w:r>
+                            <w:r>
+                              <w:rPr>
+                                <w:sz w:val="18"/>
+                                <w:szCs w:val="18"/>
+                                <w:lang w:val="en-US"/>
+                              </w:rPr>
+                              <w:t xml:space="preserve"> by </w:t>
                             </w:r>
                             <w:proofErr w:type="spellStart"/>
                             <w:r>
                               <w:rPr>
                                 <w:sz w:val="18"/>
                                 <w:szCs w:val="18"/>
-                                <w:lang w:eastAsia="en-IN"/>
-                              </w:rPr>
-                              <w:t>submitAssessment</w:t>
-                            </w:r>
-                            <w:proofErr w:type="spellEnd"/>
-                          </w:p>
-                        </w:tc>
-                        <w:tc>
-                          <w:tcPr>
-                            <w:tcW w:w="3118" w:type="dxa"/>
-                          </w:tcPr>
-                          <w:p>
-                            <w:pPr>
-                              <w:rPr>
-                                <w:sz w:val="18"/>
-                                <w:szCs w:val="18"/>
-                                <w:lang w:val="en-US"/>
-                              </w:rPr>
-                            </w:pPr>
-                            <w:r>
-                              <w:rPr>
-                                <w:sz w:val="18"/>
-                                <w:szCs w:val="18"/>
-                                <w:lang w:val="en-US"/>
-                              </w:rPr>
-                              <w:t xml:space="preserve">Submit </w:t>
-                            </w:r>
-                            <w:proofErr w:type="spellStart"/>
-                            <w:r>
-                              <w:rPr>
-                                <w:sz w:val="18"/>
-                                <w:szCs w:val="18"/>
-                                <w:lang w:val="en-US"/>
-                              </w:rPr>
-                              <w:t>Assessmnet</w:t>
+                                <w:lang w:val="en-US"/>
+                              </w:rPr>
+                              <w:t>gradelevel</w:t>
                             </w:r>
                             <w:proofErr w:type="spellEnd"/>
                           </w:p>
@@ -9382,101 +9278,74 @@
                           </w:tcPr>
                           <w:p>
                             <w:pPr>
-                              <w:pStyle w:val="NoSpacing"/>
-                              <w:rPr>
-                                <w:color w:val="D4D4D4"/>
-                                <w:sz w:val="18"/>
-                                <w:szCs w:val="18"/>
-                                <w:lang w:eastAsia="en-IN"/>
-                              </w:rPr>
-                            </w:pPr>
-                            <w:r>
-                              <w:rPr>
-                                <w:sz w:val="18"/>
-                                <w:szCs w:val="18"/>
-                                <w:lang w:eastAsia="en-IN"/>
-                              </w:rPr>
-                              <w:t>submission/</w:t>
-                            </w:r>
-                            <w:r>
-                              <w:rPr>
-                                <w:sz w:val="18"/>
-                                <w:szCs w:val="18"/>
-                              </w:rPr>
-                              <w:t xml:space="preserve"> </w:t>
+                              <w:rPr>
+                                <w:sz w:val="18"/>
+                                <w:szCs w:val="18"/>
+                                <w:lang w:val="en-US"/>
+                              </w:rPr>
+                            </w:pPr>
+                            <w:r>
+                              <w:rPr>
+                                <w:sz w:val="18"/>
+                                <w:szCs w:val="18"/>
+                                <w:lang w:val="en-US"/>
+                              </w:rPr>
+                              <w:t>assessment/delete/:id</w:t>
+                            </w:r>
+                          </w:p>
+                        </w:tc>
+                        <w:tc>
+                          <w:tcPr>
+                            <w:tcW w:w="3118" w:type="dxa"/>
+                          </w:tcPr>
+                          <w:p>
+                            <w:pPr>
+                              <w:rPr>
+                                <w:sz w:val="18"/>
+                                <w:szCs w:val="18"/>
+                                <w:lang w:val="en-US"/>
+                              </w:rPr>
+                            </w:pPr>
+                            <w:r>
+                              <w:rPr>
+                                <w:sz w:val="18"/>
+                                <w:szCs w:val="18"/>
+                                <w:lang w:val="en-US"/>
+                              </w:rPr>
+                              <w:t>Delete Assessment</w:t>
+                            </w:r>
+                          </w:p>
+                        </w:tc>
+                        <w:tc>
+                          <w:tcPr>
+                            <w:tcW w:w="2977" w:type="dxa"/>
+                          </w:tcPr>
+                          <w:p>
+                            <w:pPr>
+                              <w:rPr>
+                                <w:sz w:val="18"/>
+                                <w:szCs w:val="18"/>
+                                <w:lang w:val="en-US"/>
+                              </w:rPr>
+                            </w:pPr>
+                            <w:r>
+                              <w:rPr>
+                                <w:sz w:val="18"/>
+                                <w:szCs w:val="18"/>
+                                <w:lang w:val="en-US"/>
+                              </w:rPr>
+                              <w:t xml:space="preserve">Assessment &gt; </w:t>
                             </w:r>
                             <w:proofErr w:type="spellStart"/>
                             <w:r>
                               <w:rPr>
                                 <w:sz w:val="18"/>
                                 <w:szCs w:val="18"/>
-                                <w:lang w:eastAsia="en-IN"/>
-                              </w:rPr>
-                              <w:t>getAll</w:t>
+                                <w:lang w:val="en-US"/>
+                              </w:rPr>
+                              <w:t>index.jsx</w:t>
                             </w:r>
                             <w:proofErr w:type="spellEnd"/>
-                            <w:r>
-                              <w:rPr>
-                                <w:sz w:val="18"/>
-                                <w:szCs w:val="18"/>
-                                <w:lang w:eastAsia="en-IN"/>
-                              </w:rPr>
-                              <w:t>/</w:t>
-                            </w:r>
-                            <w:proofErr w:type="spellStart"/>
-                            <w:r>
-                              <w:rPr>
-                                <w:sz w:val="18"/>
-                                <w:szCs w:val="18"/>
-                                <w:lang w:eastAsia="en-IN"/>
-                              </w:rPr>
-                              <w:t>studentRecord</w:t>
-                            </w:r>
-                            <w:proofErr w:type="spellEnd"/>
-                            <w:r>
-                              <w:rPr>
-                                <w:sz w:val="18"/>
-                                <w:szCs w:val="18"/>
-                                <w:lang w:eastAsia="en-IN"/>
-                              </w:rPr>
-                              <w:t>/:id</w:t>
-                            </w:r>
-                          </w:p>
-                        </w:tc>
-                        <w:tc>
-                          <w:tcPr>
-                            <w:tcW w:w="3118" w:type="dxa"/>
-                          </w:tcPr>
-                          <w:p>
-                            <w:pPr>
-                              <w:rPr>
-                                <w:sz w:val="18"/>
-                                <w:szCs w:val="18"/>
-                                <w:lang w:val="en-US"/>
-                              </w:rPr>
-                            </w:pPr>
-                            <w:r>
-                              <w:rPr>
-                                <w:sz w:val="18"/>
-                                <w:szCs w:val="18"/>
-                                <w:lang w:val="en-US"/>
-                              </w:rPr>
-                              <w:t>Fetch Student’s record</w:t>
-                            </w:r>
-                          </w:p>
-                        </w:tc>
-                        <w:tc>
-                          <w:tcPr>
-                            <w:tcW w:w="2977" w:type="dxa"/>
-                          </w:tcPr>
-                          <w:p>
-                            <w:pPr>
-                              <w:rPr>
-                                <w:sz w:val="18"/>
-                                <w:szCs w:val="18"/>
-                                <w:lang w:val="en-US"/>
-                              </w:rPr>
-                            </w:pPr>
                           </w:p>
                         </w:tc>
                         <w:tc>
@@ -9491,6 +9360,39 @@
                                 <w:lang w:val="en-US"/>
                               </w:rPr>
                             </w:pPr>
+                            <w:r>
+                              <w:rPr>
+                                <w:sz w:val="18"/>
+                                <w:szCs w:val="18"/>
+                                <w:lang w:val="en-US"/>
+                              </w:rPr>
+                              <w:t>Done</w:t>
+                            </w:r>
+                          </w:p>
+                        </w:tc>
+                      </w:tr>
+                      <w:tr>
+                        <w:tc>
+                          <w:tcPr>
+                            <w:tcW w:w="10783" w:type="dxa"/>
+                            <w:gridSpan w:val="5"/>
+                          </w:tcPr>
+                          <w:p>
+                            <w:pPr>
+                              <w:rPr>
+                                <w:sz w:val="18"/>
+                                <w:szCs w:val="18"/>
+                                <w:lang w:val="en-US"/>
+                              </w:rPr>
+                            </w:pPr>
+                            <w:r>
+                              <w:rPr>
+                                <w:sz w:val="18"/>
+                                <w:szCs w:val="18"/>
+                                <w:lang w:val="en-US"/>
+                              </w:rPr>
+                              <w:t>Submission</w:t>
+                            </w:r>
                           </w:p>
                         </w:tc>
                       </w:tr>
@@ -9537,6 +9439,13 @@
                               </w:rPr>
                               <w:t>submission/</w:t>
                             </w:r>
+                            <w:r>
+                              <w:rPr>
+                                <w:sz w:val="18"/>
+                                <w:szCs w:val="18"/>
+                              </w:rPr>
+                              <w:t xml:space="preserve"> </w:t>
+                            </w:r>
                             <w:proofErr w:type="spellStart"/>
                             <w:r>
                               <w:rPr>
@@ -9544,276 +9453,41 @@
                                 <w:szCs w:val="18"/>
                                 <w:lang w:eastAsia="en-IN"/>
                               </w:rPr>
-                              <w:t>getAll</w:t>
+                              <w:t>submitAssessment</w:t>
                             </w:r>
                             <w:proofErr w:type="spellEnd"/>
-                            <w:r>
-                              <w:rPr>
-                                <w:sz w:val="18"/>
-                                <w:szCs w:val="18"/>
-                                <w:lang w:eastAsia="en-IN"/>
-                              </w:rPr>
-                              <w:t>/</w:t>
+                          </w:p>
+                        </w:tc>
+                        <w:tc>
+                          <w:tcPr>
+                            <w:tcW w:w="3118" w:type="dxa"/>
+                          </w:tcPr>
+                          <w:p>
+                            <w:pPr>
+                              <w:rPr>
+                                <w:sz w:val="18"/>
+                                <w:szCs w:val="18"/>
+                                <w:lang w:val="en-US"/>
+                              </w:rPr>
+                            </w:pPr>
+                            <w:r>
+                              <w:rPr>
+                                <w:sz w:val="18"/>
+                                <w:szCs w:val="18"/>
+                                <w:lang w:val="en-US"/>
+                              </w:rPr>
+                              <w:t xml:space="preserve">Submit </w:t>
                             </w:r>
                             <w:proofErr w:type="spellStart"/>
                             <w:r>
                               <w:rPr>
                                 <w:sz w:val="18"/>
                                 <w:szCs w:val="18"/>
-                                <w:lang w:eastAsia="en-IN"/>
-                              </w:rPr>
-                              <w:t>assessmentRecord</w:t>
+                                <w:lang w:val="en-US"/>
+                              </w:rPr>
+                              <w:t>Assessmnet</w:t>
                             </w:r>
                             <w:proofErr w:type="spellEnd"/>
-                            <w:r>
-                              <w:rPr>
-                                <w:sz w:val="18"/>
-                                <w:szCs w:val="18"/>
-                                <w:lang w:eastAsia="en-IN"/>
-                              </w:rPr>
-                              <w:t>/:id</w:t>
-                            </w:r>
-                          </w:p>
-                        </w:tc>
-                        <w:tc>
-                          <w:tcPr>
-                            <w:tcW w:w="3118" w:type="dxa"/>
-                          </w:tcPr>
-                          <w:p>
-                            <w:pPr>
-                              <w:rPr>
-                                <w:sz w:val="18"/>
-                                <w:szCs w:val="18"/>
-                                <w:lang w:val="en-US"/>
-                              </w:rPr>
-                            </w:pPr>
-                            <w:r>
-                              <w:rPr>
-                                <w:sz w:val="18"/>
-                                <w:szCs w:val="18"/>
-                                <w:lang w:val="en-US"/>
-                              </w:rPr>
-                              <w:t>Fetch Assessment’s record</w:t>
-                            </w:r>
-                          </w:p>
-                        </w:tc>
-                        <w:tc>
-                          <w:tcPr>
-                            <w:tcW w:w="2977" w:type="dxa"/>
-                          </w:tcPr>
-                          <w:p>
-                            <w:pPr>
-                              <w:rPr>
-                                <w:sz w:val="18"/>
-                                <w:szCs w:val="18"/>
-                                <w:lang w:val="en-US"/>
-                              </w:rPr>
-                            </w:pPr>
-                          </w:p>
-                        </w:tc>
-                        <w:tc>
-                          <w:tcPr>
-                            <w:tcW w:w="752" w:type="dxa"/>
-                          </w:tcPr>
-                          <w:p>
-                            <w:pPr>
-                              <w:rPr>
-                                <w:sz w:val="18"/>
-                                <w:szCs w:val="18"/>
-                                <w:lang w:val="en-US"/>
-                              </w:rPr>
-                            </w:pPr>
-                          </w:p>
-                        </w:tc>
-                      </w:tr>
-                      <w:tr>
-                        <w:tc>
-                          <w:tcPr>
-                            <w:tcW w:w="555" w:type="dxa"/>
-                          </w:tcPr>
-                          <w:p>
-                            <w:pPr>
-                              <w:jc w:val="both"/>
-                              <w:rPr>
-                                <w:sz w:val="18"/>
-                                <w:szCs w:val="18"/>
-                                <w:lang w:val="en-US"/>
-                              </w:rPr>
-                            </w:pPr>
-                          </w:p>
-                        </w:tc>
-                        <w:tc>
-                          <w:tcPr>
-                            <w:tcW w:w="3381" w:type="dxa"/>
-                          </w:tcPr>
-                          <w:p>
-                            <w:pPr>
-                              <w:rPr>
-                                <w:sz w:val="18"/>
-                                <w:szCs w:val="18"/>
-                                <w:lang w:val="en-US"/>
-                              </w:rPr>
-                            </w:pPr>
-                          </w:p>
-                        </w:tc>
-                        <w:tc>
-                          <w:tcPr>
-                            <w:tcW w:w="3118" w:type="dxa"/>
-                          </w:tcPr>
-                          <w:p>
-                            <w:pPr>
-                              <w:rPr>
-                                <w:sz w:val="18"/>
-                                <w:szCs w:val="18"/>
-                                <w:lang w:val="en-US"/>
-                              </w:rPr>
-                            </w:pPr>
-                          </w:p>
-                        </w:tc>
-                        <w:tc>
-                          <w:tcPr>
-                            <w:tcW w:w="2977" w:type="dxa"/>
-                          </w:tcPr>
-                          <w:p>
-                            <w:pPr>
-                              <w:rPr>
-                                <w:sz w:val="18"/>
-                                <w:szCs w:val="18"/>
-                                <w:lang w:val="en-US"/>
-                              </w:rPr>
-                            </w:pPr>
-                          </w:p>
-                        </w:tc>
-                        <w:tc>
-                          <w:tcPr>
-                            <w:tcW w:w="752" w:type="dxa"/>
-                          </w:tcPr>
-                          <w:p>
-                            <w:pPr>
-                              <w:rPr>
-                                <w:sz w:val="18"/>
-                                <w:szCs w:val="18"/>
-                                <w:lang w:val="en-US"/>
-                              </w:rPr>
-                            </w:pPr>
-                          </w:p>
-                        </w:tc>
-                      </w:tr>
-                      <w:tr>
-                        <w:tc>
-                          <w:tcPr>
-                            <w:tcW w:w="555" w:type="dxa"/>
-                          </w:tcPr>
-                          <w:p>
-                            <w:pPr>
-                              <w:jc w:val="both"/>
-                              <w:rPr>
-                                <w:sz w:val="18"/>
-                                <w:szCs w:val="18"/>
-                                <w:lang w:val="en-US"/>
-                              </w:rPr>
-                            </w:pPr>
-                          </w:p>
-                        </w:tc>
-                        <w:tc>
-                          <w:tcPr>
-                            <w:tcW w:w="3381" w:type="dxa"/>
-                          </w:tcPr>
-                          <w:p>
-                            <w:pPr>
-                              <w:rPr>
-                                <w:sz w:val="18"/>
-                                <w:szCs w:val="18"/>
-                                <w:lang w:val="en-US"/>
-                              </w:rPr>
-                            </w:pPr>
-                          </w:p>
-                        </w:tc>
-                        <w:tc>
-                          <w:tcPr>
-                            <w:tcW w:w="3118" w:type="dxa"/>
-                          </w:tcPr>
-                          <w:p>
-                            <w:pPr>
-                              <w:rPr>
-                                <w:sz w:val="18"/>
-                                <w:szCs w:val="18"/>
-                                <w:lang w:val="en-US"/>
-                              </w:rPr>
-                            </w:pPr>
-                          </w:p>
-                        </w:tc>
-                        <w:tc>
-                          <w:tcPr>
-                            <w:tcW w:w="2977" w:type="dxa"/>
-                          </w:tcPr>
-                          <w:p>
-                            <w:pPr>
-                              <w:rPr>
-                                <w:sz w:val="18"/>
-                                <w:szCs w:val="18"/>
-                                <w:lang w:val="en-US"/>
-                              </w:rPr>
-                            </w:pPr>
-                          </w:p>
-                        </w:tc>
-                        <w:tc>
-                          <w:tcPr>
-                            <w:tcW w:w="752" w:type="dxa"/>
-                          </w:tcPr>
-                          <w:p>
-                            <w:pPr>
-                              <w:rPr>
-                                <w:sz w:val="18"/>
-                                <w:szCs w:val="18"/>
-                                <w:lang w:val="en-US"/>
-                              </w:rPr>
-                            </w:pPr>
-                          </w:p>
-                        </w:tc>
-                      </w:tr>
-                      <w:tr>
-                        <w:tc>
-                          <w:tcPr>
-                            <w:tcW w:w="555" w:type="dxa"/>
-                          </w:tcPr>
-                          <w:p>
-                            <w:pPr>
-                              <w:jc w:val="both"/>
-                              <w:rPr>
-                                <w:sz w:val="18"/>
-                                <w:szCs w:val="18"/>
-                                <w:lang w:val="en-US"/>
-                              </w:rPr>
-                            </w:pPr>
-                          </w:p>
-                        </w:tc>
-                        <w:tc>
-                          <w:tcPr>
-                            <w:tcW w:w="3381" w:type="dxa"/>
-                          </w:tcPr>
-                          <w:p>
-                            <w:pPr>
-                              <w:rPr>
-                                <w:sz w:val="18"/>
-                                <w:szCs w:val="18"/>
-                                <w:lang w:val="en-US"/>
-                              </w:rPr>
-                            </w:pPr>
-                          </w:p>
-                        </w:tc>
-                        <w:tc>
-                          <w:tcPr>
-                            <w:tcW w:w="3118" w:type="dxa"/>
-                          </w:tcPr>
-                          <w:p>
-                            <w:pPr>
-                              <w:rPr>
-                                <w:sz w:val="18"/>
-                                <w:szCs w:val="18"/>
-                                <w:lang w:val="en-US"/>
-                              </w:rPr>
-                            </w:pPr>
                           </w:p>
                         </w:tc>
                         <w:tc>
@@ -9872,30 +9546,65 @@
                           </w:tcPr>
                           <w:p>
                             <w:pPr>
-                              <w:rPr>
-                                <w:sz w:val="18"/>
-                                <w:szCs w:val="18"/>
-                                <w:lang w:val="en-US"/>
-                              </w:rPr>
-                            </w:pPr>
-                            <w:r>
-                              <w:rPr>
-                                <w:sz w:val="18"/>
-                                <w:szCs w:val="18"/>
-                                <w:lang w:val="en-US"/>
-                              </w:rPr>
-                              <w:t>template/</w:t>
+                              <w:pStyle w:val="NoSpacing"/>
+                              <w:rPr>
+                                <w:color w:val="D4D4D4"/>
+                                <w:sz w:val="18"/>
+                                <w:szCs w:val="18"/>
+                                <w:lang w:eastAsia="en-IN"/>
+                              </w:rPr>
+                            </w:pPr>
+                            <w:r>
+                              <w:rPr>
+                                <w:sz w:val="18"/>
+                                <w:szCs w:val="18"/>
+                                <w:lang w:eastAsia="en-IN"/>
+                              </w:rPr>
+                              <w:t>submission/</w:t>
+                            </w:r>
+                            <w:r>
+                              <w:rPr>
+                                <w:sz w:val="18"/>
+                                <w:szCs w:val="18"/>
+                              </w:rPr>
+                              <w:t xml:space="preserve"> </w:t>
                             </w:r>
                             <w:proofErr w:type="spellStart"/>
                             <w:r>
                               <w:rPr>
                                 <w:sz w:val="18"/>
                                 <w:szCs w:val="18"/>
-                                <w:lang w:val="en-US"/>
+                                <w:lang w:eastAsia="en-IN"/>
                               </w:rPr>
                               <w:t>getAll</w:t>
                             </w:r>
                             <w:proofErr w:type="spellEnd"/>
+                            <w:r>
+                              <w:rPr>
+                                <w:sz w:val="18"/>
+                                <w:szCs w:val="18"/>
+                                <w:lang w:eastAsia="en-IN"/>
+                              </w:rPr>
+                              <w:t>/</w:t>
+                            </w:r>
+                            <w:proofErr w:type="spellStart"/>
+                            <w:r>
+                              <w:rPr>
+                                <w:sz w:val="18"/>
+                                <w:szCs w:val="18"/>
+                                <w:lang w:eastAsia="en-IN"/>
+                              </w:rPr>
+                              <w:t>studentRecord</w:t>
+                            </w:r>
+                            <w:proofErr w:type="spellEnd"/>
+                            <w:r>
+                              <w:rPr>
+                                <w:sz w:val="18"/>
+                                <w:szCs w:val="18"/>
+                                <w:lang w:eastAsia="en-IN"/>
+                              </w:rPr>
+                              <w:t>/:id</w:t>
+                            </w:r>
                           </w:p>
                         </w:tc>
                         <w:tc>
@@ -9916,7 +9625,7 @@
                                 <w:szCs w:val="18"/>
                                 <w:lang w:val="en-US"/>
                               </w:rPr>
-                              <w:t>Fetch All Templates</w:t>
+                              <w:t>Fetch Student’s record</w:t>
                             </w:r>
                           </w:p>
                         </w:tc>
@@ -9932,14 +9641,6 @@
                                 <w:lang w:val="en-US"/>
                               </w:rPr>
                             </w:pPr>
-                            <w:r>
-                              <w:rPr>
-                                <w:sz w:val="18"/>
-                                <w:szCs w:val="18"/>
-                                <w:lang w:val="en-US"/>
-                              </w:rPr>
-                              <w:t>Assessment &gt; Create (for dropdown)</w:t>
-                            </w:r>
                           </w:p>
                         </w:tc>
                         <w:tc>
@@ -9954,14 +9655,6 @@
                                 <w:lang w:val="en-US"/>
                               </w:rPr>
                             </w:pPr>
-                            <w:r>
-                              <w:rPr>
-                                <w:sz w:val="18"/>
-                                <w:szCs w:val="18"/>
-                                <w:lang w:val="en-US"/>
-                              </w:rPr>
-                              <w:t>Done</w:t>
-                            </w:r>
                           </w:p>
                         </w:tc>
                       </w:tr>
@@ -9992,19 +9685,57 @@
                           </w:tcPr>
                           <w:p>
                             <w:pPr>
-                              <w:rPr>
-                                <w:sz w:val="18"/>
-                                <w:szCs w:val="18"/>
-                                <w:lang w:val="en-US"/>
-                              </w:rPr>
-                            </w:pPr>
-                            <w:r>
-                              <w:rPr>
-                                <w:sz w:val="18"/>
-                                <w:szCs w:val="18"/>
-                                <w:lang w:val="en-US"/>
-                              </w:rPr>
-                              <w:t>template/get/:id</w:t>
+                              <w:pStyle w:val="NoSpacing"/>
+                              <w:rPr>
+                                <w:color w:val="D4D4D4"/>
+                                <w:sz w:val="18"/>
+                                <w:szCs w:val="18"/>
+                                <w:lang w:eastAsia="en-IN"/>
+                              </w:rPr>
+                            </w:pPr>
+                            <w:r>
+                              <w:rPr>
+                                <w:sz w:val="18"/>
+                                <w:szCs w:val="18"/>
+                                <w:lang w:eastAsia="en-IN"/>
+                              </w:rPr>
+                              <w:t>submission/</w:t>
+                            </w:r>
+                            <w:proofErr w:type="spellStart"/>
+                            <w:r>
+                              <w:rPr>
+                                <w:sz w:val="18"/>
+                                <w:szCs w:val="18"/>
+                                <w:lang w:eastAsia="en-IN"/>
+                              </w:rPr>
+                              <w:t>getAll</w:t>
+                            </w:r>
+                            <w:proofErr w:type="spellEnd"/>
+                            <w:r>
+                              <w:rPr>
+                                <w:sz w:val="18"/>
+                                <w:szCs w:val="18"/>
+                                <w:lang w:eastAsia="en-IN"/>
+                              </w:rPr>
+                              <w:t>/</w:t>
+                            </w:r>
+                            <w:proofErr w:type="spellStart"/>
+                            <w:r>
+                              <w:rPr>
+                                <w:sz w:val="18"/>
+                                <w:szCs w:val="18"/>
+                                <w:lang w:eastAsia="en-IN"/>
+                              </w:rPr>
+                              <w:t>assessmentRecord</w:t>
+                            </w:r>
+                            <w:proofErr w:type="spellEnd"/>
+                            <w:r>
+                              <w:rPr>
+                                <w:sz w:val="18"/>
+                                <w:szCs w:val="18"/>
+                                <w:lang w:eastAsia="en-IN"/>
+                              </w:rPr>
+                              <w:t>/:id</w:t>
                             </w:r>
                           </w:p>
                         </w:tc>
@@ -10026,7 +9757,7 @@
                                 <w:szCs w:val="18"/>
                                 <w:lang w:val="en-US"/>
                               </w:rPr>
-                              <w:t>Fetch Data of particular id</w:t>
+                              <w:t>Fetch Assessment’s record</w:t>
                             </w:r>
                           </w:p>
                         </w:tc>
@@ -10042,14 +9773,6 @@
                                 <w:lang w:val="en-US"/>
                               </w:rPr>
                             </w:pPr>
-                            <w:r>
-                              <w:rPr>
-                                <w:sz w:val="18"/>
-                                <w:szCs w:val="18"/>
-                                <w:lang w:val="en-US"/>
-                              </w:rPr>
-                              <w:t>Assessment &gt; Create</w:t>
-                            </w:r>
                           </w:p>
                         </w:tc>
                         <w:tc>
@@ -10064,14 +9787,225 @@
                                 <w:lang w:val="en-US"/>
                               </w:rPr>
                             </w:pPr>
-                            <w:r>
-                              <w:rPr>
-                                <w:sz w:val="18"/>
-                                <w:szCs w:val="18"/>
-                                <w:lang w:val="en-US"/>
-                              </w:rPr>
-                              <w:t>Done</w:t>
-                            </w:r>
+                          </w:p>
+                        </w:tc>
+                      </w:tr>
+                      <w:tr>
+                        <w:tc>
+                          <w:tcPr>
+                            <w:tcW w:w="555" w:type="dxa"/>
+                          </w:tcPr>
+                          <w:p>
+                            <w:pPr>
+                              <w:jc w:val="both"/>
+                              <w:rPr>
+                                <w:sz w:val="18"/>
+                                <w:szCs w:val="18"/>
+                                <w:lang w:val="en-US"/>
+                              </w:rPr>
+                            </w:pPr>
+                          </w:p>
+                        </w:tc>
+                        <w:tc>
+                          <w:tcPr>
+                            <w:tcW w:w="3381" w:type="dxa"/>
+                          </w:tcPr>
+                          <w:p>
+                            <w:pPr>
+                              <w:rPr>
+                                <w:sz w:val="18"/>
+                                <w:szCs w:val="18"/>
+                                <w:lang w:val="en-US"/>
+                              </w:rPr>
+                            </w:pPr>
+                          </w:p>
+                        </w:tc>
+                        <w:tc>
+                          <w:tcPr>
+                            <w:tcW w:w="3118" w:type="dxa"/>
+                          </w:tcPr>
+                          <w:p>
+                            <w:pPr>
+                              <w:rPr>
+                                <w:sz w:val="18"/>
+                                <w:szCs w:val="18"/>
+                                <w:lang w:val="en-US"/>
+                              </w:rPr>
+                            </w:pPr>
+                          </w:p>
+                        </w:tc>
+                        <w:tc>
+                          <w:tcPr>
+                            <w:tcW w:w="2977" w:type="dxa"/>
+                          </w:tcPr>
+                          <w:p>
+                            <w:pPr>
+                              <w:rPr>
+                                <w:sz w:val="18"/>
+                                <w:szCs w:val="18"/>
+                                <w:lang w:val="en-US"/>
+                              </w:rPr>
+                            </w:pPr>
+                          </w:p>
+                        </w:tc>
+                        <w:tc>
+                          <w:tcPr>
+                            <w:tcW w:w="752" w:type="dxa"/>
+                          </w:tcPr>
+                          <w:p>
+                            <w:pPr>
+                              <w:rPr>
+                                <w:sz w:val="18"/>
+                                <w:szCs w:val="18"/>
+                                <w:lang w:val="en-US"/>
+                              </w:rPr>
+                            </w:pPr>
+                          </w:p>
+                        </w:tc>
+                      </w:tr>
+                      <w:tr>
+                        <w:tc>
+                          <w:tcPr>
+                            <w:tcW w:w="555" w:type="dxa"/>
+                          </w:tcPr>
+                          <w:p>
+                            <w:pPr>
+                              <w:jc w:val="both"/>
+                              <w:rPr>
+                                <w:sz w:val="18"/>
+                                <w:szCs w:val="18"/>
+                                <w:lang w:val="en-US"/>
+                              </w:rPr>
+                            </w:pPr>
+                          </w:p>
+                        </w:tc>
+                        <w:tc>
+                          <w:tcPr>
+                            <w:tcW w:w="3381" w:type="dxa"/>
+                          </w:tcPr>
+                          <w:p>
+                            <w:pPr>
+                              <w:rPr>
+                                <w:sz w:val="18"/>
+                                <w:szCs w:val="18"/>
+                                <w:lang w:val="en-US"/>
+                              </w:rPr>
+                            </w:pPr>
+                          </w:p>
+                        </w:tc>
+                        <w:tc>
+                          <w:tcPr>
+                            <w:tcW w:w="3118" w:type="dxa"/>
+                          </w:tcPr>
+                          <w:p>
+                            <w:pPr>
+                              <w:rPr>
+                                <w:sz w:val="18"/>
+                                <w:szCs w:val="18"/>
+                                <w:lang w:val="en-US"/>
+                              </w:rPr>
+                            </w:pPr>
+                          </w:p>
+                        </w:tc>
+                        <w:tc>
+                          <w:tcPr>
+                            <w:tcW w:w="2977" w:type="dxa"/>
+                          </w:tcPr>
+                          <w:p>
+                            <w:pPr>
+                              <w:rPr>
+                                <w:sz w:val="18"/>
+                                <w:szCs w:val="18"/>
+                                <w:lang w:val="en-US"/>
+                              </w:rPr>
+                            </w:pPr>
+                          </w:p>
+                        </w:tc>
+                        <w:tc>
+                          <w:tcPr>
+                            <w:tcW w:w="752" w:type="dxa"/>
+                          </w:tcPr>
+                          <w:p>
+                            <w:pPr>
+                              <w:rPr>
+                                <w:sz w:val="18"/>
+                                <w:szCs w:val="18"/>
+                                <w:lang w:val="en-US"/>
+                              </w:rPr>
+                            </w:pPr>
+                          </w:p>
+                        </w:tc>
+                      </w:tr>
+                      <w:tr>
+                        <w:tc>
+                          <w:tcPr>
+                            <w:tcW w:w="555" w:type="dxa"/>
+                          </w:tcPr>
+                          <w:p>
+                            <w:pPr>
+                              <w:jc w:val="both"/>
+                              <w:rPr>
+                                <w:sz w:val="18"/>
+                                <w:szCs w:val="18"/>
+                                <w:lang w:val="en-US"/>
+                              </w:rPr>
+                            </w:pPr>
+                          </w:p>
+                        </w:tc>
+                        <w:tc>
+                          <w:tcPr>
+                            <w:tcW w:w="3381" w:type="dxa"/>
+                          </w:tcPr>
+                          <w:p>
+                            <w:pPr>
+                              <w:rPr>
+                                <w:sz w:val="18"/>
+                                <w:szCs w:val="18"/>
+                                <w:lang w:val="en-US"/>
+                              </w:rPr>
+                            </w:pPr>
+                          </w:p>
+                        </w:tc>
+                        <w:tc>
+                          <w:tcPr>
+                            <w:tcW w:w="3118" w:type="dxa"/>
+                          </w:tcPr>
+                          <w:p>
+                            <w:pPr>
+                              <w:rPr>
+                                <w:sz w:val="18"/>
+                                <w:szCs w:val="18"/>
+                                <w:lang w:val="en-US"/>
+                              </w:rPr>
+                            </w:pPr>
+                          </w:p>
+                        </w:tc>
+                        <w:tc>
+                          <w:tcPr>
+                            <w:tcW w:w="2977" w:type="dxa"/>
+                          </w:tcPr>
+                          <w:p>
+                            <w:pPr>
+                              <w:rPr>
+                                <w:sz w:val="18"/>
+                                <w:szCs w:val="18"/>
+                                <w:lang w:val="en-US"/>
+                              </w:rPr>
+                            </w:pPr>
+                          </w:p>
+                        </w:tc>
+                        <w:tc>
+                          <w:tcPr>
+                            <w:tcW w:w="752" w:type="dxa"/>
+                          </w:tcPr>
+                          <w:p>
+                            <w:pPr>
+                              <w:rPr>
+                                <w:sz w:val="18"/>
+                                <w:szCs w:val="18"/>
+                                <w:lang w:val="en-US"/>
+                              </w:rPr>
+                            </w:pPr>
                           </w:p>
                         </w:tc>
                       </w:tr>

--- a/Qgenie Docs.docx
+++ b/Qgenie Docs.docx
@@ -4155,15 +4155,33 @@
                                       <w:szCs w:val="18"/>
                                       <w:lang w:val="en-US"/>
                                     </w:rPr>
-                                    <w:t>assessment/get</w:t>
-                                  </w:r>
-                                  <w:r>
-                                    <w:rPr>
-                                      <w:sz w:val="18"/>
-                                      <w:szCs w:val="18"/>
-                                      <w:lang w:val="en-US"/>
-                                    </w:rPr>
-                                    <w:t>/teacher/:username</w:t>
+                                    <w:t>assessment/</w:t>
+                                  </w:r>
+                                  <w:proofErr w:type="spellStart"/>
+                                  <w:r>
+                                    <w:rPr>
+                                      <w:sz w:val="18"/>
+                                      <w:szCs w:val="18"/>
+                                      <w:lang w:val="en-US"/>
+                                    </w:rPr>
+                                    <w:t>get</w:t>
+                                  </w:r>
+                                  <w:r>
+                                    <w:rPr>
+                                      <w:sz w:val="18"/>
+                                      <w:szCs w:val="18"/>
+                                      <w:lang w:val="en-US"/>
+                                    </w:rPr>
+                                    <w:t>teacher</w:t>
+                                  </w:r>
+                                  <w:proofErr w:type="spellEnd"/>
+                                  <w:r>
+                                    <w:rPr>
+                                      <w:sz w:val="18"/>
+                                      <w:szCs w:val="18"/>
+                                      <w:lang w:val="en-US"/>
+                                    </w:rPr>
+                                    <w:t>/:username</w:t>
                                   </w:r>
                                 </w:p>
                               </w:tc>
@@ -4307,16 +4325,34 @@
                                       <w:szCs w:val="18"/>
                                       <w:lang w:val="en-US"/>
                                     </w:rPr>
-                                    <w:t>assessment/get</w:t>
-                                  </w:r>
-                                  <w:r>
-                                    <w:rPr>
-                                      <w:sz w:val="18"/>
-                                      <w:szCs w:val="18"/>
-                                      <w:lang w:val="en-US"/>
-                                    </w:rPr>
-                                    <w:t>/student</w:t>
-                                  </w:r>
+                                    <w:t>assessment/</w:t>
+                                  </w:r>
+                                  <w:proofErr w:type="spellStart"/>
+                                  <w:r>
+                                    <w:rPr>
+                                      <w:sz w:val="18"/>
+                                      <w:szCs w:val="18"/>
+                                      <w:lang w:val="en-US"/>
+                                    </w:rPr>
+                                    <w:t>get</w:t>
+                                  </w:r>
+                                  <w:r>
+                                    <w:rPr>
+                                      <w:sz w:val="18"/>
+                                      <w:szCs w:val="18"/>
+                                      <w:lang w:val="en-US"/>
+                                    </w:rPr>
+                                    <w:t>S</w:t>
+                                  </w:r>
+                                  <w:r>
+                                    <w:rPr>
+                                      <w:sz w:val="18"/>
+                                      <w:szCs w:val="18"/>
+                                      <w:lang w:val="en-US"/>
+                                    </w:rPr>
+                                    <w:t>tudent</w:t>
+                                  </w:r>
+                                  <w:proofErr w:type="spellEnd"/>
                                 </w:p>
                               </w:tc>
                               <w:tc>
@@ -4357,6 +4393,280 @@
                                     <w:t>gradelevel</w:t>
                                   </w:r>
                                   <w:proofErr w:type="spellEnd"/>
+                                </w:p>
+                              </w:tc>
+                              <w:tc>
+                                <w:tcPr>
+                                  <w:tcW w:w="2977" w:type="dxa"/>
+                                </w:tcPr>
+                                <w:p>
+                                  <w:pPr>
+                                    <w:rPr>
+                                      <w:sz w:val="18"/>
+                                      <w:szCs w:val="18"/>
+                                      <w:lang w:val="en-US"/>
+                                    </w:rPr>
+                                  </w:pPr>
+                                  <w:r>
+                                    <w:rPr>
+                                      <w:sz w:val="18"/>
+                                      <w:szCs w:val="18"/>
+                                      <w:lang w:val="en-US"/>
+                                    </w:rPr>
+                                    <w:t xml:space="preserve">Student &gt; Assessment &gt; </w:t>
+                                  </w:r>
+                                  <w:proofErr w:type="spellStart"/>
+                                  <w:r>
+                                    <w:rPr>
+                                      <w:sz w:val="18"/>
+                                      <w:szCs w:val="18"/>
+                                      <w:lang w:val="en-US"/>
+                                    </w:rPr>
+                                    <w:t>index.jsx</w:t>
+                                  </w:r>
+                                  <w:proofErr w:type="spellEnd"/>
+                                </w:p>
+                              </w:tc>
+                              <w:tc>
+                                <w:tcPr>
+                                  <w:tcW w:w="752" w:type="dxa"/>
+                                </w:tcPr>
+                                <w:p>
+                                  <w:pPr>
+                                    <w:rPr>
+                                      <w:sz w:val="18"/>
+                                      <w:szCs w:val="18"/>
+                                      <w:lang w:val="en-US"/>
+                                    </w:rPr>
+                                  </w:pPr>
+                                  <w:r>
+                                    <w:rPr>
+                                      <w:sz w:val="18"/>
+                                      <w:szCs w:val="18"/>
+                                      <w:lang w:val="en-US"/>
+                                    </w:rPr>
+                                    <w:t>Done</w:t>
+                                  </w:r>
+                                </w:p>
+                              </w:tc>
+                            </w:tr>
+                            <w:tr>
+                              <w:tc>
+                                <w:tcPr>
+                                  <w:tcW w:w="555" w:type="dxa"/>
+                                </w:tcPr>
+                                <w:p>
+                                  <w:pPr>
+                                    <w:pStyle w:val="ListParagraph"/>
+                                    <w:numPr>
+                                      <w:ilvl w:val="0"/>
+                                      <w:numId w:val="3"/>
+                                    </w:numPr>
+                                    <w:jc w:val="both"/>
+                                    <w:rPr>
+                                      <w:sz w:val="18"/>
+                                      <w:szCs w:val="18"/>
+                                      <w:lang w:val="en-US"/>
+                                    </w:rPr>
+                                  </w:pPr>
+                                </w:p>
+                              </w:tc>
+                              <w:tc>
+                                <w:tcPr>
+                                  <w:tcW w:w="3381" w:type="dxa"/>
+                                  <w:shd w:val="clear" w:color="auto" w:fill="FFFFFF" w:themeFill="background1"/>
+                                </w:tcPr>
+                                <w:p>
+                                  <w:pPr>
+                                    <w:pStyle w:val="NoSpacing"/>
+                                    <w:rPr>
+                                      <w:color w:val="D4D4D4"/>
+                                      <w:sz w:val="18"/>
+                                      <w:szCs w:val="18"/>
+                                      <w:lang w:eastAsia="en-IN"/>
+                                    </w:rPr>
+                                  </w:pPr>
+                                  <w:r>
+                                    <w:rPr>
+                                      <w:sz w:val="18"/>
+                                      <w:szCs w:val="18"/>
+                                      <w:lang w:eastAsia="en-IN"/>
+                                    </w:rPr>
+                                    <w:t>/get/</w:t>
+                                  </w:r>
+                                  <w:proofErr w:type="spellStart"/>
+                                  <w:r>
+                                    <w:rPr>
+                                      <w:sz w:val="18"/>
+                                      <w:szCs w:val="18"/>
+                                      <w:lang w:eastAsia="en-IN"/>
+                                    </w:rPr>
+                                    <w:t>studentAssessment</w:t>
+                                  </w:r>
+                                  <w:proofErr w:type="spellEnd"/>
+                                  <w:r>
+                                    <w:rPr>
+                                      <w:sz w:val="18"/>
+                                      <w:szCs w:val="18"/>
+                                      <w:lang w:eastAsia="en-IN"/>
+                                    </w:rPr>
+                                    <w:t>/:id</w:t>
+                                  </w:r>
+                                </w:p>
+                              </w:tc>
+                              <w:tc>
+                                <w:tcPr>
+                                  <w:tcW w:w="3118" w:type="dxa"/>
+                                </w:tcPr>
+                                <w:p>
+                                  <w:pPr>
+                                    <w:rPr>
+                                      <w:sz w:val="18"/>
+                                      <w:szCs w:val="18"/>
+                                      <w:lang w:val="en-US"/>
+                                    </w:rPr>
+                                  </w:pPr>
+                                  <w:r>
+                                    <w:rPr>
+                                      <w:sz w:val="18"/>
+                                      <w:szCs w:val="18"/>
+                                      <w:lang w:val="en-US"/>
+                                    </w:rPr>
+                                    <w:t>Fetch assessment by id leaving answer field</w:t>
+                                  </w:r>
+                                </w:p>
+                              </w:tc>
+                              <w:tc>
+                                <w:tcPr>
+                                  <w:tcW w:w="2977" w:type="dxa"/>
+                                </w:tcPr>
+                                <w:p>
+                                  <w:pPr>
+                                    <w:rPr>
+                                      <w:sz w:val="18"/>
+                                      <w:szCs w:val="18"/>
+                                      <w:lang w:val="en-US"/>
+                                    </w:rPr>
+                                  </w:pPr>
+                                  <w:proofErr w:type="spellStart"/>
+                                  <w:r>
+                                    <w:rPr>
+                                      <w:sz w:val="18"/>
+                                      <w:szCs w:val="18"/>
+                                      <w:lang w:val="en-US"/>
+                                    </w:rPr>
+                                    <w:t>ViewAssessmentBrief.jsx</w:t>
+                                  </w:r>
+                                  <w:proofErr w:type="spellEnd"/>
+                                </w:p>
+                              </w:tc>
+                              <w:tc>
+                                <w:tcPr>
+                                  <w:tcW w:w="752" w:type="dxa"/>
+                                </w:tcPr>
+                                <w:p>
+                                  <w:pPr>
+                                    <w:rPr>
+                                      <w:sz w:val="18"/>
+                                      <w:szCs w:val="18"/>
+                                      <w:lang w:val="en-US"/>
+                                    </w:rPr>
+                                  </w:pPr>
+                                  <w:r>
+                                    <w:rPr>
+                                      <w:sz w:val="18"/>
+                                      <w:szCs w:val="18"/>
+                                      <w:lang w:val="en-US"/>
+                                    </w:rPr>
+                                    <w:t>Done</w:t>
+                                  </w:r>
+                                </w:p>
+                              </w:tc>
+                            </w:tr>
+                            <w:tr>
+                              <w:tc>
+                                <w:tcPr>
+                                  <w:tcW w:w="555" w:type="dxa"/>
+                                </w:tcPr>
+                                <w:p>
+                                  <w:pPr>
+                                    <w:pStyle w:val="ListParagraph"/>
+                                    <w:numPr>
+                                      <w:ilvl w:val="0"/>
+                                      <w:numId w:val="3"/>
+                                    </w:numPr>
+                                    <w:jc w:val="both"/>
+                                    <w:rPr>
+                                      <w:sz w:val="18"/>
+                                      <w:szCs w:val="18"/>
+                                      <w:lang w:val="en-US"/>
+                                    </w:rPr>
+                                  </w:pPr>
+                                </w:p>
+                              </w:tc>
+                              <w:tc>
+                                <w:tcPr>
+                                  <w:tcW w:w="3381" w:type="dxa"/>
+                                  <w:shd w:val="clear" w:color="auto" w:fill="FFFFFF" w:themeFill="background1"/>
+                                </w:tcPr>
+                                <w:p>
+                                  <w:pPr>
+                                    <w:pStyle w:val="NoSpacing"/>
+                                    <w:rPr>
+                                      <w:color w:val="FFFFFF" w:themeColor="background1"/>
+                                      <w:sz w:val="18"/>
+                                      <w:szCs w:val="18"/>
+                                      <w:lang w:eastAsia="en-IN"/>
+                                    </w:rPr>
+                                  </w:pPr>
+                                  <w:r>
+                                    <w:rPr>
+                                      <w:sz w:val="18"/>
+                                      <w:szCs w:val="18"/>
+                                      <w:lang w:eastAsia="en-IN"/>
+                                    </w:rPr>
+                                    <w:t>/get/</w:t>
+                                  </w:r>
+                                  <w:proofErr w:type="spellStart"/>
+                                  <w:r>
+                                    <w:rPr>
+                                      <w:sz w:val="18"/>
+                                      <w:szCs w:val="18"/>
+                                      <w:lang w:eastAsia="en-IN"/>
+                                    </w:rPr>
+                                    <w:t>assessmentPaper</w:t>
+                                  </w:r>
+                                  <w:proofErr w:type="spellEnd"/>
+                                  <w:r>
+                                    <w:rPr>
+                                      <w:sz w:val="18"/>
+                                      <w:szCs w:val="18"/>
+                                      <w:lang w:eastAsia="en-IN"/>
+                                    </w:rPr>
+                                    <w:t>/:id</w:t>
+                                  </w:r>
+                                </w:p>
+                              </w:tc>
+                              <w:tc>
+                                <w:tcPr>
+                                  <w:tcW w:w="3118" w:type="dxa"/>
+                                </w:tcPr>
+                                <w:p>
+                                  <w:pPr>
+                                    <w:rPr>
+                                      <w:sz w:val="18"/>
+                                      <w:szCs w:val="18"/>
+                                      <w:lang w:val="en-US"/>
+                                    </w:rPr>
+                                  </w:pPr>
+                                  <w:r>
+                                    <w:rPr>
+                                      <w:sz w:val="18"/>
+                                      <w:szCs w:val="18"/>
+                                      <w:lang w:val="en-US"/>
+                                    </w:rPr>
+                                    <w:t>Fetch questions for Question paper</w:t>
+                                  </w:r>
                                 </w:p>
                               </w:tc>
                               <w:tc>
@@ -9018,15 +9328,33 @@
                                 <w:szCs w:val="18"/>
                                 <w:lang w:val="en-US"/>
                               </w:rPr>
-                              <w:t>assessment/get</w:t>
-                            </w:r>
-                            <w:r>
-                              <w:rPr>
-                                <w:sz w:val="18"/>
-                                <w:szCs w:val="18"/>
-                                <w:lang w:val="en-US"/>
-                              </w:rPr>
-                              <w:t>/teacher/:username</w:t>
+                              <w:t>assessment/</w:t>
+                            </w:r>
+                            <w:proofErr w:type="spellStart"/>
+                            <w:r>
+                              <w:rPr>
+                                <w:sz w:val="18"/>
+                                <w:szCs w:val="18"/>
+                                <w:lang w:val="en-US"/>
+                              </w:rPr>
+                              <w:t>get</w:t>
+                            </w:r>
+                            <w:r>
+                              <w:rPr>
+                                <w:sz w:val="18"/>
+                                <w:szCs w:val="18"/>
+                                <w:lang w:val="en-US"/>
+                              </w:rPr>
+                              <w:t>teacher</w:t>
+                            </w:r>
+                            <w:proofErr w:type="spellEnd"/>
+                            <w:r>
+                              <w:rPr>
+                                <w:sz w:val="18"/>
+                                <w:szCs w:val="18"/>
+                                <w:lang w:val="en-US"/>
+                              </w:rPr>
+                              <w:t>/:username</w:t>
                             </w:r>
                           </w:p>
                         </w:tc>
@@ -9170,16 +9498,34 @@
                                 <w:szCs w:val="18"/>
                                 <w:lang w:val="en-US"/>
                               </w:rPr>
-                              <w:t>assessment/get</w:t>
-                            </w:r>
-                            <w:r>
-                              <w:rPr>
-                                <w:sz w:val="18"/>
-                                <w:szCs w:val="18"/>
-                                <w:lang w:val="en-US"/>
-                              </w:rPr>
-                              <w:t>/student</w:t>
-                            </w:r>
+                              <w:t>assessment/</w:t>
+                            </w:r>
+                            <w:proofErr w:type="spellStart"/>
+                            <w:r>
+                              <w:rPr>
+                                <w:sz w:val="18"/>
+                                <w:szCs w:val="18"/>
+                                <w:lang w:val="en-US"/>
+                              </w:rPr>
+                              <w:t>get</w:t>
+                            </w:r>
+                            <w:r>
+                              <w:rPr>
+                                <w:sz w:val="18"/>
+                                <w:szCs w:val="18"/>
+                                <w:lang w:val="en-US"/>
+                              </w:rPr>
+                              <w:t>S</w:t>
+                            </w:r>
+                            <w:r>
+                              <w:rPr>
+                                <w:sz w:val="18"/>
+                                <w:szCs w:val="18"/>
+                                <w:lang w:val="en-US"/>
+                              </w:rPr>
+                              <w:t>tudent</w:t>
+                            </w:r>
+                            <w:proofErr w:type="spellEnd"/>
                           </w:p>
                         </w:tc>
                         <w:tc>
@@ -9220,6 +9566,280 @@
                               <w:t>gradelevel</w:t>
                             </w:r>
                             <w:proofErr w:type="spellEnd"/>
+                          </w:p>
+                        </w:tc>
+                        <w:tc>
+                          <w:tcPr>
+                            <w:tcW w:w="2977" w:type="dxa"/>
+                          </w:tcPr>
+                          <w:p>
+                            <w:pPr>
+                              <w:rPr>
+                                <w:sz w:val="18"/>
+                                <w:szCs w:val="18"/>
+                                <w:lang w:val="en-US"/>
+                              </w:rPr>
+                            </w:pPr>
+                            <w:r>
+                              <w:rPr>
+                                <w:sz w:val="18"/>
+                                <w:szCs w:val="18"/>
+                                <w:lang w:val="en-US"/>
+                              </w:rPr>
+                              <w:t xml:space="preserve">Student &gt; Assessment &gt; </w:t>
+                            </w:r>
+                            <w:proofErr w:type="spellStart"/>
+                            <w:r>
+                              <w:rPr>
+                                <w:sz w:val="18"/>
+                                <w:szCs w:val="18"/>
+                                <w:lang w:val="en-US"/>
+                              </w:rPr>
+                              <w:t>index.jsx</w:t>
+                            </w:r>
+                            <w:proofErr w:type="spellEnd"/>
+                          </w:p>
+                        </w:tc>
+                        <w:tc>
+                          <w:tcPr>
+                            <w:tcW w:w="752" w:type="dxa"/>
+                          </w:tcPr>
+                          <w:p>
+                            <w:pPr>
+                              <w:rPr>
+                                <w:sz w:val="18"/>
+                                <w:szCs w:val="18"/>
+                                <w:lang w:val="en-US"/>
+                              </w:rPr>
+                            </w:pPr>
+                            <w:r>
+                              <w:rPr>
+                                <w:sz w:val="18"/>
+                                <w:szCs w:val="18"/>
+                                <w:lang w:val="en-US"/>
+                              </w:rPr>
+                              <w:t>Done</w:t>
+                            </w:r>
+                          </w:p>
+                        </w:tc>
+                      </w:tr>
+                      <w:tr>
+                        <w:tc>
+                          <w:tcPr>
+                            <w:tcW w:w="555" w:type="dxa"/>
+                          </w:tcPr>
+                          <w:p>
+                            <w:pPr>
+                              <w:pStyle w:val="ListParagraph"/>
+                              <w:numPr>
+                                <w:ilvl w:val="0"/>
+                                <w:numId w:val="3"/>
+                              </w:numPr>
+                              <w:jc w:val="both"/>
+                              <w:rPr>
+                                <w:sz w:val="18"/>
+                                <w:szCs w:val="18"/>
+                                <w:lang w:val="en-US"/>
+                              </w:rPr>
+                            </w:pPr>
+                          </w:p>
+                        </w:tc>
+                        <w:tc>
+                          <w:tcPr>
+                            <w:tcW w:w="3381" w:type="dxa"/>
+                            <w:shd w:val="clear" w:color="auto" w:fill="FFFFFF" w:themeFill="background1"/>
+                          </w:tcPr>
+                          <w:p>
+                            <w:pPr>
+                              <w:pStyle w:val="NoSpacing"/>
+                              <w:rPr>
+                                <w:color w:val="D4D4D4"/>
+                                <w:sz w:val="18"/>
+                                <w:szCs w:val="18"/>
+                                <w:lang w:eastAsia="en-IN"/>
+                              </w:rPr>
+                            </w:pPr>
+                            <w:r>
+                              <w:rPr>
+                                <w:sz w:val="18"/>
+                                <w:szCs w:val="18"/>
+                                <w:lang w:eastAsia="en-IN"/>
+                              </w:rPr>
+                              <w:t>/get/</w:t>
+                            </w:r>
+                            <w:proofErr w:type="spellStart"/>
+                            <w:r>
+                              <w:rPr>
+                                <w:sz w:val="18"/>
+                                <w:szCs w:val="18"/>
+                                <w:lang w:eastAsia="en-IN"/>
+                              </w:rPr>
+                              <w:t>studentAssessment</w:t>
+                            </w:r>
+                            <w:proofErr w:type="spellEnd"/>
+                            <w:r>
+                              <w:rPr>
+                                <w:sz w:val="18"/>
+                                <w:szCs w:val="18"/>
+                                <w:lang w:eastAsia="en-IN"/>
+                              </w:rPr>
+                              <w:t>/:id</w:t>
+                            </w:r>
+                          </w:p>
+                        </w:tc>
+                        <w:tc>
+                          <w:tcPr>
+                            <w:tcW w:w="3118" w:type="dxa"/>
+                          </w:tcPr>
+                          <w:p>
+                            <w:pPr>
+                              <w:rPr>
+                                <w:sz w:val="18"/>
+                                <w:szCs w:val="18"/>
+                                <w:lang w:val="en-US"/>
+                              </w:rPr>
+                            </w:pPr>
+                            <w:r>
+                              <w:rPr>
+                                <w:sz w:val="18"/>
+                                <w:szCs w:val="18"/>
+                                <w:lang w:val="en-US"/>
+                              </w:rPr>
+                              <w:t>Fetch assessment by id leaving answer field</w:t>
+                            </w:r>
+                          </w:p>
+                        </w:tc>
+                        <w:tc>
+                          <w:tcPr>
+                            <w:tcW w:w="2977" w:type="dxa"/>
+                          </w:tcPr>
+                          <w:p>
+                            <w:pPr>
+                              <w:rPr>
+                                <w:sz w:val="18"/>
+                                <w:szCs w:val="18"/>
+                                <w:lang w:val="en-US"/>
+                              </w:rPr>
+                            </w:pPr>
+                            <w:proofErr w:type="spellStart"/>
+                            <w:r>
+                              <w:rPr>
+                                <w:sz w:val="18"/>
+                                <w:szCs w:val="18"/>
+                                <w:lang w:val="en-US"/>
+                              </w:rPr>
+                              <w:t>ViewAssessmentBrief.jsx</w:t>
+                            </w:r>
+                            <w:proofErr w:type="spellEnd"/>
+                          </w:p>
+                        </w:tc>
+                        <w:tc>
+                          <w:tcPr>
+                            <w:tcW w:w="752" w:type="dxa"/>
+                          </w:tcPr>
+                          <w:p>
+                            <w:pPr>
+                              <w:rPr>
+                                <w:sz w:val="18"/>
+                                <w:szCs w:val="18"/>
+                                <w:lang w:val="en-US"/>
+                              </w:rPr>
+                            </w:pPr>
+                            <w:r>
+                              <w:rPr>
+                                <w:sz w:val="18"/>
+                                <w:szCs w:val="18"/>
+                                <w:lang w:val="en-US"/>
+                              </w:rPr>
+                              <w:t>Done</w:t>
+                            </w:r>
+                          </w:p>
+                        </w:tc>
+                      </w:tr>
+                      <w:tr>
+                        <w:tc>
+                          <w:tcPr>
+                            <w:tcW w:w="555" w:type="dxa"/>
+                          </w:tcPr>
+                          <w:p>
+                            <w:pPr>
+                              <w:pStyle w:val="ListParagraph"/>
+                              <w:numPr>
+                                <w:ilvl w:val="0"/>
+                                <w:numId w:val="3"/>
+                              </w:numPr>
+                              <w:jc w:val="both"/>
+                              <w:rPr>
+                                <w:sz w:val="18"/>
+                                <w:szCs w:val="18"/>
+                                <w:lang w:val="en-US"/>
+                              </w:rPr>
+                            </w:pPr>
+                          </w:p>
+                        </w:tc>
+                        <w:tc>
+                          <w:tcPr>
+                            <w:tcW w:w="3381" w:type="dxa"/>
+                            <w:shd w:val="clear" w:color="auto" w:fill="FFFFFF" w:themeFill="background1"/>
+                          </w:tcPr>
+                          <w:p>
+                            <w:pPr>
+                              <w:pStyle w:val="NoSpacing"/>
+                              <w:rPr>
+                                <w:color w:val="FFFFFF" w:themeColor="background1"/>
+                                <w:sz w:val="18"/>
+                                <w:szCs w:val="18"/>
+                                <w:lang w:eastAsia="en-IN"/>
+                              </w:rPr>
+                            </w:pPr>
+                            <w:r>
+                              <w:rPr>
+                                <w:sz w:val="18"/>
+                                <w:szCs w:val="18"/>
+                                <w:lang w:eastAsia="en-IN"/>
+                              </w:rPr>
+                              <w:t>/get/</w:t>
+                            </w:r>
+                            <w:proofErr w:type="spellStart"/>
+                            <w:r>
+                              <w:rPr>
+                                <w:sz w:val="18"/>
+                                <w:szCs w:val="18"/>
+                                <w:lang w:eastAsia="en-IN"/>
+                              </w:rPr>
+                              <w:t>assessmentPaper</w:t>
+                            </w:r>
+                            <w:proofErr w:type="spellEnd"/>
+                            <w:r>
+                              <w:rPr>
+                                <w:sz w:val="18"/>
+                                <w:szCs w:val="18"/>
+                                <w:lang w:eastAsia="en-IN"/>
+                              </w:rPr>
+                              <w:t>/:id</w:t>
+                            </w:r>
+                          </w:p>
+                        </w:tc>
+                        <w:tc>
+                          <w:tcPr>
+                            <w:tcW w:w="3118" w:type="dxa"/>
+                          </w:tcPr>
+                          <w:p>
+                            <w:pPr>
+                              <w:rPr>
+                                <w:sz w:val="18"/>
+                                <w:szCs w:val="18"/>
+                                <w:lang w:val="en-US"/>
+                              </w:rPr>
+                            </w:pPr>
+                            <w:r>
+                              <w:rPr>
+                                <w:sz w:val="18"/>
+                                <w:szCs w:val="18"/>
+                                <w:lang w:val="en-US"/>
+                              </w:rPr>
+                              <w:t>Fetch questions for Question paper</w:t>
+                            </w:r>
                           </w:p>
                         </w:tc>
                         <w:tc>
@@ -10447,6 +11067,7 @@
           <w:szCs w:val="36"/>
           <w:lang w:val="en-US"/>
         </w:rPr>
+        <w:lastRenderedPageBreak/>
         <w:br/>
       </w:r>
     </w:p>
@@ -10466,7 +11087,6 @@
           <w:szCs w:val="36"/>
           <w:lang w:val="en-US"/>
         </w:rPr>
-        <w:lastRenderedPageBreak/>
         <w:t>ERROR</w:t>
       </w:r>
       <w:r>
@@ -12547,6 +13167,27 @@
     <w:name w:val="Normal"/>
     <w:qFormat/>
   </w:style>
+  <w:style w:type="paragraph" w:styleId="Heading1">
+    <w:name w:val="heading 1"/>
+    <w:basedOn w:val="Normal"/>
+    <w:next w:val="Normal"/>
+    <w:link w:val="Heading1Char"/>
+    <w:uiPriority w:val="9"/>
+    <w:qFormat/>
+    <w:rsid w:val="00113294"/>
+    <w:pPr>
+      <w:keepNext/>
+      <w:keepLines/>
+      <w:spacing w:before="240" w:after="0"/>
+      <w:outlineLvl w:val="0"/>
+    </w:pPr>
+    <w:rPr>
+      <w:rFonts w:asciiTheme="majorHAnsi" w:eastAsiaTheme="majorEastAsia" w:hAnsiTheme="majorHAnsi" w:cstheme="majorBidi"/>
+      <w:color w:val="2F5496" w:themeColor="accent1" w:themeShade="BF"/>
+      <w:sz w:val="32"/>
+      <w:szCs w:val="32"/>
+    </w:rPr>
+  </w:style>
   <w:style w:type="character" w:default="1" w:styleId="DefaultParagraphFont">
     <w:name w:val="Default Paragraph Font"/>
     <w:uiPriority w:val="1"/>
@@ -12656,6 +13297,19 @@
     <w:pPr>
       <w:spacing w:after="0" w:line="240" w:lineRule="auto"/>
     </w:pPr>
+  </w:style>
+  <w:style w:type="character" w:customStyle="1" w:styleId="Heading1Char">
+    <w:name w:val="Heading 1 Char"/>
+    <w:basedOn w:val="DefaultParagraphFont"/>
+    <w:link w:val="Heading1"/>
+    <w:uiPriority w:val="9"/>
+    <w:rsid w:val="00113294"/>
+    <w:rPr>
+      <w:rFonts w:asciiTheme="majorHAnsi" w:eastAsiaTheme="majorEastAsia" w:hAnsiTheme="majorHAnsi" w:cstheme="majorBidi"/>
+      <w:color w:val="2F5496" w:themeColor="accent1" w:themeShade="BF"/>
+      <w:sz w:val="32"/>
+      <w:szCs w:val="32"/>
+    </w:rPr>
   </w:style>
 </w:styles>
 </file>
